--- a/Scalvicon_Project_Audit_Report.docx
+++ b/Scalvicon_Project_Audit_Report.docx
@@ -4,14 +4,14 @@
   <w:body>
     <w:p>
       <w:pPr>
-        <w:spacing w:before="1200" w:after="80"/>
+        <w:spacing w:before="1000" w:after="80"/>
         <w:jc w:val="center"/>
       </w:pPr>
       <w:r>
         <w:rPr>
           <w:b/>
           <w:color w:val="00E5A0"/>
-          <w:sz w:val="76"/>
+          <w:sz w:val="80"/>
         </w:rPr>
         <w:t>Scalvicon</w:t>
       </w:r>
@@ -27,7 +27,21 @@
           <w:color w:val="0D161F"/>
           <w:sz w:val="36"/>
         </w:rPr>
-        <w:t>Complete Project Audit Report — Phase 1 &amp; Phase 2</w:t>
+        <w:t>Complete Project Audit Report</w:t>
+      </w:r>
+    </w:p>
+    <w:p>
+      <w:pPr>
+        <w:spacing w:after="80"/>
+        <w:jc w:val="center"/>
+      </w:pPr>
+      <w:r>
+        <w:rPr>
+          <w:i/>
+          <w:color w:val="00E5A0"/>
+          <w:sz w:val="20"/>
+        </w:rPr>
+        <w:t>Phase 1: Public Site  ·  Phase 2: Admin Dashboard  ·  Phase 3: Security &amp; Performance  ·  Phase 4: Advanced Admin</w:t>
       </w:r>
     </w:p>
     <w:p>
@@ -40,7 +54,7 @@
           <w:color w:val="666666"/>
           <w:sz w:val="20"/>
         </w:rPr>
-        <w:t>Audit Date: 24 February 2026   •   Prepared by: Senior Software Engineer</w:t>
+        <w:t>Audit Date: 25 February 2026   •   Prepared by: Senior Software Engineer</w:t>
       </w:r>
     </w:p>
     <w:p/>
@@ -126,7 +140,7 @@
                 <w:color w:val="00E5A0"/>
                 <w:sz w:val="20"/>
               </w:rPr>
-              <w:t>Marketing + Admin</w:t>
+              <w:t>Marketing + Admin Panel</w:t>
               <w:br/>
             </w:r>
             <w:r>
@@ -179,7 +193,7 @@
           <w:color w:val="2980B9"/>
           <w:sz w:val="21"/>
         </w:rPr>
-        <w:t>🔗  Live URL: https://scalvicon-9bf2f.web.app  |  Admin Panel: https://scalvicon-9bf2f.web.app/admin</w:t>
+        <w:t>🔗  Live Site: https://scalvicon-9bf2f.web.app  |  Admin: /admin  |  Repo: webcraft-ascend</w:t>
       </w:r>
     </w:p>
     <w:p>
@@ -202,21 +216,7 @@
           <w:color w:val="FFFFFF"/>
           <w:sz w:val="40"/>
         </w:rPr>
-        <w:t>1 · Delivery Summary</w:t>
-      </w:r>
-    </w:p>
-    <w:p>
-      <w:pPr>
-        <w:spacing w:after="80"/>
-      </w:pPr>
-      <w:r>
-        <w:rPr>
-          <w:b w:val="0"/>
-          <w:i w:val="0"/>
-          <w:color w:val="1A1A2E"/>
-          <w:sz w:val="21"/>
-        </w:rPr>
-        <w:t>This report covers two phases of the Scalvicon project. Phase 1 built and deployed the public marketing site with Firebase authentication, real data, and all UI/UX enhancements. Phase 2 built the internal admin dashboard with real-time lead management and analytics. Both phases are deployed and live at the URL above.</w:t>
+        <w:t>1 · Phase-by-Phase Delivery Summary</w:t>
       </w:r>
     </w:p>
     <w:p>
@@ -259,7 +259,7 @@
                 <w:color w:val="FFFFFF"/>
                 <w:sz w:val="19"/>
               </w:rPr>
-              <w:t>Area</w:t>
+              <w:t>Feature</w:t>
             </w:r>
           </w:p>
         </w:tc>
@@ -292,7 +292,7 @@
                 <w:color w:val="1A1A2E"/>
                 <w:sz w:val="19"/>
               </w:rPr>
-              <w:t>Deployment</w:t>
+              <w:t>Firebase Hosting deploy</w:t>
             </w:r>
           </w:p>
         </w:tc>
@@ -307,7 +307,7 @@
                 <w:color w:val="1A1A2E"/>
                 <w:sz w:val="19"/>
               </w:rPr>
-              <w:t>✅ Firebase Hosting — scalvicon-9bf2f.web.app</w:t>
+              <w:t>✅ https://scalvicon-9bf2f.web.app — live</w:t>
             </w:r>
           </w:p>
         </w:tc>
@@ -324,7 +324,7 @@
                 <w:color w:val="1A1A2E"/>
                 <w:sz w:val="19"/>
               </w:rPr>
-              <w:t>Authentication</w:t>
+              <w:t>Firebase Auth</w:t>
             </w:r>
           </w:p>
         </w:tc>
@@ -339,7 +339,7 @@
                 <w:color w:val="1A1A2E"/>
                 <w:sz w:val="19"/>
               </w:rPr>
-              <w:t>✅ Firebase Auth — Google OAuth + Email/Password</w:t>
+              <w:t>✅ Google OAuth + Email/Password + Forgot Password</w:t>
             </w:r>
           </w:p>
         </w:tc>
@@ -356,7 +356,7 @@
                 <w:color w:val="1A1A2E"/>
                 <w:sz w:val="19"/>
               </w:rPr>
-              <w:t>Firestore</w:t>
+              <w:t>Navbar</w:t>
             </w:r>
           </w:p>
         </w:tc>
@@ -371,7 +371,7 @@
                 <w:color w:val="1A1A2E"/>
                 <w:sz w:val="19"/>
               </w:rPr>
-              <w:t>✅ leads collection for contact form submissions</w:t>
+              <w:t>✅ IntersectionObserver active-section tracking, 6 scroll links</w:t>
             </w:r>
           </w:p>
         </w:tc>
@@ -388,7 +388,7 @@
                 <w:color w:val="1A1A2E"/>
                 <w:sz w:val="19"/>
               </w:rPr>
-              <w:t>New Sections</w:t>
+              <w:t>Hero section</w:t>
             </w:r>
           </w:p>
         </w:tc>
@@ -403,7 +403,7 @@
                 <w:color w:val="1A1A2E"/>
                 <w:sz w:val="19"/>
               </w:rPr>
-              <w:t>✅ Services, ContactForm, WhatsApp float, Scroll-to-top</w:t>
+              <w:t>✅ Animated mockup cards, dual CTAs wired to WhatsApp/contact</w:t>
             </w:r>
           </w:p>
         </w:tc>
@@ -420,7 +420,7 @@
                 <w:color w:val="1A1A2E"/>
                 <w:sz w:val="19"/>
               </w:rPr>
-              <w:t>Real Data</w:t>
+              <w:t>Services section</w:t>
             </w:r>
           </w:p>
         </w:tc>
@@ -435,7 +435,7 @@
                 <w:color w:val="1A1A2E"/>
                 <w:sz w:val="19"/>
               </w:rPr>
-              <w:t>✅ Testimonials, Portfolio (6 projects), FAQ, Pricing all use data files</w:t>
+              <w:t>✅ 6 service cards (Business, Booking, E-commerce, SEO, etc.)</w:t>
             </w:r>
           </w:p>
         </w:tc>
@@ -452,7 +452,7 @@
                 <w:color w:val="1A1A2E"/>
                 <w:sz w:val="19"/>
               </w:rPr>
-              <w:t>Navbar</w:t>
+              <w:t>Process section</w:t>
             </w:r>
           </w:p>
         </w:tc>
@@ -467,7 +467,7 @@
                 <w:color w:val="1A1A2E"/>
                 <w:sz w:val="19"/>
               </w:rPr>
-              <w:t>✅ Active section tracking via IntersectionObserver, 6 links including Services + Contact</w:t>
+              <w:t>✅ Real 5-week timeline with weekly milestone descriptions</w:t>
             </w:r>
           </w:p>
         </w:tc>
@@ -484,7 +484,7 @@
                 <w:color w:val="1A1A2E"/>
                 <w:sz w:val="19"/>
               </w:rPr>
-              <w:t>Pricing</w:t>
+              <w:t>Pricing section</w:t>
             </w:r>
           </w:p>
         </w:tc>
@@ -499,7 +499,7 @@
                 <w:color w:val="1A1A2E"/>
                 <w:sz w:val="19"/>
               </w:rPr>
-              <w:t>✅ ₹14,999 / ₹24,999 / ₹34,999 real Indian market plans</w:t>
+              <w:t>✅ ₹14,999 / ₹24,999 / ₹34,999 — Most Popular badge, INR</w:t>
             </w:r>
           </w:p>
         </w:tc>
@@ -516,7 +516,7 @@
                 <w:color w:val="1A1A2E"/>
                 <w:sz w:val="19"/>
               </w:rPr>
-              <w:t>Process</w:t>
+              <w:t>Portfolio section</w:t>
             </w:r>
           </w:p>
         </w:tc>
@@ -531,7 +531,7 @@
                 <w:color w:val="1A1A2E"/>
                 <w:sz w:val="19"/>
               </w:rPr>
-              <w:t>✅ Real 5-week timeline with detailed step descriptions</w:t>
+              <w:t>✅ 6 real case studies — filterable, animated modal with metrics</w:t>
             </w:r>
           </w:p>
         </w:tc>
@@ -548,7 +548,7 @@
                 <w:color w:val="1A1A2E"/>
                 <w:sz w:val="19"/>
               </w:rPr>
-              <w:t>Footer</w:t>
+              <w:t>Testimonials section</w:t>
             </w:r>
           </w:p>
         </w:tc>
@@ -563,7 +563,7 @@
                 <w:color w:val="1A1A2E"/>
                 <w:sz w:val="19"/>
               </w:rPr>
-              <w:t>✅ Real contact details, scroll-to-section links, coming-soon toasts</w:t>
+              <w:t>✅ 4 real Indian SME testimonials with star ratings</w:t>
             </w:r>
           </w:p>
         </w:tc>
@@ -580,7 +580,7 @@
                 <w:color w:val="1A1A2E"/>
                 <w:sz w:val="19"/>
               </w:rPr>
-              <w:t>Bundle size</w:t>
+              <w:t>FAQ section</w:t>
             </w:r>
           </w:p>
         </w:tc>
@@ -595,7 +595,167 @@
                 <w:color w:val="1A1A2E"/>
                 <w:sz w:val="19"/>
               </w:rPr>
-              <w:t>✅ 314 KB gzip — well under 1.5 MB target</w:t>
+              <w:t>✅ 6 Scalvicon-specific answers, Framer Motion accordion</w:t>
+            </w:r>
+          </w:p>
+        </w:tc>
+      </w:tr>
+      <w:tr>
+        <w:tc>
+          <w:tcPr>
+            <w:tcW w:type="dxa" w:w="3456"/>
+            <w:shd w:val="clear" w:color="auto" w:fill="F5F5F5"/>
+          </w:tcPr>
+          <w:p>
+            <w:r>
+              <w:rPr>
+                <w:color w:val="1A1A2E"/>
+                <w:sz w:val="19"/>
+              </w:rPr>
+              <w:t>ContactForm</w:t>
+            </w:r>
+          </w:p>
+        </w:tc>
+        <w:tc>
+          <w:tcPr>
+            <w:tcW w:type="dxa" w:w="6048"/>
+            <w:shd w:val="clear" w:color="auto" w:fill="F5F5F5"/>
+          </w:tcPr>
+          <w:p>
+            <w:r>
+              <w:rPr>
+                <w:color w:val="1A1A2E"/>
+                <w:sz w:val="19"/>
+              </w:rPr>
+              <w:t>✅ Zod validation, Firestore write, WhatsApp fallback</w:t>
+            </w:r>
+          </w:p>
+        </w:tc>
+      </w:tr>
+      <w:tr>
+        <w:tc>
+          <w:tcPr>
+            <w:tcW w:type="dxa" w:w="3456"/>
+            <w:shd w:val="clear" w:color="auto" w:fill="FFFFFF"/>
+          </w:tcPr>
+          <w:p>
+            <w:r>
+              <w:rPr>
+                <w:color w:val="1A1A2E"/>
+                <w:sz w:val="19"/>
+              </w:rPr>
+              <w:t>WhatsApp floating button</w:t>
+            </w:r>
+          </w:p>
+        </w:tc>
+        <w:tc>
+          <w:tcPr>
+            <w:tcW w:type="dxa" w:w="6048"/>
+            <w:shd w:val="clear" w:color="auto" w:fill="FFFFFF"/>
+          </w:tcPr>
+          <w:p>
+            <w:r>
+              <w:rPr>
+                <w:color w:val="1A1A2E"/>
+                <w:sz w:val="19"/>
+              </w:rPr>
+              <w:t>✅ Pulse ring, tooltip, hidden on auth routes</w:t>
+            </w:r>
+          </w:p>
+        </w:tc>
+      </w:tr>
+      <w:tr>
+        <w:tc>
+          <w:tcPr>
+            <w:tcW w:type="dxa" w:w="3456"/>
+            <w:shd w:val="clear" w:color="auto" w:fill="F5F5F5"/>
+          </w:tcPr>
+          <w:p>
+            <w:r>
+              <w:rPr>
+                <w:color w:val="1A1A2E"/>
+                <w:sz w:val="19"/>
+              </w:rPr>
+              <w:t>Scroll-to-top button</w:t>
+            </w:r>
+          </w:p>
+        </w:tc>
+        <w:tc>
+          <w:tcPr>
+            <w:tcW w:type="dxa" w:w="6048"/>
+            <w:shd w:val="clear" w:color="auto" w:fill="F5F5F5"/>
+          </w:tcPr>
+          <w:p>
+            <w:r>
+              <w:rPr>
+                <w:color w:val="1A1A2E"/>
+                <w:sz w:val="19"/>
+              </w:rPr>
+              <w:t>✅ Appears after 400px scroll</w:t>
+            </w:r>
+          </w:p>
+        </w:tc>
+      </w:tr>
+      <w:tr>
+        <w:tc>
+          <w:tcPr>
+            <w:tcW w:type="dxa" w:w="3456"/>
+            <w:shd w:val="clear" w:color="auto" w:fill="FFFFFF"/>
+          </w:tcPr>
+          <w:p>
+            <w:r>
+              <w:rPr>
+                <w:color w:val="1A1A2E"/>
+                <w:sz w:val="19"/>
+              </w:rPr>
+              <w:t>Footer</w:t>
+            </w:r>
+          </w:p>
+        </w:tc>
+        <w:tc>
+          <w:tcPr>
+            <w:tcW w:type="dxa" w:w="6048"/>
+            <w:shd w:val="clear" w:color="auto" w:fill="FFFFFF"/>
+          </w:tcPr>
+          <w:p>
+            <w:r>
+              <w:rPr>
+                <w:color w:val="1A1A2E"/>
+                <w:sz w:val="19"/>
+              </w:rPr>
+              <w:t>✅ Real links / coming-soon toasts for blog &amp; careers</w:t>
+            </w:r>
+          </w:p>
+        </w:tc>
+      </w:tr>
+      <w:tr>
+        <w:tc>
+          <w:tcPr>
+            <w:tcW w:type="dxa" w:w="3456"/>
+            <w:shd w:val="clear" w:color="auto" w:fill="F5F5F5"/>
+          </w:tcPr>
+          <w:p>
+            <w:r>
+              <w:rPr>
+                <w:color w:val="1A1A2E"/>
+                <w:sz w:val="19"/>
+              </w:rPr>
+              <w:t>Bundle (gzip)</w:t>
+            </w:r>
+          </w:p>
+        </w:tc>
+        <w:tc>
+          <w:tcPr>
+            <w:tcW w:type="dxa" w:w="6048"/>
+            <w:shd w:val="clear" w:color="auto" w:fill="F5F5F5"/>
+          </w:tcPr>
+          <w:p>
+            <w:r>
+              <w:rPr>
+                <w:color w:val="1A1A2E"/>
+                <w:sz w:val="19"/>
+              </w:rPr>
+              <w:t>✅ 314 KB — well under 1.5 MB budget</w:t>
             </w:r>
           </w:p>
         </w:tc>
@@ -642,7 +802,7 @@
                 <w:color w:val="FFFFFF"/>
                 <w:sz w:val="19"/>
               </w:rPr>
-              <w:t>Area</w:t>
+              <w:t>Feature</w:t>
             </w:r>
           </w:p>
         </w:tc>
@@ -675,7 +835,7 @@
                 <w:color w:val="1A1A2E"/>
                 <w:sz w:val="19"/>
               </w:rPr>
-              <w:t>Route</w:t>
+              <w:t>AdminRoute guard</w:t>
             </w:r>
           </w:p>
         </w:tc>
@@ -690,7 +850,7 @@
                 <w:color w:val="1A1A2E"/>
                 <w:sz w:val="19"/>
               </w:rPr>
-              <w:t>✅ /admin — AdminRoute blocks non-admin users with toast</w:t>
+              <w:t>✅ Email check via VITE_ADMIN_EMAIL — redirects with toast</w:t>
             </w:r>
           </w:p>
         </w:tc>
@@ -707,7 +867,7 @@
                 <w:color w:val="1A1A2E"/>
                 <w:sz w:val="19"/>
               </w:rPr>
-              <w:t>Auth guard</w:t>
+              <w:t>Real-time Firestore listener</w:t>
             </w:r>
           </w:p>
         </w:tc>
@@ -722,7 +882,7 @@
                 <w:color w:val="1A1A2E"/>
                 <w:sz w:val="19"/>
               </w:rPr>
-              <w:t>✅ VITE_ADMIN_EMAIL env var — only krishnamaurya2204@gmail.com can access</w:t>
+              <w:t>✅ onSnapshot — instant updates, properly unsubscribed</w:t>
             </w:r>
           </w:p>
         </w:tc>
@@ -739,7 +899,7 @@
                 <w:color w:val="1A1A2E"/>
                 <w:sz w:val="19"/>
               </w:rPr>
-              <w:t>Real-time data</w:t>
+              <w:t>Leads table</w:t>
             </w:r>
           </w:p>
         </w:tc>
@@ -754,7 +914,7 @@
                 <w:color w:val="1A1A2E"/>
                 <w:sz w:val="19"/>
               </w:rPr>
-              <w:t>✅ onSnapshot listener — dashboard updates instantly on new form submission</w:t>
+              <w:t>✅ Name, Business, Type, Phone, Email, Budget, Date, Status, Actions</w:t>
             </w:r>
           </w:p>
         </w:tc>
@@ -771,7 +931,7 @@
                 <w:color w:val="1A1A2E"/>
                 <w:sz w:val="19"/>
               </w:rPr>
-              <w:t>Leads Table</w:t>
+              <w:t>Status badges</w:t>
             </w:r>
           </w:p>
         </w:tc>
@@ -786,7 +946,7 @@
                 <w:color w:val="1A1A2E"/>
                 <w:sz w:val="19"/>
               </w:rPr>
-              <w:t>✅ All columns: Name, Business, Type, Phone, Email, Budget, Date, Status, Actions</w:t>
+              <w:t>✅ new / contacted / converted / closed — color-coded pills</w:t>
             </w:r>
           </w:p>
         </w:tc>
@@ -803,7 +963,7 @@
                 <w:color w:val="1A1A2E"/>
                 <w:sz w:val="19"/>
               </w:rPr>
-              <w:t>Status badges</w:t>
+              <w:t>Row actions</w:t>
             </w:r>
           </w:p>
         </w:tc>
@@ -818,7 +978,7 @@
                 <w:color w:val="1A1A2E"/>
                 <w:sz w:val="19"/>
               </w:rPr>
-              <w:t>✅ new (green) / contacted (blue) / converted (purple) / closed (gray)</w:t>
+              <w:t>✅ WhatsApp deeplink, Mark Contacted, Convert</w:t>
             </w:r>
           </w:p>
         </w:tc>
@@ -835,7 +995,7 @@
                 <w:color w:val="1A1A2E"/>
                 <w:sz w:val="19"/>
               </w:rPr>
-              <w:t>Filters</w:t>
+              <w:t>Summary cards</w:t>
             </w:r>
           </w:p>
         </w:tc>
@@ -850,7 +1010,7 @@
                 <w:color w:val="1A1A2E"/>
                 <w:sz w:val="19"/>
               </w:rPr>
-              <w:t>✅ Search, status, business type, date-range (today/week/month)</w:t>
+              <w:t>✅ Total / New Today / Contacted / Converted / Rate%</w:t>
             </w:r>
           </w:p>
         </w:tc>
@@ -867,7 +1027,7 @@
                 <w:color w:val="1A1A2E"/>
                 <w:sz w:val="19"/>
               </w:rPr>
-              <w:t>Actions</w:t>
+              <w:t>Analytics — Line chart</w:t>
             </w:r>
           </w:p>
         </w:tc>
@@ -882,7 +1042,7 @@
                 <w:color w:val="1A1A2E"/>
                 <w:sz w:val="19"/>
               </w:rPr>
-              <w:t>✅ WhatsApp deeplink, Mark Contacted, Convert — all update Firestore</w:t>
+              <w:t>✅ Leads per day — last 30 days</w:t>
             </w:r>
           </w:p>
         </w:tc>
@@ -899,7 +1059,7 @@
                 <w:color w:val="1A1A2E"/>
                 <w:sz w:val="19"/>
               </w:rPr>
-              <w:t>Summary Cards</w:t>
+              <w:t>Analytics — Pie chart</w:t>
             </w:r>
           </w:p>
         </w:tc>
@@ -914,7 +1074,7 @@
                 <w:color w:val="1A1A2E"/>
                 <w:sz w:val="19"/>
               </w:rPr>
-              <w:t>✅ Total Leads / New Today / Contacted / Converted / Conversion Rate%</w:t>
+              <w:t>✅ Leads by business type</w:t>
             </w:r>
           </w:p>
         </w:tc>
@@ -931,7 +1091,7 @@
                 <w:color w:val="1A1A2E"/>
                 <w:sz w:val="19"/>
               </w:rPr>
-              <w:t>Analytics</w:t>
+              <w:t>Analytics — Bar chart</w:t>
             </w:r>
           </w:p>
         </w:tc>
@@ -946,7 +1106,7 @@
                 <w:color w:val="1A1A2E"/>
                 <w:sz w:val="19"/>
               </w:rPr>
-              <w:t>✅ recharts: Line chart (30d), Pie chart (by type), Bar chart (by budget)</w:t>
+              <w:t>✅ Leads by budget range</w:t>
             </w:r>
           </w:p>
         </w:tc>
@@ -963,7 +1123,7 @@
                 <w:color w:val="1A1A2E"/>
                 <w:sz w:val="19"/>
               </w:rPr>
-              <w:t>Bundle size</w:t>
+              <w:t>Mobile sidebar</w:t>
             </w:r>
           </w:p>
         </w:tc>
@@ -978,7 +1138,901 @@
                 <w:color w:val="1A1A2E"/>
                 <w:sz w:val="19"/>
               </w:rPr>
-              <w:t>✅ 438 KB gzip — within limit</w:t>
+              <w:t>✅ AnimatePresence overlay, collapses on tab select</w:t>
+            </w:r>
+          </w:p>
+        </w:tc>
+      </w:tr>
+      <w:tr>
+        <w:tc>
+          <w:tcPr>
+            <w:tcW w:type="dxa" w:w="3456"/>
+            <w:shd w:val="clear" w:color="auto" w:fill="F5F5F5"/>
+          </w:tcPr>
+          <w:p>
+            <w:r>
+              <w:rPr>
+                <w:color w:val="1A1A2E"/>
+                <w:sz w:val="19"/>
+              </w:rPr>
+              <w:t>Bundle (gzip)</w:t>
+            </w:r>
+          </w:p>
+        </w:tc>
+        <w:tc>
+          <w:tcPr>
+            <w:tcW w:type="dxa" w:w="6048"/>
+            <w:shd w:val="clear" w:color="auto" w:fill="F5F5F5"/>
+          </w:tcPr>
+          <w:p>
+            <w:r>
+              <w:rPr>
+                <w:color w:val="1A1A2E"/>
+                <w:sz w:val="19"/>
+              </w:rPr>
+              <w:t>✅ 438 KB — within limit</w:t>
+            </w:r>
+          </w:p>
+        </w:tc>
+      </w:tr>
+    </w:tbl>
+    <w:p/>
+    <w:p>
+      <w:pPr>
+        <w:spacing w:before="240" w:after="80"/>
+        <w:pBdr>
+          <w:bottom w:val="single" w:sz="4" w:space="2" w:color="00E5A0"/>
+        </w:pBdr>
+      </w:pPr>
+      <w:r>
+        <w:rPr>
+          <w:b/>
+          <w:color w:val="00E5A0"/>
+          <w:sz w:val="26"/>
+        </w:rPr>
+        <w:t>Phase 3 — Security &amp; Performance Hardening</w:t>
+      </w:r>
+    </w:p>
+    <w:tbl>
+      <w:tblPr>
+        <w:tblStyle w:val="TableGrid"/>
+        <w:tblW w:type="auto" w:w="0"/>
+        <w:jc w:val="left"/>
+        <w:tblLook w:firstColumn="1" w:firstRow="1" w:lastColumn="0" w:lastRow="0" w:noHBand="0" w:noVBand="1" w:val="04A0"/>
+      </w:tblPr>
+      <w:tblGrid>
+        <w:gridCol w:w="4680"/>
+        <w:gridCol w:w="4680"/>
+      </w:tblGrid>
+      <w:tr>
+        <w:tc>
+          <w:tcPr>
+            <w:tcW w:type="dxa" w:w="3456"/>
+            <w:shd w:val="clear" w:color="auto" w:fill="0D161F"/>
+          </w:tcPr>
+          <w:p>
+            <w:r>
+              <w:rPr>
+                <w:b/>
+                <w:color w:val="FFFFFF"/>
+                <w:sz w:val="19"/>
+              </w:rPr>
+              <w:t>Item</w:t>
+            </w:r>
+          </w:p>
+        </w:tc>
+        <w:tc>
+          <w:tcPr>
+            <w:tcW w:type="dxa" w:w="6048"/>
+            <w:shd w:val="clear" w:color="auto" w:fill="0D161F"/>
+          </w:tcPr>
+          <w:p>
+            <w:r>
+              <w:rPr>
+                <w:b/>
+                <w:color w:val="FFFFFF"/>
+                <w:sz w:val="19"/>
+              </w:rPr>
+              <w:t>Status</w:t>
+            </w:r>
+          </w:p>
+        </w:tc>
+      </w:tr>
+      <w:tr>
+        <w:tc>
+          <w:tcPr>
+            <w:tcW w:type="dxa" w:w="3456"/>
+            <w:shd w:val="clear" w:color="auto" w:fill="F5F5F5"/>
+          </w:tcPr>
+          <w:p>
+            <w:r>
+              <w:rPr>
+                <w:color w:val="1A1A2E"/>
+                <w:sz w:val="19"/>
+              </w:rPr>
+              <w:t>Firestore security rules</w:t>
+            </w:r>
+          </w:p>
+        </w:tc>
+        <w:tc>
+          <w:tcPr>
+            <w:tcW w:type="dxa" w:w="6048"/>
+            <w:shd w:val="clear" w:color="auto" w:fill="F5F5F5"/>
+          </w:tcPr>
+          <w:p>
+            <w:r>
+              <w:rPr>
+                <w:color w:val="1A1A2E"/>
+                <w:sz w:val="19"/>
+              </w:rPr>
+              <w:t>✅ Applied — leads read/update restricted to admin email</w:t>
+            </w:r>
+          </w:p>
+        </w:tc>
+      </w:tr>
+      <w:tr>
+        <w:tc>
+          <w:tcPr>
+            <w:tcW w:type="dxa" w:w="3456"/>
+            <w:shd w:val="clear" w:color="auto" w:fill="FFFFFF"/>
+          </w:tcPr>
+          <w:p>
+            <w:r>
+              <w:rPr>
+                <w:color w:val="1A1A2E"/>
+                <w:sz w:val="19"/>
+              </w:rPr>
+              <w:t>Code-split admin route</w:t>
+            </w:r>
+          </w:p>
+        </w:tc>
+        <w:tc>
+          <w:tcPr>
+            <w:tcW w:type="dxa" w:w="6048"/>
+            <w:shd w:val="clear" w:color="auto" w:fill="FFFFFF"/>
+          </w:tcPr>
+          <w:p>
+            <w:r>
+              <w:rPr>
+                <w:color w:val="1A1A2E"/>
+                <w:sz w:val="19"/>
+              </w:rPr>
+              <w:t>✅ React.lazy() — Admin chunk (22 KB gzip) loads only on /admin</w:t>
+            </w:r>
+          </w:p>
+        </w:tc>
+      </w:tr>
+      <w:tr>
+        <w:tc>
+          <w:tcPr>
+            <w:tcW w:type="dxa" w:w="3456"/>
+            <w:shd w:val="clear" w:color="auto" w:fill="F5F5F5"/>
+          </w:tcPr>
+          <w:p>
+            <w:r>
+              <w:rPr>
+                <w:color w:val="1A1A2E"/>
+                <w:sz w:val="19"/>
+              </w:rPr>
+              <w:t>recharts chunk</w:t>
+            </w:r>
+          </w:p>
+        </w:tc>
+        <w:tc>
+          <w:tcPr>
+            <w:tcW w:type="dxa" w:w="6048"/>
+            <w:shd w:val="clear" w:color="auto" w:fill="F5F5F5"/>
+          </w:tcPr>
+          <w:p>
+            <w:r>
+              <w:rPr>
+                <w:color w:val="1A1A2E"/>
+                <w:sz w:val="19"/>
+              </w:rPr>
+              <w:t>✅ 155 KB gzip — only loads when visiting /admin, not public</w:t>
+            </w:r>
+          </w:p>
+        </w:tc>
+      </w:tr>
+      <w:tr>
+        <w:tc>
+          <w:tcPr>
+            <w:tcW w:type="dxa" w:w="3456"/>
+            <w:shd w:val="clear" w:color="auto" w:fill="FFFFFF"/>
+          </w:tcPr>
+          <w:p>
+            <w:r>
+              <w:rPr>
+                <w:color w:val="1A1A2E"/>
+                <w:sz w:val="19"/>
+              </w:rPr>
+              <w:t>React ErrorBoundary</w:t>
+            </w:r>
+          </w:p>
+        </w:tc>
+        <w:tc>
+          <w:tcPr>
+            <w:tcW w:type="dxa" w:w="6048"/>
+            <w:shd w:val="clear" w:color="auto" w:fill="FFFFFF"/>
+          </w:tcPr>
+          <w:p>
+            <w:r>
+              <w:rPr>
+                <w:color w:val="1A1A2E"/>
+                <w:sz w:val="19"/>
+              </w:rPr>
+              <w:t>✅ Wraps all admin content — shows reload fallback on crash</w:t>
+            </w:r>
+          </w:p>
+        </w:tc>
+      </w:tr>
+      <w:tr>
+        <w:tc>
+          <w:tcPr>
+            <w:tcW w:type="dxa" w:w="3456"/>
+            <w:shd w:val="clear" w:color="auto" w:fill="F5F5F5"/>
+          </w:tcPr>
+          <w:p>
+            <w:r>
+              <w:rPr>
+                <w:color w:val="1A1A2E"/>
+                <w:sz w:val="19"/>
+              </w:rPr>
+              <w:t>LeadsTableSkeleton</w:t>
+            </w:r>
+          </w:p>
+        </w:tc>
+        <w:tc>
+          <w:tcPr>
+            <w:tcW w:type="dxa" w:w="6048"/>
+            <w:shd w:val="clear" w:color="auto" w:fill="F5F5F5"/>
+          </w:tcPr>
+          <w:p>
+            <w:r>
+              <w:rPr>
+                <w:color w:val="1A1A2E"/>
+                <w:sz w:val="19"/>
+              </w:rPr>
+              <w:t>✅ 5 animated pulse rows while Firestore initially loads</w:t>
+            </w:r>
+          </w:p>
+        </w:tc>
+      </w:tr>
+      <w:tr>
+        <w:tc>
+          <w:tcPr>
+            <w:tcW w:type="dxa" w:w="3456"/>
+            <w:shd w:val="clear" w:color="auto" w:fill="FFFFFF"/>
+          </w:tcPr>
+          <w:p>
+            <w:r>
+              <w:rPr>
+                <w:color w:val="1A1A2E"/>
+                <w:sz w:val="19"/>
+              </w:rPr>
+              <w:t>Manual chunks (vite.config)</w:t>
+            </w:r>
+          </w:p>
+        </w:tc>
+        <w:tc>
+          <w:tcPr>
+            <w:tcW w:type="dxa" w:w="6048"/>
+            <w:shd w:val="clear" w:color="auto" w:fill="FFFFFF"/>
+          </w:tcPr>
+          <w:p>
+            <w:r>
+              <w:rPr>
+                <w:color w:val="1A1A2E"/>
+                <w:sz w:val="19"/>
+              </w:rPr>
+              <w:t>✅ firebase / charts / motion / vendor split into async chunks</w:t>
+            </w:r>
+          </w:p>
+        </w:tc>
+      </w:tr>
+      <w:tr>
+        <w:tc>
+          <w:tcPr>
+            <w:tcW w:type="dxa" w:w="3456"/>
+            <w:shd w:val="clear" w:color="auto" w:fill="F5F5F5"/>
+          </w:tcPr>
+          <w:p>
+            <w:r>
+              <w:rPr>
+                <w:color w:val="1A1A2E"/>
+                <w:sz w:val="19"/>
+              </w:rPr>
+              <w:t>bun.lockb removed</w:t>
+            </w:r>
+          </w:p>
+        </w:tc>
+        <w:tc>
+          <w:tcPr>
+            <w:tcW w:type="dxa" w:w="6048"/>
+            <w:shd w:val="clear" w:color="auto" w:fill="F5F5F5"/>
+          </w:tcPr>
+          <w:p>
+            <w:r>
+              <w:rPr>
+                <w:color w:val="1A1A2E"/>
+                <w:sz w:val="19"/>
+              </w:rPr>
+              <w:t>✅ Only package-lock.json remains — npm is sole package manager</w:t>
+            </w:r>
+          </w:p>
+        </w:tc>
+      </w:tr>
+      <w:tr>
+        <w:tc>
+          <w:tcPr>
+            <w:tcW w:type="dxa" w:w="3456"/>
+            <w:shd w:val="clear" w:color="auto" w:fill="FFFFFF"/>
+          </w:tcPr>
+          <w:p>
+            <w:r>
+              <w:rPr>
+                <w:color w:val="1A1A2E"/>
+                <w:sz w:val="19"/>
+              </w:rPr>
+              <w:t>Browserslist DB updated</w:t>
+            </w:r>
+          </w:p>
+        </w:tc>
+        <w:tc>
+          <w:tcPr>
+            <w:tcW w:type="dxa" w:w="6048"/>
+            <w:shd w:val="clear" w:color="auto" w:fill="FFFFFF"/>
+          </w:tcPr>
+          <w:p>
+            <w:r>
+              <w:rPr>
+                <w:color w:val="1A1A2E"/>
+                <w:sz w:val="19"/>
+              </w:rPr>
+              <w:t>✅ caniuse-lite updated — no more build warning</w:t>
+            </w:r>
+          </w:p>
+        </w:tc>
+      </w:tr>
+      <w:tr>
+        <w:tc>
+          <w:tcPr>
+            <w:tcW w:type="dxa" w:w="3456"/>
+            <w:shd w:val="clear" w:color="auto" w:fill="F5F5F5"/>
+          </w:tcPr>
+          <w:p>
+            <w:r>
+              <w:rPr>
+                <w:color w:val="1A1A2E"/>
+                <w:sz w:val="19"/>
+              </w:rPr>
+              <w:t>Smoke tests (4 tests)</w:t>
+            </w:r>
+          </w:p>
+        </w:tc>
+        <w:tc>
+          <w:tcPr>
+            <w:tcW w:type="dxa" w:w="6048"/>
+            <w:shd w:val="clear" w:color="auto" w:fill="F5F5F5"/>
+          </w:tcPr>
+          <w:p>
+            <w:r>
+              <w:rPr>
+                <w:color w:val="1A1A2E"/>
+                <w:sz w:val="19"/>
+              </w:rPr>
+              <w:t>✅ AdminRoute: loading, unauthenticated, non-admin, admin pass</w:t>
+            </w:r>
+          </w:p>
+        </w:tc>
+      </w:tr>
+      <w:tr>
+        <w:tc>
+          <w:tcPr>
+            <w:tcW w:type="dxa" w:w="3456"/>
+            <w:shd w:val="clear" w:color="auto" w:fill="FFFFFF"/>
+          </w:tcPr>
+          <w:p>
+            <w:r>
+              <w:rPr>
+                <w:color w:val="1A1A2E"/>
+                <w:sz w:val="19"/>
+              </w:rPr>
+              <w:t>npx tsc --noEmit</w:t>
+            </w:r>
+          </w:p>
+        </w:tc>
+        <w:tc>
+          <w:tcPr>
+            <w:tcW w:type="dxa" w:w="6048"/>
+            <w:shd w:val="clear" w:color="auto" w:fill="FFFFFF"/>
+          </w:tcPr>
+          <w:p>
+            <w:r>
+              <w:rPr>
+                <w:color w:val="1A1A2E"/>
+                <w:sz w:val="19"/>
+              </w:rPr>
+              <w:t>✅ 0 TypeScript errors</w:t>
+            </w:r>
+          </w:p>
+        </w:tc>
+      </w:tr>
+      <w:tr>
+        <w:tc>
+          <w:tcPr>
+            <w:tcW w:type="dxa" w:w="3456"/>
+            <w:shd w:val="clear" w:color="auto" w:fill="F5F5F5"/>
+          </w:tcPr>
+          <w:p>
+            <w:r>
+              <w:rPr>
+                <w:color w:val="1A1A2E"/>
+                <w:sz w:val="19"/>
+              </w:rPr>
+              <w:t>npm run build</w:t>
+            </w:r>
+          </w:p>
+        </w:tc>
+        <w:tc>
+          <w:tcPr>
+            <w:tcW w:type="dxa" w:w="6048"/>
+            <w:shd w:val="clear" w:color="auto" w:fill="F5F5F5"/>
+          </w:tcPr>
+          <w:p>
+            <w:r>
+              <w:rPr>
+                <w:color w:val="1A1A2E"/>
+                <w:sz w:val="19"/>
+              </w:rPr>
+              <w:t>✅ 9s build — 0 warnings</w:t>
+            </w:r>
+          </w:p>
+        </w:tc>
+      </w:tr>
+    </w:tbl>
+    <w:p/>
+    <w:p>
+      <w:pPr>
+        <w:spacing w:before="240" w:after="80"/>
+        <w:pBdr>
+          <w:bottom w:val="single" w:sz="4" w:space="2" w:color="00E5A0"/>
+        </w:pBdr>
+      </w:pPr>
+      <w:r>
+        <w:rPr>
+          <w:b/>
+          <w:color w:val="00E5A0"/>
+          <w:sz w:val="26"/>
+        </w:rPr>
+        <w:t>Phase 4 — Advanced Admin Features</w:t>
+      </w:r>
+    </w:p>
+    <w:tbl>
+      <w:tblPr>
+        <w:tblStyle w:val="TableGrid"/>
+        <w:tblW w:type="auto" w:w="0"/>
+        <w:jc w:val="left"/>
+        <w:tblLook w:firstColumn="1" w:firstRow="1" w:lastColumn="0" w:lastRow="0" w:noHBand="0" w:noVBand="1" w:val="04A0"/>
+      </w:tblPr>
+      <w:tblGrid>
+        <w:gridCol w:w="4680"/>
+        <w:gridCol w:w="4680"/>
+      </w:tblGrid>
+      <w:tr>
+        <w:tc>
+          <w:tcPr>
+            <w:tcW w:type="dxa" w:w="3456"/>
+            <w:shd w:val="clear" w:color="auto" w:fill="0D161F"/>
+          </w:tcPr>
+          <w:p>
+            <w:r>
+              <w:rPr>
+                <w:b/>
+                <w:color w:val="FFFFFF"/>
+                <w:sz w:val="19"/>
+              </w:rPr>
+              <w:t>Feature</w:t>
+            </w:r>
+          </w:p>
+        </w:tc>
+        <w:tc>
+          <w:tcPr>
+            <w:tcW w:type="dxa" w:w="6048"/>
+            <w:shd w:val="clear" w:color="auto" w:fill="0D161F"/>
+          </w:tcPr>
+          <w:p>
+            <w:r>
+              <w:rPr>
+                <w:b/>
+                <w:color w:val="FFFFFF"/>
+                <w:sz w:val="19"/>
+              </w:rPr>
+              <w:t>Status</w:t>
+            </w:r>
+          </w:p>
+        </w:tc>
+      </w:tr>
+      <w:tr>
+        <w:tc>
+          <w:tcPr>
+            <w:tcW w:type="dxa" w:w="3456"/>
+            <w:shd w:val="clear" w:color="auto" w:fill="F5F5F5"/>
+          </w:tcPr>
+          <w:p>
+            <w:r>
+              <w:rPr>
+                <w:color w:val="1A1A2E"/>
+                <w:sz w:val="19"/>
+              </w:rPr>
+              <w:t>Trend indicators on stat cards</w:t>
+            </w:r>
+          </w:p>
+        </w:tc>
+        <w:tc>
+          <w:tcPr>
+            <w:tcW w:type="dxa" w:w="6048"/>
+            <w:shd w:val="clear" w:color="auto" w:fill="F5F5F5"/>
+          </w:tcPr>
+          <w:p>
+            <w:r>
+              <w:rPr>
+                <w:color w:val="1A1A2E"/>
+                <w:sz w:val="19"/>
+              </w:rPr>
+              <w:t>✅ Total Leads shows ↑/↓ % vs last 7 days</w:t>
+            </w:r>
+          </w:p>
+        </w:tc>
+      </w:tr>
+      <w:tr>
+        <w:tc>
+          <w:tcPr>
+            <w:tcW w:type="dxa" w:w="3456"/>
+            <w:shd w:val="clear" w:color="auto" w:fill="FFFFFF"/>
+          </w:tcPr>
+          <w:p>
+            <w:r>
+              <w:rPr>
+                <w:color w:val="1A1A2E"/>
+                <w:sz w:val="19"/>
+              </w:rPr>
+              <w:t>Multi-select status filter</w:t>
+            </w:r>
+          </w:p>
+        </w:tc>
+        <w:tc>
+          <w:tcPr>
+            <w:tcW w:type="dxa" w:w="6048"/>
+            <w:shd w:val="clear" w:color="auto" w:fill="FFFFFF"/>
+          </w:tcPr>
+          <w:p>
+            <w:r>
+              <w:rPr>
+                <w:color w:val="1A1A2E"/>
+                <w:sz w:val="19"/>
+              </w:rPr>
+              <w:t>✅ Custom checkbox dropdown — select 1, 2, or all statuses</w:t>
+            </w:r>
+          </w:p>
+        </w:tc>
+      </w:tr>
+      <w:tr>
+        <w:tc>
+          <w:tcPr>
+            <w:tcW w:type="dxa" w:w="3456"/>
+            <w:shd w:val="clear" w:color="auto" w:fill="F5F5F5"/>
+          </w:tcPr>
+          <w:p>
+            <w:r>
+              <w:rPr>
+                <w:color w:val="1A1A2E"/>
+                <w:sz w:val="19"/>
+              </w:rPr>
+              <w:t>Row checkboxes (bulk select)</w:t>
+            </w:r>
+          </w:p>
+        </w:tc>
+        <w:tc>
+          <w:tcPr>
+            <w:tcW w:type="dxa" w:w="6048"/>
+            <w:shd w:val="clear" w:color="auto" w:fill="F5F5F5"/>
+          </w:tcPr>
+          <w:p>
+            <w:r>
+              <w:rPr>
+                <w:color w:val="1A1A2E"/>
+                <w:sz w:val="19"/>
+              </w:rPr>
+              <w:t>✅ Select all / individual row, count shown in floating bar</w:t>
+            </w:r>
+          </w:p>
+        </w:tc>
+      </w:tr>
+      <w:tr>
+        <w:tc>
+          <w:tcPr>
+            <w:tcW w:type="dxa" w:w="3456"/>
+            <w:shd w:val="clear" w:color="auto" w:fill="FFFFFF"/>
+          </w:tcPr>
+          <w:p>
+            <w:r>
+              <w:rPr>
+                <w:color w:val="1A1A2E"/>
+                <w:sz w:val="19"/>
+              </w:rPr>
+              <w:t>Bulk action floating bar</w:t>
+            </w:r>
+          </w:p>
+        </w:tc>
+        <w:tc>
+          <w:tcPr>
+            <w:tcW w:type="dxa" w:w="6048"/>
+            <w:shd w:val="clear" w:color="auto" w:fill="FFFFFF"/>
+          </w:tcPr>
+          <w:p>
+            <w:r>
+              <w:rPr>
+                <w:color w:val="1A1A2E"/>
+                <w:sz w:val="19"/>
+              </w:rPr>
+              <w:t>✅ Mark Contacted / Convert All / Close All / Clear</w:t>
+            </w:r>
+          </w:p>
+        </w:tc>
+      </w:tr>
+      <w:tr>
+        <w:tc>
+          <w:tcPr>
+            <w:tcW w:type="dxa" w:w="3456"/>
+            <w:shd w:val="clear" w:color="auto" w:fill="F5F5F5"/>
+          </w:tcPr>
+          <w:p>
+            <w:r>
+              <w:rPr>
+                <w:color w:val="1A1A2E"/>
+                <w:sz w:val="19"/>
+              </w:rPr>
+              <w:t>Lead Details Modal</w:t>
+            </w:r>
+          </w:p>
+        </w:tc>
+        <w:tc>
+          <w:tcPr>
+            <w:tcW w:type="dxa" w:w="6048"/>
+            <w:shd w:val="clear" w:color="auto" w:fill="F5F5F5"/>
+          </w:tcPr>
+          <w:p>
+            <w:r>
+              <w:rPr>
+                <w:color w:val="1A1A2E"/>
+                <w:sz w:val="19"/>
+              </w:rPr>
+              <w:t>✅ 👁 Eye icon → full info grid, message, editable notes</w:t>
+            </w:r>
+          </w:p>
+        </w:tc>
+      </w:tr>
+      <w:tr>
+        <w:tc>
+          <w:tcPr>
+            <w:tcW w:type="dxa" w:w="3456"/>
+            <w:shd w:val="clear" w:color="auto" w:fill="FFFFFF"/>
+          </w:tcPr>
+          <w:p>
+            <w:r>
+              <w:rPr>
+                <w:color w:val="1A1A2E"/>
+                <w:sz w:val="19"/>
+              </w:rPr>
+              <w:t>Internal notes → Firestore</w:t>
+            </w:r>
+          </w:p>
+        </w:tc>
+        <w:tc>
+          <w:tcPr>
+            <w:tcW w:type="dxa" w:w="6048"/>
+            <w:shd w:val="clear" w:color="auto" w:fill="FFFFFF"/>
+          </w:tcPr>
+          <w:p>
+            <w:r>
+              <w:rPr>
+                <w:color w:val="1A1A2E"/>
+                <w:sz w:val="19"/>
+              </w:rPr>
+              <w:t>✅ updateDoc() saves notes + lastUpdated serverTimestamp()</w:t>
+            </w:r>
+          </w:p>
+        </w:tc>
+      </w:tr>
+      <w:tr>
+        <w:tc>
+          <w:tcPr>
+            <w:tcW w:type="dxa" w:w="3456"/>
+            <w:shd w:val="clear" w:color="auto" w:fill="F5F5F5"/>
+          </w:tcPr>
+          <w:p>
+            <w:r>
+              <w:rPr>
+                <w:color w:val="1A1A2E"/>
+                <w:sz w:val="19"/>
+              </w:rPr>
+              <w:t>CSV Export</w:t>
+            </w:r>
+          </w:p>
+        </w:tc>
+        <w:tc>
+          <w:tcPr>
+            <w:tcW w:type="dxa" w:w="6048"/>
+            <w:shd w:val="clear" w:color="auto" w:fill="F5F5F5"/>
+          </w:tcPr>
+          <w:p>
+            <w:r>
+              <w:rPr>
+                <w:color w:val="1A1A2E"/>
+                <w:sz w:val="19"/>
+              </w:rPr>
+              <w:t>✅ papaparse — downloads scalvicon-leads-YYYY-MM-DD.csv</w:t>
+            </w:r>
+          </w:p>
+        </w:tc>
+      </w:tr>
+      <w:tr>
+        <w:tc>
+          <w:tcPr>
+            <w:tcW w:type="dxa" w:w="3456"/>
+            <w:shd w:val="clear" w:color="auto" w:fill="FFFFFF"/>
+          </w:tcPr>
+          <w:p>
+            <w:r>
+              <w:rPr>
+                <w:color w:val="1A1A2E"/>
+                <w:sz w:val="19"/>
+              </w:rPr>
+              <w:t>Real-time lead notifications</w:t>
+            </w:r>
+          </w:p>
+        </w:tc>
+        <w:tc>
+          <w:tcPr>
+            <w:tcW w:type="dxa" w:w="6048"/>
+            <w:shd w:val="clear" w:color="auto" w:fill="FFFFFF"/>
+          </w:tcPr>
+          <w:p>
+            <w:r>
+              <w:rPr>
+                <w:color w:val="1A1A2E"/>
+                <w:sz w:val="19"/>
+              </w:rPr>
+              <w:t>✅ Toast + Browser Notification API on new lead arrival</w:t>
+            </w:r>
+          </w:p>
+        </w:tc>
+      </w:tr>
+      <w:tr>
+        <w:tc>
+          <w:tcPr>
+            <w:tcW w:type="dxa" w:w="3456"/>
+            <w:shd w:val="clear" w:color="auto" w:fill="F5F5F5"/>
+          </w:tcPr>
+          <w:p>
+            <w:r>
+              <w:rPr>
+                <w:color w:val="1A1A2E"/>
+                <w:sz w:val="19"/>
+              </w:rPr>
+              <w:t>Browser notification consent</w:t>
+            </w:r>
+          </w:p>
+        </w:tc>
+        <w:tc>
+          <w:tcPr>
+            <w:tcW w:type="dxa" w:w="6048"/>
+            <w:shd w:val="clear" w:color="auto" w:fill="F5F5F5"/>
+          </w:tcPr>
+          <w:p>
+            <w:r>
+              <w:rPr>
+                <w:color w:val="1A1A2E"/>
+                <w:sz w:val="19"/>
+              </w:rPr>
+              <w:t>✅ Requested on mount + enable button in Settings tab</w:t>
+            </w:r>
+          </w:p>
+        </w:tc>
+      </w:tr>
+      <w:tr>
+        <w:tc>
+          <w:tcPr>
+            <w:tcW w:type="dxa" w:w="3456"/>
+            <w:shd w:val="clear" w:color="auto" w:fill="FFFFFF"/>
+          </w:tcPr>
+          <w:p>
+            <w:r>
+              <w:rPr>
+                <w:color w:val="1A1A2E"/>
+                <w:sz w:val="19"/>
+              </w:rPr>
+              <w:t>Activity tab</w:t>
+            </w:r>
+          </w:p>
+        </w:tc>
+        <w:tc>
+          <w:tcPr>
+            <w:tcW w:type="dxa" w:w="6048"/>
+            <w:shd w:val="clear" w:color="auto" w:fill="FFFFFF"/>
+          </w:tcPr>
+          <w:p>
+            <w:r>
+              <w:rPr>
+                <w:color w:val="1A1A2E"/>
+                <w:sz w:val="19"/>
+              </w:rPr>
+              <w:t>✅ Vertical timeline — last 10 leads with status dots + times</w:t>
+            </w:r>
+          </w:p>
+        </w:tc>
+      </w:tr>
+      <w:tr>
+        <w:tc>
+          <w:tcPr>
+            <w:tcW w:type="dxa" w:w="3456"/>
+            <w:shd w:val="clear" w:color="auto" w:fill="F5F5F5"/>
+          </w:tcPr>
+          <w:p>
+            <w:r>
+              <w:rPr>
+                <w:color w:val="1A1A2E"/>
+                <w:sz w:val="19"/>
+              </w:rPr>
+              <w:t>Dark theme chart fix</w:t>
+            </w:r>
+          </w:p>
+        </w:tc>
+        <w:tc>
+          <w:tcPr>
+            <w:tcW w:type="dxa" w:w="6048"/>
+            <w:shd w:val="clear" w:color="auto" w:fill="F5F5F5"/>
+          </w:tcPr>
+          <w:p>
+            <w:r>
+              <w:rPr>
+                <w:color w:val="1A1A2E"/>
+                <w:sz w:val="19"/>
+              </w:rPr>
+              <w:t>✅ All recharts tooltips/axes use hsl(var(--card/border))</w:t>
+            </w:r>
+          </w:p>
+        </w:tc>
+      </w:tr>
+      <w:tr>
+        <w:tc>
+          <w:tcPr>
+            <w:tcW w:type="dxa" w:w="3456"/>
+            <w:shd w:val="clear" w:color="auto" w:fill="FFFFFF"/>
+          </w:tcPr>
+          <w:p>
+            <w:r>
+              <w:rPr>
+                <w:color w:val="1A1A2E"/>
+                <w:sz w:val="19"/>
+              </w:rPr>
+              <w:t>notes + lastUpdated in Lead type</w:t>
+            </w:r>
+          </w:p>
+        </w:tc>
+        <w:tc>
+          <w:tcPr>
+            <w:tcW w:type="dxa" w:w="6048"/>
+            <w:shd w:val="clear" w:color="auto" w:fill="FFFFFF"/>
+          </w:tcPr>
+          <w:p>
+            <w:r>
+              <w:rPr>
+                <w:color w:val="1A1A2E"/>
+                <w:sz w:val="19"/>
+              </w:rPr>
+              <w:t>✅ Optional fields in src/types/lead.ts</w:t>
             </w:r>
           </w:p>
         </w:tc>
@@ -1000,23 +2054,7 @@
           <w:color w:val="FFFFFF"/>
           <w:sz w:val="40"/>
         </w:rPr>
-        <w:t>2 · Project Structure &amp; Files</w:t>
-      </w:r>
-    </w:p>
-    <w:p>
-      <w:pPr>
-        <w:spacing w:before="240" w:after="80"/>
-        <w:pBdr>
-          <w:bottom w:val="single" w:sz="4" w:space="2" w:color="00E5A0"/>
-        </w:pBdr>
-      </w:pPr>
-      <w:r>
-        <w:rPr>
-          <w:b/>
-          <w:color w:val="00E5A0"/>
-          <w:sz w:val="26"/>
-        </w:rPr>
-        <w:t>Key Source Files (Phase 1 + 2 additions)</w:t>
+        <w:t>2 · Architecture Overview</w:t>
       </w:r>
     </w:p>
     <w:tbl>
@@ -1043,7 +2081,7 @@
                 <w:color w:val="FFFFFF"/>
                 <w:sz w:val="19"/>
               </w:rPr>
-              <w:t>File</w:t>
+              <w:t>Dimension</w:t>
             </w:r>
           </w:p>
         </w:tc>
@@ -1059,7 +2097,7 @@
                 <w:color w:val="FFFFFF"/>
                 <w:sz w:val="19"/>
               </w:rPr>
-              <w:t>Purpose</w:t>
+              <w:t>Detail</w:t>
             </w:r>
           </w:p>
         </w:tc>
@@ -1076,7 +2114,7 @@
                 <w:color w:val="1A1A2E"/>
                 <w:sz w:val="19"/>
               </w:rPr>
-              <w:t>src/pages/Index.tsx</w:t>
+              <w:t>Architecture</w:t>
             </w:r>
           </w:p>
         </w:tc>
@@ -1091,7 +2129,7 @@
                 <w:color w:val="1A1A2E"/>
                 <w:sz w:val="19"/>
               </w:rPr>
-              <w:t>Landing page — assembles all 12 sections including new Services &amp; ContactForm</w:t>
+              <w:t>SPA (Vite 5 + React 18 + TypeScript 5.8)</w:t>
             </w:r>
           </w:p>
         </w:tc>
@@ -1108,7 +2146,7 @@
                 <w:color w:val="1A1A2E"/>
                 <w:sz w:val="19"/>
               </w:rPr>
-              <w:t>src/pages/Admin.tsx</w:t>
+              <w:t>Build tool</w:t>
             </w:r>
           </w:p>
         </w:tc>
@@ -1123,7 +2161,7 @@
                 <w:color w:val="1A1A2E"/>
                 <w:sz w:val="19"/>
               </w:rPr>
-              <w:t>Admin dashboard — sidebar layout, onSnapshot Firestore listener</w:t>
+              <w:t>Vite 5.4 with @vitejs/plugin-react-swc (SWC — faster than Babel)</w:t>
             </w:r>
           </w:p>
         </w:tc>
@@ -1140,7 +2178,7 @@
                 <w:color w:val="1A1A2E"/>
                 <w:sz w:val="19"/>
               </w:rPr>
-              <w:t>src/pages/Dashboard.tsx</w:t>
+              <w:t>Styling</w:t>
             </w:r>
           </w:p>
         </w:tc>
@@ -1155,7 +2193,7 @@
                 <w:color w:val="1A1A2E"/>
                 <w:sz w:val="19"/>
               </w:rPr>
-              <w:t>User dashboard — profile, project status, WhatsApp deeplink</w:t>
+              <w:t>Tailwind CSS 3.4 + CSS HSL design tokens + shadcn/ui</w:t>
             </w:r>
           </w:p>
         </w:tc>
@@ -1172,7 +2210,7 @@
                 <w:color w:val="1A1A2E"/>
                 <w:sz w:val="19"/>
               </w:rPr>
-              <w:t>src/components/Navbar.tsx</w:t>
+              <w:t>Animations</w:t>
             </w:r>
           </w:p>
         </w:tc>
@@ -1187,7 +2225,7 @@
                 <w:color w:val="1A1A2E"/>
                 <w:sz w:val="19"/>
               </w:rPr>
-              <w:t>Fixed nav — 6 links, IntersectionObserver active dot, scroll-depth blur</w:t>
+              <w:t>Framer Motion 12 — variants in lib/animations.ts</w:t>
             </w:r>
           </w:p>
         </w:tc>
@@ -1204,7 +2242,7 @@
                 <w:color w:val="1A1A2E"/>
                 <w:sz w:val="19"/>
               </w:rPr>
-              <w:t>src/components/Services.tsx</w:t>
+              <w:t>Routing</w:t>
             </w:r>
           </w:p>
         </w:tc>
@@ -1219,7 +2257,7 @@
                 <w:color w:val="1A1A2E"/>
                 <w:sz w:val="19"/>
               </w:rPr>
-              <w:t>6 service cards (Business, Booking, E-commerce, Real Estate, SEO, Revamp)</w:t>
+              <w:t>React Router DOM v6 — 7 routes: / /login /signup /forgot-password /dashboard /admin *</w:t>
             </w:r>
           </w:p>
         </w:tc>
@@ -1236,7 +2274,7 @@
                 <w:color w:val="1A1A2E"/>
                 <w:sz w:val="19"/>
               </w:rPr>
-              <w:t>src/components/ContactForm.tsx</w:t>
+              <w:t>Auth</w:t>
             </w:r>
           </w:p>
         </w:tc>
@@ -1251,7 +2289,7 @@
                 <w:color w:val="1A1A2E"/>
                 <w:sz w:val="19"/>
               </w:rPr>
-              <w:t>Lead form — Zod validation, Firestore write, WhatsApp fallback</w:t>
+              <w:t>Firebase Auth v11 — Google OAuth + Email/Password</w:t>
             </w:r>
           </w:p>
         </w:tc>
@@ -1268,7 +2306,7 @@
                 <w:color w:val="1A1A2E"/>
                 <w:sz w:val="19"/>
               </w:rPr>
-              <w:t>src/components/WhatsAppButton.tsx</w:t>
+              <w:t>Database</w:t>
             </w:r>
           </w:p>
         </w:tc>
@@ -1283,7 +2321,7 @@
                 <w:color w:val="1A1A2E"/>
                 <w:sz w:val="19"/>
               </w:rPr>
-              <w:t>Floating WhatsApp CTA — pulse ring, tooltip, route-aware visibility</w:t>
+              <w:t>Firestore — users collection + leads collection</w:t>
             </w:r>
           </w:p>
         </w:tc>
@@ -1300,7 +2338,7 @@
                 <w:color w:val="1A1A2E"/>
                 <w:sz w:val="19"/>
               </w:rPr>
-              <w:t>src/components/ScrollToTop.tsx</w:t>
+              <w:t>Real-time</w:t>
             </w:r>
           </w:p>
         </w:tc>
@@ -1315,7 +2353,7 @@
                 <w:color w:val="1A1A2E"/>
                 <w:sz w:val="19"/>
               </w:rPr>
-              <w:t>Scroll-to-top button — appears after 400px scroll</w:t>
+              <w:t>onSnapshot in Admin.tsx — unsubscribed via useEffect cleanup</w:t>
             </w:r>
           </w:p>
         </w:tc>
@@ -1332,7 +2370,7 @@
                 <w:color w:val="1A1A2E"/>
                 <w:sz w:val="19"/>
               </w:rPr>
-              <w:t>src/components/AdminRoute.tsx</w:t>
+              <w:t>Form validation</w:t>
             </w:r>
           </w:p>
         </w:tc>
@@ -1347,7 +2385,7 @@
                 <w:color w:val="1A1A2E"/>
                 <w:sz w:val="19"/>
               </w:rPr>
-              <w:t>Auth guard — checks VITE_ADMIN_EMAIL, redirects with toast</w:t>
+              <w:t>react-hook-form + Zod — Indian phone regex, budget, business type</w:t>
             </w:r>
           </w:p>
         </w:tc>
@@ -1364,7 +2402,7 @@
                 <w:color w:val="1A1A2E"/>
                 <w:sz w:val="19"/>
               </w:rPr>
-              <w:t>src/components/admin/LeadsTable.tsx</w:t>
+              <w:t>Charts</w:t>
             </w:r>
           </w:p>
         </w:tc>
@@ -1379,7 +2417,7 @@
                 <w:color w:val="1A1A2E"/>
                 <w:sz w:val="19"/>
               </w:rPr>
-              <w:t>Full data table with filters and Firestore update actions</w:t>
+              <w:t>recharts — Line, Pie, Bar in AnalyticsView (lazy-loaded, admin-only)</w:t>
             </w:r>
           </w:p>
         </w:tc>
@@ -1396,7 +2434,7 @@
                 <w:color w:val="1A1A2E"/>
                 <w:sz w:val="19"/>
               </w:rPr>
-              <w:t>src/components/admin/AnalyticsView.tsx</w:t>
+              <w:t>CSV export</w:t>
             </w:r>
           </w:p>
         </w:tc>
@@ -1411,7 +2449,7 @@
                 <w:color w:val="1A1A2E"/>
                 <w:sz w:val="19"/>
               </w:rPr>
-              <w:t>recharts: Line/Pie/Bar charts from live Firestore data</w:t>
+              <w:t>papaparse — client-side CSV generation from filtered leads array</w:t>
             </w:r>
           </w:p>
         </w:tc>
@@ -1428,7 +2466,7 @@
                 <w:color w:val="1A1A2E"/>
                 <w:sz w:val="19"/>
               </w:rPr>
-              <w:t>src/components/admin/SummaryCards.tsx</w:t>
+              <w:t>Notifications</w:t>
             </w:r>
           </w:p>
         </w:tc>
@@ -1443,7 +2481,7 @@
                 <w:color w:val="1A1A2E"/>
                 <w:sz w:val="19"/>
               </w:rPr>
-              <w:t>5 stat cards computed live from leads array</w:t>
+              <w:t>Sonner toasts + Browser Notification API (permission requested)</w:t>
             </w:r>
           </w:p>
         </w:tc>
@@ -1460,7 +2498,7 @@
                 <w:color w:val="1A1A2E"/>
                 <w:sz w:val="19"/>
               </w:rPr>
-              <w:t>src/data/testimonials.ts</w:t>
+              <w:t>Code splitting</w:t>
             </w:r>
           </w:p>
         </w:tc>
@@ -1475,7 +2513,7 @@
                 <w:color w:val="1A1A2E"/>
                 <w:sz w:val="19"/>
               </w:rPr>
-              <w:t>4 real Indian SME client testimonials with star ratings</w:t>
+              <w:t>manualChunks: firebase / charts / motion / vendor / Admin</w:t>
             </w:r>
           </w:p>
         </w:tc>
@@ -1492,7 +2530,7 @@
                 <w:color w:val="1A1A2E"/>
                 <w:sz w:val="19"/>
               </w:rPr>
-              <w:t>src/data/portfolio.ts</w:t>
+              <w:t>Error handling</w:t>
             </w:r>
           </w:p>
         </w:tc>
@@ -1507,7 +2545,7 @@
                 <w:color w:val="1A1A2E"/>
                 <w:sz w:val="19"/>
               </w:rPr>
-              <w:t>6 real case studies — gradient, icon, metrics, delivery weeks</w:t>
+              <w:t>React ErrorBoundary (class component) + per-Firestore try/catch toasts</w:t>
             </w:r>
           </w:p>
         </w:tc>
@@ -1524,7 +2562,7 @@
                 <w:color w:val="1A1A2E"/>
                 <w:sz w:val="19"/>
               </w:rPr>
-              <w:t>src/data/faq.ts</w:t>
+              <w:t>Testing</w:t>
             </w:r>
           </w:p>
         </w:tc>
@@ -1539,7 +2577,7 @@
                 <w:color w:val="1A1A2E"/>
                 <w:sz w:val="19"/>
               </w:rPr>
-              <w:t>6 honest Scalvicon-specific FAQ answers with pricing</w:t>
+              <w:t>Vitest + @testing-library/react — 5 tests across 2 files</w:t>
             </w:r>
           </w:p>
         </w:tc>
@@ -1556,7 +2594,7 @@
                 <w:color w:val="1A1A2E"/>
                 <w:sz w:val="19"/>
               </w:rPr>
-              <w:t>src/types/lead.ts</w:t>
+              <w:t>Deployment</w:t>
             </w:r>
           </w:p>
         </w:tc>
@@ -1571,7 +2609,7 @@
                 <w:color w:val="1A1A2E"/>
                 <w:sz w:val="19"/>
               </w:rPr>
-              <w:t>Lead + LeadStatus TypeScript types for Firestore documents</w:t>
+              <w:t>Firebase Hosting — SPA rewrites, Cache-Control, X-Frame-Options</w:t>
             </w:r>
           </w:p>
         </w:tc>
@@ -1588,7 +2626,7 @@
                 <w:color w:val="1A1A2E"/>
                 <w:sz w:val="19"/>
               </w:rPr>
-              <w:t>src/lib/validations/contact.ts</w:t>
+              <w:t>Bundle (Phase 4)</w:t>
             </w:r>
           </w:p>
         </w:tc>
@@ -1603,422 +2641,7 @@
                 <w:color w:val="1A1A2E"/>
                 <w:sz w:val="19"/>
               </w:rPr>
-              <w:t>Zod schema for contact form — Indian phone regex, budget, business type</w:t>
-            </w:r>
-          </w:p>
-        </w:tc>
-      </w:tr>
-      <w:tr>
-        <w:tc>
-          <w:tcPr>
-            <w:tcW w:type="dxa" w:w="3456"/>
-            <w:shd w:val="clear" w:color="auto" w:fill="FFFFFF"/>
-          </w:tcPr>
-          <w:p>
-            <w:r>
-              <w:rPr>
-                <w:color w:val="1A1A2E"/>
-                <w:sz w:val="19"/>
-              </w:rPr>
-              <w:t>src/lib/scroll.ts</w:t>
-            </w:r>
-          </w:p>
-        </w:tc>
-        <w:tc>
-          <w:tcPr>
-            <w:tcW w:type="dxa" w:w="6048"/>
-            <w:shd w:val="clear" w:color="auto" w:fill="FFFFFF"/>
-          </w:tcPr>
-          <w:p>
-            <w:r>
-              <w:rPr>
-                <w:color w:val="1A1A2E"/>
-                <w:sz w:val="19"/>
-              </w:rPr>
-              <w:t>scrollToSection() utility — extracted, not duplicated</w:t>
-            </w:r>
-          </w:p>
-        </w:tc>
-      </w:tr>
-      <w:tr>
-        <w:tc>
-          <w:tcPr>
-            <w:tcW w:type="dxa" w:w="3456"/>
-            <w:shd w:val="clear" w:color="auto" w:fill="F5F5F5"/>
-          </w:tcPr>
-          <w:p>
-            <w:r>
-              <w:rPr>
-                <w:color w:val="1A1A2E"/>
-                <w:sz w:val="19"/>
-              </w:rPr>
-              <w:t>firebase.json</w:t>
-            </w:r>
-          </w:p>
-        </w:tc>
-        <w:tc>
-          <w:tcPr>
-            <w:tcW w:type="dxa" w:w="6048"/>
-            <w:shd w:val="clear" w:color="auto" w:fill="F5F5F5"/>
-          </w:tcPr>
-          <w:p>
-            <w:r>
-              <w:rPr>
-                <w:color w:val="1A1A2E"/>
-                <w:sz w:val="19"/>
-              </w:rPr>
-              <w:t>Hosting config — scalvicon-9bf2f, SPA rewrites, cache + security headers</w:t>
-            </w:r>
-          </w:p>
-        </w:tc>
-      </w:tr>
-      <w:tr>
-        <w:tc>
-          <w:tcPr>
-            <w:tcW w:type="dxa" w:w="3456"/>
-            <w:shd w:val="clear" w:color="auto" w:fill="FFFFFF"/>
-          </w:tcPr>
-          <w:p>
-            <w:r>
-              <w:rPr>
-                <w:color w:val="1A1A2E"/>
-                <w:sz w:val="19"/>
-              </w:rPr>
-              <w:t>.firebaserc</w:t>
-            </w:r>
-          </w:p>
-        </w:tc>
-        <w:tc>
-          <w:tcPr>
-            <w:tcW w:type="dxa" w:w="6048"/>
-            <w:shd w:val="clear" w:color="auto" w:fill="FFFFFF"/>
-          </w:tcPr>
-          <w:p>
-            <w:r>
-              <w:rPr>
-                <w:color w:val="1A1A2E"/>
-                <w:sz w:val="19"/>
-              </w:rPr>
-              <w:t>Firebase project + hosting target mapping</w:t>
-            </w:r>
-          </w:p>
-        </w:tc>
-      </w:tr>
-      <w:tr>
-        <w:tc>
-          <w:tcPr>
-            <w:tcW w:type="dxa" w:w="3456"/>
-            <w:shd w:val="clear" w:color="auto" w:fill="F5F5F5"/>
-          </w:tcPr>
-          <w:p>
-            <w:r>
-              <w:rPr>
-                <w:color w:val="1A1A2E"/>
-                <w:sz w:val="19"/>
-              </w:rPr>
-              <w:t>.env</w:t>
-            </w:r>
-          </w:p>
-        </w:tc>
-        <w:tc>
-          <w:tcPr>
-            <w:tcW w:type="dxa" w:w="6048"/>
-            <w:shd w:val="clear" w:color="auto" w:fill="F5F5F5"/>
-          </w:tcPr>
-          <w:p>
-            <w:r>
-              <w:rPr>
-                <w:color w:val="1A1A2E"/>
-                <w:sz w:val="19"/>
-              </w:rPr>
-              <w:t>VITE_FIREBASE_* + VITE_WHATSAPP_NUMBER + VITE_ADMIN_EMAIL</w:t>
-            </w:r>
-          </w:p>
-        </w:tc>
-      </w:tr>
-    </w:tbl>
-    <w:p/>
-    <w:p>
-      <w:pPr>
-        <w:spacing w:before="240" w:after="80"/>
-        <w:pBdr>
-          <w:bottom w:val="single" w:sz="4" w:space="2" w:color="00E5A0"/>
-        </w:pBdr>
-      </w:pPr>
-      <w:r>
-        <w:rPr>
-          <w:b/>
-          <w:color w:val="00E5A0"/>
-          <w:sz w:val="26"/>
-        </w:rPr>
-        <w:t>Files Cleaned Up Since Original Audit</w:t>
-      </w:r>
-    </w:p>
-    <w:tbl>
-      <w:tblPr>
-        <w:tblStyle w:val="TableGrid"/>
-        <w:tblW w:type="auto" w:w="0"/>
-        <w:jc w:val="left"/>
-        <w:tblLook w:firstColumn="1" w:firstRow="1" w:lastColumn="0" w:lastRow="0" w:noHBand="0" w:noVBand="1" w:val="04A0"/>
-      </w:tblPr>
-      <w:tblGrid>
-        <w:gridCol w:w="4680"/>
-        <w:gridCol w:w="4680"/>
-      </w:tblGrid>
-      <w:tr>
-        <w:tc>
-          <w:tcPr>
-            <w:tcW w:type="dxa" w:w="3456"/>
-            <w:shd w:val="clear" w:color="auto" w:fill="0D161F"/>
-          </w:tcPr>
-          <w:p>
-            <w:r>
-              <w:rPr>
-                <w:b/>
-                <w:color w:val="FFFFFF"/>
-                <w:sz w:val="19"/>
-              </w:rPr>
-              <w:t>Issue from original audit</w:t>
-            </w:r>
-          </w:p>
-        </w:tc>
-        <w:tc>
-          <w:tcPr>
-            <w:tcW w:type="dxa" w:w="6048"/>
-            <w:shd w:val="clear" w:color="auto" w:fill="0D161F"/>
-          </w:tcPr>
-          <w:p>
-            <w:r>
-              <w:rPr>
-                <w:b/>
-                <w:color w:val="FFFFFF"/>
-                <w:sz w:val="19"/>
-              </w:rPr>
-              <w:t>Resolution</w:t>
-            </w:r>
-          </w:p>
-        </w:tc>
-      </w:tr>
-      <w:tr>
-        <w:tc>
-          <w:tcPr>
-            <w:tcW w:type="dxa" w:w="3456"/>
-            <w:shd w:val="clear" w:color="auto" w:fill="F5F5F5"/>
-          </w:tcPr>
-          <w:p>
-            <w:r>
-              <w:rPr>
-                <w:color w:val="1A1A2E"/>
-                <w:sz w:val="19"/>
-              </w:rPr>
-              <w:t>scrollTo() duplication</w:t>
-            </w:r>
-          </w:p>
-        </w:tc>
-        <w:tc>
-          <w:tcPr>
-            <w:tcW w:type="dxa" w:w="6048"/>
-            <w:shd w:val="clear" w:color="auto" w:fill="F5F5F5"/>
-          </w:tcPr>
-          <w:p>
-            <w:r>
-              <w:rPr>
-                <w:color w:val="1A1A2E"/>
-                <w:sz w:val="19"/>
-              </w:rPr>
-              <w:t>✅ Extracted → src/lib/scroll.ts — no longer duplicated in Hero.tsx + Navbar.tsx</w:t>
-            </w:r>
-          </w:p>
-        </w:tc>
-      </w:tr>
-      <w:tr>
-        <w:tc>
-          <w:tcPr>
-            <w:tcW w:type="dxa" w:w="3456"/>
-            <w:shd w:val="clear" w:color="auto" w:fill="FFFFFF"/>
-          </w:tcPr>
-          <w:p>
-            <w:r>
-              <w:rPr>
-                <w:color w:val="1A1A2E"/>
-                <w:sz w:val="19"/>
-              </w:rPr>
-              <w:t>static inline data arrays</w:t>
-            </w:r>
-          </w:p>
-        </w:tc>
-        <w:tc>
-          <w:tcPr>
-            <w:tcW w:type="dxa" w:w="6048"/>
-            <w:shd w:val="clear" w:color="auto" w:fill="FFFFFF"/>
-          </w:tcPr>
-          <w:p>
-            <w:r>
-              <w:rPr>
-                <w:color w:val="1A1A2E"/>
-                <w:sz w:val="19"/>
-              </w:rPr>
-              <w:t>✅ testimonials, portfolio, faq moved to src/data/ files</w:t>
-            </w:r>
-          </w:p>
-        </w:tc>
-      </w:tr>
-      <w:tr>
-        <w:tc>
-          <w:tcPr>
-            <w:tcW w:type="dxa" w:w="3456"/>
-            <w:shd w:val="clear" w:color="auto" w:fill="F5F5F5"/>
-          </w:tcPr>
-          <w:p>
-            <w:r>
-              <w:rPr>
-                <w:color w:val="1A1A2E"/>
-                <w:sz w:val="19"/>
-              </w:rPr>
-              <w:t>pricing nav dead scroll</w:t>
-            </w:r>
-          </w:p>
-        </w:tc>
-        <w:tc>
-          <w:tcPr>
-            <w:tcW w:type="dxa" w:w="6048"/>
-            <w:shd w:val="clear" w:color="auto" w:fill="F5F5F5"/>
-          </w:tcPr>
-          <w:p>
-            <w:r>
-              <w:rPr>
-                <w:color w:val="1A1A2E"/>
-                <w:sz w:val="19"/>
-              </w:rPr>
-              <w:t>✅ Fixed — Pricing.tsx has correct id='pricing'</w:t>
-            </w:r>
-          </w:p>
-        </w:tc>
-      </w:tr>
-      <w:tr>
-        <w:tc>
-          <w:tcPr>
-            <w:tcW w:type="dxa" w:w="3456"/>
-            <w:shd w:val="clear" w:color="auto" w:fill="FFFFFF"/>
-          </w:tcPr>
-          <w:p>
-            <w:r>
-              <w:rPr>
-                <w:color w:val="1A1A2E"/>
-                <w:sz w:val="19"/>
-              </w:rPr>
-              <w:t>@tanstack/react-query dead weight</w:t>
-            </w:r>
-          </w:p>
-        </w:tc>
-        <w:tc>
-          <w:tcPr>
-            <w:tcW w:type="dxa" w:w="6048"/>
-            <w:shd w:val="clear" w:color="auto" w:fill="FFFFFF"/>
-          </w:tcPr>
-          <w:p>
-            <w:r>
-              <w:rPr>
-                <w:color w:val="1A1A2E"/>
-                <w:sz w:val="19"/>
-              </w:rPr>
-              <w:t>✅ Removed from App.tsx — QueryClientProvider no longer wraps app</w:t>
-            </w:r>
-          </w:p>
-        </w:tc>
-      </w:tr>
-      <w:tr>
-        <w:tc>
-          <w:tcPr>
-            <w:tcW w:type="dxa" w:w="3456"/>
-            <w:shd w:val="clear" w:color="auto" w:fill="F5F5F5"/>
-          </w:tcPr>
-          <w:p>
-            <w:r>
-              <w:rPr>
-                <w:color w:val="1A1A2E"/>
-                <w:sz w:val="19"/>
-              </w:rPr>
-              <w:t>dual toast system</w:t>
-            </w:r>
-          </w:p>
-        </w:tc>
-        <w:tc>
-          <w:tcPr>
-            <w:tcW w:type="dxa" w:w="6048"/>
-            <w:shd w:val="clear" w:color="auto" w:fill="F5F5F5"/>
-          </w:tcPr>
-          <w:p>
-            <w:r>
-              <w:rPr>
-                <w:color w:val="1A1A2E"/>
-                <w:sz w:val="19"/>
-              </w:rPr>
-              <w:t>✅ Only sonner remains — shadcn Toaster removed</w:t>
-            </w:r>
-          </w:p>
-        </w:tc>
-      </w:tr>
-      <w:tr>
-        <w:tc>
-          <w:tcPr>
-            <w:tcW w:type="dxa" w:w="3456"/>
-            <w:shd w:val="clear" w:color="auto" w:fill="FFFFFF"/>
-          </w:tcPr>
-          <w:p>
-            <w:r>
-              <w:rPr>
-                <w:color w:val="1A1A2E"/>
-                <w:sz w:val="19"/>
-              </w:rPr>
-              <w:t>'Book Free Call' with no action</w:t>
-            </w:r>
-          </w:p>
-        </w:tc>
-        <w:tc>
-          <w:tcPr>
-            <w:tcW w:type="dxa" w:w="6048"/>
-            <w:shd w:val="clear" w:color="auto" w:fill="FFFFFF"/>
-          </w:tcPr>
-          <w:p>
-            <w:r>
-              <w:rPr>
-                <w:color w:val="1A1A2E"/>
-                <w:sz w:val="19"/>
-              </w:rPr>
-              <w:t>✅ All CTAs now link to WhatsApp deeplink or contact form</w:t>
-            </w:r>
-          </w:p>
-        </w:tc>
-      </w:tr>
-      <w:tr>
-        <w:tc>
-          <w:tcPr>
-            <w:tcW w:type="dxa" w:w="3456"/>
-            <w:shd w:val="clear" w:color="auto" w:fill="F5F5F5"/>
-          </w:tcPr>
-          <w:p>
-            <w:r>
-              <w:rPr>
-                <w:color w:val="1A1A2E"/>
-                <w:sz w:val="19"/>
-              </w:rPr>
-              <w:t>dead footer links</w:t>
-            </w:r>
-          </w:p>
-        </w:tc>
-        <w:tc>
-          <w:tcPr>
-            <w:tcW w:type="dxa" w:w="6048"/>
-            <w:shd w:val="clear" w:color="auto" w:fill="F5F5F5"/>
-          </w:tcPr>
-          <w:p>
-            <w:r>
-              <w:rPr>
-                <w:color w:val="1A1A2E"/>
-                <w:sz w:val="19"/>
-              </w:rPr>
-              <w:t>✅ Footer links scroll to sections; blog/careers show coming-soon toast</w:t>
+              <w:t>Admin 22 KB · charts 155 KB (admin-only) · vendor 7.7 KB · main 86 KB</w:t>
             </w:r>
           </w:p>
         </w:tc>
@@ -2040,7 +2663,7 @@
           <w:color w:val="FFFFFF"/>
           <w:sz w:val="40"/>
         </w:rPr>
-        <w:t>3 · Architecture Overview</w:t>
+        <w:t>3 · Key Source Files</w:t>
       </w:r>
     </w:p>
     <w:tbl>
@@ -2067,7 +2690,7 @@
                 <w:color w:val="FFFFFF"/>
                 <w:sz w:val="19"/>
               </w:rPr>
-              <w:t>Dimension</w:t>
+              <w:t>File</w:t>
             </w:r>
           </w:p>
         </w:tc>
@@ -2083,7 +2706,7 @@
                 <w:color w:val="FFFFFF"/>
                 <w:sz w:val="19"/>
               </w:rPr>
-              <w:t>Detail</w:t>
+              <w:t>Purpose</w:t>
             </w:r>
           </w:p>
         </w:tc>
@@ -2100,7 +2723,7 @@
                 <w:color w:val="1A1A2E"/>
                 <w:sz w:val="19"/>
               </w:rPr>
-              <w:t>Architecture</w:t>
+              <w:t>src/pages/Index.tsx</w:t>
             </w:r>
           </w:p>
         </w:tc>
@@ -2115,7 +2738,7 @@
                 <w:color w:val="1A1A2E"/>
                 <w:sz w:val="19"/>
               </w:rPr>
-              <w:t>SPA (Vite + React 18 + TypeScript 5.8)</w:t>
+              <w:t>Landing page — 12 sections assembled in order</w:t>
             </w:r>
           </w:p>
         </w:tc>
@@ -2132,7 +2755,7 @@
                 <w:color w:val="1A1A2E"/>
                 <w:sz w:val="19"/>
               </w:rPr>
-              <w:t>Build tool</w:t>
+              <w:t>src/pages/Admin.tsx</w:t>
             </w:r>
           </w:p>
         </w:tc>
@@ -2147,7 +2770,7 @@
                 <w:color w:val="1A1A2E"/>
                 <w:sz w:val="19"/>
               </w:rPr>
-              <w:t>Vite 5.4 with @vitejs/plugin-react-swc</w:t>
+              <w:t>Admin dashboard — sidebar, onSnapshot, notifications, 4 tabs</w:t>
             </w:r>
           </w:p>
         </w:tc>
@@ -2164,7 +2787,7 @@
                 <w:color w:val="1A1A2E"/>
                 <w:sz w:val="19"/>
               </w:rPr>
-              <w:t>Styling</w:t>
+              <w:t>src/pages/Login.tsx / Signup.tsx</w:t>
             </w:r>
           </w:p>
         </w:tc>
@@ -2179,7 +2802,7 @@
                 <w:color w:val="1A1A2E"/>
                 <w:sz w:val="19"/>
               </w:rPr>
-              <w:t>Tailwind CSS 3.4 + CSS custom properties (HSL design tokens)</w:t>
+              <w:t>Auth pages — Firebase Auth, Google OAuth flow</w:t>
             </w:r>
           </w:p>
         </w:tc>
@@ -2196,7 +2819,7 @@
                 <w:color w:val="1A1A2E"/>
                 <w:sz w:val="19"/>
               </w:rPr>
-              <w:t>UI components</w:t>
+              <w:t>src/pages/ForgotPassword.tsx</w:t>
             </w:r>
           </w:p>
         </w:tc>
@@ -2211,7 +2834,7 @@
                 <w:color w:val="1A1A2E"/>
                 <w:sz w:val="19"/>
               </w:rPr>
-              <w:t>shadcn/ui (Radix UI primitives)</w:t>
+              <w:t>Password reset via Firebase Auth</w:t>
             </w:r>
           </w:p>
         </w:tc>
@@ -2228,7 +2851,7 @@
                 <w:color w:val="1A1A2E"/>
                 <w:sz w:val="19"/>
               </w:rPr>
-              <w:t>Animations</w:t>
+              <w:t>src/pages/Dashboard.tsx</w:t>
             </w:r>
           </w:p>
         </w:tc>
@@ -2243,7 +2866,7 @@
                 <w:color w:val="1A1A2E"/>
                 <w:sz w:val="19"/>
               </w:rPr>
-              <w:t>Framer Motion 12 — variants centralized in lib/animations.ts</w:t>
+              <w:t>User dashboard — profile, project status</w:t>
             </w:r>
           </w:p>
         </w:tc>
@@ -2260,7 +2883,7 @@
                 <w:color w:val="1A1A2E"/>
                 <w:sz w:val="19"/>
               </w:rPr>
-              <w:t>Routing</w:t>
+              <w:t>src/components/AdminRoute.tsx</w:t>
             </w:r>
           </w:p>
         </w:tc>
@@ -2275,7 +2898,7 @@
                 <w:color w:val="1A1A2E"/>
                 <w:sz w:val="19"/>
               </w:rPr>
-              <w:t>React Router DOM v6 — 6 routes: /, /login, /signup, /forgot-password, /dashboard, /admin</w:t>
+              <w:t>Route guard — checks VITE_ADMIN_EMAIL, toast on deny</w:t>
             </w:r>
           </w:p>
         </w:tc>
@@ -2292,7 +2915,7 @@
                 <w:color w:val="1A1A2E"/>
                 <w:sz w:val="19"/>
               </w:rPr>
-              <w:t>Auth</w:t>
+              <w:t>src/components/ErrorBoundary.tsx</w:t>
             </w:r>
           </w:p>
         </w:tc>
@@ -2307,7 +2930,7 @@
                 <w:color w:val="1A1A2E"/>
                 <w:sz w:val="19"/>
               </w:rPr>
-              <w:t>Firebase Auth v11 — Google OAuth + Email/Password</w:t>
+              <w:t>Class-based boundary — reload fallback on render error</w:t>
             </w:r>
           </w:p>
         </w:tc>
@@ -2324,7 +2947,7 @@
                 <w:color w:val="1A1A2E"/>
                 <w:sz w:val="19"/>
               </w:rPr>
-              <w:t>Database</w:t>
+              <w:t>src/components/ContactForm.tsx</w:t>
             </w:r>
           </w:p>
         </w:tc>
@@ -2339,7 +2962,7 @@
                 <w:color w:val="1A1A2E"/>
                 <w:sz w:val="19"/>
               </w:rPr>
-              <w:t>Firestore — users collection (auth) + leads collection (contact form)</w:t>
+              <w:t>Lead capture — Zod, react-hook-form, Firestore addDoc</w:t>
             </w:r>
           </w:p>
         </w:tc>
@@ -2356,7 +2979,7 @@
                 <w:color w:val="1A1A2E"/>
                 <w:sz w:val="19"/>
               </w:rPr>
-              <w:t>Real-time</w:t>
+              <w:t>src/components/WhatsAppButton.tsx</w:t>
             </w:r>
           </w:p>
         </w:tc>
@@ -2371,7 +2994,7 @@
                 <w:color w:val="1A1A2E"/>
                 <w:sz w:val="19"/>
               </w:rPr>
-              <w:t>onSnapshot listener in Admin.tsx — live updates without polling</w:t>
+              <w:t>Floating CTA — pulse ring, tooltip, route-aware</w:t>
             </w:r>
           </w:p>
         </w:tc>
@@ -2388,7 +3011,7 @@
                 <w:color w:val="1A1A2E"/>
                 <w:sz w:val="19"/>
               </w:rPr>
-              <w:t>Deployment</w:t>
+              <w:t>src/components/admin/LeadsTable.tsx</w:t>
             </w:r>
           </w:p>
         </w:tc>
@@ -2403,7 +3026,7 @@
                 <w:color w:val="1A1A2E"/>
                 <w:sz w:val="19"/>
               </w:rPr>
-              <w:t>Firebase Hosting — scalvicon-9bf2f.web.app</w:t>
+              <w:t>Full table — multi-select filter, bulk actions, CSV, modal</w:t>
             </w:r>
           </w:p>
         </w:tc>
@@ -2420,7 +3043,7 @@
                 <w:color w:val="1A1A2E"/>
                 <w:sz w:val="19"/>
               </w:rPr>
-              <w:t>Environment vars</w:t>
+              <w:t>src/components/admin/LeadDetailsModal.tsx</w:t>
             </w:r>
           </w:p>
         </w:tc>
@@ -2435,7 +3058,7 @@
                 <w:color w:val="1A1A2E"/>
                 <w:sz w:val="19"/>
               </w:rPr>
-              <w:t>VITE_FIREBASE_* (6 vars), VITE_WHATSAPP_NUMBER, VITE_ADMIN_EMAIL</w:t>
+              <w:t>Lead detail view — notes editor, Firestore update</w:t>
             </w:r>
           </w:p>
         </w:tc>
@@ -2452,7 +3075,7 @@
                 <w:color w:val="1A1A2E"/>
                 <w:sz w:val="19"/>
               </w:rPr>
-              <w:t>Charts</w:t>
+              <w:t>src/components/admin/SummaryCards.tsx</w:t>
             </w:r>
           </w:p>
         </w:tc>
@@ -2467,7 +3090,7 @@
                 <w:color w:val="1A1A2E"/>
                 <w:sz w:val="19"/>
               </w:rPr>
-              <w:t>recharts — Line, Pie, Bar charts in AnalyticsView</w:t>
+              <w:t>5 stat cards — Total with week-over-week trend arrow</w:t>
             </w:r>
           </w:p>
         </w:tc>
@@ -2484,7 +3107,7 @@
                 <w:color w:val="1A1A2E"/>
                 <w:sz w:val="19"/>
               </w:rPr>
-              <w:t>Form validation</w:t>
+              <w:t>src/components/admin/AnalyticsView.tsx</w:t>
             </w:r>
           </w:p>
         </w:tc>
@@ -2499,7 +3122,7 @@
                 <w:color w:val="1A1A2E"/>
                 <w:sz w:val="19"/>
               </w:rPr>
-              <w:t>react-hook-form + Zod — contact form with Indian phone regex</w:t>
+              <w:t>recharts Line/Pie/Bar — dark-theme CSS var tooltips</w:t>
             </w:r>
           </w:p>
         </w:tc>
@@ -2516,7 +3139,7 @@
                 <w:color w:val="1A1A2E"/>
                 <w:sz w:val="19"/>
               </w:rPr>
-              <w:t>State management</w:t>
+              <w:t>src/components/admin/ActivityTimeline.tsx</w:t>
             </w:r>
           </w:p>
         </w:tc>
@@ -2531,7 +3154,7 @@
                 <w:color w:val="1A1A2E"/>
                 <w:sz w:val="19"/>
               </w:rPr>
-              <w:t>React local state + AuthContext — no global store needed</w:t>
+              <w:t>Vertical timeline — last 10 leads with status dots</w:t>
             </w:r>
           </w:p>
         </w:tc>
@@ -2548,7 +3171,7 @@
                 <w:color w:val="1A1A2E"/>
                 <w:sz w:val="19"/>
               </w:rPr>
-              <w:t>Bundle (gzip)</w:t>
+              <w:t>src/components/admin/LeadsTableSkeleton.tsx</w:t>
             </w:r>
           </w:p>
         </w:tc>
@@ -2563,7 +3186,327 @@
                 <w:color w:val="1A1A2E"/>
                 <w:sz w:val="19"/>
               </w:rPr>
-              <w:t>438 KB — well under 1.5 MB budget</w:t>
+              <w:t>Loading skeleton — 5 pulse rows during Firestore init</w:t>
+            </w:r>
+          </w:p>
+        </w:tc>
+      </w:tr>
+      <w:tr>
+        <w:tc>
+          <w:tcPr>
+            <w:tcW w:type="dxa" w:w="3456"/>
+            <w:shd w:val="clear" w:color="auto" w:fill="FFFFFF"/>
+          </w:tcPr>
+          <w:p>
+            <w:r>
+              <w:rPr>
+                <w:color w:val="1A1A2E"/>
+                <w:sz w:val="19"/>
+              </w:rPr>
+              <w:t>src/types/lead.ts</w:t>
+            </w:r>
+          </w:p>
+        </w:tc>
+        <w:tc>
+          <w:tcPr>
+            <w:tcW w:type="dxa" w:w="6048"/>
+            <w:shd w:val="clear" w:color="auto" w:fill="FFFFFF"/>
+          </w:tcPr>
+          <w:p>
+            <w:r>
+              <w:rPr>
+                <w:color w:val="1A1A2E"/>
+                <w:sz w:val="19"/>
+              </w:rPr>
+              <w:t>Lead + LeadStatus types — includes notes &amp; lastUpdated</w:t>
+            </w:r>
+          </w:p>
+        </w:tc>
+      </w:tr>
+      <w:tr>
+        <w:tc>
+          <w:tcPr>
+            <w:tcW w:type="dxa" w:w="3456"/>
+            <w:shd w:val="clear" w:color="auto" w:fill="F5F5F5"/>
+          </w:tcPr>
+          <w:p>
+            <w:r>
+              <w:rPr>
+                <w:color w:val="1A1A2E"/>
+                <w:sz w:val="19"/>
+              </w:rPr>
+              <w:t>src/lib/validations/contact.ts</w:t>
+            </w:r>
+          </w:p>
+        </w:tc>
+        <w:tc>
+          <w:tcPr>
+            <w:tcW w:type="dxa" w:w="6048"/>
+            <w:shd w:val="clear" w:color="auto" w:fill="F5F5F5"/>
+          </w:tcPr>
+          <w:p>
+            <w:r>
+              <w:rPr>
+                <w:color w:val="1A1A2E"/>
+                <w:sz w:val="19"/>
+              </w:rPr>
+              <w:t>Zod schema + BUSINESS_TYPES + BUDGET_RANGES exports</w:t>
+            </w:r>
+          </w:p>
+        </w:tc>
+      </w:tr>
+      <w:tr>
+        <w:tc>
+          <w:tcPr>
+            <w:tcW w:type="dxa" w:w="3456"/>
+            <w:shd w:val="clear" w:color="auto" w:fill="FFFFFF"/>
+          </w:tcPr>
+          <w:p>
+            <w:r>
+              <w:rPr>
+                <w:color w:val="1A1A2E"/>
+                <w:sz w:val="19"/>
+              </w:rPr>
+              <w:t>src/lib/scroll.ts</w:t>
+            </w:r>
+          </w:p>
+        </w:tc>
+        <w:tc>
+          <w:tcPr>
+            <w:tcW w:type="dxa" w:w="6048"/>
+            <w:shd w:val="clear" w:color="auto" w:fill="FFFFFF"/>
+          </w:tcPr>
+          <w:p>
+            <w:r>
+              <w:rPr>
+                <w:color w:val="1A1A2E"/>
+                <w:sz w:val="19"/>
+              </w:rPr>
+              <w:t>scrollToSection() — DRY utility, no duplication</w:t>
+            </w:r>
+          </w:p>
+        </w:tc>
+      </w:tr>
+      <w:tr>
+        <w:tc>
+          <w:tcPr>
+            <w:tcW w:type="dxa" w:w="3456"/>
+            <w:shd w:val="clear" w:color="auto" w:fill="F5F5F5"/>
+          </w:tcPr>
+          <w:p>
+            <w:r>
+              <w:rPr>
+                <w:color w:val="1A1A2E"/>
+                <w:sz w:val="19"/>
+              </w:rPr>
+              <w:t>src/data/testimonials.ts</w:t>
+            </w:r>
+          </w:p>
+        </w:tc>
+        <w:tc>
+          <w:tcPr>
+            <w:tcW w:type="dxa" w:w="6048"/>
+            <w:shd w:val="clear" w:color="auto" w:fill="F5F5F5"/>
+          </w:tcPr>
+          <w:p>
+            <w:r>
+              <w:rPr>
+                <w:color w:val="1A1A2E"/>
+                <w:sz w:val="19"/>
+              </w:rPr>
+              <w:t>4 real client testimonials with star ratings</w:t>
+            </w:r>
+          </w:p>
+        </w:tc>
+      </w:tr>
+      <w:tr>
+        <w:tc>
+          <w:tcPr>
+            <w:tcW w:type="dxa" w:w="3456"/>
+            <w:shd w:val="clear" w:color="auto" w:fill="FFFFFF"/>
+          </w:tcPr>
+          <w:p>
+            <w:r>
+              <w:rPr>
+                <w:color w:val="1A1A2E"/>
+                <w:sz w:val="19"/>
+              </w:rPr>
+              <w:t>src/data/portfolio.ts</w:t>
+            </w:r>
+          </w:p>
+        </w:tc>
+        <w:tc>
+          <w:tcPr>
+            <w:tcW w:type="dxa" w:w="6048"/>
+            <w:shd w:val="clear" w:color="auto" w:fill="FFFFFF"/>
+          </w:tcPr>
+          <w:p>
+            <w:r>
+              <w:rPr>
+                <w:color w:val="1A1A2E"/>
+                <w:sz w:val="19"/>
+              </w:rPr>
+              <w:t>6 case studies — gradient, metrics, delivery weeks</w:t>
+            </w:r>
+          </w:p>
+        </w:tc>
+      </w:tr>
+      <w:tr>
+        <w:tc>
+          <w:tcPr>
+            <w:tcW w:type="dxa" w:w="3456"/>
+            <w:shd w:val="clear" w:color="auto" w:fill="F5F5F5"/>
+          </w:tcPr>
+          <w:p>
+            <w:r>
+              <w:rPr>
+                <w:color w:val="1A1A2E"/>
+                <w:sz w:val="19"/>
+              </w:rPr>
+              <w:t>src/data/faq.ts</w:t>
+            </w:r>
+          </w:p>
+        </w:tc>
+        <w:tc>
+          <w:tcPr>
+            <w:tcW w:type="dxa" w:w="6048"/>
+            <w:shd w:val="clear" w:color="auto" w:fill="F5F5F5"/>
+          </w:tcPr>
+          <w:p>
+            <w:r>
+              <w:rPr>
+                <w:color w:val="1A1A2E"/>
+                <w:sz w:val="19"/>
+              </w:rPr>
+              <w:t>6 real FAQ answers with Scalvicon pricing</w:t>
+            </w:r>
+          </w:p>
+        </w:tc>
+      </w:tr>
+      <w:tr>
+        <w:tc>
+          <w:tcPr>
+            <w:tcW w:type="dxa" w:w="3456"/>
+            <w:shd w:val="clear" w:color="auto" w:fill="FFFFFF"/>
+          </w:tcPr>
+          <w:p>
+            <w:r>
+              <w:rPr>
+                <w:color w:val="1A1A2E"/>
+                <w:sz w:val="19"/>
+              </w:rPr>
+              <w:t>src/test/AdminRoute.test.tsx</w:t>
+            </w:r>
+          </w:p>
+        </w:tc>
+        <w:tc>
+          <w:tcPr>
+            <w:tcW w:type="dxa" w:w="6048"/>
+            <w:shd w:val="clear" w:color="auto" w:fill="FFFFFF"/>
+          </w:tcPr>
+          <w:p>
+            <w:r>
+              <w:rPr>
+                <w:color w:val="1A1A2E"/>
+                <w:sz w:val="19"/>
+              </w:rPr>
+              <w:t>4 smoke tests — loading / unauth / non-admin / admin</w:t>
+            </w:r>
+          </w:p>
+        </w:tc>
+      </w:tr>
+      <w:tr>
+        <w:tc>
+          <w:tcPr>
+            <w:tcW w:type="dxa" w:w="3456"/>
+            <w:shd w:val="clear" w:color="auto" w:fill="F5F5F5"/>
+          </w:tcPr>
+          <w:p>
+            <w:r>
+              <w:rPr>
+                <w:color w:val="1A1A2E"/>
+                <w:sz w:val="19"/>
+              </w:rPr>
+              <w:t>vite.config.ts</w:t>
+            </w:r>
+          </w:p>
+        </w:tc>
+        <w:tc>
+          <w:tcPr>
+            <w:tcW w:type="dxa" w:w="6048"/>
+            <w:shd w:val="clear" w:color="auto" w:fill="F5F5F5"/>
+          </w:tcPr>
+          <w:p>
+            <w:r>
+              <w:rPr>
+                <w:color w:val="1A1A2E"/>
+                <w:sz w:val="19"/>
+              </w:rPr>
+              <w:t>manualChunks: firebase/charts/motion/vendor</w:t>
+            </w:r>
+          </w:p>
+        </w:tc>
+      </w:tr>
+      <w:tr>
+        <w:tc>
+          <w:tcPr>
+            <w:tcW w:type="dxa" w:w="3456"/>
+            <w:shd w:val="clear" w:color="auto" w:fill="FFFFFF"/>
+          </w:tcPr>
+          <w:p>
+            <w:r>
+              <w:rPr>
+                <w:color w:val="1A1A2E"/>
+                <w:sz w:val="19"/>
+              </w:rPr>
+              <w:t>firebase.json</w:t>
+            </w:r>
+          </w:p>
+        </w:tc>
+        <w:tc>
+          <w:tcPr>
+            <w:tcW w:type="dxa" w:w="6048"/>
+            <w:shd w:val="clear" w:color="auto" w:fill="FFFFFF"/>
+          </w:tcPr>
+          <w:p>
+            <w:r>
+              <w:rPr>
+                <w:color w:val="1A1A2E"/>
+                <w:sz w:val="19"/>
+              </w:rPr>
+              <w:t>Hosting: SPA rewrite, cache headers, X-Frame-Options</w:t>
+            </w:r>
+          </w:p>
+        </w:tc>
+      </w:tr>
+      <w:tr>
+        <w:tc>
+          <w:tcPr>
+            <w:tcW w:type="dxa" w:w="3456"/>
+            <w:shd w:val="clear" w:color="auto" w:fill="F5F5F5"/>
+          </w:tcPr>
+          <w:p>
+            <w:r>
+              <w:rPr>
+                <w:color w:val="1A1A2E"/>
+                <w:sz w:val="19"/>
+              </w:rPr>
+              <w:t>.env / .env.example</w:t>
+            </w:r>
+          </w:p>
+        </w:tc>
+        <w:tc>
+          <w:tcPr>
+            <w:tcW w:type="dxa" w:w="6048"/>
+            <w:shd w:val="clear" w:color="auto" w:fill="F5F5F5"/>
+          </w:tcPr>
+          <w:p>
+            <w:r>
+              <w:rPr>
+                <w:color w:val="1A1A2E"/>
+                <w:sz w:val="19"/>
+              </w:rPr>
+              <w:t>VITE_FIREBASE_* (6), VITE_WHATSAPP_NUMBER, VITE_ADMIN_EMAIL</w:t>
             </w:r>
           </w:p>
         </w:tc>
@@ -2660,7 +3603,7 @@
                 <w:color w:val="1A1A2E"/>
                 <w:sz w:val="19"/>
               </w:rPr>
-              <w:t>Firebase 11 — modular tree-shakeable imports</w:t>
+              <w:t>Firebase v11 — modular tree-shakeable imports</w:t>
             </w:r>
           </w:p>
         </w:tc>
@@ -2677,7 +3620,7 @@
                 <w:color w:val="1A1A2E"/>
                 <w:sz w:val="19"/>
               </w:rPr>
-              <w:t>Auth providers</w:t>
+              <w:t>Single initializeApp()</w:t>
             </w:r>
           </w:p>
         </w:tc>
@@ -2692,7 +3635,7 @@
                 <w:color w:val="1A1A2E"/>
                 <w:sz w:val="19"/>
               </w:rPr>
-              <w:t>✅ Google OAuth + Email/Password</w:t>
+              <w:t>✅ One call in src/lib/firebase.ts — no double-init</w:t>
             </w:r>
           </w:p>
         </w:tc>
@@ -2709,7 +3652,7 @@
                 <w:color w:val="1A1A2E"/>
                 <w:sz w:val="19"/>
               </w:rPr>
-              <w:t>Auth singleton</w:t>
+              <w:t>Auth providers</w:t>
             </w:r>
           </w:p>
         </w:tc>
@@ -2724,7 +3667,7 @@
                 <w:color w:val="1A1A2E"/>
                 <w:sz w:val="19"/>
               </w:rPr>
-              <w:t>✅ Single initializeApp() in src/lib/firebase.ts — no double-init</w:t>
+              <w:t>✅ GoogleAuthProvider + EmailAuthProvider</w:t>
             </w:r>
           </w:p>
         </w:tc>
@@ -2741,7 +3684,7 @@
                 <w:color w:val="1A1A2E"/>
                 <w:sz w:val="19"/>
               </w:rPr>
-              <w:t>Firestore — users</w:t>
+              <w:t>Auth singleton pattern</w:t>
             </w:r>
           </w:p>
         </w:tc>
@@ -2756,7 +3699,7 @@
                 <w:color w:val="1A1A2E"/>
                 <w:sz w:val="19"/>
               </w:rPr>
-              <w:t>✅ Created/updated on auth — upsertUserDoc() helper</w:t>
+              <w:t>✅ AuthContext wraps app — loading flag prevents premature redirects</w:t>
             </w:r>
           </w:p>
         </w:tc>
@@ -2773,7 +3716,7 @@
                 <w:color w:val="1A1A2E"/>
                 <w:sz w:val="19"/>
               </w:rPr>
-              <w:t>Firestore — leads</w:t>
+              <w:t>Firestore — users</w:t>
             </w:r>
           </w:p>
         </w:tc>
@@ -2788,7 +3731,7 @@
                 <w:color w:val="1A1A2E"/>
                 <w:sz w:val="19"/>
               </w:rPr>
-              <w:t>✅ addDoc on contact form submit — includes serverTimestamp()</w:t>
+              <w:t>✅ upsertUserDoc() — created/merged on every auth sign-in</w:t>
             </w:r>
           </w:p>
         </w:tc>
@@ -2805,7 +3748,7 @@
                 <w:color w:val="1A1A2E"/>
                 <w:sz w:val="19"/>
               </w:rPr>
-              <w:t>Error handling</w:t>
+              <w:t>Firestore — leads</w:t>
             </w:r>
           </w:p>
         </w:tc>
@@ -2820,7 +3763,7 @@
                 <w:color w:val="1A1A2E"/>
                 <w:sz w:val="19"/>
               </w:rPr>
-              <w:t>✅ All Firestore writes wrapped in try/catch with sonner toasts</w:t>
+              <w:t>✅ addDoc on contact form — serverTimestamp(), all fields typed</w:t>
             </w:r>
           </w:p>
         </w:tc>
@@ -2837,7 +3780,7 @@
                 <w:color w:val="1A1A2E"/>
                 <w:sz w:val="19"/>
               </w:rPr>
-              <w:t>Real-time listener</w:t>
+              <w:t>Firestore — notes</w:t>
             </w:r>
           </w:p>
         </w:tc>
@@ -2852,7 +3795,7 @@
                 <w:color w:val="1A1A2E"/>
                 <w:sz w:val="19"/>
               </w:rPr>
-              <w:t>✅ onSnapshot in Admin.tsx — unsub returned and called on cleanup</w:t>
+              <w:t>✅ updateDoc() from LeadDetailsModal — lastUpdated serverTimestamp()</w:t>
             </w:r>
           </w:p>
         </w:tc>
@@ -2869,7 +3812,7 @@
                 <w:color w:val="1A1A2E"/>
                 <w:sz w:val="19"/>
               </w:rPr>
-              <w:t>Offline handling</w:t>
+              <w:t>Real-time listener</w:t>
             </w:r>
           </w:p>
         </w:tc>
@@ -2884,7 +3827,7 @@
                 <w:color w:val="1A1A2E"/>
                 <w:sz w:val="19"/>
               </w:rPr>
-              <w:t>Not configured — acceptable for MVP</w:t>
+              <w:t>✅ onSnapshot in Admin.tsx — unsub returned from useEffect</w:t>
             </w:r>
           </w:p>
         </w:tc>
@@ -2916,7 +3859,7 @@
                 <w:color w:val="1A1A2E"/>
                 <w:sz w:val="19"/>
               </w:rPr>
-              <w:t>⚠️ Must be configured in Firebase Console (documented in admin panel)</w:t>
+              <w:t>✅ APPLIED — leads read/update/delete: admin email only; create: authenticated</w:t>
             </w:r>
           </w:p>
         </w:tc>
@@ -2933,7 +3876,7 @@
                 <w:color w:val="1A1A2E"/>
                 <w:sz w:val="19"/>
               </w:rPr>
-              <w:t>Config exposure</w:t>
+              <w:t>Error handling</w:t>
             </w:r>
           </w:p>
         </w:tc>
@@ -2948,7 +3891,7 @@
                 <w:color w:val="1A1A2E"/>
                 <w:sz w:val="19"/>
               </w:rPr>
-              <w:t>✅ All Firebase keys in .env, baked by Vite at build time — correct for Firebase JS SDK</w:t>
+              <w:t>✅ All Firestore writes in try/catch with toast feedback</w:t>
             </w:r>
           </w:p>
         </w:tc>
@@ -2965,7 +3908,7 @@
                 <w:color w:val="1A1A2E"/>
                 <w:sz w:val="19"/>
               </w:rPr>
-              <w:t>Admin SDK</w:t>
+              <w:t>Config exposure</w:t>
             </w:r>
           </w:p>
         </w:tc>
@@ -2980,7 +3923,7 @@
                 <w:color w:val="1A1A2E"/>
                 <w:sz w:val="19"/>
               </w:rPr>
-              <w:t>Not used — client SDK only (appropriate for this use case)</w:t>
+              <w:t>✅ All keys baked by Vite from .env — correct pattern for Firebase JS SDK</w:t>
             </w:r>
           </w:p>
         </w:tc>
@@ -2997,7 +3940,7 @@
                 <w:color w:val="1A1A2E"/>
                 <w:sz w:val="19"/>
               </w:rPr>
-              <w:t>Hosting</w:t>
+              <w:t>Hosting config</w:t>
             </w:r>
           </w:p>
         </w:tc>
@@ -3012,86 +3955,7 @@
                 <w:color w:val="1A1A2E"/>
                 <w:sz w:val="19"/>
               </w:rPr>
-              <w:t>✅ firebase.json — SPA rewrites, Cache-Control headers, X-Frame-Options</w:t>
-            </w:r>
-          </w:p>
-        </w:tc>
-      </w:tr>
-    </w:tbl>
-    <w:p/>
-    <w:p>
-      <w:pPr>
-        <w:spacing w:after="80"/>
-      </w:pPr>
-      <w:r>
-        <w:rPr>
-          <w:b w:val="0"/>
-          <w:i w:val="0"/>
-          <w:color w:val="E67E22"/>
-          <w:sz w:val="21"/>
-        </w:rPr>
-        <w:t>⚠️  Firestore security rules must be set before data is considered production-ready. A Firestore rules template is documented in the admin panel Settings tab.</w:t>
-      </w:r>
-    </w:p>
-    <w:p>
-      <w:pPr>
-        <w:spacing w:before="360" w:after="120"/>
-        <w:shd w:val="clear" w:color="auto" w:fill="0D161F"/>
-        <w:pBdr>
-          <w:left w:val="thick" w:sz="24" w:space="12" w:color="00E5A0"/>
-        </w:pBdr>
-        <w:ind w:left="360"/>
-      </w:pPr>
-      <w:r>
-        <w:rPr>
-          <w:b/>
-          <w:color w:val="FFFFFF"/>
-          <w:sz w:val="40"/>
-        </w:rPr>
-        <w:t>5 · Authentication &amp; Security</w:t>
-      </w:r>
-    </w:p>
-    <w:tbl>
-      <w:tblPr>
-        <w:tblStyle w:val="TableGrid"/>
-        <w:tblW w:type="auto" w:w="0"/>
-        <w:jc w:val="left"/>
-        <w:tblLook w:firstColumn="1" w:firstRow="1" w:lastColumn="0" w:lastRow="0" w:noHBand="0" w:noVBand="1" w:val="04A0"/>
-      </w:tblPr>
-      <w:tblGrid>
-        <w:gridCol w:w="4680"/>
-        <w:gridCol w:w="4680"/>
-      </w:tblGrid>
-      <w:tr>
-        <w:tc>
-          <w:tcPr>
-            <w:tcW w:type="dxa" w:w="3456"/>
-            <w:shd w:val="clear" w:color="auto" w:fill="0D161F"/>
-          </w:tcPr>
-          <w:p>
-            <w:r>
-              <w:rPr>
-                <w:b/>
-                <w:color w:val="FFFFFF"/>
-                <w:sz w:val="19"/>
-              </w:rPr>
-              <w:t>Check</w:t>
-            </w:r>
-          </w:p>
-        </w:tc>
-        <w:tc>
-          <w:tcPr>
-            <w:tcW w:type="dxa" w:w="6048"/>
-            <w:shd w:val="clear" w:color="auto" w:fill="0D161F"/>
-          </w:tcPr>
-          <w:p>
-            <w:r>
-              <w:rPr>
-                <w:b/>
-                <w:color w:val="FFFFFF"/>
-                <w:sz w:val="19"/>
-              </w:rPr>
-              <w:t>Status</w:t>
+              <w:t>✅ firebase.json — Cache-Control, X-Frame-Options, SPA rewrite</w:t>
             </w:r>
           </w:p>
         </w:tc>
@@ -3108,7 +3972,7 @@
                 <w:color w:val="1A1A2E"/>
                 <w:sz w:val="19"/>
               </w:rPr>
-              <w:t>Auth system</w:t>
+              <w:t>Build SDK chunk</w:t>
             </w:r>
           </w:p>
         </w:tc>
@@ -3123,295 +3987,7 @@
                 <w:color w:val="1A1A2E"/>
                 <w:sz w:val="19"/>
               </w:rPr>
-              <w:t>✅ Firebase Auth — Google + Email/Password</w:t>
-            </w:r>
-          </w:p>
-        </w:tc>
-      </w:tr>
-      <w:tr>
-        <w:tc>
-          <w:tcPr>
-            <w:tcW w:type="dxa" w:w="3456"/>
-            <w:shd w:val="clear" w:color="auto" w:fill="FFFFFF"/>
-          </w:tcPr>
-          <w:p>
-            <w:r>
-              <w:rPr>
-                <w:color w:val="1A1A2E"/>
-                <w:sz w:val="19"/>
-              </w:rPr>
-              <w:t>ProtectedRoute</w:t>
-            </w:r>
-          </w:p>
-        </w:tc>
-        <w:tc>
-          <w:tcPr>
-            <w:tcW w:type="dxa" w:w="6048"/>
-            <w:shd w:val="clear" w:color="auto" w:fill="FFFFFF"/>
-          </w:tcPr>
-          <w:p>
-            <w:r>
-              <w:rPr>
-                <w:color w:val="1A1A2E"/>
-                <w:sz w:val="19"/>
-              </w:rPr>
-              <w:t>✅ Redirects to /login if no currentUser</w:t>
-            </w:r>
-          </w:p>
-        </w:tc>
-      </w:tr>
-      <w:tr>
-        <w:tc>
-          <w:tcPr>
-            <w:tcW w:type="dxa" w:w="3456"/>
-            <w:shd w:val="clear" w:color="auto" w:fill="F5F5F5"/>
-          </w:tcPr>
-          <w:p>
-            <w:r>
-              <w:rPr>
-                <w:color w:val="1A1A2E"/>
-                <w:sz w:val="19"/>
-              </w:rPr>
-              <w:t>AdminRoute</w:t>
-            </w:r>
-          </w:p>
-        </w:tc>
-        <w:tc>
-          <w:tcPr>
-            <w:tcW w:type="dxa" w:w="6048"/>
-            <w:shd w:val="clear" w:color="auto" w:fill="F5F5F5"/>
-          </w:tcPr>
-          <w:p>
-            <w:r>
-              <w:rPr>
-                <w:color w:val="1A1A2E"/>
-                <w:sz w:val="19"/>
-              </w:rPr>
-              <w:t>✅ Checks email === VITE_ADMIN_EMAIL — redirects with toast on failure</w:t>
-            </w:r>
-          </w:p>
-        </w:tc>
-      </w:tr>
-      <w:tr>
-        <w:tc>
-          <w:tcPr>
-            <w:tcW w:type="dxa" w:w="3456"/>
-            <w:shd w:val="clear" w:color="auto" w:fill="FFFFFF"/>
-          </w:tcPr>
-          <w:p>
-            <w:r>
-              <w:rPr>
-                <w:color w:val="1A1A2E"/>
-                <w:sz w:val="19"/>
-              </w:rPr>
-              <w:t>Admin email config</w:t>
-            </w:r>
-          </w:p>
-        </w:tc>
-        <w:tc>
-          <w:tcPr>
-            <w:tcW w:type="dxa" w:w="6048"/>
-            <w:shd w:val="clear" w:color="auto" w:fill="FFFFFF"/>
-          </w:tcPr>
-          <w:p>
-            <w:r>
-              <w:rPr>
-                <w:color w:val="1A1A2E"/>
-                <w:sz w:val="19"/>
-              </w:rPr>
-              <w:t>✅ VITE_ADMIN_EMAIL env var — not hardcoded</w:t>
-            </w:r>
-          </w:p>
-        </w:tc>
-      </w:tr>
-      <w:tr>
-        <w:tc>
-          <w:tcPr>
-            <w:tcW w:type="dxa" w:w="3456"/>
-            <w:shd w:val="clear" w:color="auto" w:fill="F5F5F5"/>
-          </w:tcPr>
-          <w:p>
-            <w:r>
-              <w:rPr>
-                <w:color w:val="1A1A2E"/>
-                <w:sz w:val="19"/>
-              </w:rPr>
-              <w:t>HTTPS</w:t>
-            </w:r>
-          </w:p>
-        </w:tc>
-        <w:tc>
-          <w:tcPr>
-            <w:tcW w:type="dxa" w:w="6048"/>
-            <w:shd w:val="clear" w:color="auto" w:fill="F5F5F5"/>
-          </w:tcPr>
-          <w:p>
-            <w:r>
-              <w:rPr>
-                <w:color w:val="1A1A2E"/>
-                <w:sz w:val="19"/>
-              </w:rPr>
-              <w:t>✅ Firebase Hosting enforces HTTPS automatically</w:t>
-            </w:r>
-          </w:p>
-        </w:tc>
-      </w:tr>
-      <w:tr>
-        <w:tc>
-          <w:tcPr>
-            <w:tcW w:type="dxa" w:w="3456"/>
-            <w:shd w:val="clear" w:color="auto" w:fill="FFFFFF"/>
-          </w:tcPr>
-          <w:p>
-            <w:r>
-              <w:rPr>
-                <w:color w:val="1A1A2E"/>
-                <w:sz w:val="19"/>
-              </w:rPr>
-              <w:t>X-Frame-Options</w:t>
-            </w:r>
-          </w:p>
-        </w:tc>
-        <w:tc>
-          <w:tcPr>
-            <w:tcW w:type="dxa" w:w="6048"/>
-            <w:shd w:val="clear" w:color="auto" w:fill="FFFFFF"/>
-          </w:tcPr>
-          <w:p>
-            <w:r>
-              <w:rPr>
-                <w:color w:val="1A1A2E"/>
-                <w:sz w:val="19"/>
-              </w:rPr>
-              <w:t>✅ SAMEORIGIN set via firebase.json headers</w:t>
-            </w:r>
-          </w:p>
-        </w:tc>
-      </w:tr>
-      <w:tr>
-        <w:tc>
-          <w:tcPr>
-            <w:tcW w:type="dxa" w:w="3456"/>
-            <w:shd w:val="clear" w:color="auto" w:fill="F5F5F5"/>
-          </w:tcPr>
-          <w:p>
-            <w:r>
-              <w:rPr>
-                <w:color w:val="1A1A2E"/>
-                <w:sz w:val="19"/>
-              </w:rPr>
-              <w:t>XSS risk</w:t>
-            </w:r>
-          </w:p>
-        </w:tc>
-        <w:tc>
-          <w:tcPr>
-            <w:tcW w:type="dxa" w:w="6048"/>
-            <w:shd w:val="clear" w:color="auto" w:fill="F5F5F5"/>
-          </w:tcPr>
-          <w:p>
-            <w:r>
-              <w:rPr>
-                <w:color w:val="1A1A2E"/>
-                <w:sz w:val="19"/>
-              </w:rPr>
-              <w:t>Low — no dangerouslySetInnerHTML; all UI rendered via React</w:t>
-            </w:r>
-          </w:p>
-        </w:tc>
-      </w:tr>
-      <w:tr>
-        <w:tc>
-          <w:tcPr>
-            <w:tcW w:type="dxa" w:w="3456"/>
-            <w:shd w:val="clear" w:color="auto" w:fill="FFFFFF"/>
-          </w:tcPr>
-          <w:p>
-            <w:r>
-              <w:rPr>
-                <w:color w:val="1A1A2E"/>
-                <w:sz w:val="19"/>
-              </w:rPr>
-              <w:t>Firestore rules</w:t>
-            </w:r>
-          </w:p>
-        </w:tc>
-        <w:tc>
-          <w:tcPr>
-            <w:tcW w:type="dxa" w:w="6048"/>
-            <w:shd w:val="clear" w:color="auto" w:fill="FFFFFF"/>
-          </w:tcPr>
-          <w:p>
-            <w:r>
-              <w:rPr>
-                <w:color w:val="1A1A2E"/>
-                <w:sz w:val="19"/>
-              </w:rPr>
-              <w:t>⚠️ Pending — leads should only be readable by admin email</w:t>
-            </w:r>
-          </w:p>
-        </w:tc>
-      </w:tr>
-      <w:tr>
-        <w:tc>
-          <w:tcPr>
-            <w:tcW w:type="dxa" w:w="3456"/>
-            <w:shd w:val="clear" w:color="auto" w:fill="F5F5F5"/>
-          </w:tcPr>
-          <w:p>
-            <w:r>
-              <w:rPr>
-                <w:color w:val="1A1A2E"/>
-                <w:sz w:val="19"/>
-              </w:rPr>
-              <w:t>Auth loading state</w:t>
-            </w:r>
-          </w:p>
-        </w:tc>
-        <w:tc>
-          <w:tcPr>
-            <w:tcW w:type="dxa" w:w="6048"/>
-            <w:shd w:val="clear" w:color="auto" w:fill="F5F5F5"/>
-          </w:tcPr>
-          <w:p>
-            <w:r>
-              <w:rPr>
-                <w:color w:val="1A1A2E"/>
-                <w:sz w:val="19"/>
-              </w:rPr>
-              <w:t>✅ loading flag in AuthContext prevents premature redirects</w:t>
-            </w:r>
-          </w:p>
-        </w:tc>
-      </w:tr>
-      <w:tr>
-        <w:tc>
-          <w:tcPr>
-            <w:tcW w:type="dxa" w:w="3456"/>
-            <w:shd w:val="clear" w:color="auto" w:fill="FFFFFF"/>
-          </w:tcPr>
-          <w:p>
-            <w:r>
-              <w:rPr>
-                <w:color w:val="1A1A2E"/>
-                <w:sz w:val="19"/>
-              </w:rPr>
-              <w:t>Token email check</w:t>
-            </w:r>
-          </w:p>
-        </w:tc>
-        <w:tc>
-          <w:tcPr>
-            <w:tcW w:type="dxa" w:w="6048"/>
-            <w:shd w:val="clear" w:color="auto" w:fill="FFFFFF"/>
-          </w:tcPr>
-          <w:p>
-            <w:r>
-              <w:rPr>
-                <w:color w:val="1A1A2E"/>
-                <w:sz w:val="19"/>
-              </w:rPr>
-              <w:t>ℹ️  AdminRoute checks currentUser.email on client — server-side rule also needed</w:t>
+              <w:t>✅ firebase split into 137 KB gzip async chunk via manualChunks</w:t>
             </w:r>
           </w:p>
         </w:tc>
@@ -3433,7 +4009,1033 @@
           <w:color w:val="FFFFFF"/>
           <w:sz w:val="40"/>
         </w:rPr>
-        <w:t>6 · Code Quality</w:t>
+        <w:t>5 · Security Audit</w:t>
+      </w:r>
+    </w:p>
+    <w:tbl>
+      <w:tblPr>
+        <w:tblStyle w:val="TableGrid"/>
+        <w:tblW w:type="auto" w:w="0"/>
+        <w:jc w:val="left"/>
+        <w:tblLook w:firstColumn="1" w:firstRow="1" w:lastColumn="0" w:lastRow="0" w:noHBand="0" w:noVBand="1" w:val="04A0"/>
+      </w:tblPr>
+      <w:tblGrid>
+        <w:gridCol w:w="4680"/>
+        <w:gridCol w:w="4680"/>
+      </w:tblGrid>
+      <w:tr>
+        <w:tc>
+          <w:tcPr>
+            <w:tcW w:type="dxa" w:w="3456"/>
+            <w:shd w:val="clear" w:color="auto" w:fill="0D161F"/>
+          </w:tcPr>
+          <w:p>
+            <w:r>
+              <w:rPr>
+                <w:b/>
+                <w:color w:val="FFFFFF"/>
+                <w:sz w:val="19"/>
+              </w:rPr>
+              <w:t>Check</w:t>
+            </w:r>
+          </w:p>
+        </w:tc>
+        <w:tc>
+          <w:tcPr>
+            <w:tcW w:type="dxa" w:w="6048"/>
+            <w:shd w:val="clear" w:color="auto" w:fill="0D161F"/>
+          </w:tcPr>
+          <w:p>
+            <w:r>
+              <w:rPr>
+                <w:b/>
+                <w:color w:val="FFFFFF"/>
+                <w:sz w:val="19"/>
+              </w:rPr>
+              <w:t>Status</w:t>
+            </w:r>
+          </w:p>
+        </w:tc>
+      </w:tr>
+      <w:tr>
+        <w:tc>
+          <w:tcPr>
+            <w:tcW w:type="dxa" w:w="3456"/>
+            <w:shd w:val="clear" w:color="auto" w:fill="F5F5F5"/>
+          </w:tcPr>
+          <w:p>
+            <w:r>
+              <w:rPr>
+                <w:color w:val="1A1A2E"/>
+                <w:sz w:val="19"/>
+              </w:rPr>
+              <w:t>Firestore rules</w:t>
+            </w:r>
+          </w:p>
+        </w:tc>
+        <w:tc>
+          <w:tcPr>
+            <w:tcW w:type="dxa" w:w="6048"/>
+            <w:shd w:val="clear" w:color="auto" w:fill="F5F5F5"/>
+          </w:tcPr>
+          <w:p>
+            <w:r>
+              <w:rPr>
+                <w:color w:val="1A1A2E"/>
+                <w:sz w:val="19"/>
+              </w:rPr>
+              <w:t>✅ Active — leads restricted to admin email at database layer</w:t>
+            </w:r>
+          </w:p>
+        </w:tc>
+      </w:tr>
+      <w:tr>
+        <w:tc>
+          <w:tcPr>
+            <w:tcW w:type="dxa" w:w="3456"/>
+            <w:shd w:val="clear" w:color="auto" w:fill="FFFFFF"/>
+          </w:tcPr>
+          <w:p>
+            <w:r>
+              <w:rPr>
+                <w:color w:val="1A1A2E"/>
+                <w:sz w:val="19"/>
+              </w:rPr>
+              <w:t>AdminRoute client guard</w:t>
+            </w:r>
+          </w:p>
+        </w:tc>
+        <w:tc>
+          <w:tcPr>
+            <w:tcW w:type="dxa" w:w="6048"/>
+            <w:shd w:val="clear" w:color="auto" w:fill="FFFFFF"/>
+          </w:tcPr>
+          <w:p>
+            <w:r>
+              <w:rPr>
+                <w:color w:val="1A1A2E"/>
+                <w:sz w:val="19"/>
+              </w:rPr>
+              <w:t>✅ VITE_ADMIN_EMAIL check — redirects with toast</w:t>
+            </w:r>
+          </w:p>
+        </w:tc>
+      </w:tr>
+      <w:tr>
+        <w:tc>
+          <w:tcPr>
+            <w:tcW w:type="dxa" w:w="3456"/>
+            <w:shd w:val="clear" w:color="auto" w:fill="F5F5F5"/>
+          </w:tcPr>
+          <w:p>
+            <w:r>
+              <w:rPr>
+                <w:color w:val="1A1A2E"/>
+                <w:sz w:val="19"/>
+              </w:rPr>
+              <w:t>Defense in depth</w:t>
+            </w:r>
+          </w:p>
+        </w:tc>
+        <w:tc>
+          <w:tcPr>
+            <w:tcW w:type="dxa" w:w="6048"/>
+            <w:shd w:val="clear" w:color="auto" w:fill="F5F5F5"/>
+          </w:tcPr>
+          <w:p>
+            <w:r>
+              <w:rPr>
+                <w:color w:val="1A1A2E"/>
+                <w:sz w:val="19"/>
+              </w:rPr>
+              <w:t>✅ Both client-side email check AND Firestore server-side rule applied</w:t>
+            </w:r>
+          </w:p>
+        </w:tc>
+      </w:tr>
+      <w:tr>
+        <w:tc>
+          <w:tcPr>
+            <w:tcW w:type="dxa" w:w="3456"/>
+            <w:shd w:val="clear" w:color="auto" w:fill="FFFFFF"/>
+          </w:tcPr>
+          <w:p>
+            <w:r>
+              <w:rPr>
+                <w:color w:val="1A1A2E"/>
+                <w:sz w:val="19"/>
+              </w:rPr>
+              <w:t>HTTPS</w:t>
+            </w:r>
+          </w:p>
+        </w:tc>
+        <w:tc>
+          <w:tcPr>
+            <w:tcW w:type="dxa" w:w="6048"/>
+            <w:shd w:val="clear" w:color="auto" w:fill="FFFFFF"/>
+          </w:tcPr>
+          <w:p>
+            <w:r>
+              <w:rPr>
+                <w:color w:val="1A1A2E"/>
+                <w:sz w:val="19"/>
+              </w:rPr>
+              <w:t>✅ Firebase Hosting enforces HTTPS automatically</w:t>
+            </w:r>
+          </w:p>
+        </w:tc>
+      </w:tr>
+      <w:tr>
+        <w:tc>
+          <w:tcPr>
+            <w:tcW w:type="dxa" w:w="3456"/>
+            <w:shd w:val="clear" w:color="auto" w:fill="F5F5F5"/>
+          </w:tcPr>
+          <w:p>
+            <w:r>
+              <w:rPr>
+                <w:color w:val="1A1A2E"/>
+                <w:sz w:val="19"/>
+              </w:rPr>
+              <w:t>X-Frame-Options</w:t>
+            </w:r>
+          </w:p>
+        </w:tc>
+        <w:tc>
+          <w:tcPr>
+            <w:tcW w:type="dxa" w:w="6048"/>
+            <w:shd w:val="clear" w:color="auto" w:fill="F5F5F5"/>
+          </w:tcPr>
+          <w:p>
+            <w:r>
+              <w:rPr>
+                <w:color w:val="1A1A2E"/>
+                <w:sz w:val="19"/>
+              </w:rPr>
+              <w:t>✅ SAMEORIGIN — prevents clickjacking</w:t>
+            </w:r>
+          </w:p>
+        </w:tc>
+      </w:tr>
+      <w:tr>
+        <w:tc>
+          <w:tcPr>
+            <w:tcW w:type="dxa" w:w="3456"/>
+            <w:shd w:val="clear" w:color="auto" w:fill="FFFFFF"/>
+          </w:tcPr>
+          <w:p>
+            <w:r>
+              <w:rPr>
+                <w:color w:val="1A1A2E"/>
+                <w:sz w:val="19"/>
+              </w:rPr>
+              <w:t>XSS risk</w:t>
+            </w:r>
+          </w:p>
+        </w:tc>
+        <w:tc>
+          <w:tcPr>
+            <w:tcW w:type="dxa" w:w="6048"/>
+            <w:shd w:val="clear" w:color="auto" w:fill="FFFFFF"/>
+          </w:tcPr>
+          <w:p>
+            <w:r>
+              <w:rPr>
+                <w:color w:val="1A1A2E"/>
+                <w:sz w:val="19"/>
+              </w:rPr>
+              <w:t>Low — no dangerouslySetInnerHTML; all content via React's virtual DOM</w:t>
+            </w:r>
+          </w:p>
+        </w:tc>
+      </w:tr>
+      <w:tr>
+        <w:tc>
+          <w:tcPr>
+            <w:tcW w:type="dxa" w:w="3456"/>
+            <w:shd w:val="clear" w:color="auto" w:fill="F5F5F5"/>
+          </w:tcPr>
+          <w:p>
+            <w:r>
+              <w:rPr>
+                <w:color w:val="1A1A2E"/>
+                <w:sz w:val="19"/>
+              </w:rPr>
+              <w:t>Auth loading state</w:t>
+            </w:r>
+          </w:p>
+        </w:tc>
+        <w:tc>
+          <w:tcPr>
+            <w:tcW w:type="dxa" w:w="6048"/>
+            <w:shd w:val="clear" w:color="auto" w:fill="F5F5F5"/>
+          </w:tcPr>
+          <w:p>
+            <w:r>
+              <w:rPr>
+                <w:color w:val="1A1A2E"/>
+                <w:sz w:val="19"/>
+              </w:rPr>
+              <w:t>✅ loading flag prevents route flash before auth state resolves</w:t>
+            </w:r>
+          </w:p>
+        </w:tc>
+      </w:tr>
+      <w:tr>
+        <w:tc>
+          <w:tcPr>
+            <w:tcW w:type="dxa" w:w="3456"/>
+            <w:shd w:val="clear" w:color="auto" w:fill="FFFFFF"/>
+          </w:tcPr>
+          <w:p>
+            <w:r>
+              <w:rPr>
+                <w:color w:val="1A1A2E"/>
+                <w:sz w:val="19"/>
+              </w:rPr>
+              <w:t>ProtectedRoute</w:t>
+            </w:r>
+          </w:p>
+        </w:tc>
+        <w:tc>
+          <w:tcPr>
+            <w:tcW w:type="dxa" w:w="6048"/>
+            <w:shd w:val="clear" w:color="auto" w:fill="FFFFFF"/>
+          </w:tcPr>
+          <w:p>
+            <w:r>
+              <w:rPr>
+                <w:color w:val="1A1A2E"/>
+                <w:sz w:val="19"/>
+              </w:rPr>
+              <w:t>✅ /dashboard requires any authenticated user</w:t>
+            </w:r>
+          </w:p>
+        </w:tc>
+      </w:tr>
+      <w:tr>
+        <w:tc>
+          <w:tcPr>
+            <w:tcW w:type="dxa" w:w="3456"/>
+            <w:shd w:val="clear" w:color="auto" w:fill="F5F5F5"/>
+          </w:tcPr>
+          <w:p>
+            <w:r>
+              <w:rPr>
+                <w:color w:val="1A1A2E"/>
+                <w:sz w:val="19"/>
+              </w:rPr>
+              <w:t>AdminRoute</w:t>
+            </w:r>
+          </w:p>
+        </w:tc>
+        <w:tc>
+          <w:tcPr>
+            <w:tcW w:type="dxa" w:w="6048"/>
+            <w:shd w:val="clear" w:color="auto" w:fill="F5F5F5"/>
+          </w:tcPr>
+          <w:p>
+            <w:r>
+              <w:rPr>
+                <w:color w:val="1A1A2E"/>
+                <w:sz w:val="19"/>
+              </w:rPr>
+              <w:t>✅ /admin requires specific email match</w:t>
+            </w:r>
+          </w:p>
+        </w:tc>
+      </w:tr>
+      <w:tr>
+        <w:tc>
+          <w:tcPr>
+            <w:tcW w:type="dxa" w:w="3456"/>
+            <w:shd w:val="clear" w:color="auto" w:fill="FFFFFF"/>
+          </w:tcPr>
+          <w:p>
+            <w:r>
+              <w:rPr>
+                <w:color w:val="1A1A2E"/>
+                <w:sz w:val="19"/>
+              </w:rPr>
+              <w:t>VITE_ADMIN_EMAIL in bundle</w:t>
+            </w:r>
+          </w:p>
+        </w:tc>
+        <w:tc>
+          <w:tcPr>
+            <w:tcW w:type="dxa" w:w="6048"/>
+            <w:shd w:val="clear" w:color="auto" w:fill="FFFFFF"/>
+          </w:tcPr>
+          <w:p>
+            <w:r>
+              <w:rPr>
+                <w:color w:val="1A1A2E"/>
+                <w:sz w:val="19"/>
+              </w:rPr>
+              <w:t>ℹ️  Visible in compiled JS — mitigated by Firestore server-side rule</w:t>
+            </w:r>
+          </w:p>
+        </w:tc>
+      </w:tr>
+      <w:tr>
+        <w:tc>
+          <w:tcPr>
+            <w:tcW w:type="dxa" w:w="3456"/>
+            <w:shd w:val="clear" w:color="auto" w:fill="F5F5F5"/>
+          </w:tcPr>
+          <w:p>
+            <w:r>
+              <w:rPr>
+                <w:color w:val="1A1A2E"/>
+                <w:sz w:val="19"/>
+              </w:rPr>
+              <w:t>Environment variables</w:t>
+            </w:r>
+          </w:p>
+        </w:tc>
+        <w:tc>
+          <w:tcPr>
+            <w:tcW w:type="dxa" w:w="6048"/>
+            <w:shd w:val="clear" w:color="auto" w:fill="F5F5F5"/>
+          </w:tcPr>
+          <w:p>
+            <w:r>
+              <w:rPr>
+                <w:color w:val="1A1A2E"/>
+                <w:sz w:val="19"/>
+              </w:rPr>
+              <w:t>✅ .env gitignored; .env.example committed with placeholder values</w:t>
+            </w:r>
+          </w:p>
+        </w:tc>
+      </w:tr>
+      <w:tr>
+        <w:tc>
+          <w:tcPr>
+            <w:tcW w:type="dxa" w:w="3456"/>
+            <w:shd w:val="clear" w:color="auto" w:fill="FFFFFF"/>
+          </w:tcPr>
+          <w:p>
+            <w:r>
+              <w:rPr>
+                <w:color w:val="1A1A2E"/>
+                <w:sz w:val="19"/>
+              </w:rPr>
+              <w:t>No admin SDK exposed</w:t>
+            </w:r>
+          </w:p>
+        </w:tc>
+        <w:tc>
+          <w:tcPr>
+            <w:tcW w:type="dxa" w:w="6048"/>
+            <w:shd w:val="clear" w:color="auto" w:fill="FFFFFF"/>
+          </w:tcPr>
+          <w:p>
+            <w:r>
+              <w:rPr>
+                <w:color w:val="1A1A2E"/>
+                <w:sz w:val="19"/>
+              </w:rPr>
+              <w:t>✅ Client SDK only — no service account ever touches browser code</w:t>
+            </w:r>
+          </w:p>
+        </w:tc>
+      </w:tr>
+    </w:tbl>
+    <w:p/>
+    <w:p>
+      <w:pPr>
+        <w:spacing w:before="360" w:after="120"/>
+        <w:shd w:val="clear" w:color="auto" w:fill="0D161F"/>
+        <w:pBdr>
+          <w:left w:val="thick" w:sz="24" w:space="12" w:color="00E5A0"/>
+        </w:pBdr>
+        <w:ind w:left="360"/>
+      </w:pPr>
+      <w:r>
+        <w:rPr>
+          <w:b/>
+          <w:color w:val="FFFFFF"/>
+          <w:sz w:val="40"/>
+        </w:rPr>
+        <w:t>6 · Leads Management System</w:t>
+      </w:r>
+    </w:p>
+    <w:tbl>
+      <w:tblPr>
+        <w:tblStyle w:val="TableGrid"/>
+        <w:tblW w:type="auto" w:w="0"/>
+        <w:jc w:val="left"/>
+        <w:tblLook w:firstColumn="1" w:firstRow="1" w:lastColumn="0" w:lastRow="0" w:noHBand="0" w:noVBand="1" w:val="04A0"/>
+      </w:tblPr>
+      <w:tblGrid>
+        <w:gridCol w:w="4680"/>
+        <w:gridCol w:w="4680"/>
+      </w:tblGrid>
+      <w:tr>
+        <w:tc>
+          <w:tcPr>
+            <w:tcW w:type="dxa" w:w="3456"/>
+            <w:shd w:val="clear" w:color="auto" w:fill="0D161F"/>
+          </w:tcPr>
+          <w:p>
+            <w:r>
+              <w:rPr>
+                <w:b/>
+                <w:color w:val="FFFFFF"/>
+                <w:sz w:val="19"/>
+              </w:rPr>
+              <w:t>Feature</w:t>
+            </w:r>
+          </w:p>
+        </w:tc>
+        <w:tc>
+          <w:tcPr>
+            <w:tcW w:type="dxa" w:w="6048"/>
+            <w:shd w:val="clear" w:color="auto" w:fill="0D161F"/>
+          </w:tcPr>
+          <w:p>
+            <w:r>
+              <w:rPr>
+                <w:b/>
+                <w:color w:val="FFFFFF"/>
+                <w:sz w:val="19"/>
+              </w:rPr>
+              <w:t>Detail</w:t>
+            </w:r>
+          </w:p>
+        </w:tc>
+      </w:tr>
+      <w:tr>
+        <w:tc>
+          <w:tcPr>
+            <w:tcW w:type="dxa" w:w="3456"/>
+            <w:shd w:val="clear" w:color="auto" w:fill="F5F5F5"/>
+          </w:tcPr>
+          <w:p>
+            <w:r>
+              <w:rPr>
+                <w:color w:val="1A1A2E"/>
+                <w:sz w:val="19"/>
+              </w:rPr>
+              <w:t>Data source</w:t>
+            </w:r>
+          </w:p>
+        </w:tc>
+        <w:tc>
+          <w:tcPr>
+            <w:tcW w:type="dxa" w:w="6048"/>
+            <w:shd w:val="clear" w:color="auto" w:fill="F5F5F5"/>
+          </w:tcPr>
+          <w:p>
+            <w:r>
+              <w:rPr>
+                <w:color w:val="1A1A2E"/>
+                <w:sz w:val="19"/>
+              </w:rPr>
+              <w:t>Firestore 'leads' collection — ordered by createdAt desc</w:t>
+            </w:r>
+          </w:p>
+        </w:tc>
+      </w:tr>
+      <w:tr>
+        <w:tc>
+          <w:tcPr>
+            <w:tcW w:type="dxa" w:w="3456"/>
+            <w:shd w:val="clear" w:color="auto" w:fill="FFFFFF"/>
+          </w:tcPr>
+          <w:p>
+            <w:r>
+              <w:rPr>
+                <w:color w:val="1A1A2E"/>
+                <w:sz w:val="19"/>
+              </w:rPr>
+              <w:t>Real-time updates</w:t>
+            </w:r>
+          </w:p>
+        </w:tc>
+        <w:tc>
+          <w:tcPr>
+            <w:tcW w:type="dxa" w:w="6048"/>
+            <w:shd w:val="clear" w:color="auto" w:fill="FFFFFF"/>
+          </w:tcPr>
+          <w:p>
+            <w:r>
+              <w:rPr>
+                <w:color w:val="1A1A2E"/>
+                <w:sz w:val="19"/>
+              </w:rPr>
+              <w:t>onSnapshot — admin sees new submissions without page reload</w:t>
+            </w:r>
+          </w:p>
+        </w:tc>
+      </w:tr>
+      <w:tr>
+        <w:tc>
+          <w:tcPr>
+            <w:tcW w:type="dxa" w:w="3456"/>
+            <w:shd w:val="clear" w:color="auto" w:fill="F5F5F5"/>
+          </w:tcPr>
+          <w:p>
+            <w:r>
+              <w:rPr>
+                <w:color w:val="1A1A2E"/>
+                <w:sz w:val="19"/>
+              </w:rPr>
+              <w:t>Status workflow</w:t>
+            </w:r>
+          </w:p>
+        </w:tc>
+        <w:tc>
+          <w:tcPr>
+            <w:tcW w:type="dxa" w:w="6048"/>
+            <w:shd w:val="clear" w:color="auto" w:fill="F5F5F5"/>
+          </w:tcPr>
+          <w:p>
+            <w:r>
+              <w:rPr>
+                <w:color w:val="1A1A2E"/>
+                <w:sz w:val="19"/>
+              </w:rPr>
+              <w:t>new → contacted → converted (row actions or bulk)</w:t>
+            </w:r>
+          </w:p>
+        </w:tc>
+      </w:tr>
+      <w:tr>
+        <w:tc>
+          <w:tcPr>
+            <w:tcW w:type="dxa" w:w="3456"/>
+            <w:shd w:val="clear" w:color="auto" w:fill="FFFFFF"/>
+          </w:tcPr>
+          <w:p>
+            <w:r>
+              <w:rPr>
+                <w:color w:val="1A1A2E"/>
+                <w:sz w:val="19"/>
+              </w:rPr>
+              <w:t>Filters</w:t>
+            </w:r>
+          </w:p>
+        </w:tc>
+        <w:tc>
+          <w:tcPr>
+            <w:tcW w:type="dxa" w:w="6048"/>
+            <w:shd w:val="clear" w:color="auto" w:fill="FFFFFF"/>
+          </w:tcPr>
+          <w:p>
+            <w:r>
+              <w:rPr>
+                <w:color w:val="1A1A2E"/>
+                <w:sz w:val="19"/>
+              </w:rPr>
+              <w:t>Search (name/email) + multi-select status + business type + date range</w:t>
+            </w:r>
+          </w:p>
+        </w:tc>
+      </w:tr>
+      <w:tr>
+        <w:tc>
+          <w:tcPr>
+            <w:tcW w:type="dxa" w:w="3456"/>
+            <w:shd w:val="clear" w:color="auto" w:fill="F5F5F5"/>
+          </w:tcPr>
+          <w:p>
+            <w:r>
+              <w:rPr>
+                <w:color w:val="1A1A2E"/>
+                <w:sz w:val="19"/>
+              </w:rPr>
+              <w:t>Multi-select status</w:t>
+            </w:r>
+          </w:p>
+        </w:tc>
+        <w:tc>
+          <w:tcPr>
+            <w:tcW w:type="dxa" w:w="6048"/>
+            <w:shd w:val="clear" w:color="auto" w:fill="F5F5F5"/>
+          </w:tcPr>
+          <w:p>
+            <w:r>
+              <w:rPr>
+                <w:color w:val="1A1A2E"/>
+                <w:sz w:val="19"/>
+              </w:rPr>
+              <w:t>Custom checkbox dropdown — select any combination of statuses</w:t>
+            </w:r>
+          </w:p>
+        </w:tc>
+      </w:tr>
+      <w:tr>
+        <w:tc>
+          <w:tcPr>
+            <w:tcW w:type="dxa" w:w="3456"/>
+            <w:shd w:val="clear" w:color="auto" w:fill="FFFFFF"/>
+          </w:tcPr>
+          <w:p>
+            <w:r>
+              <w:rPr>
+                <w:color w:val="1A1A2E"/>
+                <w:sz w:val="19"/>
+              </w:rPr>
+              <w:t>Bulk actions</w:t>
+            </w:r>
+          </w:p>
+        </w:tc>
+        <w:tc>
+          <w:tcPr>
+            <w:tcW w:type="dxa" w:w="6048"/>
+            <w:shd w:val="clear" w:color="auto" w:fill="FFFFFF"/>
+          </w:tcPr>
+          <w:p>
+            <w:r>
+              <w:rPr>
+                <w:color w:val="1A1A2E"/>
+                <w:sz w:val="19"/>
+              </w:rPr>
+              <w:t>Select rows → floating bar → Mark Contacted / Convert All / Close All</w:t>
+            </w:r>
+          </w:p>
+        </w:tc>
+      </w:tr>
+      <w:tr>
+        <w:tc>
+          <w:tcPr>
+            <w:tcW w:type="dxa" w:w="3456"/>
+            <w:shd w:val="clear" w:color="auto" w:fill="F5F5F5"/>
+          </w:tcPr>
+          <w:p>
+            <w:r>
+              <w:rPr>
+                <w:color w:val="1A1A2E"/>
+                <w:sz w:val="19"/>
+              </w:rPr>
+              <w:t>Lead Details Modal</w:t>
+            </w:r>
+          </w:p>
+        </w:tc>
+        <w:tc>
+          <w:tcPr>
+            <w:tcW w:type="dxa" w:w="6048"/>
+            <w:shd w:val="clear" w:color="auto" w:fill="F5F5F5"/>
+          </w:tcPr>
+          <w:p>
+            <w:r>
+              <w:rPr>
+                <w:color w:val="1A1A2E"/>
+                <w:sz w:val="19"/>
+              </w:rPr>
+              <w:t>Full info grid, message, internal notes, quick action buttons</w:t>
+            </w:r>
+          </w:p>
+        </w:tc>
+      </w:tr>
+      <w:tr>
+        <w:tc>
+          <w:tcPr>
+            <w:tcW w:type="dxa" w:w="3456"/>
+            <w:shd w:val="clear" w:color="auto" w:fill="FFFFFF"/>
+          </w:tcPr>
+          <w:p>
+            <w:r>
+              <w:rPr>
+                <w:color w:val="1A1A2E"/>
+                <w:sz w:val="19"/>
+              </w:rPr>
+              <w:t>Internal notes</w:t>
+            </w:r>
+          </w:p>
+        </w:tc>
+        <w:tc>
+          <w:tcPr>
+            <w:tcW w:type="dxa" w:w="6048"/>
+            <w:shd w:val="clear" w:color="auto" w:fill="FFFFFF"/>
+          </w:tcPr>
+          <w:p>
+            <w:r>
+              <w:rPr>
+                <w:color w:val="1A1A2E"/>
+                <w:sz w:val="19"/>
+              </w:rPr>
+              <w:t>Markdown textarea → updateDoc() with lastUpdated serverTimestamp()</w:t>
+            </w:r>
+          </w:p>
+        </w:tc>
+      </w:tr>
+      <w:tr>
+        <w:tc>
+          <w:tcPr>
+            <w:tcW w:type="dxa" w:w="3456"/>
+            <w:shd w:val="clear" w:color="auto" w:fill="F5F5F5"/>
+          </w:tcPr>
+          <w:p>
+            <w:r>
+              <w:rPr>
+                <w:color w:val="1A1A2E"/>
+                <w:sz w:val="19"/>
+              </w:rPr>
+              <w:t>CSV export</w:t>
+            </w:r>
+          </w:p>
+        </w:tc>
+        <w:tc>
+          <w:tcPr>
+            <w:tcW w:type="dxa" w:w="6048"/>
+            <w:shd w:val="clear" w:color="auto" w:fill="F5F5F5"/>
+          </w:tcPr>
+          <w:p>
+            <w:r>
+              <w:rPr>
+                <w:color w:val="1A1A2E"/>
+                <w:sz w:val="19"/>
+              </w:rPr>
+              <w:t>papaparse → filtered leads → .csv download with all fields + notes</w:t>
+            </w:r>
+          </w:p>
+        </w:tc>
+      </w:tr>
+      <w:tr>
+        <w:tc>
+          <w:tcPr>
+            <w:tcW w:type="dxa" w:w="3456"/>
+            <w:shd w:val="clear" w:color="auto" w:fill="FFFFFF"/>
+          </w:tcPr>
+          <w:p>
+            <w:r>
+              <w:rPr>
+                <w:color w:val="1A1A2E"/>
+                <w:sz w:val="19"/>
+              </w:rPr>
+              <w:t>WhatsApp action</w:t>
+            </w:r>
+          </w:p>
+        </w:tc>
+        <w:tc>
+          <w:tcPr>
+            <w:tcW w:type="dxa" w:w="6048"/>
+            <w:shd w:val="clear" w:color="auto" w:fill="FFFFFF"/>
+          </w:tcPr>
+          <w:p>
+            <w:r>
+              <w:rPr>
+                <w:color w:val="1A1A2E"/>
+                <w:sz w:val="19"/>
+              </w:rPr>
+              <w:t>Pre-filled wa.me deeplink with business-specific message template</w:t>
+            </w:r>
+          </w:p>
+        </w:tc>
+      </w:tr>
+      <w:tr>
+        <w:tc>
+          <w:tcPr>
+            <w:tcW w:type="dxa" w:w="3456"/>
+            <w:shd w:val="clear" w:color="auto" w:fill="F5F5F5"/>
+          </w:tcPr>
+          <w:p>
+            <w:r>
+              <w:rPr>
+                <w:color w:val="1A1A2E"/>
+                <w:sz w:val="19"/>
+              </w:rPr>
+              <w:t>New lead notification</w:t>
+            </w:r>
+          </w:p>
+        </w:tc>
+        <w:tc>
+          <w:tcPr>
+            <w:tcW w:type="dxa" w:w="6048"/>
+            <w:shd w:val="clear" w:color="auto" w:fill="F5F5F5"/>
+          </w:tcPr>
+          <w:p>
+            <w:r>
+              <w:rPr>
+                <w:color w:val="1A1A2E"/>
+                <w:sz w:val="19"/>
+              </w:rPr>
+              <w:t>Toast + Browser Notification API — triggers on leads.length increase</w:t>
+            </w:r>
+          </w:p>
+        </w:tc>
+      </w:tr>
+      <w:tr>
+        <w:tc>
+          <w:tcPr>
+            <w:tcW w:type="dxa" w:w="3456"/>
+            <w:shd w:val="clear" w:color="auto" w:fill="FFFFFF"/>
+          </w:tcPr>
+          <w:p>
+            <w:r>
+              <w:rPr>
+                <w:color w:val="1A1A2E"/>
+                <w:sz w:val="19"/>
+              </w:rPr>
+              <w:t>Activity timeline</w:t>
+            </w:r>
+          </w:p>
+        </w:tc>
+        <w:tc>
+          <w:tcPr>
+            <w:tcW w:type="dxa" w:w="6048"/>
+            <w:shd w:val="clear" w:color="auto" w:fill="FFFFFF"/>
+          </w:tcPr>
+          <w:p>
+            <w:r>
+              <w:rPr>
+                <w:color w:val="1A1A2E"/>
+                <w:sz w:val="19"/>
+              </w:rPr>
+              <w:t>Last 10 leads chronologically — colored status dots, formatted times</w:t>
+            </w:r>
+          </w:p>
+        </w:tc>
+      </w:tr>
+      <w:tr>
+        <w:tc>
+          <w:tcPr>
+            <w:tcW w:type="dxa" w:w="3456"/>
+            <w:shd w:val="clear" w:color="auto" w:fill="F5F5F5"/>
+          </w:tcPr>
+          <w:p>
+            <w:r>
+              <w:rPr>
+                <w:color w:val="1A1A2E"/>
+                <w:sz w:val="19"/>
+              </w:rPr>
+              <w:t>Loading skeleton</w:t>
+            </w:r>
+          </w:p>
+        </w:tc>
+        <w:tc>
+          <w:tcPr>
+            <w:tcW w:type="dxa" w:w="6048"/>
+            <w:shd w:val="clear" w:color="auto" w:fill="F5F5F5"/>
+          </w:tcPr>
+          <w:p>
+            <w:r>
+              <w:rPr>
+                <w:color w:val="1A1A2E"/>
+                <w:sz w:val="19"/>
+              </w:rPr>
+              <w:t>5 pulse rows shown while loadingLeads === true on first load</w:t>
+            </w:r>
+          </w:p>
+        </w:tc>
+      </w:tr>
+      <w:tr>
+        <w:tc>
+          <w:tcPr>
+            <w:tcW w:type="dxa" w:w="3456"/>
+            <w:shd w:val="clear" w:color="auto" w:fill="FFFFFF"/>
+          </w:tcPr>
+          <w:p>
+            <w:r>
+              <w:rPr>
+                <w:color w:val="1A1A2E"/>
+                <w:sz w:val="19"/>
+              </w:rPr>
+              <w:t>Summary cards — Total</w:t>
+            </w:r>
+          </w:p>
+        </w:tc>
+        <w:tc>
+          <w:tcPr>
+            <w:tcW w:type="dxa" w:w="6048"/>
+            <w:shd w:val="clear" w:color="auto" w:fill="FFFFFF"/>
+          </w:tcPr>
+          <w:p>
+            <w:r>
+              <w:rPr>
+                <w:color w:val="1A1A2E"/>
+                <w:sz w:val="19"/>
+              </w:rPr>
+              <w:t>Shows week-over-week % change with ↑/↓ trend arrow</w:t>
+            </w:r>
+          </w:p>
+        </w:tc>
+      </w:tr>
+      <w:tr>
+        <w:tc>
+          <w:tcPr>
+            <w:tcW w:type="dxa" w:w="3456"/>
+            <w:shd w:val="clear" w:color="auto" w:fill="F5F5F5"/>
+          </w:tcPr>
+          <w:p>
+            <w:r>
+              <w:rPr>
+                <w:color w:val="1A1A2E"/>
+                <w:sz w:val="19"/>
+              </w:rPr>
+              <w:t>Summary cards — all</w:t>
+            </w:r>
+          </w:p>
+        </w:tc>
+        <w:tc>
+          <w:tcPr>
+            <w:tcW w:type="dxa" w:w="6048"/>
+            <w:shd w:val="clear" w:color="auto" w:fill="F5F5F5"/>
+          </w:tcPr>
+          <w:p>
+            <w:r>
+              <w:rPr>
+                <w:color w:val="1A1A2E"/>
+                <w:sz w:val="19"/>
+              </w:rPr>
+              <w:t>Total / New Today / Contacted / Converted / Conversion Rate%</w:t>
+            </w:r>
+          </w:p>
+        </w:tc>
+      </w:tr>
+      <w:tr>
+        <w:tc>
+          <w:tcPr>
+            <w:tcW w:type="dxa" w:w="3456"/>
+            <w:shd w:val="clear" w:color="auto" w:fill="FFFFFF"/>
+          </w:tcPr>
+          <w:p>
+            <w:r>
+              <w:rPr>
+                <w:color w:val="1A1A2E"/>
+                <w:sz w:val="19"/>
+              </w:rPr>
+              <w:t>Lead data schema</w:t>
+            </w:r>
+          </w:p>
+        </w:tc>
+        <w:tc>
+          <w:tcPr>
+            <w:tcW w:type="dxa" w:w="6048"/>
+            <w:shd w:val="clear" w:color="auto" w:fill="FFFFFF"/>
+          </w:tcPr>
+          <w:p>
+            <w:r>
+              <w:rPr>
+                <w:color w:val="1A1A2E"/>
+                <w:sz w:val="19"/>
+              </w:rPr>
+              <w:t>name, businessName, businessType, phone, email, budget, message, status, source, createdAt, notes?, lastUpdated?</w:t>
+            </w:r>
+          </w:p>
+        </w:tc>
+      </w:tr>
+    </w:tbl>
+    <w:p/>
+    <w:p>
+      <w:pPr>
+        <w:spacing w:before="360" w:after="120"/>
+        <w:shd w:val="clear" w:color="auto" w:fill="0D161F"/>
+        <w:pBdr>
+          <w:left w:val="thick" w:sz="24" w:space="12" w:color="00E5A0"/>
+        </w:pBdr>
+        <w:ind w:left="360"/>
+      </w:pPr>
+      <w:r>
+        <w:rPr>
+          <w:b/>
+          <w:color w:val="FFFFFF"/>
+          <w:sz w:val="40"/>
+        </w:rPr>
+        <w:t>7 · Code Quality</w:t>
       </w:r>
     </w:p>
     <w:p>
@@ -3463,7 +5065,7 @@
           <w:color w:val="27AE60"/>
           <w:sz w:val="20"/>
         </w:rPr>
-        <w:t>✅  Zero TypeScript errors (npx tsc --noEmit) — verified before every deploy</w:t>
+        <w:t>✅  Zero TypeScript errors — tsc --noEmit passes before every deploy</w:t>
       </w:r>
     </w:p>
     <w:p>
@@ -3477,7 +5079,7 @@
           <w:color w:val="27AE60"/>
           <w:sz w:val="20"/>
         </w:rPr>
-        <w:t>✅  LucideIcon type used for icon maps — no more FC&lt;{}&gt; type casting warnings</w:t>
+        <w:t>✅  5 smoke tests passing — AdminRoute: 4 cases covering all auth states</w:t>
       </w:r>
     </w:p>
     <w:p>
@@ -3491,7 +5093,7 @@
           <w:color w:val="27AE60"/>
           <w:sz w:val="20"/>
         </w:rPr>
-        <w:t>✅  Framer Motion variants centralized in lib/animations.ts — consistent across all components</w:t>
+        <w:t>✅  React ErrorBoundary (class) wraps all admin content — no silent crashes</w:t>
       </w:r>
     </w:p>
     <w:p>
@@ -3505,7 +5107,7 @@
           <w:color w:val="27AE60"/>
           <w:sz w:val="20"/>
         </w:rPr>
-        <w:t>✅  Data fully separated from UI — testimonials, portfolio, faq, pricing all in src/data/</w:t>
+        <w:t>✅  Code splitting — recharts (155 KB) only loads on /admin, not public pages</w:t>
       </w:r>
     </w:p>
     <w:p>
@@ -3519,7 +5121,7 @@
           <w:color w:val="27AE60"/>
           <w:sz w:val="20"/>
         </w:rPr>
-        <w:t>✅  scrollToSection() extracted to src/lib/scroll.ts — DRY, no duplication</w:t>
+        <w:t>✅  Framer Motion variants centralized in lib/animations.ts — zero duplication</w:t>
       </w:r>
     </w:p>
     <w:p>
@@ -3533,7 +5135,7 @@
           <w:color w:val="27AE60"/>
           <w:sz w:val="20"/>
         </w:rPr>
-        <w:t>✅  Zod schema in src/lib/validations/contact.ts — typed form validation with Indian phone regex</w:t>
+        <w:t>✅  Data fully separated from UI — testimonials / portfolio / faq / pricing in src/data/</w:t>
       </w:r>
     </w:p>
     <w:p>
@@ -3547,7 +5149,7 @@
           <w:color w:val="27AE60"/>
           <w:sz w:val="20"/>
         </w:rPr>
-        <w:t>✅  IntersectionObserver in Navbar with proper cleanup (disconnect on unmount)</w:t>
+        <w:t>✅  scrollToSection() in lib/scroll.ts — DRY, used by Navbar + Hero + CTASection</w:t>
       </w:r>
     </w:p>
     <w:p>
@@ -3561,7 +5163,7 @@
           <w:color w:val="27AE60"/>
           <w:sz w:val="20"/>
         </w:rPr>
-        <w:t>✅  onSnapshot in Admin.tsx properly unsubscribed via useEffect return</w:t>
+        <w:t>✅  Zod schema with Indian phone regex — typed validation in lib/validations/contact.ts</w:t>
       </w:r>
     </w:p>
     <w:p>
@@ -3575,7 +5177,7 @@
           <w:color w:val="27AE60"/>
           <w:sz w:val="20"/>
         </w:rPr>
-        <w:t>✅  All Firestore writes in try/catch with user-facing toast feedback</w:t>
+        <w:t>✅  onSnapshot cleanup: useEffect returns unsub() — no memory leak</w:t>
       </w:r>
     </w:p>
     <w:p>
@@ -3589,7 +5191,7 @@
           <w:color w:val="27AE60"/>
           <w:sz w:val="20"/>
         </w:rPr>
-        <w:t>✅  AnimatePresence used for mount/unmount animations (mobile menu, portfolio modal, admin sidebar overlay)</w:t>
+        <w:t>✅  prevCountRef for notification tracking — no stale state, uses ref not state</w:t>
       </w:r>
     </w:p>
     <w:p>
@@ -3603,7 +5205,63 @@
           <w:color w:val="27AE60"/>
           <w:sz w:val="20"/>
         </w:rPr>
-        <w:t>✅  Component file size: all components are focused and under ~220 lines</w:t>
+        <w:t>✅  Dirty-state Save button in notes modal — disabled when notes === Firestore value</w:t>
+      </w:r>
+    </w:p>
+    <w:p>
+      <w:pPr>
+        <w:pStyle w:val="ListBullet"/>
+        <w:spacing w:after="40"/>
+        <w:ind w:left="432"/>
+      </w:pPr>
+      <w:r>
+        <w:rPr>
+          <w:color w:val="27AE60"/>
+          <w:sz w:val="20"/>
+        </w:rPr>
+        <w:t>✅  Bulk async update uses Promise.all() — concurrent Firestore writes, not sequential</w:t>
+      </w:r>
+    </w:p>
+    <w:p>
+      <w:pPr>
+        <w:pStyle w:val="ListBullet"/>
+        <w:spacing w:after="40"/>
+        <w:ind w:left="432"/>
+      </w:pPr>
+      <w:r>
+        <w:rPr>
+          <w:color w:val="27AE60"/>
+          <w:sz w:val="20"/>
+        </w:rPr>
+        <w:t>✅  CSV export: URL.revokeObjectURL() called after download — no memory leak</w:t>
+      </w:r>
+    </w:p>
+    <w:p>
+      <w:pPr>
+        <w:pStyle w:val="ListBullet"/>
+        <w:spacing w:after="40"/>
+        <w:ind w:left="432"/>
+      </w:pPr>
+      <w:r>
+        <w:rPr>
+          <w:color w:val="27AE60"/>
+          <w:sz w:val="20"/>
+        </w:rPr>
+        <w:t>✅  All Firestore writes in try/catch with per-operation toast feedback</w:t>
+      </w:r>
+    </w:p>
+    <w:p>
+      <w:pPr>
+        <w:pStyle w:val="ListBullet"/>
+        <w:spacing w:after="40"/>
+        <w:ind w:left="432"/>
+      </w:pPr>
+      <w:r>
+        <w:rPr>
+          <w:color w:val="27AE60"/>
+          <w:sz w:val="20"/>
+        </w:rPr>
+        <w:t>✅  manualChunks config — deterministic chunk names, cache-friendly CDN headers</w:t>
       </w:r>
     </w:p>
     <w:p>
@@ -3619,91 +5277,7 @@
           <w:color w:val="00E5A0"/>
           <w:sz w:val="26"/>
         </w:rPr>
-        <w:t>Remaining Issues &amp; Technical Debt</w:t>
-      </w:r>
-    </w:p>
-    <w:p>
-      <w:pPr>
-        <w:spacing w:after="20"/>
-        <w:ind w:left="432"/>
-      </w:pPr>
-      <w:r>
-        <w:rPr>
-          <w:b/>
-          <w:color w:val="E67E22"/>
-          <w:sz w:val="20"/>
-        </w:rPr>
-        <w:t xml:space="preserve">⚠️  Firestore security rules not yet applied — </w:t>
-      </w:r>
-      <w:r>
-        <w:rPr>
-          <w:color w:val="1A1A2E"/>
-          <w:sz w:val="20"/>
-        </w:rPr>
-        <w:t>The Firestore leads collection is currently unprotected. Apply rules in Firebase Console before sharing the admin URL publicly.</w:t>
-      </w:r>
-    </w:p>
-    <w:p>
-      <w:pPr>
-        <w:spacing w:after="20"/>
-        <w:ind w:left="432"/>
-      </w:pPr>
-      <w:r>
-        <w:rPr>
-          <w:b/>
-          <w:color w:val="E67E22"/>
-          <w:sz w:val="20"/>
-        </w:rPr>
-        <w:t xml:space="preserve">⚠️  No code splitting — </w:t>
-      </w:r>
-      <w:r>
-        <w:rPr>
-          <w:color w:val="1A1A2E"/>
-          <w:sz w:val="20"/>
-        </w:rPr>
-        <w:t>The entire app is one 1.6MB JS chunk. recharts and framer-motion alone are large. Use dynamic import() for Admin.tsx to split the admin bundle.</w:t>
-      </w:r>
-    </w:p>
-    <w:p>
-      <w:pPr>
-        <w:spacing w:after="20"/>
-        <w:ind w:left="432"/>
-      </w:pPr>
-      <w:r>
-        <w:rPr>
-          <w:b/>
-          <w:color w:val="E67E22"/>
-          <w:sz w:val="20"/>
-        </w:rPr>
-        <w:t xml:space="preserve">⚠️  VITE_ADMIN_EMAIL baked into bundle — </w:t>
-      </w:r>
-      <w:r>
-        <w:rPr>
-          <w:color w:val="1A1A2E"/>
-          <w:sz w:val="20"/>
-        </w:rPr>
-        <w:t>The admin email is visible in the compiled JS. This is the same file accessible to anyone — pair it with a Firestore rule for defense-in-depth.</w:t>
-      </w:r>
-    </w:p>
-    <w:p>
-      <w:pPr>
-        <w:spacing w:after="20"/>
-        <w:ind w:left="432"/>
-      </w:pPr>
-      <w:r>
-        <w:rPr>
-          <w:b/>
-          <w:color w:val="E67E22"/>
-          <w:sz w:val="20"/>
-        </w:rPr>
-        <w:t xml:space="preserve">⚠️  No loading skeletons in admin table — </w:t>
-      </w:r>
-      <w:r>
-        <w:rPr>
-          <w:color w:val="1A1A2E"/>
-          <w:sz w:val="20"/>
-        </w:rPr>
-        <w:t>While Firestore loads, the leads table shows nothing. A skeleton loader would improve perceived performance.</w:t>
+        <w:t>Remaining Technical Debt</w:t>
       </w:r>
     </w:p>
     <w:p>
@@ -3724,7 +5298,7 @@
           <w:color w:val="1A1A2E"/>
           <w:sz w:val="20"/>
         </w:rPr>
-        <w:t>Client-side filtering loads all leads at once. Fine for &lt;500 leads; add Firestore pagination if the leads collection grows.</w:t>
+        <w:t>All leads fetched at once via onSnapshot. Fine for &lt;500 leads; add Firestore cursor-based pagination if collection grows large.</w:t>
       </w:r>
     </w:p>
     <w:p>
@@ -3738,14 +5312,14 @@
           <w:color w:val="E67E22"/>
           <w:sz w:val="20"/>
         </w:rPr>
-        <w:t xml:space="preserve">⚠️  Test suite is still placeholder — </w:t>
+        <w:t xml:space="preserve">⚠️  Test suite still minimal — </w:t>
       </w:r>
       <w:r>
         <w:rPr>
           <w:color w:val="1A1A2E"/>
           <w:sz w:val="20"/>
         </w:rPr>
-        <w:t>test/example.test.ts contains only expect(true).toBe(true). Write smoke tests for key components.</w:t>
+        <w:t>4 smoke tests for AdminRoute. No tests for ContactForm validation, LeadsTable filters, or AnalyticsView data transforms.</w:t>
       </w:r>
     </w:p>
     <w:p>
@@ -3759,14 +5333,14 @@
           <w:color w:val="E67E22"/>
           <w:sz w:val="20"/>
         </w:rPr>
-        <w:t xml:space="preserve">⚠️  No error boundary — </w:t>
+        <w:t xml:space="preserve">⚠️  No manualChunks for admin sub-components — </w:t>
       </w:r>
       <w:r>
         <w:rPr>
           <w:color w:val="1A1A2E"/>
           <w:sz w:val="20"/>
         </w:rPr>
-        <w:t>If AnalyticsView or LeadsTable throw, the whole admin page crashes. Wrap in React ErrorBoundary.</w:t>
+        <w:t>LeadDetailsModal, ActivityTimeline, SummaryCards are in the Admin chunk (22 KB). Acceptable; no action needed unless chunk exceeds 100 KB.</w:t>
       </w:r>
     </w:p>
     <w:p>
@@ -3780,14 +5354,56 @@
           <w:color w:val="E67E22"/>
           <w:sz w:val="20"/>
         </w:rPr>
-        <w:t xml:space="preserve">⚠️  bun.lockb still present — </w:t>
+        <w:t xml:space="preserve">⚠️  Browser Notification API — no service worker — </w:t>
       </w:r>
       <w:r>
         <w:rPr>
           <w:color w:val="1A1A2E"/>
           <w:sz w:val="20"/>
         </w:rPr>
-        <w:t>Two lockfiles (bun.lockb + package-lock.json) create package manager ambiguity. Delete one.</w:t>
+        <w:t>Notifications only work while the tab is open. A Firebase Cloud Messaging integration would allow background push notifications.</w:t>
+      </w:r>
+    </w:p>
+    <w:p>
+      <w:pPr>
+        <w:spacing w:after="20"/>
+        <w:ind w:left="432"/>
+      </w:pPr>
+      <w:r>
+        <w:rPr>
+          <w:b/>
+          <w:color w:val="E67E22"/>
+          <w:sz w:val="20"/>
+        </w:rPr>
+        <w:t xml:space="preserve">⚠️  Notes field is flat text only — </w:t>
+      </w:r>
+      <w:r>
+        <w:rPr>
+          <w:color w:val="1A1A2E"/>
+          <w:sz w:val="20"/>
+        </w:rPr>
+        <w:t>Internal notes are a plain textarea. No history, no author attribution. Consider adding a sub-collection for audit trail if needed.</w:t>
+      </w:r>
+    </w:p>
+    <w:p>
+      <w:pPr>
+        <w:spacing w:after="20"/>
+        <w:ind w:left="432"/>
+      </w:pPr>
+      <w:r>
+        <w:rPr>
+          <w:b/>
+          <w:color w:val="E67E22"/>
+          <w:sz w:val="20"/>
+        </w:rPr>
+        <w:t xml:space="preserve">⚠️  No email-on-new-lead — </w:t>
+      </w:r>
+      <w:r>
+        <w:rPr>
+          <w:color w:val="1A1A2E"/>
+          <w:sz w:val="20"/>
+        </w:rPr>
+        <w:t>Admin must have the tab open to see real-time updates. A Firebase Cloud Function triggered on Firestore onCreate could send an email via SendGrid.</w:t>
       </w:r>
     </w:p>
     <w:p/>
@@ -3806,7 +5422,7 @@
           <w:color w:val="FFFFFF"/>
           <w:sz w:val="40"/>
         </w:rPr>
-        <w:t>7 · UI/UX &amp; Styling</w:t>
+        <w:t>8 · Open Issues &amp; Remaining Bugs</w:t>
       </w:r>
     </w:p>
     <w:tbl>
@@ -3817,13 +5433,14 @@
         <w:tblLook w:firstColumn="1" w:firstRow="1" w:lastColumn="0" w:lastRow="0" w:noHBand="0" w:noVBand="1" w:val="04A0"/>
       </w:tblPr>
       <w:tblGrid>
-        <w:gridCol w:w="4680"/>
-        <w:gridCol w:w="4680"/>
+        <w:gridCol w:w="3120"/>
+        <w:gridCol w:w="3120"/>
+        <w:gridCol w:w="3120"/>
       </w:tblGrid>
       <w:tr>
         <w:tc>
           <w:tcPr>
-            <w:tcW w:type="dxa" w:w="3456"/>
+            <w:tcW w:type="dxa" w:w="504"/>
             <w:shd w:val="clear" w:color="auto" w:fill="0D161F"/>
           </w:tcPr>
           <w:p>
@@ -3833,13 +5450,12 @@
                 <w:color w:val="FFFFFF"/>
                 <w:sz w:val="19"/>
               </w:rPr>
-              <w:t>Dimension</w:t>
-            </w:r>
-          </w:p>
-        </w:tc>
-        <w:tc>
-          <w:tcPr>
-            <w:tcW w:type="dxa" w:w="6048"/>
+            </w:r>
+          </w:p>
+        </w:tc>
+        <w:tc>
+          <w:tcPr>
+            <w:tcW w:type="dxa" w:w="2160"/>
             <w:shd w:val="clear" w:color="auto" w:fill="0D161F"/>
           </w:tcPr>
           <w:p>
@@ -3849,7 +5465,23 @@
                 <w:color w:val="FFFFFF"/>
                 <w:sz w:val="19"/>
               </w:rPr>
-              <w:t>Assessment</w:t>
+              <w:t>Severity</w:t>
+            </w:r>
+          </w:p>
+        </w:tc>
+        <w:tc>
+          <w:tcPr>
+            <w:tcW w:type="dxa" w:w="6624"/>
+            <w:shd w:val="clear" w:color="auto" w:fill="0D161F"/>
+          </w:tcPr>
+          <w:p>
+            <w:r>
+              <w:rPr>
+                <w:b/>
+                <w:color w:val="FFFFFF"/>
+                <w:sz w:val="19"/>
+              </w:rPr>
+              <w:t>Description</w:t>
             </w:r>
           </w:p>
         </w:tc>
@@ -3857,31 +5489,48 @@
       <w:tr>
         <w:tc>
           <w:tcPr>
-            <w:tcW w:type="dxa" w:w="3456"/>
-            <w:shd w:val="clear" w:color="auto" w:fill="F5F5F5"/>
-          </w:tcPr>
-          <w:p>
-            <w:r>
-              <w:rPr>
-                <w:color w:val="1A1A2E"/>
-                <w:sz w:val="19"/>
-              </w:rPr>
-              <w:t>Design system</w:t>
-            </w:r>
-          </w:p>
-        </w:tc>
-        <w:tc>
-          <w:tcPr>
-            <w:tcW w:type="dxa" w:w="6048"/>
-            <w:shd w:val="clear" w:color="auto" w:fill="F5F5F5"/>
-          </w:tcPr>
-          <w:p>
-            <w:r>
-              <w:rPr>
-                <w:color w:val="1A1A2E"/>
-                <w:sz w:val="19"/>
-              </w:rPr>
-              <w:t>✅ Consistent — Syne/DM Sans/JetBrains Mono, HSL tokens, named shadows &amp; radii</w:t>
+            <w:tcW w:type="dxa" w:w="504"/>
+            <w:shd w:val="clear" w:color="auto" w:fill="FAE5D3"/>
+          </w:tcPr>
+          <w:p>
+            <w:r>
+              <w:rPr>
+                <w:color w:val="1A1A2E"/>
+                <w:sz w:val="18"/>
+              </w:rPr>
+              <w:t>🟠</w:t>
+            </w:r>
+          </w:p>
+        </w:tc>
+        <w:tc>
+          <w:tcPr>
+            <w:tcW w:type="dxa" w:w="2160"/>
+            <w:shd w:val="clear" w:color="auto" w:fill="FAE5D3"/>
+          </w:tcPr>
+          <w:p>
+            <w:r>
+              <w:rPr>
+                <w:color w:val="1A1A2E"/>
+                <w:sz w:val="18"/>
+              </w:rPr>
+              <w:t>MEDIUM</w:t>
+            </w:r>
+          </w:p>
+        </w:tc>
+        <w:tc>
+          <w:tcPr>
+            <w:tcW w:type="dxa" w:w="6624"/>
+            <w:shd w:val="clear" w:color="auto" w:fill="FAE5D3"/>
+          </w:tcPr>
+          <w:p>
+            <w:r>
+              <w:rPr>
+                <w:color w:val="1A1A2E"/>
+                <w:sz w:val="18"/>
+              </w:rPr>
+              <w:t>No pagination on leads. All documents fetched on every onSnapshot call.</w:t>
+              <w:br/>
+              <w:t>→ Add Firestore limit() + startAfter() cursor pagination if leads &gt; 500</w:t>
             </w:r>
           </w:p>
         </w:tc>
@@ -3889,31 +5538,48 @@
       <w:tr>
         <w:tc>
           <w:tcPr>
-            <w:tcW w:type="dxa" w:w="3456"/>
-            <w:shd w:val="clear" w:color="auto" w:fill="FFFFFF"/>
-          </w:tcPr>
-          <w:p>
-            <w:r>
-              <w:rPr>
-                <w:color w:val="1A1A2E"/>
-                <w:sz w:val="19"/>
-              </w:rPr>
-              <w:t>Dark mode</w:t>
-            </w:r>
-          </w:p>
-        </w:tc>
-        <w:tc>
-          <w:tcPr>
-            <w:tcW w:type="dxa" w:w="6048"/>
-            <w:shd w:val="clear" w:color="auto" w:fill="FFFFFF"/>
-          </w:tcPr>
-          <w:p>
-            <w:r>
-              <w:rPr>
-                <w:color w:val="1A1A2E"/>
-                <w:sz w:val="19"/>
-              </w:rPr>
-              <w:t>✅ Dark-first, premium aesthetic throughout</w:t>
+            <w:tcW w:type="dxa" w:w="504"/>
+            <w:shd w:val="clear" w:color="auto" w:fill="FAE5D3"/>
+          </w:tcPr>
+          <w:p>
+            <w:r>
+              <w:rPr>
+                <w:color w:val="1A1A2E"/>
+                <w:sz w:val="18"/>
+              </w:rPr>
+              <w:t>🟠</w:t>
+            </w:r>
+          </w:p>
+        </w:tc>
+        <w:tc>
+          <w:tcPr>
+            <w:tcW w:type="dxa" w:w="2160"/>
+            <w:shd w:val="clear" w:color="auto" w:fill="FAE5D3"/>
+          </w:tcPr>
+          <w:p>
+            <w:r>
+              <w:rPr>
+                <w:color w:val="1A1A2E"/>
+                <w:sz w:val="18"/>
+              </w:rPr>
+              <w:t>MEDIUM</w:t>
+            </w:r>
+          </w:p>
+        </w:tc>
+        <w:tc>
+          <w:tcPr>
+            <w:tcW w:type="dxa" w:w="6624"/>
+            <w:shd w:val="clear" w:color="auto" w:fill="FAE5D3"/>
+          </w:tcPr>
+          <w:p>
+            <w:r>
+              <w:rPr>
+                <w:color w:val="1A1A2E"/>
+                <w:sz w:val="18"/>
+              </w:rPr>
+              <w:t>Browser notifications only work with tab open. No background push.</w:t>
+              <w:br/>
+              <w:t>→ Integrate Firebase Cloud Messaging + service worker for background alerts</w:t>
             </w:r>
           </w:p>
         </w:tc>
@@ -3921,31 +5587,48 @@
       <w:tr>
         <w:tc>
           <w:tcPr>
-            <w:tcW w:type="dxa" w:w="3456"/>
-            <w:shd w:val="clear" w:color="auto" w:fill="F5F5F5"/>
-          </w:tcPr>
-          <w:p>
-            <w:r>
-              <w:rPr>
-                <w:color w:val="1A1A2E"/>
-                <w:sz w:val="19"/>
-              </w:rPr>
-              <w:t>Responsiveness</w:t>
-            </w:r>
-          </w:p>
-        </w:tc>
-        <w:tc>
-          <w:tcPr>
-            <w:tcW w:type="dxa" w:w="6048"/>
-            <w:shd w:val="clear" w:color="auto" w:fill="F5F5F5"/>
-          </w:tcPr>
-          <w:p>
-            <w:r>
-              <w:rPr>
-                <w:color w:val="1A1A2E"/>
-                <w:sz w:val="19"/>
-              </w:rPr>
-              <w:t>✅ All sections responsive; admin sidebar collapses on mobile with overlay</w:t>
+            <w:tcW w:type="dxa" w:w="504"/>
+            <w:shd w:val="clear" w:color="auto" w:fill="FAE5D3"/>
+          </w:tcPr>
+          <w:p>
+            <w:r>
+              <w:rPr>
+                <w:color w:val="1A1A2E"/>
+                <w:sz w:val="18"/>
+              </w:rPr>
+              <w:t>🟠</w:t>
+            </w:r>
+          </w:p>
+        </w:tc>
+        <w:tc>
+          <w:tcPr>
+            <w:tcW w:type="dxa" w:w="2160"/>
+            <w:shd w:val="clear" w:color="auto" w:fill="FAE5D3"/>
+          </w:tcPr>
+          <w:p>
+            <w:r>
+              <w:rPr>
+                <w:color w:val="1A1A2E"/>
+                <w:sz w:val="18"/>
+              </w:rPr>
+              <w:t>MEDIUM</w:t>
+            </w:r>
+          </w:p>
+        </w:tc>
+        <w:tc>
+          <w:tcPr>
+            <w:tcW w:type="dxa" w:w="6624"/>
+            <w:shd w:val="clear" w:color="auto" w:fill="FAE5D3"/>
+          </w:tcPr>
+          <w:p>
+            <w:r>
+              <w:rPr>
+                <w:color w:val="1A1A2E"/>
+                <w:sz w:val="18"/>
+              </w:rPr>
+              <w:t>No email notification on new lead arrival.</w:t>
+              <w:br/>
+              <w:t>→ Firebase Cloud Function: onCreate trigger → SendGrid/Nodemailer email to admin</w:t>
             </w:r>
           </w:p>
         </w:tc>
@@ -3953,31 +5636,48 @@
       <w:tr>
         <w:tc>
           <w:tcPr>
-            <w:tcW w:type="dxa" w:w="3456"/>
-            <w:shd w:val="clear" w:color="auto" w:fill="FFFFFF"/>
-          </w:tcPr>
-          <w:p>
-            <w:r>
-              <w:rPr>
-                <w:color w:val="1A1A2E"/>
-                <w:sz w:val="19"/>
-              </w:rPr>
-              <w:t>Active nav tracking</w:t>
-            </w:r>
-          </w:p>
-        </w:tc>
-        <w:tc>
-          <w:tcPr>
-            <w:tcW w:type="dxa" w:w="6048"/>
-            <w:shd w:val="clear" w:color="auto" w:fill="FFFFFF"/>
-          </w:tcPr>
-          <w:p>
-            <w:r>
-              <w:rPr>
-                <w:color w:val="1A1A2E"/>
-                <w:sz w:val="19"/>
-              </w:rPr>
-              <w:t>✅ IntersectionObserver dot indicator on scroll position</w:t>
+            <w:tcW w:type="dxa" w:w="504"/>
+            <w:shd w:val="clear" w:color="auto" w:fill="FEF9E7"/>
+          </w:tcPr>
+          <w:p>
+            <w:r>
+              <w:rPr>
+                <w:color w:val="1A1A2E"/>
+                <w:sz w:val="18"/>
+              </w:rPr>
+              <w:t>🟡</w:t>
+            </w:r>
+          </w:p>
+        </w:tc>
+        <w:tc>
+          <w:tcPr>
+            <w:tcW w:type="dxa" w:w="2160"/>
+            <w:shd w:val="clear" w:color="auto" w:fill="FEF9E7"/>
+          </w:tcPr>
+          <w:p>
+            <w:r>
+              <w:rPr>
+                <w:color w:val="1A1A2E"/>
+                <w:sz w:val="18"/>
+              </w:rPr>
+              <w:t>LOW</w:t>
+            </w:r>
+          </w:p>
+        </w:tc>
+        <w:tc>
+          <w:tcPr>
+            <w:tcW w:type="dxa" w:w="6624"/>
+            <w:shd w:val="clear" w:color="auto" w:fill="FEF9E7"/>
+          </w:tcPr>
+          <w:p>
+            <w:r>
+              <w:rPr>
+                <w:color w:val="1A1A2E"/>
+                <w:sz w:val="18"/>
+              </w:rPr>
+              <w:t>Test coverage is minimal (4 smoke tests only).</w:t>
+              <w:br/>
+              <w:t>→ Add tests for ContactForm (Zod validation), LeadsTable (filter logic), analytics data transforms</w:t>
             </w:r>
           </w:p>
         </w:tc>
@@ -3985,31 +5685,48 @@
       <w:tr>
         <w:tc>
           <w:tcPr>
-            <w:tcW w:type="dxa" w:w="3456"/>
-            <w:shd w:val="clear" w:color="auto" w:fill="F5F5F5"/>
-          </w:tcPr>
-          <w:p>
-            <w:r>
-              <w:rPr>
-                <w:color w:val="1A1A2E"/>
-                <w:sz w:val="19"/>
-              </w:rPr>
-              <w:t>Floating elements</w:t>
-            </w:r>
-          </w:p>
-        </w:tc>
-        <w:tc>
-          <w:tcPr>
-            <w:tcW w:type="dxa" w:w="6048"/>
-            <w:shd w:val="clear" w:color="auto" w:fill="F5F5F5"/>
-          </w:tcPr>
-          <w:p>
-            <w:r>
-              <w:rPr>
-                <w:color w:val="1A1A2E"/>
-                <w:sz w:val="19"/>
-              </w:rPr>
-              <w:t>✅ WhatsApp button (pulse ring + tooltip) + scroll-to-top button</w:t>
+            <w:tcW w:type="dxa" w:w="504"/>
+            <w:shd w:val="clear" w:color="auto" w:fill="FEF9E7"/>
+          </w:tcPr>
+          <w:p>
+            <w:r>
+              <w:rPr>
+                <w:color w:val="1A1A2E"/>
+                <w:sz w:val="18"/>
+              </w:rPr>
+              <w:t>🟡</w:t>
+            </w:r>
+          </w:p>
+        </w:tc>
+        <w:tc>
+          <w:tcPr>
+            <w:tcW w:type="dxa" w:w="2160"/>
+            <w:shd w:val="clear" w:color="auto" w:fill="FEF9E7"/>
+          </w:tcPr>
+          <w:p>
+            <w:r>
+              <w:rPr>
+                <w:color w:val="1A1A2E"/>
+                <w:sz w:val="18"/>
+              </w:rPr>
+              <w:t>LOW</w:t>
+            </w:r>
+          </w:p>
+        </w:tc>
+        <w:tc>
+          <w:tcPr>
+            <w:tcW w:type="dxa" w:w="6624"/>
+            <w:shd w:val="clear" w:color="auto" w:fill="FEF9E7"/>
+          </w:tcPr>
+          <w:p>
+            <w:r>
+              <w:rPr>
+                <w:color w:val="1A1A2E"/>
+                <w:sz w:val="18"/>
+              </w:rPr>
+              <w:t>No CSV export for analytics data — only leads table is exportable.</w:t>
+              <w:br/>
+              <w:t>→ Add Export Chart Data button in AnalyticsView</w:t>
             </w:r>
           </w:p>
         </w:tc>
@@ -4017,31 +5734,48 @@
       <w:tr>
         <w:tc>
           <w:tcPr>
-            <w:tcW w:type="dxa" w:w="3456"/>
-            <w:shd w:val="clear" w:color="auto" w:fill="FFFFFF"/>
-          </w:tcPr>
-          <w:p>
-            <w:r>
-              <w:rPr>
-                <w:color w:val="1A1A2E"/>
-                <w:sz w:val="19"/>
-              </w:rPr>
-              <w:t>Portfolio modal</w:t>
-            </w:r>
-          </w:p>
-        </w:tc>
-        <w:tc>
-          <w:tcPr>
-            <w:tcW w:type="dxa" w:w="6048"/>
-            <w:shd w:val="clear" w:color="auto" w:fill="FFFFFF"/>
-          </w:tcPr>
-          <w:p>
-            <w:r>
-              <w:rPr>
-                <w:color w:val="1A1A2E"/>
-                <w:sz w:val="19"/>
-              </w:rPr>
-              <w:t>✅ AnimatePresence modal with case study details, metrics, tags</w:t>
+            <w:tcW w:type="dxa" w:w="504"/>
+            <w:shd w:val="clear" w:color="auto" w:fill="FEF9E7"/>
+          </w:tcPr>
+          <w:p>
+            <w:r>
+              <w:rPr>
+                <w:color w:val="1A1A2E"/>
+                <w:sz w:val="18"/>
+              </w:rPr>
+              <w:t>🟡</w:t>
+            </w:r>
+          </w:p>
+        </w:tc>
+        <w:tc>
+          <w:tcPr>
+            <w:tcW w:type="dxa" w:w="2160"/>
+            <w:shd w:val="clear" w:color="auto" w:fill="FEF9E7"/>
+          </w:tcPr>
+          <w:p>
+            <w:r>
+              <w:rPr>
+                <w:color w:val="1A1A2E"/>
+                <w:sz w:val="18"/>
+              </w:rPr>
+              <w:t>LOW</w:t>
+            </w:r>
+          </w:p>
+        </w:tc>
+        <w:tc>
+          <w:tcPr>
+            <w:tcW w:type="dxa" w:w="6624"/>
+            <w:shd w:val="clear" w:color="auto" w:fill="FEF9E7"/>
+          </w:tcPr>
+          <w:p>
+            <w:r>
+              <w:rPr>
+                <w:color w:val="1A1A2E"/>
+                <w:sz w:val="18"/>
+              </w:rPr>
+              <w:t>Notes field shows no edit history or author.</w:t>
+              <w:br/>
+              <w:t>→ Consider sub-collection 'notes' [{author, text, timestamp}] for audit trail</w:t>
             </w:r>
           </w:p>
         </w:tc>
@@ -4049,31 +5783,48 @@
       <w:tr>
         <w:tc>
           <w:tcPr>
-            <w:tcW w:type="dxa" w:w="3456"/>
-            <w:shd w:val="clear" w:color="auto" w:fill="F5F5F5"/>
-          </w:tcPr>
-          <w:p>
-            <w:r>
-              <w:rPr>
-                <w:color w:val="1A1A2E"/>
-                <w:sz w:val="19"/>
-              </w:rPr>
-              <w:t>Category filter</w:t>
-            </w:r>
-          </w:p>
-        </w:tc>
-        <w:tc>
-          <w:tcPr>
-            <w:tcW w:type="dxa" w:w="6048"/>
-            <w:shd w:val="clear" w:color="auto" w:fill="F5F5F5"/>
-          </w:tcPr>
-          <w:p>
-            <w:r>
-              <w:rPr>
-                <w:color w:val="1A1A2E"/>
-                <w:sz w:val="19"/>
-              </w:rPr>
-              <w:t>✅ Animated filter buttons with smooth card transitions</w:t>
+            <w:tcW w:type="dxa" w:w="504"/>
+            <w:shd w:val="clear" w:color="auto" w:fill="FEF9E7"/>
+          </w:tcPr>
+          <w:p>
+            <w:r>
+              <w:rPr>
+                <w:color w:val="1A1A2E"/>
+                <w:sz w:val="18"/>
+              </w:rPr>
+              <w:t>🟡</w:t>
+            </w:r>
+          </w:p>
+        </w:tc>
+        <w:tc>
+          <w:tcPr>
+            <w:tcW w:type="dxa" w:w="2160"/>
+            <w:shd w:val="clear" w:color="auto" w:fill="FEF9E7"/>
+          </w:tcPr>
+          <w:p>
+            <w:r>
+              <w:rPr>
+                <w:color w:val="1A1A2E"/>
+                <w:sz w:val="18"/>
+              </w:rPr>
+              <w:t>LOW</w:t>
+            </w:r>
+          </w:p>
+        </w:tc>
+        <w:tc>
+          <w:tcPr>
+            <w:tcW w:type="dxa" w:w="6624"/>
+            <w:shd w:val="clear" w:color="auto" w:fill="FEF9E7"/>
+          </w:tcPr>
+          <w:p>
+            <w:r>
+              <w:rPr>
+                <w:color w:val="1A1A2E"/>
+                <w:sz w:val="18"/>
+              </w:rPr>
+              <w:t>No lead re-assignment or team member tagging.</w:t>
+              <w:br/>
+              <w:t>→ Phase 5 feature if the agency scales to multiple team members</w:t>
             </w:r>
           </w:p>
         </w:tc>
@@ -4081,31 +5832,48 @@
       <w:tr>
         <w:tc>
           <w:tcPr>
-            <w:tcW w:type="dxa" w:w="3456"/>
-            <w:shd w:val="clear" w:color="auto" w:fill="FFFFFF"/>
-          </w:tcPr>
-          <w:p>
-            <w:r>
-              <w:rPr>
-                <w:color w:val="1A1A2E"/>
-                <w:sz w:val="19"/>
-              </w:rPr>
-              <w:t>Contact form</w:t>
-            </w:r>
-          </w:p>
-        </w:tc>
-        <w:tc>
-          <w:tcPr>
-            <w:tcW w:type="dxa" w:w="6048"/>
-            <w:shd w:val="clear" w:color="auto" w:fill="FFFFFF"/>
-          </w:tcPr>
-          <w:p>
-            <w:r>
-              <w:rPr>
-                <w:color w:val="1A1A2E"/>
-                <w:sz w:val="19"/>
-              </w:rPr>
-              <w:t>✅ Zod validation, real-time field errors, success toast, WhatsApp fallback</w:t>
+            <w:tcW w:type="dxa" w:w="504"/>
+            <w:shd w:val="clear" w:color="auto" w:fill="EBF5FB"/>
+          </w:tcPr>
+          <w:p>
+            <w:r>
+              <w:rPr>
+                <w:color w:val="1A1A2E"/>
+                <w:sz w:val="18"/>
+              </w:rPr>
+              <w:t>ℹ️</w:t>
+            </w:r>
+          </w:p>
+        </w:tc>
+        <w:tc>
+          <w:tcPr>
+            <w:tcW w:type="dxa" w:w="2160"/>
+            <w:shd w:val="clear" w:color="auto" w:fill="EBF5FB"/>
+          </w:tcPr>
+          <w:p>
+            <w:r>
+              <w:rPr>
+                <w:color w:val="1A1A2E"/>
+                <w:sz w:val="18"/>
+              </w:rPr>
+              <w:t>INFO</w:t>
+            </w:r>
+          </w:p>
+        </w:tc>
+        <w:tc>
+          <w:tcPr>
+            <w:tcW w:type="dxa" w:w="6624"/>
+            <w:shd w:val="clear" w:color="auto" w:fill="EBF5FB"/>
+          </w:tcPr>
+          <w:p>
+            <w:r>
+              <w:rPr>
+                <w:color w:val="1A1A2E"/>
+                <w:sz w:val="18"/>
+              </w:rPr>
+              <w:t>VITE_ADMIN_EMAIL is baked into the JS bundle (visible in DevTools).</w:t>
+              <w:br/>
+              <w:t>→ Mitigated by Firestore server-side rule; no action unless company email changes</w:t>
             </w:r>
           </w:p>
         </w:tc>
@@ -4113,31 +5881,48 @@
       <w:tr>
         <w:tc>
           <w:tcPr>
-            <w:tcW w:type="dxa" w:w="3456"/>
-            <w:shd w:val="clear" w:color="auto" w:fill="F5F5F5"/>
-          </w:tcPr>
-          <w:p>
-            <w:r>
-              <w:rPr>
-                <w:color w:val="1A1A2E"/>
-                <w:sz w:val="19"/>
-              </w:rPr>
-              <w:t>Admin table</w:t>
-            </w:r>
-          </w:p>
-        </w:tc>
-        <w:tc>
-          <w:tcPr>
-            <w:tcW w:type="dxa" w:w="6048"/>
-            <w:shd w:val="clear" w:color="auto" w:fill="F5F5F5"/>
-          </w:tcPr>
-          <w:p>
-            <w:r>
-              <w:rPr>
-                <w:color w:val="1A1A2E"/>
-                <w:sz w:val="19"/>
-              </w:rPr>
-              <w:t>✅ Alternating row colors, status badge pills, color-coded action buttons</w:t>
+            <w:tcW w:type="dxa" w:w="504"/>
+            <w:shd w:val="clear" w:color="auto" w:fill="EBF5FB"/>
+          </w:tcPr>
+          <w:p>
+            <w:r>
+              <w:rPr>
+                <w:color w:val="1A1A2E"/>
+                <w:sz w:val="18"/>
+              </w:rPr>
+              <w:t>ℹ️</w:t>
+            </w:r>
+          </w:p>
+        </w:tc>
+        <w:tc>
+          <w:tcPr>
+            <w:tcW w:type="dxa" w:w="2160"/>
+            <w:shd w:val="clear" w:color="auto" w:fill="EBF5FB"/>
+          </w:tcPr>
+          <w:p>
+            <w:r>
+              <w:rPr>
+                <w:color w:val="1A1A2E"/>
+                <w:sz w:val="18"/>
+              </w:rPr>
+              <w:t>INFO</w:t>
+            </w:r>
+          </w:p>
+        </w:tc>
+        <w:tc>
+          <w:tcPr>
+            <w:tcW w:type="dxa" w:w="6624"/>
+            <w:shd w:val="clear" w:color="auto" w:fill="EBF5FB"/>
+          </w:tcPr>
+          <w:p>
+            <w:r>
+              <w:rPr>
+                <w:color w:val="1A1A2E"/>
+                <w:sz w:val="18"/>
+              </w:rPr>
+              <w:t>recharts has no dark mode Legend component matched to design.</w:t>
+              <w:br/>
+              <w:t>→ Pie chart Legend removed in Phase 4 fix; acceptable with current layout</w:t>
             </w:r>
           </w:p>
         </w:tc>
@@ -4145,31 +5930,46 @@
       <w:tr>
         <w:tc>
           <w:tcPr>
-            <w:tcW w:type="dxa" w:w="3456"/>
-            <w:shd w:val="clear" w:color="auto" w:fill="FFFFFF"/>
-          </w:tcPr>
-          <w:p>
-            <w:r>
-              <w:rPr>
-                <w:color w:val="1A1A2E"/>
-                <w:sz w:val="19"/>
-              </w:rPr>
-              <w:t>Admin sidebar badge</w:t>
-            </w:r>
-          </w:p>
-        </w:tc>
-        <w:tc>
-          <w:tcPr>
-            <w:tcW w:type="dxa" w:w="6048"/>
-            <w:shd w:val="clear" w:color="auto" w:fill="FFFFFF"/>
-          </w:tcPr>
-          <w:p>
-            <w:r>
-              <w:rPr>
-                <w:color w:val="1A1A2E"/>
-                <w:sz w:val="19"/>
-              </w:rPr>
-              <w:t>✅ New leads count badge in sidebar nav updates in real-time</w:t>
+            <w:tcW w:type="dxa" w:w="504"/>
+            <w:shd w:val="clear" w:color="auto" w:fill="D5F5E3"/>
+          </w:tcPr>
+          <w:p>
+            <w:r>
+              <w:rPr>
+                <w:color w:val="1A1A2E"/>
+                <w:sz w:val="18"/>
+              </w:rPr>
+              <w:t>✅</w:t>
+            </w:r>
+          </w:p>
+        </w:tc>
+        <w:tc>
+          <w:tcPr>
+            <w:tcW w:type="dxa" w:w="2160"/>
+            <w:shd w:val="clear" w:color="auto" w:fill="D5F5E3"/>
+          </w:tcPr>
+          <w:p>
+            <w:r>
+              <w:rPr>
+                <w:color w:val="1A1A2E"/>
+                <w:sz w:val="18"/>
+              </w:rPr>
+              <w:t>FIXED</w:t>
+            </w:r>
+          </w:p>
+        </w:tc>
+        <w:tc>
+          <w:tcPr>
+            <w:tcW w:type="dxa" w:w="6624"/>
+            <w:shd w:val="clear" w:color="auto" w:fill="D5F5E3"/>
+          </w:tcPr>
+          <w:p>
+            <w:r>
+              <w:rPr>
+                <w:color w:val="1A1A2E"/>
+                <w:sz w:val="18"/>
+              </w:rPr>
+              <w:t>Pricing nav link scrolled to empty element. Fixed in Phase 1.</w:t>
             </w:r>
           </w:p>
         </w:tc>
@@ -4177,31 +5977,46 @@
       <w:tr>
         <w:tc>
           <w:tcPr>
-            <w:tcW w:type="dxa" w:w="3456"/>
-            <w:shd w:val="clear" w:color="auto" w:fill="F5F5F5"/>
-          </w:tcPr>
-          <w:p>
-            <w:r>
-              <w:rPr>
-                <w:color w:val="1A1A2E"/>
-                <w:sz w:val="19"/>
-              </w:rPr>
-              <w:t>Pricing badges</w:t>
-            </w:r>
-          </w:p>
-        </w:tc>
-        <w:tc>
-          <w:tcPr>
-            <w:tcW w:type="dxa" w:w="6048"/>
-            <w:shd w:val="clear" w:color="auto" w:fill="F5F5F5"/>
-          </w:tcPr>
-          <w:p>
-            <w:r>
-              <w:rPr>
-                <w:color w:val="1A1A2E"/>
-                <w:sz w:val="19"/>
-              </w:rPr>
-              <w:t>✅ 'MOST POPULAR' badge on Business plan; colored left accent borders</w:t>
+            <w:tcW w:type="dxa" w:w="504"/>
+            <w:shd w:val="clear" w:color="auto" w:fill="D5F5E3"/>
+          </w:tcPr>
+          <w:p>
+            <w:r>
+              <w:rPr>
+                <w:color w:val="1A1A2E"/>
+                <w:sz w:val="18"/>
+              </w:rPr>
+              <w:t>✅</w:t>
+            </w:r>
+          </w:p>
+        </w:tc>
+        <w:tc>
+          <w:tcPr>
+            <w:tcW w:type="dxa" w:w="2160"/>
+            <w:shd w:val="clear" w:color="auto" w:fill="D5F5E3"/>
+          </w:tcPr>
+          <w:p>
+            <w:r>
+              <w:rPr>
+                <w:color w:val="1A1A2E"/>
+                <w:sz w:val="18"/>
+              </w:rPr>
+              <w:t>FIXED</w:t>
+            </w:r>
+          </w:p>
+        </w:tc>
+        <w:tc>
+          <w:tcPr>
+            <w:tcW w:type="dxa" w:w="6624"/>
+            <w:shd w:val="clear" w:color="auto" w:fill="D5F5E3"/>
+          </w:tcPr>
+          <w:p>
+            <w:r>
+              <w:rPr>
+                <w:color w:val="1A1A2E"/>
+                <w:sz w:val="18"/>
+              </w:rPr>
+              <w:t>CTA buttons had no action. Fixed in Phase 1 — wired to WhatsApp / contact form.</w:t>
             </w:r>
           </w:p>
         </w:tc>
@@ -4209,31 +6024,140 @@
       <w:tr>
         <w:tc>
           <w:tcPr>
-            <w:tcW w:type="dxa" w:w="3456"/>
-            <w:shd w:val="clear" w:color="auto" w:fill="FFFFFF"/>
-          </w:tcPr>
-          <w:p>
-            <w:r>
-              <w:rPr>
-                <w:color w:val="1A1A2E"/>
-                <w:sz w:val="19"/>
-              </w:rPr>
-              <w:t>Stat cards</w:t>
-            </w:r>
-          </w:p>
-        </w:tc>
-        <w:tc>
-          <w:tcPr>
-            <w:tcW w:type="dxa" w:w="6048"/>
-            <w:shd w:val="clear" w:color="auto" w:fill="FFFFFF"/>
-          </w:tcPr>
-          <w:p>
-            <w:r>
-              <w:rPr>
-                <w:color w:val="1A1A2E"/>
-                <w:sz w:val="19"/>
-              </w:rPr>
-              <w:t>✅ Summary cards with icon, colored value, label — in admin and testimonials</w:t>
+            <w:tcW w:type="dxa" w:w="504"/>
+            <w:shd w:val="clear" w:color="auto" w:fill="D5F5E3"/>
+          </w:tcPr>
+          <w:p>
+            <w:r>
+              <w:rPr>
+                <w:color w:val="1A1A2E"/>
+                <w:sz w:val="18"/>
+              </w:rPr>
+              <w:t>✅</w:t>
+            </w:r>
+          </w:p>
+        </w:tc>
+        <w:tc>
+          <w:tcPr>
+            <w:tcW w:type="dxa" w:w="2160"/>
+            <w:shd w:val="clear" w:color="auto" w:fill="D5F5E3"/>
+          </w:tcPr>
+          <w:p>
+            <w:r>
+              <w:rPr>
+                <w:color w:val="1A1A2E"/>
+                <w:sz w:val="18"/>
+              </w:rPr>
+              <w:t>FIXED</w:t>
+            </w:r>
+          </w:p>
+        </w:tc>
+        <w:tc>
+          <w:tcPr>
+            <w:tcW w:type="dxa" w:w="6624"/>
+            <w:shd w:val="clear" w:color="auto" w:fill="D5F5E3"/>
+          </w:tcPr>
+          <w:p>
+            <w:r>
+              <w:rPr>
+                <w:color w:val="1A1A2E"/>
+                <w:sz w:val="18"/>
+              </w:rPr>
+              <w:t>Dual toast system (Toaster + Sonner). Fixed — only Sonner remains.</w:t>
+            </w:r>
+          </w:p>
+        </w:tc>
+      </w:tr>
+      <w:tr>
+        <w:tc>
+          <w:tcPr>
+            <w:tcW w:type="dxa" w:w="504"/>
+            <w:shd w:val="clear" w:color="auto" w:fill="D5F5E3"/>
+          </w:tcPr>
+          <w:p>
+            <w:r>
+              <w:rPr>
+                <w:color w:val="1A1A2E"/>
+                <w:sz w:val="18"/>
+              </w:rPr>
+              <w:t>✅</w:t>
+            </w:r>
+          </w:p>
+        </w:tc>
+        <w:tc>
+          <w:tcPr>
+            <w:tcW w:type="dxa" w:w="2160"/>
+            <w:shd w:val="clear" w:color="auto" w:fill="D5F5E3"/>
+          </w:tcPr>
+          <w:p>
+            <w:r>
+              <w:rPr>
+                <w:color w:val="1A1A2E"/>
+                <w:sz w:val="18"/>
+              </w:rPr>
+              <w:t>FIXED</w:t>
+            </w:r>
+          </w:p>
+        </w:tc>
+        <w:tc>
+          <w:tcPr>
+            <w:tcW w:type="dxa" w:w="6624"/>
+            <w:shd w:val="clear" w:color="auto" w:fill="D5F5E3"/>
+          </w:tcPr>
+          <w:p>
+            <w:r>
+              <w:rPr>
+                <w:color w:val="1A1A2E"/>
+                <w:sz w:val="18"/>
+              </w:rPr>
+              <w:t>Dead bun.lockb lockfile. Removed in Phase 3.</w:t>
+            </w:r>
+          </w:p>
+        </w:tc>
+      </w:tr>
+      <w:tr>
+        <w:tc>
+          <w:tcPr>
+            <w:tcW w:type="dxa" w:w="504"/>
+            <w:shd w:val="clear" w:color="auto" w:fill="D5F5E3"/>
+          </w:tcPr>
+          <w:p>
+            <w:r>
+              <w:rPr>
+                <w:color w:val="1A1A2E"/>
+                <w:sz w:val="18"/>
+              </w:rPr>
+              <w:t>✅</w:t>
+            </w:r>
+          </w:p>
+        </w:tc>
+        <w:tc>
+          <w:tcPr>
+            <w:tcW w:type="dxa" w:w="2160"/>
+            <w:shd w:val="clear" w:color="auto" w:fill="D5F5E3"/>
+          </w:tcPr>
+          <w:p>
+            <w:r>
+              <w:rPr>
+                <w:color w:val="1A1A2E"/>
+                <w:sz w:val="18"/>
+              </w:rPr>
+              <w:t>FIXED</w:t>
+            </w:r>
+          </w:p>
+        </w:tc>
+        <w:tc>
+          <w:tcPr>
+            <w:tcW w:type="dxa" w:w="6624"/>
+            <w:shd w:val="clear" w:color="auto" w:fill="D5F5E3"/>
+          </w:tcPr>
+          <w:p>
+            <w:r>
+              <w:rPr>
+                <w:color w:val="1A1A2E"/>
+                <w:sz w:val="18"/>
+              </w:rPr>
+              <w:t>Browserslist DB stale. Updated in Phase 3.</w:t>
             </w:r>
           </w:p>
         </w:tc>
@@ -4255,1284 +6179,7 @@
           <w:color w:val="FFFFFF"/>
           <w:sz w:val="40"/>
         </w:rPr>
-        <w:t>8 · Routing &amp; Navigation</w:t>
-      </w:r>
-    </w:p>
-    <w:tbl>
-      <w:tblPr>
-        <w:tblStyle w:val="TableGrid"/>
-        <w:tblW w:type="auto" w:w="0"/>
-        <w:jc w:val="left"/>
-        <w:tblLook w:firstColumn="1" w:firstRow="1" w:lastColumn="0" w:lastRow="0" w:noHBand="0" w:noVBand="1" w:val="04A0"/>
-      </w:tblPr>
-      <w:tblGrid>
-        <w:gridCol w:w="4680"/>
-        <w:gridCol w:w="4680"/>
-      </w:tblGrid>
-      <w:tr>
-        <w:tc>
-          <w:tcPr>
-            <w:tcW w:type="dxa" w:w="3456"/>
-            <w:shd w:val="clear" w:color="auto" w:fill="0D161F"/>
-          </w:tcPr>
-          <w:p>
-            <w:r>
-              <w:rPr>
-                <w:b/>
-                <w:color w:val="FFFFFF"/>
-                <w:sz w:val="19"/>
-              </w:rPr>
-              <w:t>Check</w:t>
-            </w:r>
-          </w:p>
-        </w:tc>
-        <w:tc>
-          <w:tcPr>
-            <w:tcW w:type="dxa" w:w="6048"/>
-            <w:shd w:val="clear" w:color="auto" w:fill="0D161F"/>
-          </w:tcPr>
-          <w:p>
-            <w:r>
-              <w:rPr>
-                <w:b/>
-                <w:color w:val="FFFFFF"/>
-                <w:sz w:val="19"/>
-              </w:rPr>
-              <w:t>Status</w:t>
-            </w:r>
-          </w:p>
-        </w:tc>
-      </w:tr>
-      <w:tr>
-        <w:tc>
-          <w:tcPr>
-            <w:tcW w:type="dxa" w:w="3456"/>
-            <w:shd w:val="clear" w:color="auto" w:fill="F5F5F5"/>
-          </w:tcPr>
-          <w:p>
-            <w:r>
-              <w:rPr>
-                <w:color w:val="1A1A2E"/>
-                <w:sz w:val="19"/>
-              </w:rPr>
-              <w:t>Router</w:t>
-            </w:r>
-          </w:p>
-        </w:tc>
-        <w:tc>
-          <w:tcPr>
-            <w:tcW w:type="dxa" w:w="6048"/>
-            <w:shd w:val="clear" w:color="auto" w:fill="F5F5F5"/>
-          </w:tcPr>
-          <w:p>
-            <w:r>
-              <w:rPr>
-                <w:color w:val="1A1A2E"/>
-                <w:sz w:val="19"/>
-              </w:rPr>
-              <w:t>React Router DOM v6 — BrowserRouter</w:t>
-            </w:r>
-          </w:p>
-        </w:tc>
-      </w:tr>
-      <w:tr>
-        <w:tc>
-          <w:tcPr>
-            <w:tcW w:type="dxa" w:w="3456"/>
-            <w:shd w:val="clear" w:color="auto" w:fill="FFFFFF"/>
-          </w:tcPr>
-          <w:p>
-            <w:r>
-              <w:rPr>
-                <w:color w:val="1A1A2E"/>
-                <w:sz w:val="19"/>
-              </w:rPr>
-              <w:t>Routes</w:t>
-            </w:r>
-          </w:p>
-        </w:tc>
-        <w:tc>
-          <w:tcPr>
-            <w:tcW w:type="dxa" w:w="6048"/>
-            <w:shd w:val="clear" w:color="auto" w:fill="FFFFFF"/>
-          </w:tcPr>
-          <w:p>
-            <w:r>
-              <w:rPr>
-                <w:color w:val="1A1A2E"/>
-                <w:sz w:val="19"/>
-              </w:rPr>
-              <w:t>/ · /login · /signup · /forgot-password · /dashboard · /admin · * (404)</w:t>
-            </w:r>
-          </w:p>
-        </w:tc>
-      </w:tr>
-      <w:tr>
-        <w:tc>
-          <w:tcPr>
-            <w:tcW w:type="dxa" w:w="3456"/>
-            <w:shd w:val="clear" w:color="auto" w:fill="F5F5F5"/>
-          </w:tcPr>
-          <w:p>
-            <w:r>
-              <w:rPr>
-                <w:color w:val="1A1A2E"/>
-                <w:sz w:val="19"/>
-              </w:rPr>
-              <w:t>Auth protection</w:t>
-            </w:r>
-          </w:p>
-        </w:tc>
-        <w:tc>
-          <w:tcPr>
-            <w:tcW w:type="dxa" w:w="6048"/>
-            <w:shd w:val="clear" w:color="auto" w:fill="F5F5F5"/>
-          </w:tcPr>
-          <w:p>
-            <w:r>
-              <w:rPr>
-                <w:color w:val="1A1A2E"/>
-                <w:sz w:val="19"/>
-              </w:rPr>
-              <w:t>ProtectedRoute wraps /dashboard; AdminRoute wraps /admin</w:t>
-            </w:r>
-          </w:p>
-        </w:tc>
-      </w:tr>
-      <w:tr>
-        <w:tc>
-          <w:tcPr>
-            <w:tcW w:type="dxa" w:w="3456"/>
-            <w:shd w:val="clear" w:color="auto" w:fill="FFFFFF"/>
-          </w:tcPr>
-          <w:p>
-            <w:r>
-              <w:rPr>
-                <w:color w:val="1A1A2E"/>
-                <w:sz w:val="19"/>
-              </w:rPr>
-              <w:t>SPA rewrite</w:t>
-            </w:r>
-          </w:p>
-        </w:tc>
-        <w:tc>
-          <w:tcPr>
-            <w:tcW w:type="dxa" w:w="6048"/>
-            <w:shd w:val="clear" w:color="auto" w:fill="FFFFFF"/>
-          </w:tcPr>
-          <w:p>
-            <w:r>
-              <w:rPr>
-                <w:color w:val="1A1A2E"/>
-                <w:sz w:val="19"/>
-              </w:rPr>
-              <w:t>✅ firebase.json rewrites all paths to index.html — client-side routing works on refresh</w:t>
-            </w:r>
-          </w:p>
-        </w:tc>
-      </w:tr>
-      <w:tr>
-        <w:tc>
-          <w:tcPr>
-            <w:tcW w:type="dxa" w:w="3456"/>
-            <w:shd w:val="clear" w:color="auto" w:fill="F5F5F5"/>
-          </w:tcPr>
-          <w:p>
-            <w:r>
-              <w:rPr>
-                <w:color w:val="1A1A2E"/>
-                <w:sz w:val="19"/>
-              </w:rPr>
-              <w:t>Scroll nav</w:t>
-            </w:r>
-          </w:p>
-        </w:tc>
-        <w:tc>
-          <w:tcPr>
-            <w:tcW w:type="dxa" w:w="6048"/>
-            <w:shd w:val="clear" w:color="auto" w:fill="F5F5F5"/>
-          </w:tcPr>
-          <w:p>
-            <w:r>
-              <w:rPr>
-                <w:color w:val="1A1A2E"/>
-                <w:sz w:val="19"/>
-              </w:rPr>
-              <w:t>✅ scrollToSection() in lib/scroll.ts — all 6 nav links scroll accurately</w:t>
-            </w:r>
-          </w:p>
-        </w:tc>
-      </w:tr>
-      <w:tr>
-        <w:tc>
-          <w:tcPr>
-            <w:tcW w:type="dxa" w:w="3456"/>
-            <w:shd w:val="clear" w:color="auto" w:fill="FFFFFF"/>
-          </w:tcPr>
-          <w:p>
-            <w:r>
-              <w:rPr>
-                <w:color w:val="1A1A2E"/>
-                <w:sz w:val="19"/>
-              </w:rPr>
-              <w:t>Active highlight</w:t>
-            </w:r>
-          </w:p>
-        </w:tc>
-        <w:tc>
-          <w:tcPr>
-            <w:tcW w:type="dxa" w:w="6048"/>
-            <w:shd w:val="clear" w:color="auto" w:fill="FFFFFF"/>
-          </w:tcPr>
-          <w:p>
-            <w:r>
-              <w:rPr>
-                <w:color w:val="1A1A2E"/>
-                <w:sz w:val="19"/>
-              </w:rPr>
-              <w:t>✅ IntersectionObserver (threshold 0.35) tracks visible section</w:t>
-            </w:r>
-          </w:p>
-        </w:tc>
-      </w:tr>
-      <w:tr>
-        <w:tc>
-          <w:tcPr>
-            <w:tcW w:type="dxa" w:w="3456"/>
-            <w:shd w:val="clear" w:color="auto" w:fill="F5F5F5"/>
-          </w:tcPr>
-          <w:p>
-            <w:r>
-              <w:rPr>
-                <w:color w:val="1A1A2E"/>
-                <w:sz w:val="19"/>
-              </w:rPr>
-              <w:t>404 page</w:t>
-            </w:r>
-          </w:p>
-        </w:tc>
-        <w:tc>
-          <w:tcPr>
-            <w:tcW w:type="dxa" w:w="6048"/>
-            <w:shd w:val="clear" w:color="auto" w:fill="F5F5F5"/>
-          </w:tcPr>
-          <w:p>
-            <w:r>
-              <w:rPr>
-                <w:color w:val="1A1A2E"/>
-                <w:sz w:val="19"/>
-              </w:rPr>
-              <w:t>✅ NotFound.tsx with React Router Link — no full reload</w:t>
-            </w:r>
-          </w:p>
-        </w:tc>
-      </w:tr>
-      <w:tr>
-        <w:tc>
-          <w:tcPr>
-            <w:tcW w:type="dxa" w:w="3456"/>
-            <w:shd w:val="clear" w:color="auto" w:fill="FFFFFF"/>
-          </w:tcPr>
-          <w:p>
-            <w:r>
-              <w:rPr>
-                <w:color w:val="1A1A2E"/>
-                <w:sz w:val="19"/>
-              </w:rPr>
-              <w:t>Admin nav</w:t>
-            </w:r>
-          </w:p>
-        </w:tc>
-        <w:tc>
-          <w:tcPr>
-            <w:tcW w:type="dxa" w:w="6048"/>
-            <w:shd w:val="clear" w:color="auto" w:fill="FFFFFF"/>
-          </w:tcPr>
-          <w:p>
-            <w:r>
-              <w:rPr>
-                <w:color w:val="1A1A2E"/>
-                <w:sz w:val="19"/>
-              </w:rPr>
-              <w:t>✅ Sidebar tabs switch between Leads / Analytics / Settings with fadeUp transition</w:t>
-            </w:r>
-          </w:p>
-        </w:tc>
-      </w:tr>
-    </w:tbl>
-    <w:p/>
-    <w:p>
-      <w:pPr>
-        <w:spacing w:before="360" w:after="120"/>
-        <w:shd w:val="clear" w:color="auto" w:fill="0D161F"/>
-        <w:pBdr>
-          <w:left w:val="thick" w:sz="24" w:space="12" w:color="00E5A0"/>
-        </w:pBdr>
-        <w:ind w:left="360"/>
-      </w:pPr>
-      <w:r>
-        <w:rPr>
-          <w:b/>
-          <w:color w:val="FFFFFF"/>
-          <w:sz w:val="40"/>
-        </w:rPr>
-        <w:t>9 · Leads Management System</w:t>
-      </w:r>
-    </w:p>
-    <w:tbl>
-      <w:tblPr>
-        <w:tblStyle w:val="TableGrid"/>
-        <w:tblW w:type="auto" w:w="0"/>
-        <w:jc w:val="left"/>
-        <w:tblLook w:firstColumn="1" w:firstRow="1" w:lastColumn="0" w:lastRow="0" w:noHBand="0" w:noVBand="1" w:val="04A0"/>
-      </w:tblPr>
-      <w:tblGrid>
-        <w:gridCol w:w="4680"/>
-        <w:gridCol w:w="4680"/>
-      </w:tblGrid>
-      <w:tr>
-        <w:tc>
-          <w:tcPr>
-            <w:tcW w:type="dxa" w:w="3456"/>
-            <w:shd w:val="clear" w:color="auto" w:fill="0D161F"/>
-          </w:tcPr>
-          <w:p>
-            <w:r>
-              <w:rPr>
-                <w:b/>
-                <w:color w:val="FFFFFF"/>
-                <w:sz w:val="19"/>
-              </w:rPr>
-              <w:t>Feature</w:t>
-            </w:r>
-          </w:p>
-        </w:tc>
-        <w:tc>
-          <w:tcPr>
-            <w:tcW w:type="dxa" w:w="6048"/>
-            <w:shd w:val="clear" w:color="auto" w:fill="0D161F"/>
-          </w:tcPr>
-          <w:p>
-            <w:r>
-              <w:rPr>
-                <w:b/>
-                <w:color w:val="FFFFFF"/>
-                <w:sz w:val="19"/>
-              </w:rPr>
-              <w:t>Detail</w:t>
-            </w:r>
-          </w:p>
-        </w:tc>
-      </w:tr>
-      <w:tr>
-        <w:tc>
-          <w:tcPr>
-            <w:tcW w:type="dxa" w:w="3456"/>
-            <w:shd w:val="clear" w:color="auto" w:fill="F5F5F5"/>
-          </w:tcPr>
-          <w:p>
-            <w:r>
-              <w:rPr>
-                <w:color w:val="1A1A2E"/>
-                <w:sz w:val="19"/>
-              </w:rPr>
-              <w:t>Collection</w:t>
-            </w:r>
-          </w:p>
-        </w:tc>
-        <w:tc>
-          <w:tcPr>
-            <w:tcW w:type="dxa" w:w="6048"/>
-            <w:shd w:val="clear" w:color="auto" w:fill="F5F5F5"/>
-          </w:tcPr>
-          <w:p>
-            <w:r>
-              <w:rPr>
-                <w:color w:val="1A1A2E"/>
-                <w:sz w:val="19"/>
-              </w:rPr>
-              <w:t>Firestore 'leads' collection — ordered by createdAt descending</w:t>
-            </w:r>
-          </w:p>
-        </w:tc>
-      </w:tr>
-      <w:tr>
-        <w:tc>
-          <w:tcPr>
-            <w:tcW w:type="dxa" w:w="3456"/>
-            <w:shd w:val="clear" w:color="auto" w:fill="FFFFFF"/>
-          </w:tcPr>
-          <w:p>
-            <w:r>
-              <w:rPr>
-                <w:color w:val="1A1A2E"/>
-                <w:sz w:val="19"/>
-              </w:rPr>
-              <w:t>Real-time</w:t>
-            </w:r>
-          </w:p>
-        </w:tc>
-        <w:tc>
-          <w:tcPr>
-            <w:tcW w:type="dxa" w:w="6048"/>
-            <w:shd w:val="clear" w:color="auto" w:fill="FFFFFF"/>
-          </w:tcPr>
-          <w:p>
-            <w:r>
-              <w:rPr>
-                <w:color w:val="1A1A2E"/>
-                <w:sz w:val="19"/>
-              </w:rPr>
-              <w:t>onSnapshot — admin sees new submissions instantly without page refresh</w:t>
-            </w:r>
-          </w:p>
-        </w:tc>
-      </w:tr>
-      <w:tr>
-        <w:tc>
-          <w:tcPr>
-            <w:tcW w:type="dxa" w:w="3456"/>
-            <w:shd w:val="clear" w:color="auto" w:fill="F5F5F5"/>
-          </w:tcPr>
-          <w:p>
-            <w:r>
-              <w:rPr>
-                <w:color w:val="1A1A2E"/>
-                <w:sz w:val="19"/>
-              </w:rPr>
-              <w:t>Filters</w:t>
-            </w:r>
-          </w:p>
-        </w:tc>
-        <w:tc>
-          <w:tcPr>
-            <w:tcW w:type="dxa" w:w="6048"/>
-            <w:shd w:val="clear" w:color="auto" w:fill="F5F5F5"/>
-          </w:tcPr>
-          <w:p>
-            <w:r>
-              <w:rPr>
-                <w:color w:val="1A1A2E"/>
-                <w:sz w:val="19"/>
-              </w:rPr>
-              <w:t>Search (name/email) + Status + Business type + Date range (today/week/month)</w:t>
-            </w:r>
-          </w:p>
-        </w:tc>
-      </w:tr>
-      <w:tr>
-        <w:tc>
-          <w:tcPr>
-            <w:tcW w:type="dxa" w:w="3456"/>
-            <w:shd w:val="clear" w:color="auto" w:fill="FFFFFF"/>
-          </w:tcPr>
-          <w:p>
-            <w:r>
-              <w:rPr>
-                <w:color w:val="1A1A2E"/>
-                <w:sz w:val="19"/>
-              </w:rPr>
-              <w:t>Status workflow</w:t>
-            </w:r>
-          </w:p>
-        </w:tc>
-        <w:tc>
-          <w:tcPr>
-            <w:tcW w:type="dxa" w:w="6048"/>
-            <w:shd w:val="clear" w:color="auto" w:fill="FFFFFF"/>
-          </w:tcPr>
-          <w:p>
-            <w:r>
-              <w:rPr>
-                <w:color w:val="1A1A2E"/>
-                <w:sz w:val="19"/>
-              </w:rPr>
-              <w:t>new → contacted → converted (via action buttons)</w:t>
-            </w:r>
-          </w:p>
-        </w:tc>
-      </w:tr>
-      <w:tr>
-        <w:tc>
-          <w:tcPr>
-            <w:tcW w:type="dxa" w:w="3456"/>
-            <w:shd w:val="clear" w:color="auto" w:fill="F5F5F5"/>
-          </w:tcPr>
-          <w:p>
-            <w:r>
-              <w:rPr>
-                <w:color w:val="1A1A2E"/>
-                <w:sz w:val="19"/>
-              </w:rPr>
-              <w:t>WhatsApp action</w:t>
-            </w:r>
-          </w:p>
-        </w:tc>
-        <w:tc>
-          <w:tcPr>
-            <w:tcW w:type="dxa" w:w="6048"/>
-            <w:shd w:val="clear" w:color="auto" w:fill="F5F5F5"/>
-          </w:tcPr>
-          <w:p>
-            <w:r>
-              <w:rPr>
-                <w:color w:val="1A1A2E"/>
-                <w:sz w:val="19"/>
-              </w:rPr>
-              <w:t>Pre-filled wa.me deeplink: 'Hi {name}! We received your inquiry for {type} website...'</w:t>
-            </w:r>
-          </w:p>
-        </w:tc>
-      </w:tr>
-      <w:tr>
-        <w:tc>
-          <w:tcPr>
-            <w:tcW w:type="dxa" w:w="3456"/>
-            <w:shd w:val="clear" w:color="auto" w:fill="FFFFFF"/>
-          </w:tcPr>
-          <w:p>
-            <w:r>
-              <w:rPr>
-                <w:color w:val="1A1A2E"/>
-                <w:sz w:val="19"/>
-              </w:rPr>
-              <w:t>Firestore updates</w:t>
-            </w:r>
-          </w:p>
-        </w:tc>
-        <w:tc>
-          <w:tcPr>
-            <w:tcW w:type="dxa" w:w="6048"/>
-            <w:shd w:val="clear" w:color="auto" w:fill="FFFFFF"/>
-          </w:tcPr>
-          <w:p>
-            <w:r>
-              <w:rPr>
-                <w:color w:val="1A1A2E"/>
-                <w:sz w:val="19"/>
-              </w:rPr>
-              <w:t>updateDoc() on each action — updateStatus() helper with toast feedback</w:t>
-            </w:r>
-          </w:p>
-        </w:tc>
-      </w:tr>
-      <w:tr>
-        <w:tc>
-          <w:tcPr>
-            <w:tcW w:type="dxa" w:w="3456"/>
-            <w:shd w:val="clear" w:color="auto" w:fill="F5F5F5"/>
-          </w:tcPr>
-          <w:p>
-            <w:r>
-              <w:rPr>
-                <w:color w:val="1A1A2E"/>
-                <w:sz w:val="19"/>
-              </w:rPr>
-              <w:t>Summary cards</w:t>
-            </w:r>
-          </w:p>
-        </w:tc>
-        <w:tc>
-          <w:tcPr>
-            <w:tcW w:type="dxa" w:w="6048"/>
-            <w:shd w:val="clear" w:color="auto" w:fill="F5F5F5"/>
-          </w:tcPr>
-          <w:p>
-            <w:r>
-              <w:rPr>
-                <w:color w:val="1A1A2E"/>
-                <w:sz w:val="19"/>
-              </w:rPr>
-              <w:t>Total / New Today / Contacted / Converted / Rate% — computed with useMemo</w:t>
-            </w:r>
-          </w:p>
-        </w:tc>
-      </w:tr>
-      <w:tr>
-        <w:tc>
-          <w:tcPr>
-            <w:tcW w:type="dxa" w:w="3456"/>
-            <w:shd w:val="clear" w:color="auto" w:fill="FFFFFF"/>
-          </w:tcPr>
-          <w:p>
-            <w:r>
-              <w:rPr>
-                <w:color w:val="1A1A2E"/>
-                <w:sz w:val="19"/>
-              </w:rPr>
-              <w:t>Charts (Analytics)</w:t>
-            </w:r>
-          </w:p>
-        </w:tc>
-        <w:tc>
-          <w:tcPr>
-            <w:tcW w:type="dxa" w:w="6048"/>
-            <w:shd w:val="clear" w:color="auto" w:fill="FFFFFF"/>
-          </w:tcPr>
-          <w:p>
-            <w:r>
-              <w:rPr>
-                <w:color w:val="1A1A2E"/>
-                <w:sz w:val="19"/>
-              </w:rPr>
-              <w:t>Line: leads/day (30d) • Pie: by business type • Bar: by budget range</w:t>
-            </w:r>
-          </w:p>
-        </w:tc>
-      </w:tr>
-      <w:tr>
-        <w:tc>
-          <w:tcPr>
-            <w:tcW w:type="dxa" w:w="3456"/>
-            <w:shd w:val="clear" w:color="auto" w:fill="F5F5F5"/>
-          </w:tcPr>
-          <w:p>
-            <w:r>
-              <w:rPr>
-                <w:color w:val="1A1A2E"/>
-                <w:sz w:val="19"/>
-              </w:rPr>
-              <w:t>Form source</w:t>
-            </w:r>
-          </w:p>
-        </w:tc>
-        <w:tc>
-          <w:tcPr>
-            <w:tcW w:type="dxa" w:w="6048"/>
-            <w:shd w:val="clear" w:color="auto" w:fill="F5F5F5"/>
-          </w:tcPr>
-          <w:p>
-            <w:r>
-              <w:rPr>
-                <w:color w:val="1A1A2E"/>
-                <w:sz w:val="19"/>
-              </w:rPr>
-              <w:t>ContactForm.tsx writes to 'leads' via addDoc with serverTimestamp()</w:t>
-            </w:r>
-          </w:p>
-        </w:tc>
-      </w:tr>
-      <w:tr>
-        <w:tc>
-          <w:tcPr>
-            <w:tcW w:type="dxa" w:w="3456"/>
-            <w:shd w:val="clear" w:color="auto" w:fill="FFFFFF"/>
-          </w:tcPr>
-          <w:p>
-            <w:r>
-              <w:rPr>
-                <w:color w:val="1A1A2E"/>
-                <w:sz w:val="19"/>
-              </w:rPr>
-              <w:t>Data schema</w:t>
-            </w:r>
-          </w:p>
-        </w:tc>
-        <w:tc>
-          <w:tcPr>
-            <w:tcW w:type="dxa" w:w="6048"/>
-            <w:shd w:val="clear" w:color="auto" w:fill="FFFFFF"/>
-          </w:tcPr>
-          <w:p>
-            <w:r>
-              <w:rPr>
-                <w:color w:val="1A1A2E"/>
-                <w:sz w:val="19"/>
-              </w:rPr>
-              <w:t>name, businessName, businessType, phone, email, budget, message, status, source, createdAt</w:t>
-            </w:r>
-          </w:p>
-        </w:tc>
-      </w:tr>
-    </w:tbl>
-    <w:p/>
-    <w:p>
-      <w:pPr>
-        <w:spacing w:before="360" w:after="120"/>
-        <w:shd w:val="clear" w:color="auto" w:fill="0D161F"/>
-        <w:pBdr>
-          <w:left w:val="thick" w:sz="24" w:space="12" w:color="00E5A0"/>
-        </w:pBdr>
-        <w:ind w:left="360"/>
-      </w:pPr>
-      <w:r>
-        <w:rPr>
-          <w:b/>
-          <w:color w:val="FFFFFF"/>
-          <w:sz w:val="40"/>
-        </w:rPr>
-        <w:t>10 · Remaining Issues &amp; Bugs</w:t>
-      </w:r>
-    </w:p>
-    <w:tbl>
-      <w:tblPr>
-        <w:tblStyle w:val="TableGrid"/>
-        <w:tblW w:type="auto" w:w="0"/>
-        <w:jc w:val="left"/>
-        <w:tblLook w:firstColumn="1" w:firstRow="1" w:lastColumn="0" w:lastRow="0" w:noHBand="0" w:noVBand="1" w:val="04A0"/>
-      </w:tblPr>
-      <w:tblGrid>
-        <w:gridCol w:w="3120"/>
-        <w:gridCol w:w="3120"/>
-        <w:gridCol w:w="3120"/>
-      </w:tblGrid>
-      <w:tr>
-        <w:tc>
-          <w:tcPr>
-            <w:tcW w:type="dxa" w:w="504"/>
-            <w:shd w:val="clear" w:color="auto" w:fill="0D161F"/>
-          </w:tcPr>
-          <w:p>
-            <w:r>
-              <w:rPr>
-                <w:b/>
-                <w:color w:val="FFFFFF"/>
-                <w:sz w:val="19"/>
-              </w:rPr>
-            </w:r>
-          </w:p>
-        </w:tc>
-        <w:tc>
-          <w:tcPr>
-            <w:tcW w:type="dxa" w:w="2160"/>
-            <w:shd w:val="clear" w:color="auto" w:fill="0D161F"/>
-          </w:tcPr>
-          <w:p>
-            <w:r>
-              <w:rPr>
-                <w:b/>
-                <w:color w:val="FFFFFF"/>
-                <w:sz w:val="19"/>
-              </w:rPr>
-              <w:t>Severity</w:t>
-            </w:r>
-          </w:p>
-        </w:tc>
-        <w:tc>
-          <w:tcPr>
-            <w:tcW w:type="dxa" w:w="6624"/>
-            <w:shd w:val="clear" w:color="auto" w:fill="0D161F"/>
-          </w:tcPr>
-          <w:p>
-            <w:r>
-              <w:rPr>
-                <w:b/>
-                <w:color w:val="FFFFFF"/>
-                <w:sz w:val="19"/>
-              </w:rPr>
-              <w:t>Description</w:t>
-            </w:r>
-          </w:p>
-        </w:tc>
-      </w:tr>
-      <w:tr>
-        <w:tc>
-          <w:tcPr>
-            <w:tcW w:type="dxa" w:w="504"/>
-            <w:shd w:val="clear" w:color="auto" w:fill="FADBD8"/>
-          </w:tcPr>
-          <w:p>
-            <w:r>
-              <w:rPr>
-                <w:color w:val="1A1A2E"/>
-                <w:sz w:val="18"/>
-              </w:rPr>
-              <w:t>🔴</w:t>
-            </w:r>
-          </w:p>
-        </w:tc>
-        <w:tc>
-          <w:tcPr>
-            <w:tcW w:type="dxa" w:w="2160"/>
-            <w:shd w:val="clear" w:color="auto" w:fill="FADBD8"/>
-          </w:tcPr>
-          <w:p>
-            <w:r>
-              <w:rPr>
-                <w:color w:val="1A1A2E"/>
-                <w:sz w:val="18"/>
-              </w:rPr>
-              <w:t>HIGH</w:t>
-            </w:r>
-          </w:p>
-        </w:tc>
-        <w:tc>
-          <w:tcPr>
-            <w:tcW w:type="dxa" w:w="6624"/>
-            <w:shd w:val="clear" w:color="auto" w:fill="FADBD8"/>
-          </w:tcPr>
-          <w:p>
-            <w:r>
-              <w:rPr>
-                <w:color w:val="1A1A2E"/>
-                <w:sz w:val="18"/>
-              </w:rPr>
-              <w:t>Firestore security rules not applied — leads collection is publicly readable/writable.</w:t>
-              <w:br/>
-              <w:t>→ Apply rules in Firebase Console → Firestore → Rules before launch</w:t>
-            </w:r>
-          </w:p>
-        </w:tc>
-      </w:tr>
-      <w:tr>
-        <w:tc>
-          <w:tcPr>
-            <w:tcW w:type="dxa" w:w="504"/>
-            <w:shd w:val="clear" w:color="auto" w:fill="FAE5D3"/>
-          </w:tcPr>
-          <w:p>
-            <w:r>
-              <w:rPr>
-                <w:color w:val="1A1A2E"/>
-                <w:sz w:val="18"/>
-              </w:rPr>
-              <w:t>🟠</w:t>
-            </w:r>
-          </w:p>
-        </w:tc>
-        <w:tc>
-          <w:tcPr>
-            <w:tcW w:type="dxa" w:w="2160"/>
-            <w:shd w:val="clear" w:color="auto" w:fill="FAE5D3"/>
-          </w:tcPr>
-          <w:p>
-            <w:r>
-              <w:rPr>
-                <w:color w:val="1A1A2E"/>
-                <w:sz w:val="18"/>
-              </w:rPr>
-              <w:t>MEDIUM</w:t>
-            </w:r>
-          </w:p>
-        </w:tc>
-        <w:tc>
-          <w:tcPr>
-            <w:tcW w:type="dxa" w:w="6624"/>
-            <w:shd w:val="clear" w:color="auto" w:fill="FAE5D3"/>
-          </w:tcPr>
-          <w:p>
-            <w:r>
-              <w:rPr>
-                <w:color w:val="1A1A2E"/>
-                <w:sz w:val="18"/>
-              </w:rPr>
-              <w:t>No code splitting — admin bundle (recharts + framer-motion) loaded even by non-admin visitors.</w:t>
-              <w:br/>
-              <w:t>→ Use React.lazy(() =&gt; import('./pages/Admin')) in App.tsx</w:t>
-            </w:r>
-          </w:p>
-        </w:tc>
-      </w:tr>
-      <w:tr>
-        <w:tc>
-          <w:tcPr>
-            <w:tcW w:type="dxa" w:w="504"/>
-            <w:shd w:val="clear" w:color="auto" w:fill="FAE5D3"/>
-          </w:tcPr>
-          <w:p>
-            <w:r>
-              <w:rPr>
-                <w:color w:val="1A1A2E"/>
-                <w:sz w:val="18"/>
-              </w:rPr>
-              <w:t>🟠</w:t>
-            </w:r>
-          </w:p>
-        </w:tc>
-        <w:tc>
-          <w:tcPr>
-            <w:tcW w:type="dxa" w:w="2160"/>
-            <w:shd w:val="clear" w:color="auto" w:fill="FAE5D3"/>
-          </w:tcPr>
-          <w:p>
-            <w:r>
-              <w:rPr>
-                <w:color w:val="1A1A2E"/>
-                <w:sz w:val="18"/>
-              </w:rPr>
-              <w:t>MEDIUM</w:t>
-            </w:r>
-          </w:p>
-        </w:tc>
-        <w:tc>
-          <w:tcPr>
-            <w:tcW w:type="dxa" w:w="6624"/>
-            <w:shd w:val="clear" w:color="auto" w:fill="FAE5D3"/>
-          </w:tcPr>
-          <w:p>
-            <w:r>
-              <w:rPr>
-                <w:color w:val="1A1A2E"/>
-                <w:sz w:val="18"/>
-              </w:rPr>
-              <w:t>No loading skeleton in admin leads table — shows blank during initial Firestore fetch.</w:t>
-              <w:br/>
-              <w:t>→ Add a skeleton rows component while loadingLeads is true</w:t>
-            </w:r>
-          </w:p>
-        </w:tc>
-      </w:tr>
-      <w:tr>
-        <w:tc>
-          <w:tcPr>
-            <w:tcW w:type="dxa" w:w="504"/>
-            <w:shd w:val="clear" w:color="auto" w:fill="FAE5D3"/>
-          </w:tcPr>
-          <w:p>
-            <w:r>
-              <w:rPr>
-                <w:color w:val="1A1A2E"/>
-                <w:sz w:val="18"/>
-              </w:rPr>
-              <w:t>🟠</w:t>
-            </w:r>
-          </w:p>
-        </w:tc>
-        <w:tc>
-          <w:tcPr>
-            <w:tcW w:type="dxa" w:w="2160"/>
-            <w:shd w:val="clear" w:color="auto" w:fill="FAE5D3"/>
-          </w:tcPr>
-          <w:p>
-            <w:r>
-              <w:rPr>
-                <w:color w:val="1A1A2E"/>
-                <w:sz w:val="18"/>
-              </w:rPr>
-              <w:t>MEDIUM</w:t>
-            </w:r>
-          </w:p>
-        </w:tc>
-        <w:tc>
-          <w:tcPr>
-            <w:tcW w:type="dxa" w:w="6624"/>
-            <w:shd w:val="clear" w:color="auto" w:fill="FAE5D3"/>
-          </w:tcPr>
-          <w:p>
-            <w:r>
-              <w:rPr>
-                <w:color w:val="1A1A2E"/>
-                <w:sz w:val="18"/>
-              </w:rPr>
-              <w:t>No React ErrorBoundary wrapping admin components — any render error crashes the whole admin page.</w:t>
-              <w:br/>
-              <w:t>→ Wrap Admin.tsx children in an ErrorBoundary</w:t>
-            </w:r>
-          </w:p>
-        </w:tc>
-      </w:tr>
-      <w:tr>
-        <w:tc>
-          <w:tcPr>
-            <w:tcW w:type="dxa" w:w="504"/>
-            <w:shd w:val="clear" w:color="auto" w:fill="FEF9E7"/>
-          </w:tcPr>
-          <w:p>
-            <w:r>
-              <w:rPr>
-                <w:color w:val="1A1A2E"/>
-                <w:sz w:val="18"/>
-              </w:rPr>
-              <w:t>🟡</w:t>
-            </w:r>
-          </w:p>
-        </w:tc>
-        <w:tc>
-          <w:tcPr>
-            <w:tcW w:type="dxa" w:w="2160"/>
-            <w:shd w:val="clear" w:color="auto" w:fill="FEF9E7"/>
-          </w:tcPr>
-          <w:p>
-            <w:r>
-              <w:rPr>
-                <w:color w:val="1A1A2E"/>
-                <w:sz w:val="18"/>
-              </w:rPr>
-              <w:t>LOW</w:t>
-            </w:r>
-          </w:p>
-        </w:tc>
-        <w:tc>
-          <w:tcPr>
-            <w:tcW w:type="dxa" w:w="6624"/>
-            <w:shd w:val="clear" w:color="auto" w:fill="FEF9E7"/>
-          </w:tcPr>
-          <w:p>
-            <w:r>
-              <w:rPr>
-                <w:color w:val="1A1A2E"/>
-                <w:sz w:val="18"/>
-              </w:rPr>
-              <w:t>No pagination on leads — all documents fetched at once via onSnapshot.</w:t>
-              <w:br/>
-              <w:t>→ Add Firestore cursor-based pagination for &gt;500 leads</w:t>
-            </w:r>
-          </w:p>
-        </w:tc>
-      </w:tr>
-      <w:tr>
-        <w:tc>
-          <w:tcPr>
-            <w:tcW w:type="dxa" w:w="504"/>
-            <w:shd w:val="clear" w:color="auto" w:fill="FEF9E7"/>
-          </w:tcPr>
-          <w:p>
-            <w:r>
-              <w:rPr>
-                <w:color w:val="1A1A2E"/>
-                <w:sz w:val="18"/>
-              </w:rPr>
-              <w:t>🟡</w:t>
-            </w:r>
-          </w:p>
-        </w:tc>
-        <w:tc>
-          <w:tcPr>
-            <w:tcW w:type="dxa" w:w="2160"/>
-            <w:shd w:val="clear" w:color="auto" w:fill="FEF9E7"/>
-          </w:tcPr>
-          <w:p>
-            <w:r>
-              <w:rPr>
-                <w:color w:val="1A1A2E"/>
-                <w:sz w:val="18"/>
-              </w:rPr>
-              <w:t>LOW</w:t>
-            </w:r>
-          </w:p>
-        </w:tc>
-        <w:tc>
-          <w:tcPr>
-            <w:tcW w:type="dxa" w:w="6624"/>
-            <w:shd w:val="clear" w:color="auto" w:fill="FEF9E7"/>
-          </w:tcPr>
-          <w:p>
-            <w:r>
-              <w:rPr>
-                <w:color w:val="1A1A2E"/>
-                <w:sz w:val="18"/>
-              </w:rPr>
-              <w:t>VITE_ADMIN_EMAIL baked into JS bundle — visible to anyone who inspects the source.</w:t>
-              <w:br/>
-              <w:t>→ Pair with Firestore security rule: request.auth.token.email == 'admin@email'</w:t>
-            </w:r>
-          </w:p>
-        </w:tc>
-      </w:tr>
-      <w:tr>
-        <w:tc>
-          <w:tcPr>
-            <w:tcW w:type="dxa" w:w="504"/>
-            <w:shd w:val="clear" w:color="auto" w:fill="FEF9E7"/>
-          </w:tcPr>
-          <w:p>
-            <w:r>
-              <w:rPr>
-                <w:color w:val="1A1A2E"/>
-                <w:sz w:val="18"/>
-              </w:rPr>
-              <w:t>🟡</w:t>
-            </w:r>
-          </w:p>
-        </w:tc>
-        <w:tc>
-          <w:tcPr>
-            <w:tcW w:type="dxa" w:w="2160"/>
-            <w:shd w:val="clear" w:color="auto" w:fill="FEF9E7"/>
-          </w:tcPr>
-          <w:p>
-            <w:r>
-              <w:rPr>
-                <w:color w:val="1A1A2E"/>
-                <w:sz w:val="18"/>
-              </w:rPr>
-              <w:t>LOW</w:t>
-            </w:r>
-          </w:p>
-        </w:tc>
-        <w:tc>
-          <w:tcPr>
-            <w:tcW w:type="dxa" w:w="6624"/>
-            <w:shd w:val="clear" w:color="auto" w:fill="FEF9E7"/>
-          </w:tcPr>
-          <w:p>
-            <w:r>
-              <w:rPr>
-                <w:color w:val="1A1A2E"/>
-                <w:sz w:val="18"/>
-              </w:rPr>
-              <w:t>bun.lockb and package-lock.json both present — package manager ambiguity.</w:t>
-              <w:br/>
-              <w:t>→ Delete bun.lockb if using npm</w:t>
-            </w:r>
-          </w:p>
-        </w:tc>
-      </w:tr>
-      <w:tr>
-        <w:tc>
-          <w:tcPr>
-            <w:tcW w:type="dxa" w:w="504"/>
-            <w:shd w:val="clear" w:color="auto" w:fill="FEF9E7"/>
-          </w:tcPr>
-          <w:p>
-            <w:r>
-              <w:rPr>
-                <w:color w:val="1A1A2E"/>
-                <w:sz w:val="18"/>
-              </w:rPr>
-              <w:t>🟡</w:t>
-            </w:r>
-          </w:p>
-        </w:tc>
-        <w:tc>
-          <w:tcPr>
-            <w:tcW w:type="dxa" w:w="2160"/>
-            <w:shd w:val="clear" w:color="auto" w:fill="FEF9E7"/>
-          </w:tcPr>
-          <w:p>
-            <w:r>
-              <w:rPr>
-                <w:color w:val="1A1A2E"/>
-                <w:sz w:val="18"/>
-              </w:rPr>
-              <w:t>LOW</w:t>
-            </w:r>
-          </w:p>
-        </w:tc>
-        <w:tc>
-          <w:tcPr>
-            <w:tcW w:type="dxa" w:w="6624"/>
-            <w:shd w:val="clear" w:color="auto" w:fill="FEF9E7"/>
-          </w:tcPr>
-          <w:p>
-            <w:r>
-              <w:rPr>
-                <w:color w:val="1A1A2E"/>
-                <w:sz w:val="18"/>
-              </w:rPr>
-              <w:t>Test suite is only a placeholder — test/example.test.ts has expect(true).toBe(true).</w:t>
-              <w:br/>
-              <w:t>→ Write smoke tests for Navbar, ContactForm, AdminRoute</w:t>
-            </w:r>
-          </w:p>
-        </w:tc>
-      </w:tr>
-      <w:tr>
-        <w:tc>
-          <w:tcPr>
-            <w:tcW w:type="dxa" w:w="504"/>
-            <w:shd w:val="clear" w:color="auto" w:fill="EBF5FB"/>
-          </w:tcPr>
-          <w:p>
-            <w:r>
-              <w:rPr>
-                <w:color w:val="1A1A2E"/>
-                <w:sz w:val="18"/>
-              </w:rPr>
-              <w:t>ℹ️</w:t>
-            </w:r>
-          </w:p>
-        </w:tc>
-        <w:tc>
-          <w:tcPr>
-            <w:tcW w:type="dxa" w:w="2160"/>
-            <w:shd w:val="clear" w:color="auto" w:fill="EBF5FB"/>
-          </w:tcPr>
-          <w:p>
-            <w:r>
-              <w:rPr>
-                <w:color w:val="1A1A2E"/>
-                <w:sz w:val="18"/>
-              </w:rPr>
-              <w:t>INFO</w:t>
-            </w:r>
-          </w:p>
-        </w:tc>
-        <w:tc>
-          <w:tcPr>
-            <w:tcW w:type="dxa" w:w="6624"/>
-            <w:shd w:val="clear" w:color="auto" w:fill="EBF5FB"/>
-          </w:tcPr>
-          <w:p>
-            <w:r>
-              <w:rPr>
-                <w:color w:val="1A1A2E"/>
-                <w:sz w:val="18"/>
-              </w:rPr>
-              <w:t>Browserslist database is 8 months old — minor warning during build.</w:t>
-              <w:br/>
-              <w:t>→ Run: npx update-browserslist-db@latest</w:t>
-            </w:r>
-          </w:p>
-        </w:tc>
-      </w:tr>
-      <w:tr>
-        <w:tc>
-          <w:tcPr>
-            <w:tcW w:type="dxa" w:w="504"/>
-            <w:shd w:val="clear" w:color="auto" w:fill="EBF5FB"/>
-          </w:tcPr>
-          <w:p>
-            <w:r>
-              <w:rPr>
-                <w:color w:val="1A1A2E"/>
-                <w:sz w:val="18"/>
-              </w:rPr>
-              <w:t>ℹ️</w:t>
-            </w:r>
-          </w:p>
-        </w:tc>
-        <w:tc>
-          <w:tcPr>
-            <w:tcW w:type="dxa" w:w="2160"/>
-            <w:shd w:val="clear" w:color="auto" w:fill="EBF5FB"/>
-          </w:tcPr>
-          <w:p>
-            <w:r>
-              <w:rPr>
-                <w:color w:val="1A1A2E"/>
-                <w:sz w:val="18"/>
-              </w:rPr>
-              <w:t>INFO</w:t>
-            </w:r>
-          </w:p>
-        </w:tc>
-        <w:tc>
-          <w:tcPr>
-            <w:tcW w:type="dxa" w:w="6624"/>
-            <w:shd w:val="clear" w:color="auto" w:fill="EBF5FB"/>
-          </w:tcPr>
-          <w:p>
-            <w:r>
-              <w:rPr>
-                <w:color w:val="1A1A2E"/>
-                <w:sz w:val="18"/>
-              </w:rPr>
-              <w:t>Chunk size warning — JS bundle &gt; 500KB before gzip.</w:t>
-              <w:br/>
-              <w:t>→ Acceptable for now; resolve with lazy loading and manualChunks</w:t>
-            </w:r>
-          </w:p>
-        </w:tc>
-      </w:tr>
-    </w:tbl>
-    <w:p/>
-    <w:p>
-      <w:pPr>
-        <w:spacing w:before="360" w:after="120"/>
-        <w:shd w:val="clear" w:color="auto" w:fill="0D161F"/>
-        <w:pBdr>
-          <w:left w:val="thick" w:sz="24" w:space="12" w:color="00E5A0"/>
-        </w:pBdr>
-        <w:ind w:left="360"/>
-      </w:pPr>
-      <w:r>
-        <w:rPr>
-          <w:b/>
-          <w:color w:val="FFFFFF"/>
-          <w:sz w:val="40"/>
-        </w:rPr>
-        <w:t>11 · What's Working Well</w:t>
+        <w:t>9 · What's Working Well</w:t>
       </w:r>
     </w:p>
     <w:p>
@@ -5546,7 +6193,7 @@
           <w:color w:val="27AE60"/>
           <w:sz w:val="20"/>
         </w:rPr>
-        <w:t>✅  Full Firebase Auth flow — Google OAuth + email/password + forgot password, all working</w:t>
+        <w:t>✅  End-to-end lead pipeline: ContactForm → Firestore → Admin table → status update</w:t>
       </w:r>
     </w:p>
     <w:p>
@@ -5560,7 +6207,7 @@
           <w:color w:val="27AE60"/>
           <w:sz w:val="20"/>
         </w:rPr>
-        <w:t>✅  Real-time admin dashboard — onSnapshot shows new lead submissions instantly</w:t>
+        <w:t>✅  Real-time admin dashboard — onSnapshot updates instantly on new form submission</w:t>
       </w:r>
     </w:p>
     <w:p>
@@ -5574,7 +6221,7 @@
           <w:color w:val="27AE60"/>
           <w:sz w:val="20"/>
         </w:rPr>
-        <w:t>✅  AdminRoute — clean email-based guard with toast notification on access denial</w:t>
+        <w:t>✅  Multi-select status filter + bulk actions — power-user-level lead management</w:t>
       </w:r>
     </w:p>
     <w:p>
@@ -5588,7 +6235,7 @@
           <w:color w:val="27AE60"/>
           <w:sz w:val="20"/>
         </w:rPr>
-        <w:t>✅  Firestore leads pipeline — ContactForm → Firestore → Admin table, end-to-end</w:t>
+        <w:t>✅  LeadDetailsModal with editable notes — internal CRM-like workflow in the browser</w:t>
       </w:r>
     </w:p>
     <w:p>
@@ -5602,7 +6249,7 @@
           <w:color w:val="27AE60"/>
           <w:sz w:val="20"/>
         </w:rPr>
-        <w:t>✅  IntersectionObserver nav — active section dot tracks scroll accurately, cleaned up on unmount</w:t>
+        <w:t>✅  CSV export — one-click download of all filtered leads including notes</w:t>
       </w:r>
     </w:p>
     <w:p>
@@ -5616,7 +6263,7 @@
           <w:color w:val="27AE60"/>
           <w:sz w:val="20"/>
         </w:rPr>
-        <w:t>✅  Floating WhatsApp button — pulse animation, tooltip, hidden on auth routes</w:t>
+        <w:t>✅  Real-time notifications — toast on new lead + Browser Notification API consent + Settings toggle</w:t>
       </w:r>
     </w:p>
     <w:p>
@@ -5630,7 +6277,7 @@
           <w:color w:val="27AE60"/>
           <w:sz w:val="20"/>
         </w:rPr>
-        <w:t>✅  Zero TypeScript errors — tsc --noEmit passes before every deploy</w:t>
+        <w:t>✅  Activity timeline — chronological history of all lead activity with status color dots</w:t>
       </w:r>
     </w:p>
     <w:p>
@@ -5644,7 +6291,7 @@
           <w:color w:val="27AE60"/>
           <w:sz w:val="20"/>
         </w:rPr>
-        <w:t>✅  Clean deploy pipeline — npm run deploy builds and deploys in one command</w:t>
+        <w:t>✅  Week-over-week trend on Total Leads card — business intelligence at a glance</w:t>
       </w:r>
     </w:p>
     <w:p>
@@ -5658,7 +6305,7 @@
           <w:color w:val="27AE60"/>
           <w:sz w:val="20"/>
         </w:rPr>
-        <w:t>✅  All nav links scroll correctly — scrollToSection() DRY utility used everywhere</w:t>
+        <w:t>✅  Dark-theme recharts — all tooltips and axes use CSS custom properties</w:t>
       </w:r>
     </w:p>
     <w:p>
@@ -5672,7 +6319,7 @@
           <w:color w:val="27AE60"/>
           <w:sz w:val="20"/>
         </w:rPr>
-        <w:t>✅  Real Indian market data — ₹14,999/₹24,999/₹34,999 pricing, real FAQ answers, case study metrics</w:t>
+        <w:t>✅  Defense in depth security — AdminRoute client guard + Firestore server-side rule</w:t>
       </w:r>
     </w:p>
     <w:p>
@@ -5686,7 +6333,7 @@
           <w:color w:val="27AE60"/>
           <w:sz w:val="20"/>
         </w:rPr>
-        <w:t>✅  Portfolio modal — AnimatePresence case study overlay with project metrics and tags</w:t>
+        <w:t>✅  Code-split admin — 155 KB recharts chunk only loads when admin visits /admin</w:t>
       </w:r>
     </w:p>
     <w:p>
@@ -5700,7 +6347,7 @@
           <w:color w:val="27AE60"/>
           <w:sz w:val="20"/>
         </w:rPr>
-        <w:t>✅  Responsive admin sidebar — collapses with AnimatePresence overlay on mobile</w:t>
+        <w:t>✅  React ErrorBoundary — admin panel crashes gracefully with reload button</w:t>
       </w:r>
     </w:p>
     <w:p>
@@ -5714,7 +6361,7 @@
           <w:color w:val="27AE60"/>
           <w:sz w:val="20"/>
         </w:rPr>
-        <w:t>✅  recharts analytics — live charts computed from real Firestore data with dark-theme styling</w:t>
+        <w:t>✅  LeadsTableSkeleton — polished loading state instead of blank screen</w:t>
       </w:r>
     </w:p>
     <w:p>
@@ -5728,7 +6375,7 @@
           <w:color w:val="27AE60"/>
           <w:sz w:val="20"/>
         </w:rPr>
-        <w:t>✅  Framer Motion animations — fadeUp, stagger, fadeUpWithDelay consistently applied</w:t>
+        <w:t>✅  manualChunks vite config — firebase / charts / motion / vendor all async</w:t>
       </w:r>
     </w:p>
     <w:p>
@@ -5742,7 +6389,7 @@
           <w:color w:val="27AE60"/>
           <w:sz w:val="20"/>
         </w:rPr>
-        <w:t>✅  Bundle within budget — 438 KB gzip vs 1.5 MB target</w:t>
+        <w:t>✅  IntersectionObserver navbar — active section tracking, properly cleaned up on unmount</w:t>
       </w:r>
     </w:p>
     <w:p>
@@ -5756,7 +6403,63 @@
           <w:color w:val="27AE60"/>
           <w:sz w:val="20"/>
         </w:rPr>
-        <w:t>✅  Firebase Hosting headers — Cache-Control, X-Frame-Options configured in firebase.json</w:t>
+        <w:t>✅  Portfolio modal with AnimatePresence — case study overlay, metrics, tags</w:t>
+      </w:r>
+    </w:p>
+    <w:p>
+      <w:pPr>
+        <w:pStyle w:val="ListBullet"/>
+        <w:spacing w:after="40"/>
+        <w:ind w:left="432"/>
+      </w:pPr>
+      <w:r>
+        <w:rPr>
+          <w:color w:val="27AE60"/>
+          <w:sz w:val="20"/>
+        </w:rPr>
+        <w:t>✅  Floating WhatsApp button — pulse animation, tooltip, hidden on auth pages</w:t>
+      </w:r>
+    </w:p>
+    <w:p>
+      <w:pPr>
+        <w:pStyle w:val="ListBullet"/>
+        <w:spacing w:after="40"/>
+        <w:ind w:left="432"/>
+      </w:pPr>
+      <w:r>
+        <w:rPr>
+          <w:color w:val="27AE60"/>
+          <w:sz w:val="20"/>
+        </w:rPr>
+        <w:t>✅  Zero TypeScript errors, 5 tests passing, no linter warnings</w:t>
+      </w:r>
+    </w:p>
+    <w:p>
+      <w:pPr>
+        <w:pStyle w:val="ListBullet"/>
+        <w:spacing w:after="40"/>
+        <w:ind w:left="432"/>
+      </w:pPr>
+      <w:r>
+        <w:rPr>
+          <w:color w:val="27AE60"/>
+          <w:sz w:val="20"/>
+        </w:rPr>
+        <w:t>✅  Bundle well within budget — 86 KB gzip for public app code</w:t>
+      </w:r>
+    </w:p>
+    <w:p>
+      <w:pPr>
+        <w:pStyle w:val="ListBullet"/>
+        <w:spacing w:after="40"/>
+        <w:ind w:left="432"/>
+      </w:pPr>
+      <w:r>
+        <w:rPr>
+          <w:color w:val="27AE60"/>
+          <w:sz w:val="20"/>
+        </w:rPr>
+        <w:t>✅  Firebase Hosting headers — cache + SAMEORIGIN configured via firebase.json</w:t>
       </w:r>
     </w:p>
     <w:p/>
@@ -5775,7 +6478,7 @@
           <w:color w:val="FFFFFF"/>
           <w:sz w:val="40"/>
         </w:rPr>
-        <w:t>12 · Recommendations &amp; Next Steps</w:t>
+        <w:t>10 · Phase 5 Recommendations</w:t>
       </w:r>
     </w:p>
     <w:p>
@@ -5791,7 +6494,7 @@
           <w:color w:val="00E5A0"/>
           <w:sz w:val="26"/>
         </w:rPr>
-        <w:t>🔴 Critical — Before Sharing Admin URL</w:t>
+        <w:t>🔴 High Value — Do Next</w:t>
       </w:r>
     </w:p>
     <w:p>
@@ -5805,7 +6508,7 @@
           <w:color w:val="C0392B"/>
           <w:sz w:val="21"/>
         </w:rPr>
-        <w:t>Apply Firestore security rules</w:t>
+        <w:t>Email notification on new lead</w:t>
         <w:br/>
       </w:r>
       <w:r>
@@ -5813,7 +6516,51 @@
           <w:color w:val="1A1A2E"/>
           <w:sz w:val="20"/>
         </w:rPr>
-        <w:t>Set rules in Firebase Console to restrict reads on 'leads' to admin email only, and 'users' to the authenticated UID. A ready-to-use template is in the admin panel Settings tab.</w:t>
+        <w:t>Firebase Cloud Function (onCreate trigger on 'leads' collection) → send email via SendGrid or Resend to admin email with lead details. Cost: ~$0/month on free tier.</w:t>
+      </w:r>
+    </w:p>
+    <w:p>
+      <w:pPr>
+        <w:spacing w:after="60"/>
+        <w:ind w:left="432"/>
+      </w:pPr>
+      <w:r>
+        <w:rPr>
+          <w:b/>
+          <w:color w:val="C0392B"/>
+          <w:sz w:val="21"/>
+        </w:rPr>
+        <w:t>Real test coverage</w:t>
+        <w:br/>
+      </w:r>
+      <w:r>
+        <w:rPr>
+          <w:color w:val="1A1A2E"/>
+          <w:sz w:val="20"/>
+        </w:rPr>
+        <w:t>Write tests for: ContactForm (Zod errors on bad phone), LeadsTable (filter combinations), AnalyticsView (data aggregation). Target 80% coverage on business logic.</w:t>
+      </w:r>
+    </w:p>
+    <w:p>
+      <w:pPr>
+        <w:spacing w:after="60"/>
+        <w:ind w:left="432"/>
+      </w:pPr>
+      <w:r>
+        <w:rPr>
+          <w:b/>
+          <w:color w:val="C0392B"/>
+          <w:sz w:val="21"/>
+        </w:rPr>
+        <w:t>Calendly integration</w:t>
+        <w:br/>
+      </w:r>
+      <w:r>
+        <w:rPr>
+          <w:color w:val="1A1A2E"/>
+          <w:sz w:val="20"/>
+        </w:rPr>
+        <w:t>Replace 'Book Free Call' WhatsApp deeplink with Calendly popup widget. Automated scheduling removes back-and-forth phone tag and improves conversion rate.</w:t>
       </w:r>
     </w:p>
     <w:p>
@@ -5829,7 +6576,7 @@
           <w:color w:val="00E5A0"/>
           <w:sz w:val="26"/>
         </w:rPr>
-        <w:t>🟠 Important — Address in Phase 3</w:t>
+        <w:t>🟠 Medium — Improve Over Time</w:t>
       </w:r>
     </w:p>
     <w:p>
@@ -5843,7 +6590,7 @@
           <w:color w:val="E67E22"/>
           <w:sz w:val="21"/>
         </w:rPr>
-        <w:t>Code-split the admin route</w:t>
+        <w:t>Firebase Cloud Messaging (FCM)</w:t>
         <w:br/>
       </w:r>
       <w:r>
@@ -5851,7 +6598,7 @@
           <w:color w:val="1A1A2E"/>
           <w:sz w:val="20"/>
         </w:rPr>
-        <w:t>Use React.lazy(() =&gt; import('./pages/Admin')) in App.tsx. recharts alone adds ~200KB to the bundle loaded by every public visitor.</w:t>
+        <w:t>Background push notifications so admin is alerted to new leads even without the browser tab open.</w:t>
       </w:r>
     </w:p>
     <w:p>
@@ -5865,7 +6612,7 @@
           <w:color w:val="E67E22"/>
           <w:sz w:val="21"/>
         </w:rPr>
-        <w:t>Add React ErrorBoundary</w:t>
+        <w:t>Lead pagination</w:t>
         <w:br/>
       </w:r>
       <w:r>
@@ -5873,7 +6620,7 @@
           <w:color w:val="1A1A2E"/>
           <w:sz w:val="20"/>
         </w:rPr>
-        <w:t>Wrap the admin panel content components so a runtime error doesn't crash the entire page. Show a graceful 'Something went wrong — reload' message.</w:t>
+        <w:t>Firestore limit(25) + startAfter(lastDoc) cursor pagination in LeadsTable. Required when leads &gt; 500 for performance.</w:t>
       </w:r>
     </w:p>
     <w:p>
@@ -5887,7 +6634,7 @@
           <w:color w:val="E67E22"/>
           <w:sz w:val="21"/>
         </w:rPr>
-        <w:t>Add skeleton loading</w:t>
+        <w:t>Google Analytics (GA4)</w:t>
         <w:br/>
       </w:r>
       <w:r>
@@ -5895,7 +6642,7 @@
           <w:color w:val="1A1A2E"/>
           <w:sz w:val="20"/>
         </w:rPr>
-        <w:t>Show skeleton table rows while loadingLeads is true in Admin.tsx to improve perceived performance.</w:t>
+        <w:t>Add gtag.js behind a cookie consent banner. Track page views, CTA clicks, form conversion funnel.</w:t>
       </w:r>
     </w:p>
     <w:p>
@@ -5909,7 +6656,7 @@
           <w:color w:val="E67E22"/>
           <w:sz w:val="21"/>
         </w:rPr>
-        <w:t>Write real tests</w:t>
+        <w:t>Blog / SEO content</w:t>
         <w:br/>
       </w:r>
       <w:r>
@@ -5917,7 +6664,29 @@
           <w:color w:val="1A1A2E"/>
           <w:sz w:val="20"/>
         </w:rPr>
-        <w:t>Add smoke tests for: AdminRoute (redirect behaviour), ContactForm (Zod validation errors), Navbar (active section tracking).</w:t>
+        <w:t>MDX-based blog on a subdomain or /blog route. 3-5 articles targeting Indian SME web design keywords — highest long-term ROI for organic traffic.</w:t>
+      </w:r>
+    </w:p>
+    <w:p>
+      <w:pPr>
+        <w:spacing w:after="60"/>
+        <w:ind w:left="432"/>
+      </w:pPr>
+      <w:r>
+        <w:rPr>
+          <w:b/>
+          <w:color w:val="E67E22"/>
+          <w:sz w:val="21"/>
+        </w:rPr>
+        <w:t>Portfolio real screenshots</w:t>
+        <w:br/>
+      </w:r>
+      <w:r>
+        <w:rPr>
+          <w:color w:val="1A1A2E"/>
+          <w:sz w:val="20"/>
+        </w:rPr>
+        <w:t>Replace Lucide icon placeholders in portfolio cards with actual client website screenshots.</w:t>
       </w:r>
     </w:p>
     <w:p>
@@ -5933,7 +6702,7 @@
           <w:color w:val="00E5A0"/>
           <w:sz w:val="26"/>
         </w:rPr>
-        <w:t>🟡 Nice to Have — Phase 3 Backlog</w:t>
+        <w:t>🟡 Nice to Have</w:t>
       </w:r>
     </w:p>
     <w:p>
@@ -5947,7 +6716,7 @@
           <w:color w:val="1A1A2E"/>
           <w:sz w:val="20"/>
         </w:rPr>
-        <w:t>Email notification on new lead — Firebase Cloud Function triggers SendGrid/Nodemailer on new leads doc.</w:t>
+        <w:t>Lead notes history — sub-collection with [{author, text, timestamp}] for audit trail.</w:t>
       </w:r>
     </w:p>
     <w:p>
@@ -5961,7 +6730,7 @@
           <w:color w:val="1A1A2E"/>
           <w:sz w:val="20"/>
         </w:rPr>
-        <w:t>Lead export — CSV download button in admin table using Papa Parse or native Blob.</w:t>
+        <w:t>Analytics CSV export — export chart data (line/pie/bar) as CSV from AnalyticsView.</w:t>
       </w:r>
     </w:p>
     <w:p>
@@ -5975,7 +6744,7 @@
           <w:color w:val="1A1A2E"/>
           <w:sz w:val="20"/>
         </w:rPr>
-        <w:t>Cookie consent banner — GDPR/DPDPA compliant banner before Google Analytics loads.</w:t>
+        <w:t>Team member tagging — assign leads to team members (requires multi-user auth + role system).</w:t>
       </w:r>
     </w:p>
     <w:p>
@@ -5989,7 +6758,7 @@
           <w:color w:val="1A1A2E"/>
           <w:sz w:val="20"/>
         </w:rPr>
-        <w:t>Google Analytics — add GA4 measurement ID to index.html (behind consent).</w:t>
+        <w:t>Lead source tracking — UTM parameter capture on ContactForm for marketing attribution.</w:t>
       </w:r>
     </w:p>
     <w:p>
@@ -6003,7 +6772,7 @@
           <w:color w:val="1A1A2E"/>
           <w:sz w:val="20"/>
         </w:rPr>
-        <w:t>Calendly embed — replace WhatsApp CTA with Calendly popup for automated booking.</w:t>
+        <w:t>Dark/light mode toggle — add light mode CSS tokens to complement current dark-first design.</w:t>
       </w:r>
     </w:p>
     <w:p>
@@ -6017,7 +6786,7 @@
           <w:color w:val="1A1A2E"/>
           <w:sz w:val="20"/>
         </w:rPr>
-        <w:t>Portfolio real screenshots — replace Lucide icon cards with actual client website screenshots.</w:t>
+        <w:t>PWA manifest — add a web manifest + service worker for 'Add to Home Screen' on mobile.</w:t>
       </w:r>
     </w:p>
     <w:p>
@@ -6031,49 +6800,7 @@
           <w:color w:val="1A1A2E"/>
           <w:sz w:val="20"/>
         </w:rPr>
-        <w:t>Blog section — MDX-based blog for SEO content marketing (Next.js or Astro if SEO is priority).</w:t>
-      </w:r>
-    </w:p>
-    <w:p>
-      <w:pPr>
-        <w:pStyle w:val="ListBullet"/>
-        <w:spacing w:after="40"/>
-        <w:ind w:left="432"/>
-      </w:pPr>
-      <w:r>
-        <w:rPr>
-          <w:color w:val="1A1A2E"/>
-          <w:sz w:val="20"/>
-        </w:rPr>
-        <w:t>Delete bun.lockb — pick npm as the sole package manager.</w:t>
-      </w:r>
-    </w:p>
-    <w:p>
-      <w:pPr>
-        <w:pStyle w:val="ListBullet"/>
-        <w:spacing w:after="40"/>
-        <w:ind w:left="432"/>
-      </w:pPr>
-      <w:r>
-        <w:rPr>
-          <w:color w:val="1A1A2E"/>
-          <w:sz w:val="20"/>
-        </w:rPr>
-        <w:t>Update browserslist DB — npx update-browserslist-db@latest.</w:t>
-      </w:r>
-    </w:p>
-    <w:p>
-      <w:pPr>
-        <w:pStyle w:val="ListBullet"/>
-        <w:spacing w:after="40"/>
-        <w:ind w:left="432"/>
-      </w:pPr>
-      <w:r>
-        <w:rPr>
-          <w:color w:val="1A1A2E"/>
-          <w:sz w:val="20"/>
-        </w:rPr>
-        <w:t>Add manualChunks in vite.config.ts — split recharts and firebase into separate async chunks.</w:t>
+        <w:t>Automated deploy — GitHub Actions CI: run tests → build → firebase deploy on push to main.</w:t>
       </w:r>
     </w:p>
     <w:p>
@@ -6096,7 +6823,7 @@
           <w:color w:val="FFFFFF"/>
           <w:sz w:val="40"/>
         </w:rPr>
-        <w:t>Summary Score — Post Phase 1 &amp; 2</w:t>
+        <w:t>Summary Scores — Post Phase 4</w:t>
       </w:r>
     </w:p>
     <w:tbl>
@@ -6337,7 +7064,7 @@
                 <w:color w:val="1A1A2E"/>
                 <w:sz w:val="19"/>
               </w:rPr>
-              <w:t>8/10</w:t>
+              <w:t>9/10</w:t>
             </w:r>
           </w:p>
         </w:tc>
@@ -6370,7 +7097,7 @@
                 <w:color w:val="1A1A2E"/>
                 <w:sz w:val="19"/>
               </w:rPr>
-              <w:t>8/10</w:t>
+              <w:t>9/10</w:t>
             </w:r>
           </w:p>
         </w:tc>
@@ -6379,7 +7106,7 @@
         <w:tc>
           <w:tcPr>
             <w:tcW w:type="dxa" w:w="3600"/>
-            <w:shd w:val="clear" w:color="auto" w:fill="FEF9E7"/>
+            <w:shd w:val="clear" w:color="auto" w:fill="D5F5E3"/>
           </w:tcPr>
           <w:p>
             <w:r>
@@ -6394,7 +7121,7 @@
         <w:tc>
           <w:tcPr>
             <w:tcW w:type="dxa" w:w="2160"/>
-            <w:shd w:val="clear" w:color="auto" w:fill="FEF9E7"/>
+            <w:shd w:val="clear" w:color="auto" w:fill="D5F5E3"/>
           </w:tcPr>
           <w:p>
             <w:r>
@@ -6403,7 +7130,7 @@
                 <w:color w:val="1A1A2E"/>
                 <w:sz w:val="19"/>
               </w:rPr>
-              <w:t>6/10</w:t>
+              <w:t>8/10</w:t>
             </w:r>
           </w:p>
         </w:tc>
@@ -6412,6 +7139,39 @@
         <w:tc>
           <w:tcPr>
             <w:tcW w:type="dxa" w:w="3600"/>
+            <w:shd w:val="clear" w:color="auto" w:fill="D5F5E3"/>
+          </w:tcPr>
+          <w:p>
+            <w:r>
+              <w:rPr>
+                <w:color w:val="1A1A2E"/>
+                <w:sz w:val="19"/>
+              </w:rPr>
+              <w:t>Performance / Bundles</w:t>
+            </w:r>
+          </w:p>
+        </w:tc>
+        <w:tc>
+          <w:tcPr>
+            <w:tcW w:type="dxa" w:w="2160"/>
+            <w:shd w:val="clear" w:color="auto" w:fill="D5F5E3"/>
+          </w:tcPr>
+          <w:p>
+            <w:r>
+              <w:rPr>
+                <w:b/>
+                <w:color w:val="1A1A2E"/>
+                <w:sz w:val="19"/>
+              </w:rPr>
+              <w:t>9/10</w:t>
+            </w:r>
+          </w:p>
+        </w:tc>
+      </w:tr>
+      <w:tr>
+        <w:tc>
+          <w:tcPr>
+            <w:tcW w:type="dxa" w:w="3600"/>
             <w:shd w:val="clear" w:color="auto" w:fill="FADBD8"/>
           </w:tcPr>
           <w:p>
@@ -6436,7 +7196,7 @@
                 <w:color w:val="1A1A2E"/>
                 <w:sz w:val="19"/>
               </w:rPr>
-              <w:t>2/10</w:t>
+              <w:t>4/10</w:t>
             </w:r>
           </w:p>
         </w:tc>
@@ -6469,7 +7229,7 @@
                 <w:color w:val="1A1A2E"/>
                 <w:sz w:val="19"/>
               </w:rPr>
-              <w:t>8/10</w:t>
+              <w:t>9/10</w:t>
             </w:r>
           </w:p>
         </w:tc>
@@ -6482,12 +7242,18 @@
       </w:pPr>
       <w:r>
         <w:rPr>
-          <w:b/>
+          <w:b w:val="0"/>
           <w:i w:val="0"/>
-          <w:color w:val="0D161F"/>
+          <w:color w:val="1A1A2E"/>
           <w:sz w:val="21"/>
         </w:rPr>
-        <w:t>Overall Verdict: The Scalvicon project has been transformed from a static marketing mockup into a fully functional SaaS-ready agency site with live Firebase Auth, Firestore lead capture, a real-time admin dashboard, and a clean deploy pipeline. The single critical remaining item is Firestore security rules — apply them before the admin URL is shared with anyone. All other items are polish and Phase 3 features.</w:t>
+        <w:t>Overall Verdict — Phase 4 Complete:</w:t>
+        <w:br/>
+        <w:br/>
+        <w:t>Scalvicon has evolved from a static marketing mockup into a fully functional, production-grade agency platform. The public site captures leads via a validated contact form; the admin panel provides real-time lead management with multi-select filters, bulk actions, internal CRM notes, CSV export, browser notifications, an activity timeline, and trend-aware stat cards. Security is hardened with both client-side and Firestore server-side rules. Performance is optimized via code splitting, with recharts only loading for admin users.</w:t>
+        <w:br/>
+        <w:br/>
+        <w:t>The single biggest opportunity remaining is email-on-new-lead notification (a 30-minute Firebase Cloud Function task) and expanding the test suite.</w:t>
       </w:r>
     </w:p>
     <w:sectPr>
@@ -6514,7 +7280,7 @@
         <w:color w:val="AAAAAA"/>
         <w:sz w:val="16"/>
       </w:rPr>
-      <w:t>Scalvicon — Confidential Project Audit  |  Generated 24 February 2026</w:t>
+      <w:t>Scalvicon — Confidential Project Audit  |  Phase 1–4  |  Generated 25 February 2026</w:t>
     </w:r>
   </w:p>
 </w:ftr>

--- a/Scalvicon_Project_Audit_Report.docx
+++ b/Scalvicon_Project_Audit_Report.docx
@@ -43,7 +43,9 @@
         </w:rPr>
         <w:t>Phase 1: Public Site  ·  Phase 2: Admin Dashboard  ·  Phase 3: Security &amp; Performance</w:t>
         <w:br/>
-        <w:t>Phase 4: Advanced Admin  ·  Phase 5-6: Blog System, Email Notifications, SEO, Projects</w:t>
+        <w:t>Phase 4: Advanced Admin  ·  Phase 5-6: Blog System, Email, SEO, Projects</w:t>
+        <w:br/>
+        <w:t>Phase 7: AI SEO &amp; Launch · Phase 7.5: Expansive Content Detail Pages</w:t>
       </w:r>
     </w:p>
     <w:p>
@@ -56,7 +58,7 @@
           <w:color w:val="666666"/>
           <w:sz w:val="20"/>
         </w:rPr>
-        <w:t>Audit Date: 27 February 2026   •   Prepared by: Senior Software Engineer</w:t>
+        <w:t>Audit Date: 27 February 2026   •   Prepared by: Senior Software Engineer AI</w:t>
       </w:r>
     </w:p>
     <w:p/>
@@ -115,7 +117,7 @@
                 <w:color w:val="00E5A0"/>
                 <w:sz w:val="20"/>
               </w:rPr>
-              <w:t>Firebase Auth + Firestore + Functions</w:t>
+              <w:t>Firebase Engine</w:t>
               <w:br/>
             </w:r>
             <w:r>
@@ -142,7 +144,7 @@
                 <w:color w:val="00E5A0"/>
                 <w:sz w:val="20"/>
               </w:rPr>
-              <w:t>Marketing + Admin + Blog + Portal</w:t>
+              <w:t>SEO + Growth Agency</w:t>
               <w:br/>
             </w:r>
             <w:r>
@@ -169,7 +171,7 @@
                 <w:color w:val="00E5A0"/>
                 <w:sz w:val="20"/>
               </w:rPr>
-              <w:t>Indian SME Agency</w:t>
+              <w:t>Indian SME Market</w:t>
               <w:br/>
             </w:r>
             <w:r>
@@ -177,7 +179,7 @@
                 <w:color w:val="FFFFFF"/>
                 <w:sz w:val="16"/>
               </w:rPr>
-              <w:t>Purpose</w:t>
+              <w:t>Focus</w:t>
             </w:r>
           </w:p>
         </w:tc>
@@ -195,7 +197,7 @@
           <w:color w:val="2980B9"/>
           <w:sz w:val="21"/>
         </w:rPr>
-        <w:t>🔗  Live Site: https://scalvicon-9bf2f.web.app  |  Admin: /admin  |  Blog: /blog  |  Repo: webcraft-ascend</w:t>
+        <w:t>🔗  Live Site: https://scalvicon-9bf2f.web.app  |  Admin: /admin  |  Blog: /blog</w:t>
       </w:r>
     </w:p>
     <w:p>
@@ -218,7 +220,109 @@
           <w:color w:val="FFFFFF"/>
           <w:sz w:val="40"/>
         </w:rPr>
-        <w:t>1 · Phase-by-Phase Delivery Summary</w:t>
+        <w:t>1 · Website Goals &amp; Vision</w:t>
+      </w:r>
+    </w:p>
+    <w:p>
+      <w:pPr>
+        <w:spacing w:after="80"/>
+      </w:pPr>
+      <w:r>
+        <w:rPr>
+          <w:b w:val="0"/>
+          <w:i w:val="0"/>
+          <w:color w:val="1A1A2E"/>
+          <w:sz w:val="21"/>
+        </w:rPr>
+        <w:t>Scalvicon is an expansive, performance-oriented digital agency platform explicitly designed for the Indian SME / Local Business market. The fundamental goal of the project is to convert raw visitors into highly qualified business leads while simultaneously presenting a top-tier digital ecosystem that establishes ultimate brand authority.</w:t>
+      </w:r>
+    </w:p>
+    <w:p>
+      <w:pPr>
+        <w:spacing w:after="80"/>
+      </w:pPr>
+      <w:r>
+        <w:rPr>
+          <w:b/>
+          <w:i w:val="0"/>
+          <w:color w:val="1A1A2E"/>
+          <w:sz w:val="21"/>
+        </w:rPr>
+        <w:t>Key High-Level Objectives:</w:t>
+      </w:r>
+    </w:p>
+    <w:p>
+      <w:pPr>
+        <w:pStyle w:val="ListBullet"/>
+        <w:spacing w:after="40"/>
+        <w:ind w:left="432"/>
+      </w:pPr>
+      <w:r>
+        <w:rPr>
+          <w:color w:val="1A1A2E"/>
+          <w:sz w:val="20"/>
+        </w:rPr>
+        <w:t>Lead Generation: Capture customer inquiries and route them into a highly capable custom CRM dashboard instead of a messy email inbox.</w:t>
+      </w:r>
+    </w:p>
+    <w:p>
+      <w:pPr>
+        <w:pStyle w:val="ListBullet"/>
+        <w:spacing w:after="40"/>
+        <w:ind w:left="432"/>
+      </w:pPr>
+      <w:r>
+        <w:rPr>
+          <w:color w:val="1A1A2E"/>
+          <w:sz w:val="20"/>
+        </w:rPr>
+        <w:t>SEO Dominance: Implement AI-powered meta tag generation, programmatic SEO routing, and dynamically crafted URLs to rank highly in localized searches in India.</w:t>
+      </w:r>
+    </w:p>
+    <w:p>
+      <w:pPr>
+        <w:pStyle w:val="ListBullet"/>
+        <w:spacing w:after="40"/>
+        <w:ind w:left="432"/>
+      </w:pPr>
+      <w:r>
+        <w:rPr>
+          <w:color w:val="1A1A2E"/>
+          <w:sz w:val="20"/>
+        </w:rPr>
+        <w:t>Credibility &amp; Trust: Through detailed case studies, pricing transparencies, an in-depth blog system, and modern UX/UI animations, demonstrate to SMEs what a premium web offering looks like.</w:t>
+      </w:r>
+    </w:p>
+    <w:p>
+      <w:pPr>
+        <w:pStyle w:val="ListBullet"/>
+        <w:spacing w:after="40"/>
+        <w:ind w:left="432"/>
+      </w:pPr>
+      <w:r>
+        <w:rPr>
+          <w:color w:val="1A1A2E"/>
+          <w:sz w:val="20"/>
+        </w:rPr>
+        <w:t>Project Portal: Offer clients a designated view of their project's lifecycle, establishing a modern digital touchpoint throughout the lifecycle of their contract.</w:t>
+      </w:r>
+    </w:p>
+    <w:p>
+      <w:pPr>
+        <w:spacing w:before="360" w:after="120"/>
+        <w:shd w:val="clear" w:color="auto" w:fill="0D161F"/>
+        <w:pBdr>
+          <w:left w:val="thick" w:sz="24" w:space="12" w:color="00E5A0"/>
+        </w:pBdr>
+        <w:ind w:left="360"/>
+      </w:pPr>
+      <w:r>
+        <w:rPr>
+          <w:b/>
+          <w:color w:val="FFFFFF"/>
+          <w:sz w:val="40"/>
+        </w:rPr>
+        <w:t>2 · Phase-by-Phase Delivery Summary</w:t>
       </w:r>
     </w:p>
     <w:p>
@@ -437,7 +541,7 @@
                 <w:color w:val="1A1A2E"/>
                 <w:sz w:val="19"/>
               </w:rPr>
-              <w:t>✅ 6 service cards (Business, Booking, E-commerce, SEO, etc.)</w:t>
+              <w:t>✅ 6 service cards routing to detailed pages</w:t>
             </w:r>
           </w:p>
         </w:tc>
@@ -582,7 +686,7 @@
                 <w:color w:val="1A1A2E"/>
                 <w:sz w:val="19"/>
               </w:rPr>
-              <w:t>FAQ section</w:t>
+              <w:t>ContactForm</w:t>
             </w:r>
           </w:p>
         </w:tc>
@@ -597,7 +701,7 @@
                 <w:color w:val="1A1A2E"/>
                 <w:sz w:val="19"/>
               </w:rPr>
-              <w:t>✅ 6 Scalvicon-specific answers, Framer Motion accordion</w:t>
+              <w:t>✅ Zod validation, Firestore write, WhatsApp fallback</w:t>
             </w:r>
           </w:p>
         </w:tc>
@@ -614,7 +718,7 @@
                 <w:color w:val="1A1A2E"/>
                 <w:sz w:val="19"/>
               </w:rPr>
-              <w:t>ContactForm</w:t>
+              <w:t>WhatsApp floating button</w:t>
             </w:r>
           </w:p>
         </w:tc>
@@ -629,167 +733,7 @@
                 <w:color w:val="1A1A2E"/>
                 <w:sz w:val="19"/>
               </w:rPr>
-              <w:t>✅ Zod validation, Firestore write, WhatsApp fallback</w:t>
-            </w:r>
-          </w:p>
-        </w:tc>
-      </w:tr>
-      <w:tr>
-        <w:tc>
-          <w:tcPr>
-            <w:tcW w:type="dxa" w:w="3456"/>
-            <w:shd w:val="clear" w:color="auto" w:fill="FFFFFF"/>
-          </w:tcPr>
-          <w:p>
-            <w:r>
-              <w:rPr>
-                <w:color w:val="1A1A2E"/>
-                <w:sz w:val="19"/>
-              </w:rPr>
-              <w:t>WhatsApp floating button</w:t>
-            </w:r>
-          </w:p>
-        </w:tc>
-        <w:tc>
-          <w:tcPr>
-            <w:tcW w:type="dxa" w:w="6048"/>
-            <w:shd w:val="clear" w:color="auto" w:fill="FFFFFF"/>
-          </w:tcPr>
-          <w:p>
-            <w:r>
-              <w:rPr>
-                <w:color w:val="1A1A2E"/>
-                <w:sz w:val="19"/>
-              </w:rPr>
-              <w:t>✅ Pulse ring, tooltip, hidden on auth routes</w:t>
-            </w:r>
-          </w:p>
-        </w:tc>
-      </w:tr>
-      <w:tr>
-        <w:tc>
-          <w:tcPr>
-            <w:tcW w:type="dxa" w:w="3456"/>
-            <w:shd w:val="clear" w:color="auto" w:fill="F5F5F5"/>
-          </w:tcPr>
-          <w:p>
-            <w:r>
-              <w:rPr>
-                <w:color w:val="1A1A2E"/>
-                <w:sz w:val="19"/>
-              </w:rPr>
-              <w:t>Scroll-to-top button</w:t>
-            </w:r>
-          </w:p>
-        </w:tc>
-        <w:tc>
-          <w:tcPr>
-            <w:tcW w:type="dxa" w:w="6048"/>
-            <w:shd w:val="clear" w:color="auto" w:fill="F5F5F5"/>
-          </w:tcPr>
-          <w:p>
-            <w:r>
-              <w:rPr>
-                <w:color w:val="1A1A2E"/>
-                <w:sz w:val="19"/>
-              </w:rPr>
-              <w:t>✅ Appears after 400px scroll</w:t>
-            </w:r>
-          </w:p>
-        </w:tc>
-      </w:tr>
-      <w:tr>
-        <w:tc>
-          <w:tcPr>
-            <w:tcW w:type="dxa" w:w="3456"/>
-            <w:shd w:val="clear" w:color="auto" w:fill="FFFFFF"/>
-          </w:tcPr>
-          <w:p>
-            <w:r>
-              <w:rPr>
-                <w:color w:val="1A1A2E"/>
-                <w:sz w:val="19"/>
-              </w:rPr>
-              <w:t>Footer</w:t>
-            </w:r>
-          </w:p>
-        </w:tc>
-        <w:tc>
-          <w:tcPr>
-            <w:tcW w:type="dxa" w:w="6048"/>
-            <w:shd w:val="clear" w:color="auto" w:fill="FFFFFF"/>
-          </w:tcPr>
-          <w:p>
-            <w:r>
-              <w:rPr>
-                <w:color w:val="1A1A2E"/>
-                <w:sz w:val="19"/>
-              </w:rPr>
-              <w:t>✅ Real links, krishnamaurya2204@gmail.com, WhatsApp, Instagram</w:t>
-            </w:r>
-          </w:p>
-        </w:tc>
-      </w:tr>
-      <w:tr>
-        <w:tc>
-          <w:tcPr>
-            <w:tcW w:type="dxa" w:w="3456"/>
-            <w:shd w:val="clear" w:color="auto" w:fill="F5F5F5"/>
-          </w:tcPr>
-          <w:p>
-            <w:r>
-              <w:rPr>
-                <w:color w:val="1A1A2E"/>
-                <w:sz w:val="19"/>
-              </w:rPr>
-              <w:t>CTASection</w:t>
-            </w:r>
-          </w:p>
-        </w:tc>
-        <w:tc>
-          <w:tcPr>
-            <w:tcW w:type="dxa" w:w="6048"/>
-            <w:shd w:val="clear" w:color="auto" w:fill="F5F5F5"/>
-          </w:tcPr>
-          <w:p>
-            <w:r>
-              <w:rPr>
-                <w:color w:val="1A1A2E"/>
-                <w:sz w:val="19"/>
-              </w:rPr>
-              <w:t>✅ Real contact email link (krishnamaurya2204@gmail.com)</w:t>
-            </w:r>
-          </w:p>
-        </w:tc>
-      </w:tr>
-      <w:tr>
-        <w:tc>
-          <w:tcPr>
-            <w:tcW w:type="dxa" w:w="3456"/>
-            <w:shd w:val="clear" w:color="auto" w:fill="FFFFFF"/>
-          </w:tcPr>
-          <w:p>
-            <w:r>
-              <w:rPr>
-                <w:color w:val="1A1A2E"/>
-                <w:sz w:val="19"/>
-              </w:rPr>
-              <w:t>Bundle (gzip)</w:t>
-            </w:r>
-          </w:p>
-        </w:tc>
-        <w:tc>
-          <w:tcPr>
-            <w:tcW w:type="dxa" w:w="6048"/>
-            <w:shd w:val="clear" w:color="auto" w:fill="FFFFFF"/>
-          </w:tcPr>
-          <w:p>
-            <w:r>
-              <w:rPr>
-                <w:color w:val="1A1A2E"/>
-                <w:sz w:val="19"/>
-              </w:rPr>
-              <w:t>✅ 101 KB main chunk — within budget</w:t>
+              <w:t>✅ Pulse ring, hidden on auth routes</w:t>
             </w:r>
           </w:p>
         </w:tc>
@@ -809,7 +753,7 @@
           <w:color w:val="00E5A0"/>
           <w:sz w:val="26"/>
         </w:rPr>
-        <w:t>Phase 2 — Admin Dashboard</w:t>
+        <w:t>Phase 2 &amp; 3 — Admin Dashboard &amp; Security</w:t>
       </w:r>
     </w:p>
     <w:tbl>
@@ -965,7 +909,7 @@
                 <w:color w:val="1A1A2E"/>
                 <w:sz w:val="19"/>
               </w:rPr>
-              <w:t>Status badges</w:t>
+              <w:t>Summary cards &amp; Analytics</w:t>
             </w:r>
           </w:p>
         </w:tc>
@@ -980,294 +924,7 @@
                 <w:color w:val="1A1A2E"/>
                 <w:sz w:val="19"/>
               </w:rPr>
-              <w:t>✅ new / contacted / converted / closed — color-coded pills</w:t>
-            </w:r>
-          </w:p>
-        </w:tc>
-      </w:tr>
-      <w:tr>
-        <w:tc>
-          <w:tcPr>
-            <w:tcW w:type="dxa" w:w="3456"/>
-            <w:shd w:val="clear" w:color="auto" w:fill="F5F5F5"/>
-          </w:tcPr>
-          <w:p>
-            <w:r>
-              <w:rPr>
-                <w:color w:val="1A1A2E"/>
-                <w:sz w:val="19"/>
-              </w:rPr>
-              <w:t>Row actions</w:t>
-            </w:r>
-          </w:p>
-        </w:tc>
-        <w:tc>
-          <w:tcPr>
-            <w:tcW w:type="dxa" w:w="6048"/>
-            <w:shd w:val="clear" w:color="auto" w:fill="F5F5F5"/>
-          </w:tcPr>
-          <w:p>
-            <w:r>
-              <w:rPr>
-                <w:color w:val="1A1A2E"/>
-                <w:sz w:val="19"/>
-              </w:rPr>
-              <w:t>✅ WhatsApp deeplink, Mark Contacted, Convert</w:t>
-            </w:r>
-          </w:p>
-        </w:tc>
-      </w:tr>
-      <w:tr>
-        <w:tc>
-          <w:tcPr>
-            <w:tcW w:type="dxa" w:w="3456"/>
-            <w:shd w:val="clear" w:color="auto" w:fill="FFFFFF"/>
-          </w:tcPr>
-          <w:p>
-            <w:r>
-              <w:rPr>
-                <w:color w:val="1A1A2E"/>
-                <w:sz w:val="19"/>
-              </w:rPr>
-              <w:t>Summary cards</w:t>
-            </w:r>
-          </w:p>
-        </w:tc>
-        <w:tc>
-          <w:tcPr>
-            <w:tcW w:type="dxa" w:w="6048"/>
-            <w:shd w:val="clear" w:color="auto" w:fill="FFFFFF"/>
-          </w:tcPr>
-          <w:p>
-            <w:r>
-              <w:rPr>
-                <w:color w:val="1A1A2E"/>
-                <w:sz w:val="19"/>
-              </w:rPr>
-              <w:t>✅ Total / New Today / Contacted / Converted / Rate%</w:t>
-            </w:r>
-          </w:p>
-        </w:tc>
-      </w:tr>
-      <w:tr>
-        <w:tc>
-          <w:tcPr>
-            <w:tcW w:type="dxa" w:w="3456"/>
-            <w:shd w:val="clear" w:color="auto" w:fill="F5F5F5"/>
-          </w:tcPr>
-          <w:p>
-            <w:r>
-              <w:rPr>
-                <w:color w:val="1A1A2E"/>
-                <w:sz w:val="19"/>
-              </w:rPr>
-              <w:t>Analytics — Line chart</w:t>
-            </w:r>
-          </w:p>
-        </w:tc>
-        <w:tc>
-          <w:tcPr>
-            <w:tcW w:type="dxa" w:w="6048"/>
-            <w:shd w:val="clear" w:color="auto" w:fill="F5F5F5"/>
-          </w:tcPr>
-          <w:p>
-            <w:r>
-              <w:rPr>
-                <w:color w:val="1A1A2E"/>
-                <w:sz w:val="19"/>
-              </w:rPr>
-              <w:t>✅ Leads per day — last 30 days with high-contrast colors</w:t>
-            </w:r>
-          </w:p>
-        </w:tc>
-      </w:tr>
-      <w:tr>
-        <w:tc>
-          <w:tcPr>
-            <w:tcW w:type="dxa" w:w="3456"/>
-            <w:shd w:val="clear" w:color="auto" w:fill="FFFFFF"/>
-          </w:tcPr>
-          <w:p>
-            <w:r>
-              <w:rPr>
-                <w:color w:val="1A1A2E"/>
-                <w:sz w:val="19"/>
-              </w:rPr>
-              <w:t>Analytics — Pie chart</w:t>
-            </w:r>
-          </w:p>
-        </w:tc>
-        <w:tc>
-          <w:tcPr>
-            <w:tcW w:type="dxa" w:w="6048"/>
-            <w:shd w:val="clear" w:color="auto" w:fill="FFFFFF"/>
-          </w:tcPr>
-          <w:p>
-            <w:r>
-              <w:rPr>
-                <w:color w:val="1A1A2E"/>
-                <w:sz w:val="19"/>
-              </w:rPr>
-              <w:t>✅ Leads by business type — white % labels inside slices</w:t>
-            </w:r>
-          </w:p>
-        </w:tc>
-      </w:tr>
-      <w:tr>
-        <w:tc>
-          <w:tcPr>
-            <w:tcW w:type="dxa" w:w="3456"/>
-            <w:shd w:val="clear" w:color="auto" w:fill="F5F5F5"/>
-          </w:tcPr>
-          <w:p>
-            <w:r>
-              <w:rPr>
-                <w:color w:val="1A1A2E"/>
-                <w:sz w:val="19"/>
-              </w:rPr>
-              <w:t>Analytics — Bar chart</w:t>
-            </w:r>
-          </w:p>
-        </w:tc>
-        <w:tc>
-          <w:tcPr>
-            <w:tcW w:type="dxa" w:w="6048"/>
-            <w:shd w:val="clear" w:color="auto" w:fill="F5F5F5"/>
-          </w:tcPr>
-          <w:p>
-            <w:r>
-              <w:rPr>
-                <w:color w:val="1A1A2E"/>
-                <w:sz w:val="19"/>
-              </w:rPr>
-              <w:t>✅ Leads by budget range — rounded bar tops</w:t>
-            </w:r>
-          </w:p>
-        </w:tc>
-      </w:tr>
-      <w:tr>
-        <w:tc>
-          <w:tcPr>
-            <w:tcW w:type="dxa" w:w="3456"/>
-            <w:shd w:val="clear" w:color="auto" w:fill="FFFFFF"/>
-          </w:tcPr>
-          <w:p>
-            <w:r>
-              <w:rPr>
-                <w:color w:val="1A1A2E"/>
-                <w:sz w:val="19"/>
-              </w:rPr>
-              <w:t>Mobile sidebar</w:t>
-            </w:r>
-          </w:p>
-        </w:tc>
-        <w:tc>
-          <w:tcPr>
-            <w:tcW w:type="dxa" w:w="6048"/>
-            <w:shd w:val="clear" w:color="auto" w:fill="FFFFFF"/>
-          </w:tcPr>
-          <w:p>
-            <w:r>
-              <w:rPr>
-                <w:color w:val="1A1A2E"/>
-                <w:sz w:val="19"/>
-              </w:rPr>
-              <w:t>✅ AnimatePresence overlay, collapses on tab select</w:t>
-            </w:r>
-          </w:p>
-        </w:tc>
-      </w:tr>
-      <w:tr>
-        <w:tc>
-          <w:tcPr>
-            <w:tcW w:type="dxa" w:w="3456"/>
-            <w:shd w:val="clear" w:color="auto" w:fill="F5F5F5"/>
-          </w:tcPr>
-          <w:p>
-            <w:r>
-              <w:rPr>
-                <w:color w:val="1A1A2E"/>
-                <w:sz w:val="19"/>
-              </w:rPr>
-              <w:t>Bundle (gzip)</w:t>
-            </w:r>
-          </w:p>
-        </w:tc>
-        <w:tc>
-          <w:tcPr>
-            <w:tcW w:type="dxa" w:w="6048"/>
-            <w:shd w:val="clear" w:color="auto" w:fill="F5F5F5"/>
-          </w:tcPr>
-          <w:p>
-            <w:r>
-              <w:rPr>
-                <w:color w:val="1A1A2E"/>
-                <w:sz w:val="19"/>
-              </w:rPr>
-              <w:t>✅ 33 KB admin chunk (admin-only lazy load)</w:t>
-            </w:r>
-          </w:p>
-        </w:tc>
-      </w:tr>
-    </w:tbl>
-    <w:p/>
-    <w:p>
-      <w:pPr>
-        <w:spacing w:before="240" w:after="80"/>
-        <w:pBdr>
-          <w:bottom w:val="single" w:sz="4" w:space="2" w:color="00E5A0"/>
-        </w:pBdr>
-      </w:pPr>
-      <w:r>
-        <w:rPr>
-          <w:b/>
-          <w:color w:val="00E5A0"/>
-          <w:sz w:val="26"/>
-        </w:rPr>
-        <w:t>Phase 3 — Security &amp; Performance Hardening</w:t>
-      </w:r>
-    </w:p>
-    <w:tbl>
-      <w:tblPr>
-        <w:tblStyle w:val="TableGrid"/>
-        <w:tblW w:type="auto" w:w="0"/>
-        <w:jc w:val="left"/>
-        <w:tblLook w:firstColumn="1" w:firstRow="1" w:lastColumn="0" w:lastRow="0" w:noHBand="0" w:noVBand="1" w:val="04A0"/>
-      </w:tblPr>
-      <w:tblGrid>
-        <w:gridCol w:w="4680"/>
-        <w:gridCol w:w="4680"/>
-      </w:tblGrid>
-      <w:tr>
-        <w:tc>
-          <w:tcPr>
-            <w:tcW w:type="dxa" w:w="3456"/>
-            <w:shd w:val="clear" w:color="auto" w:fill="0D161F"/>
-          </w:tcPr>
-          <w:p>
-            <w:r>
-              <w:rPr>
-                <w:b/>
-                <w:color w:val="FFFFFF"/>
-                <w:sz w:val="19"/>
-              </w:rPr>
-              <w:t>Item</w:t>
-            </w:r>
-          </w:p>
-        </w:tc>
-        <w:tc>
-          <w:tcPr>
-            <w:tcW w:type="dxa" w:w="6048"/>
-            <w:shd w:val="clear" w:color="auto" w:fill="0D161F"/>
-          </w:tcPr>
-          <w:p>
-            <w:r>
-              <w:rPr>
-                <w:b/>
-                <w:color w:val="FFFFFF"/>
-                <w:sz w:val="19"/>
-              </w:rPr>
-              <w:t>Status</w:t>
+              <w:t>✅ Total / New Today / Contacted / Converted, Recharts Line/Pie/Bar</w:t>
             </w:r>
           </w:p>
         </w:tc>
@@ -1336,198 +993,6 @@
           </w:p>
         </w:tc>
       </w:tr>
-      <w:tr>
-        <w:tc>
-          <w:tcPr>
-            <w:tcW w:type="dxa" w:w="3456"/>
-            <w:shd w:val="clear" w:color="auto" w:fill="F5F5F5"/>
-          </w:tcPr>
-          <w:p>
-            <w:r>
-              <w:rPr>
-                <w:color w:val="1A1A2E"/>
-                <w:sz w:val="19"/>
-              </w:rPr>
-              <w:t>recharts chunk</w:t>
-            </w:r>
-          </w:p>
-        </w:tc>
-        <w:tc>
-          <w:tcPr>
-            <w:tcW w:type="dxa" w:w="6048"/>
-            <w:shd w:val="clear" w:color="auto" w:fill="F5F5F5"/>
-          </w:tcPr>
-          <w:p>
-            <w:r>
-              <w:rPr>
-                <w:color w:val="1A1A2E"/>
-                <w:sz w:val="19"/>
-              </w:rPr>
-              <w:t>✅ 155 KB gzip — only loads when visiting /admin</w:t>
-            </w:r>
-          </w:p>
-        </w:tc>
-      </w:tr>
-      <w:tr>
-        <w:tc>
-          <w:tcPr>
-            <w:tcW w:type="dxa" w:w="3456"/>
-            <w:shd w:val="clear" w:color="auto" w:fill="FFFFFF"/>
-          </w:tcPr>
-          <w:p>
-            <w:r>
-              <w:rPr>
-                <w:color w:val="1A1A2E"/>
-                <w:sz w:val="19"/>
-              </w:rPr>
-              <w:t>React ErrorBoundary</w:t>
-            </w:r>
-          </w:p>
-        </w:tc>
-        <w:tc>
-          <w:tcPr>
-            <w:tcW w:type="dxa" w:w="6048"/>
-            <w:shd w:val="clear" w:color="auto" w:fill="FFFFFF"/>
-          </w:tcPr>
-          <w:p>
-            <w:r>
-              <w:rPr>
-                <w:color w:val="1A1A2E"/>
-                <w:sz w:val="19"/>
-              </w:rPr>
-              <w:t>✅ Wraps all admin content — shows reload fallback on crash</w:t>
-            </w:r>
-          </w:p>
-        </w:tc>
-      </w:tr>
-      <w:tr>
-        <w:tc>
-          <w:tcPr>
-            <w:tcW w:type="dxa" w:w="3456"/>
-            <w:shd w:val="clear" w:color="auto" w:fill="F5F5F5"/>
-          </w:tcPr>
-          <w:p>
-            <w:r>
-              <w:rPr>
-                <w:color w:val="1A1A2E"/>
-                <w:sz w:val="19"/>
-              </w:rPr>
-              <w:t>LeadsTableSkeleton</w:t>
-            </w:r>
-          </w:p>
-        </w:tc>
-        <w:tc>
-          <w:tcPr>
-            <w:tcW w:type="dxa" w:w="6048"/>
-            <w:shd w:val="clear" w:color="auto" w:fill="F5F5F5"/>
-          </w:tcPr>
-          <w:p>
-            <w:r>
-              <w:rPr>
-                <w:color w:val="1A1A2E"/>
-                <w:sz w:val="19"/>
-              </w:rPr>
-              <w:t>✅ 5 animated pulse rows while Firestore initially loads</w:t>
-            </w:r>
-          </w:p>
-        </w:tc>
-      </w:tr>
-      <w:tr>
-        <w:tc>
-          <w:tcPr>
-            <w:tcW w:type="dxa" w:w="3456"/>
-            <w:shd w:val="clear" w:color="auto" w:fill="FFFFFF"/>
-          </w:tcPr>
-          <w:p>
-            <w:r>
-              <w:rPr>
-                <w:color w:val="1A1A2E"/>
-                <w:sz w:val="19"/>
-              </w:rPr>
-              <w:t>Manual chunks (vite.config)</w:t>
-            </w:r>
-          </w:p>
-        </w:tc>
-        <w:tc>
-          <w:tcPr>
-            <w:tcW w:type="dxa" w:w="6048"/>
-            <w:shd w:val="clear" w:color="auto" w:fill="FFFFFF"/>
-          </w:tcPr>
-          <w:p>
-            <w:r>
-              <w:rPr>
-                <w:color w:val="1A1A2E"/>
-                <w:sz w:val="19"/>
-              </w:rPr>
-              <w:t>✅ firebase / charts / motion / vendor split into async chunks</w:t>
-            </w:r>
-          </w:p>
-        </w:tc>
-      </w:tr>
-      <w:tr>
-        <w:tc>
-          <w:tcPr>
-            <w:tcW w:type="dxa" w:w="3456"/>
-            <w:shd w:val="clear" w:color="auto" w:fill="F5F5F5"/>
-          </w:tcPr>
-          <w:p>
-            <w:r>
-              <w:rPr>
-                <w:color w:val="1A1A2E"/>
-                <w:sz w:val="19"/>
-              </w:rPr>
-              <w:t>npx tsc --noEmit</w:t>
-            </w:r>
-          </w:p>
-        </w:tc>
-        <w:tc>
-          <w:tcPr>
-            <w:tcW w:type="dxa" w:w="6048"/>
-            <w:shd w:val="clear" w:color="auto" w:fill="F5F5F5"/>
-          </w:tcPr>
-          <w:p>
-            <w:r>
-              <w:rPr>
-                <w:color w:val="1A1A2E"/>
-                <w:sz w:val="19"/>
-              </w:rPr>
-              <w:t>✅ 0 TypeScript errors</w:t>
-            </w:r>
-          </w:p>
-        </w:tc>
-      </w:tr>
-      <w:tr>
-        <w:tc>
-          <w:tcPr>
-            <w:tcW w:type="dxa" w:w="3456"/>
-            <w:shd w:val="clear" w:color="auto" w:fill="FFFFFF"/>
-          </w:tcPr>
-          <w:p>
-            <w:r>
-              <w:rPr>
-                <w:color w:val="1A1A2E"/>
-                <w:sz w:val="19"/>
-              </w:rPr>
-              <w:t>npm run build</w:t>
-            </w:r>
-          </w:p>
-        </w:tc>
-        <w:tc>
-          <w:tcPr>
-            <w:tcW w:type="dxa" w:w="6048"/>
-            <w:shd w:val="clear" w:color="auto" w:fill="FFFFFF"/>
-          </w:tcPr>
-          <w:p>
-            <w:r>
-              <w:rPr>
-                <w:color w:val="1A1A2E"/>
-                <w:sz w:val="19"/>
-              </w:rPr>
-              <w:t>✅ 10s build — 0 warnings, 3,360 modules</w:t>
-            </w:r>
-          </w:p>
-        </w:tc>
-      </w:tr>
     </w:tbl>
     <w:p/>
     <w:p>
@@ -1543,7 +1008,7 @@
           <w:color w:val="00E5A0"/>
           <w:sz w:val="26"/>
         </w:rPr>
-        <w:t>Phase 4 — Advanced Admin Features</w:t>
+        <w:t>Phase 4 &amp; 5 — Advanced Features &amp; Projects Portal</w:t>
       </w:r>
     </w:p>
     <w:tbl>
@@ -1603,7 +1068,7 @@
                 <w:color w:val="1A1A2E"/>
                 <w:sz w:val="19"/>
               </w:rPr>
-              <w:t>Trend indicators on stat cards</w:t>
+              <w:t>Multi-select &amp; Bulk edit</w:t>
             </w:r>
           </w:p>
         </w:tc>
@@ -1618,7 +1083,7 @@
                 <w:color w:val="1A1A2E"/>
                 <w:sz w:val="19"/>
               </w:rPr>
-              <w:t>✅ Total Leads shows ↑/↓ % vs last 7 days</w:t>
+              <w:t>✅ Custom checkbox dropdown, bulk mark contacted / convert</w:t>
             </w:r>
           </w:p>
         </w:tc>
@@ -1635,7 +1100,7 @@
                 <w:color w:val="1A1A2E"/>
                 <w:sz w:val="19"/>
               </w:rPr>
-              <w:t>Multi-select status filter</w:t>
+              <w:t>Lead Details Modal</w:t>
             </w:r>
           </w:p>
         </w:tc>
@@ -1650,135 +1115,7 @@
                 <w:color w:val="1A1A2E"/>
                 <w:sz w:val="19"/>
               </w:rPr>
-              <w:t>✅ Custom checkbox dropdown — select 1, 2, or all statuses</w:t>
-            </w:r>
-          </w:p>
-        </w:tc>
-      </w:tr>
-      <w:tr>
-        <w:tc>
-          <w:tcPr>
-            <w:tcW w:type="dxa" w:w="3456"/>
-            <w:shd w:val="clear" w:color="auto" w:fill="F5F5F5"/>
-          </w:tcPr>
-          <w:p>
-            <w:r>
-              <w:rPr>
-                <w:color w:val="1A1A2E"/>
-                <w:sz w:val="19"/>
-              </w:rPr>
-              <w:t>Row checkboxes (bulk select)</w:t>
-            </w:r>
-          </w:p>
-        </w:tc>
-        <w:tc>
-          <w:tcPr>
-            <w:tcW w:type="dxa" w:w="6048"/>
-            <w:shd w:val="clear" w:color="auto" w:fill="F5F5F5"/>
-          </w:tcPr>
-          <w:p>
-            <w:r>
-              <w:rPr>
-                <w:color w:val="1A1A2E"/>
-                <w:sz w:val="19"/>
-              </w:rPr>
-              <w:t>✅ Select all / individual row, count shown in floating bar</w:t>
-            </w:r>
-          </w:p>
-        </w:tc>
-      </w:tr>
-      <w:tr>
-        <w:tc>
-          <w:tcPr>
-            <w:tcW w:type="dxa" w:w="3456"/>
-            <w:shd w:val="clear" w:color="auto" w:fill="FFFFFF"/>
-          </w:tcPr>
-          <w:p>
-            <w:r>
-              <w:rPr>
-                <w:color w:val="1A1A2E"/>
-                <w:sz w:val="19"/>
-              </w:rPr>
-              <w:t>Bulk action floating bar</w:t>
-            </w:r>
-          </w:p>
-        </w:tc>
-        <w:tc>
-          <w:tcPr>
-            <w:tcW w:type="dxa" w:w="6048"/>
-            <w:shd w:val="clear" w:color="auto" w:fill="FFFFFF"/>
-          </w:tcPr>
-          <w:p>
-            <w:r>
-              <w:rPr>
-                <w:color w:val="1A1A2E"/>
-                <w:sz w:val="19"/>
-              </w:rPr>
-              <w:t>✅ Mark Contacted / Convert All / Close All / Clear</w:t>
-            </w:r>
-          </w:p>
-        </w:tc>
-      </w:tr>
-      <w:tr>
-        <w:tc>
-          <w:tcPr>
-            <w:tcW w:type="dxa" w:w="3456"/>
-            <w:shd w:val="clear" w:color="auto" w:fill="F5F5F5"/>
-          </w:tcPr>
-          <w:p>
-            <w:r>
-              <w:rPr>
-                <w:color w:val="1A1A2E"/>
-                <w:sz w:val="19"/>
-              </w:rPr>
-              <w:t>Lead Details Modal</w:t>
-            </w:r>
-          </w:p>
-        </w:tc>
-        <w:tc>
-          <w:tcPr>
-            <w:tcW w:type="dxa" w:w="6048"/>
-            <w:shd w:val="clear" w:color="auto" w:fill="F5F5F5"/>
-          </w:tcPr>
-          <w:p>
-            <w:r>
-              <w:rPr>
-                <w:color w:val="1A1A2E"/>
-                <w:sz w:val="19"/>
-              </w:rPr>
-              <w:t>✅ 👁 Eye icon → full info grid, message, editable notes</w:t>
-            </w:r>
-          </w:p>
-        </w:tc>
-      </w:tr>
-      <w:tr>
-        <w:tc>
-          <w:tcPr>
-            <w:tcW w:type="dxa" w:w="3456"/>
-            <w:shd w:val="clear" w:color="auto" w:fill="FFFFFF"/>
-          </w:tcPr>
-          <w:p>
-            <w:r>
-              <w:rPr>
-                <w:color w:val="1A1A2E"/>
-                <w:sz w:val="19"/>
-              </w:rPr>
-              <w:t>Internal notes → Firestore</w:t>
-            </w:r>
-          </w:p>
-        </w:tc>
-        <w:tc>
-          <w:tcPr>
-            <w:tcW w:type="dxa" w:w="6048"/>
-            <w:shd w:val="clear" w:color="auto" w:fill="FFFFFF"/>
-          </w:tcPr>
-          <w:p>
-            <w:r>
-              <w:rPr>
-                <w:color w:val="1A1A2E"/>
-                <w:sz w:val="19"/>
-              </w:rPr>
-              <w:t>✅ updateDoc() saves notes + lastUpdated serverTimestamp()</w:t>
+              <w:t>✅ Full info grid, message, editable notes saving to Firestore</w:t>
             </w:r>
           </w:p>
         </w:tc>
@@ -1810,7 +1147,7 @@
                 <w:color w:val="1A1A2E"/>
                 <w:sz w:val="19"/>
               </w:rPr>
-              <w:t>✅ papaparse — downloads scalvicon-leads-YYYY-MM-DD.csv</w:t>
+              <w:t>✅ Admin one-click downloads scalvicon-leads-YYYY-MM-DD.csv</w:t>
             </w:r>
           </w:p>
         </w:tc>
@@ -1827,7 +1164,7 @@
                 <w:color w:val="1A1A2E"/>
                 <w:sz w:val="19"/>
               </w:rPr>
-              <w:t>Real-time lead notifications</w:t>
+              <w:t>Projects tab</w:t>
             </w:r>
           </w:p>
         </w:tc>
@@ -1842,7 +1179,7 @@
                 <w:color w:val="1A1A2E"/>
                 <w:sz w:val="19"/>
               </w:rPr>
-              <w:t>✅ Toast + Browser Notification API on new lead arrival</w:t>
+              <w:t>✅ ProjectsView.tsx — full custom CRM projects management</w:t>
             </w:r>
           </w:p>
         </w:tc>
@@ -1859,7 +1196,7 @@
                 <w:color w:val="1A1A2E"/>
                 <w:sz w:val="19"/>
               </w:rPr>
-              <w:t>Activity tab</w:t>
+              <w:t>Client Portal</w:t>
             </w:r>
           </w:p>
         </w:tc>
@@ -1874,71 +1211,7 @@
                 <w:color w:val="1A1A2E"/>
                 <w:sz w:val="19"/>
               </w:rPr>
-              <w:t>✅ Vertical timeline — last 10 leads with status dots + times</w:t>
-            </w:r>
-          </w:p>
-        </w:tc>
-      </w:tr>
-      <w:tr>
-        <w:tc>
-          <w:tcPr>
-            <w:tcW w:type="dxa" w:w="3456"/>
-            <w:shd w:val="clear" w:color="auto" w:fill="FFFFFF"/>
-          </w:tcPr>
-          <w:p>
-            <w:r>
-              <w:rPr>
-                <w:color w:val="1A1A2E"/>
-                <w:sz w:val="19"/>
-              </w:rPr>
-              <w:t>Dark theme chart fix</w:t>
-            </w:r>
-          </w:p>
-        </w:tc>
-        <w:tc>
-          <w:tcPr>
-            <w:tcW w:type="dxa" w:w="6048"/>
-            <w:shd w:val="clear" w:color="auto" w:fill="FFFFFF"/>
-          </w:tcPr>
-          <w:p>
-            <w:r>
-              <w:rPr>
-                <w:color w:val="1A1A2E"/>
-                <w:sz w:val="19"/>
-              </w:rPr>
-              <w:t>✅ All recharts use high-contrast CHART_COLORS palette</w:t>
-            </w:r>
-          </w:p>
-        </w:tc>
-      </w:tr>
-      <w:tr>
-        <w:tc>
-          <w:tcPr>
-            <w:tcW w:type="dxa" w:w="3456"/>
-            <w:shd w:val="clear" w:color="auto" w:fill="F5F5F5"/>
-          </w:tcPr>
-          <w:p>
-            <w:r>
-              <w:rPr>
-                <w:color w:val="1A1A2E"/>
-                <w:sz w:val="19"/>
-              </w:rPr>
-              <w:t>Pie chart legend</w:t>
-            </w:r>
-          </w:p>
-        </w:tc>
-        <w:tc>
-          <w:tcPr>
-            <w:tcW w:type="dxa" w:w="6048"/>
-            <w:shd w:val="clear" w:color="auto" w:fill="F5F5F5"/>
-          </w:tcPr>
-          <w:p>
-            <w:r>
-              <w:rPr>
-                <w:color w:val="1A1A2E"/>
-                <w:sz w:val="19"/>
-              </w:rPr>
-              <w:t>✅ Added at bottom with all categories</w:t>
+              <w:t>✅ /portal/project/:id route — detailed client-facing project tracker</w:t>
             </w:r>
           </w:p>
         </w:tc>
@@ -1958,7 +1231,7 @@
           <w:color w:val="00E5A0"/>
           <w:sz w:val="26"/>
         </w:rPr>
-        <w:t>Phase 5 — Projects Section &amp; Client Portal</w:t>
+        <w:t>Phase 6 &amp; 7 — Blog, Email, SEO AI, &amp; Launch</w:t>
       </w:r>
     </w:p>
     <w:tbl>
@@ -2018,7 +1291,7 @@
                 <w:color w:val="1A1A2E"/>
                 <w:sz w:val="19"/>
               </w:rPr>
-              <w:t>Dashboard tab</w:t>
+              <w:t>Blog Type &amp; Listing</w:t>
             </w:r>
           </w:p>
         </w:tc>
@@ -2033,7 +1306,7 @@
                 <w:color w:val="1A1A2E"/>
                 <w:sz w:val="19"/>
               </w:rPr>
-              <w:t>✅ DashboardView.tsx — overview metrics for admin</w:t>
+              <w:t>✅ Search bar, filters, dynamic status, /blog implementation</w:t>
             </w:r>
           </w:p>
         </w:tc>
@@ -2050,7 +1323,7 @@
                 <w:color w:val="1A1A2E"/>
                 <w:sz w:val="19"/>
               </w:rPr>
-              <w:t>Projects tab</w:t>
+              <w:t>SEO AI Automation</w:t>
             </w:r>
           </w:p>
         </w:tc>
@@ -2065,7 +1338,7 @@
                 <w:color w:val="1A1A2E"/>
                 <w:sz w:val="19"/>
               </w:rPr>
-              <w:t>✅ ProjectsView.tsx — full projects management (1,260 lines)</w:t>
+              <w:t>✅ OpenAI Cloud Function: auto-extracts keywords, generates meta tags</w:t>
             </w:r>
           </w:p>
         </w:tc>
@@ -2082,7 +1355,7 @@
                 <w:color w:val="1A1A2E"/>
                 <w:sz w:val="19"/>
               </w:rPr>
-              <w:t>LeadDetailDrawer</w:t>
+              <w:t>Sitemap generation</w:t>
             </w:r>
           </w:p>
         </w:tc>
@@ -2097,7 +1370,7 @@
                 <w:color w:val="1A1A2E"/>
                 <w:sz w:val="19"/>
               </w:rPr>
-              <w:t>✅ Side drawer for lead details (416 lines)</w:t>
+              <w:t>✅ Node.js sitemap creation + Google Search Console submission</w:t>
             </w:r>
           </w:p>
         </w:tc>
@@ -2114,7 +1387,7 @@
                 <w:color w:val="1A1A2E"/>
                 <w:sz w:val="19"/>
               </w:rPr>
-              <w:t>ProjectDetailView</w:t>
+              <w:t>Cookie Consent</w:t>
             </w:r>
           </w:p>
         </w:tc>
@@ -2129,7 +1402,7 @@
                 <w:color w:val="1A1A2E"/>
                 <w:sz w:val="19"/>
               </w:rPr>
-              <w:t>✅ /project/:id route — detailed project page (295 lines)</w:t>
+              <w:t>✅ GDPR compliance banner implemented in App.tsx</w:t>
             </w:r>
           </w:p>
         </w:tc>
@@ -2146,7 +1419,7 @@
                 <w:color w:val="1A1A2E"/>
                 <w:sz w:val="19"/>
               </w:rPr>
-              <w:t>project.ts type</w:t>
+              <w:t>Email functions</w:t>
             </w:r>
           </w:p>
         </w:tc>
@@ -2161,7 +1434,7 @@
                 <w:color w:val="1A1A2E"/>
                 <w:sz w:val="19"/>
               </w:rPr>
-              <w:t>✅ Full TypeScript project schema (78 lines)</w:t>
+              <w:t>✅ Nodemailer onNewLead triggers sending beautiful HTML dark emails to admin</w:t>
             </w:r>
           </w:p>
         </w:tc>
@@ -2178,7 +1451,7 @@
                 <w:color w:val="1A1A2E"/>
                 <w:sz w:val="19"/>
               </w:rPr>
-              <w:t>Admin sidebar tabs</w:t>
+              <w:t>Google Analytics 4</w:t>
             </w:r>
           </w:p>
         </w:tc>
@@ -2193,71 +1466,7 @@
                 <w:color w:val="1A1A2E"/>
                 <w:sz w:val="19"/>
               </w:rPr>
-              <w:t>✅ All 7 tabs: Dashboard, Leads, Projects, Analytics, Activity, Blog, Settings</w:t>
-            </w:r>
-          </w:p>
-        </w:tc>
-      </w:tr>
-      <w:tr>
-        <w:tc>
-          <w:tcPr>
-            <w:tcW w:type="dxa" w:w="3456"/>
-            <w:shd w:val="clear" w:color="auto" w:fill="F5F5F5"/>
-          </w:tcPr>
-          <w:p>
-            <w:r>
-              <w:rPr>
-                <w:color w:val="1A1A2E"/>
-                <w:sz w:val="19"/>
-              </w:rPr>
-              <w:t>App.tsx routes</w:t>
-            </w:r>
-          </w:p>
-        </w:tc>
-        <w:tc>
-          <w:tcPr>
-            <w:tcW w:type="dxa" w:w="6048"/>
-            <w:shd w:val="clear" w:color="auto" w:fill="F5F5F5"/>
-          </w:tcPr>
-          <w:p>
-            <w:r>
-              <w:rPr>
-                <w:color w:val="1A1A2E"/>
-                <w:sz w:val="19"/>
-              </w:rPr>
-              <w:t>✅ /project/:id route added alongside blog routes</w:t>
-            </w:r>
-          </w:p>
-        </w:tc>
-      </w:tr>
-      <w:tr>
-        <w:tc>
-          <w:tcPr>
-            <w:tcW w:type="dxa" w:w="3456"/>
-            <w:shd w:val="clear" w:color="auto" w:fill="FFFFFF"/>
-          </w:tcPr>
-          <w:p>
-            <w:r>
-              <w:rPr>
-                <w:color w:val="1A1A2E"/>
-                <w:sz w:val="19"/>
-              </w:rPr>
-              <w:t>Commit</w:t>
-            </w:r>
-          </w:p>
-        </w:tc>
-        <w:tc>
-          <w:tcPr>
-            <w:tcW w:type="dxa" w:w="6048"/>
-            <w:shd w:val="clear" w:color="auto" w:fill="FFFFFF"/>
-          </w:tcPr>
-          <w:p>
-            <w:r>
-              <w:rPr>
-                <w:color w:val="1A1A2E"/>
-                <w:sz w:val="19"/>
-              </w:rPr>
-              <w:t>✅ fc66dc0 — feat: implement Projects section and Client Portal</w:t>
+              <w:t>✅ GA4 injected natively to DOM (G-S10FJPH9Q9)</w:t>
             </w:r>
           </w:p>
         </w:tc>
@@ -2277,7 +1486,7 @@
           <w:color w:val="00E5A0"/>
           <w:sz w:val="26"/>
         </w:rPr>
-        <w:t>Phase 6 — Blog System, Email Notifications &amp; SEO</w:t>
+        <w:t>Phase 7.5 — Content Expansion &amp; Navigation Enhancements</w:t>
       </w:r>
     </w:p>
     <w:tbl>
@@ -2337,7 +1546,7 @@
                 <w:color w:val="1A1A2E"/>
                 <w:sz w:val="19"/>
               </w:rPr>
-              <w:t>Blog type system</w:t>
+              <w:t>Dynamic Service Pages</w:t>
             </w:r>
           </w:p>
         </w:tc>
@@ -2352,7 +1561,7 @@
                 <w:color w:val="1A1A2E"/>
                 <w:sz w:val="19"/>
               </w:rPr>
-              <w:t>✅ src/types/blog.ts — BlogPost type + BLOG_CATEGORIES array</w:t>
+              <w:t>✅ Unique, deep SEO-driven pages for all 6 core services</w:t>
             </w:r>
           </w:p>
         </w:tc>
@@ -2369,7 +1578,7 @@
                 <w:color w:val="1A1A2E"/>
                 <w:sz w:val="19"/>
               </w:rPr>
-              <w:t>Blog listing page /blog</w:t>
+              <w:t>Breadcrumb Navigation</w:t>
             </w:r>
           </w:p>
         </w:tc>
@@ -2384,7 +1593,7 @@
                 <w:color w:val="1A1A2E"/>
                 <w:sz w:val="19"/>
               </w:rPr>
-              <w:t>✅ Real-time Firestore, search bar, category filter, skeleton loader</w:t>
+              <w:t>✅ Explicit /Services/Service-Name hierarchy injected for UX</w:t>
             </w:r>
           </w:p>
         </w:tc>
@@ -2401,7 +1610,7 @@
                 <w:color w:val="1A1A2E"/>
                 <w:sz w:val="19"/>
               </w:rPr>
-              <w:t>Blog post page /blog/:slug</w:t>
+              <w:t>Bottom CTA Popup System</w:t>
             </w:r>
           </w:p>
         </w:tc>
@@ -2416,7 +1625,7 @@
                 <w:color w:val="1A1A2E"/>
                 <w:sz w:val="19"/>
               </w:rPr>
-              <w:t>✅ ReactMarkdown, view counter increment, share button (Web Share API)</w:t>
+              <w:t>✅ Triggers strictly past 80% scroll depth generating immense CTA conversion potential</w:t>
             </w:r>
           </w:p>
         </w:tc>
@@ -2433,7 +1642,7 @@
                 <w:color w:val="1A1A2E"/>
                 <w:sz w:val="19"/>
               </w:rPr>
-              <w:t>BlogAdmin page</w:t>
+              <w:t>Sticky Contact CTA Bar</w:t>
             </w:r>
           </w:p>
         </w:tc>
@@ -2448,7 +1657,7 @@
                 <w:color w:val="1A1A2E"/>
                 <w:sz w:val="19"/>
               </w:rPr>
-              <w:t>✅ Full CRUD: create/edit modal, publish toggle, delete, real-time</w:t>
+              <w:t>✅ Persists globally on mobile tracking users seamlessly to Contact/WhatsApp</w:t>
             </w:r>
           </w:p>
         </w:tc>
@@ -2465,7 +1674,7 @@
                 <w:color w:val="1A1A2E"/>
                 <w:sz w:val="19"/>
               </w:rPr>
-              <w:t>Blog tab in Admin sidebar</w:t>
+              <w:t>Quick Jump Scroll Nav</w:t>
             </w:r>
           </w:p>
         </w:tc>
@@ -2480,487 +1689,7 @@
                 <w:color w:val="1A1A2E"/>
                 <w:sz w:val="19"/>
               </w:rPr>
-              <w:t>✅ 7th tab in admin panel — FileText icon</w:t>
-            </w:r>
-          </w:p>
-        </w:tc>
-      </w:tr>
-      <w:tr>
-        <w:tc>
-          <w:tcPr>
-            <w:tcW w:type="dxa" w:w="3456"/>
-            <w:shd w:val="clear" w:color="auto" w:fill="FFFFFF"/>
-          </w:tcPr>
-          <w:p>
-            <w:r>
-              <w:rPr>
-                <w:color w:val="1A1A2E"/>
-                <w:sz w:val="19"/>
-              </w:rPr>
-              <w:t>SEO component</w:t>
-            </w:r>
-          </w:p>
-        </w:tc>
-        <w:tc>
-          <w:tcPr>
-            <w:tcW w:type="dxa" w:w="6048"/>
-            <w:shd w:val="clear" w:color="auto" w:fill="FFFFFF"/>
-          </w:tcPr>
-          <w:p>
-            <w:r>
-              <w:rPr>
-                <w:color w:val="1A1A2E"/>
-                <w:sz w:val="19"/>
-              </w:rPr>
-              <w:t>✅ src/components/SEO.tsx — Open Graph, Twitter Cards, canonical URL</w:t>
-            </w:r>
-          </w:p>
-        </w:tc>
-      </w:tr>
-      <w:tr>
-        <w:tc>
-          <w:tcPr>
-            <w:tcW w:type="dxa" w:w="3456"/>
-            <w:shd w:val="clear" w:color="auto" w:fill="F5F5F5"/>
-          </w:tcPr>
-          <w:p>
-            <w:r>
-              <w:rPr>
-                <w:color w:val="1A1A2E"/>
-                <w:sz w:val="19"/>
-              </w:rPr>
-              <w:t>HelmetProvider</w:t>
-            </w:r>
-          </w:p>
-        </w:tc>
-        <w:tc>
-          <w:tcPr>
-            <w:tcW w:type="dxa" w:w="6048"/>
-            <w:shd w:val="clear" w:color="auto" w:fill="F5F5F5"/>
-          </w:tcPr>
-          <w:p>
-            <w:r>
-              <w:rPr>
-                <w:color w:val="1A1A2E"/>
-                <w:sz w:val="19"/>
-              </w:rPr>
-              <w:t>✅ Wraps app in main.tsx — react-helmet-async</w:t>
-            </w:r>
-          </w:p>
-        </w:tc>
-      </w:tr>
-      <w:tr>
-        <w:tc>
-          <w:tcPr>
-            <w:tcW w:type="dxa" w:w="3456"/>
-            <w:shd w:val="clear" w:color="auto" w:fill="FFFFFF"/>
-          </w:tcPr>
-          <w:p>
-            <w:r>
-              <w:rPr>
-                <w:color w:val="1A1A2E"/>
-                <w:sz w:val="19"/>
-              </w:rPr>
-              <w:t>SEO on Blog pages</w:t>
-            </w:r>
-          </w:p>
-        </w:tc>
-        <w:tc>
-          <w:tcPr>
-            <w:tcW w:type="dxa" w:w="6048"/>
-            <w:shd w:val="clear" w:color="auto" w:fill="FFFFFF"/>
-          </w:tcPr>
-          <w:p>
-            <w:r>
-              <w:rPr>
-                <w:color w:val="1A1A2E"/>
-                <w:sz w:val="19"/>
-              </w:rPr>
-              <w:t>✅ Per-post title, description, og:image, article:published_time</w:t>
-            </w:r>
-          </w:p>
-        </w:tc>
-      </w:tr>
-      <w:tr>
-        <w:tc>
-          <w:tcPr>
-            <w:tcW w:type="dxa" w:w="3456"/>
-            <w:shd w:val="clear" w:color="auto" w:fill="F5F5F5"/>
-          </w:tcPr>
-          <w:p>
-            <w:r>
-              <w:rPr>
-                <w:color w:val="1A1A2E"/>
-                <w:sz w:val="19"/>
-              </w:rPr>
-              <w:t>robots.txt</w:t>
-            </w:r>
-          </w:p>
-        </w:tc>
-        <w:tc>
-          <w:tcPr>
-            <w:tcW w:type="dxa" w:w="6048"/>
-            <w:shd w:val="clear" w:color="auto" w:fill="F5F5F5"/>
-          </w:tcPr>
-          <w:p>
-            <w:r>
-              <w:rPr>
-                <w:color w:val="1A1A2E"/>
-                <w:sz w:val="19"/>
-              </w:rPr>
-              <w:t>✅ public/robots.txt — blocks /admin /dashboard /login, references sitemap</w:t>
-            </w:r>
-          </w:p>
-        </w:tc>
-      </w:tr>
-      <w:tr>
-        <w:tc>
-          <w:tcPr>
-            <w:tcW w:type="dxa" w:w="3456"/>
-            <w:shd w:val="clear" w:color="auto" w:fill="FFFFFF"/>
-          </w:tcPr>
-          <w:p>
-            <w:r>
-              <w:rPr>
-                <w:color w:val="1A1A2E"/>
-                <w:sz w:val="19"/>
-              </w:rPr>
-              <w:t>generate-sitemap.js</w:t>
-            </w:r>
-          </w:p>
-        </w:tc>
-        <w:tc>
-          <w:tcPr>
-            <w:tcW w:type="dxa" w:w="6048"/>
-            <w:shd w:val="clear" w:color="auto" w:fill="FFFFFF"/>
-          </w:tcPr>
-          <w:p>
-            <w:r>
-              <w:rPr>
-                <w:color w:val="1A1A2E"/>
-                <w:sz w:val="19"/>
-              </w:rPr>
-              <w:t>✅ scripts/generate-sitemap.js — npm run generate:sitemap</w:t>
-            </w:r>
-          </w:p>
-        </w:tc>
-      </w:tr>
-      <w:tr>
-        <w:tc>
-          <w:tcPr>
-            <w:tcW w:type="dxa" w:w="3456"/>
-            <w:shd w:val="clear" w:color="auto" w:fill="F5F5F5"/>
-          </w:tcPr>
-          <w:p>
-            <w:r>
-              <w:rPr>
-                <w:color w:val="1A1A2E"/>
-                <w:sz w:val="19"/>
-              </w:rPr>
-              <w:t>Firebase Functions setup</w:t>
-            </w:r>
-          </w:p>
-        </w:tc>
-        <w:tc>
-          <w:tcPr>
-            <w:tcW w:type="dxa" w:w="6048"/>
-            <w:shd w:val="clear" w:color="auto" w:fill="F5F5F5"/>
-          </w:tcPr>
-          <w:p>
-            <w:r>
-              <w:rPr>
-                <w:color w:val="1A1A2E"/>
-                <w:sz w:val="19"/>
-              </w:rPr>
-              <w:t>✅ functions/ directory — Node 20, firebase-admin v12, firebase-functions v6</w:t>
-            </w:r>
-          </w:p>
-        </w:tc>
-      </w:tr>
-      <w:tr>
-        <w:tc>
-          <w:tcPr>
-            <w:tcW w:type="dxa" w:w="3456"/>
-            <w:shd w:val="clear" w:color="auto" w:fill="FFFFFF"/>
-          </w:tcPr>
-          <w:p>
-            <w:r>
-              <w:rPr>
-                <w:color w:val="1A1A2E"/>
-                <w:sz w:val="19"/>
-              </w:rPr>
-              <w:t>onNewLead Cloud Function</w:t>
-            </w:r>
-          </w:p>
-        </w:tc>
-        <w:tc>
-          <w:tcPr>
-            <w:tcW w:type="dxa" w:w="6048"/>
-            <w:shd w:val="clear" w:color="auto" w:fill="FFFFFF"/>
-          </w:tcPr>
-          <w:p>
-            <w:r>
-              <w:rPr>
-                <w:color w:val="1A1A2E"/>
-                <w:sz w:val="19"/>
-              </w:rPr>
-              <w:t>✅ Firestore onCreate trigger — sends HTML email to admin</w:t>
-            </w:r>
-          </w:p>
-        </w:tc>
-      </w:tr>
-      <w:tr>
-        <w:tc>
-          <w:tcPr>
-            <w:tcW w:type="dxa" w:w="3456"/>
-            <w:shd w:val="clear" w:color="auto" w:fill="F5F5F5"/>
-          </w:tcPr>
-          <w:p>
-            <w:r>
-              <w:rPr>
-                <w:color w:val="1A1A2E"/>
-                <w:sz w:val="19"/>
-              </w:rPr>
-              <w:t>Email config migration</w:t>
-            </w:r>
-          </w:p>
-        </w:tc>
-        <w:tc>
-          <w:tcPr>
-            <w:tcW w:type="dxa" w:w="6048"/>
-            <w:shd w:val="clear" w:color="auto" w:fill="F5F5F5"/>
-          </w:tcPr>
-          <w:p>
-            <w:r>
-              <w:rPr>
-                <w:color w:val="1A1A2E"/>
-                <w:sz w:val="19"/>
-              </w:rPr>
-              <w:t>✅ Migrated from deprecated functions.config() → defineSecret/defineString</w:t>
-            </w:r>
-          </w:p>
-        </w:tc>
-      </w:tr>
-      <w:tr>
-        <w:tc>
-          <w:tcPr>
-            <w:tcW w:type="dxa" w:w="3456"/>
-            <w:shd w:val="clear" w:color="auto" w:fill="FFFFFF"/>
-          </w:tcPr>
-          <w:p>
-            <w:r>
-              <w:rPr>
-                <w:color w:val="1A1A2E"/>
-                <w:sz w:val="19"/>
-              </w:rPr>
-              <w:t>EMAIL_PASS secret</w:t>
-            </w:r>
-          </w:p>
-        </w:tc>
-        <w:tc>
-          <w:tcPr>
-            <w:tcW w:type="dxa" w:w="6048"/>
-            <w:shd w:val="clear" w:color="auto" w:fill="FFFFFF"/>
-          </w:tcPr>
-          <w:p>
-            <w:r>
-              <w:rPr>
-                <w:color w:val="1A1A2E"/>
-                <w:sz w:val="19"/>
-              </w:rPr>
-              <w:t>✅ Stored in Google Cloud Secret Manager (Secret Manager API enabled)</w:t>
-            </w:r>
-          </w:p>
-        </w:tc>
-      </w:tr>
-      <w:tr>
-        <w:tc>
-          <w:tcPr>
-            <w:tcW w:type="dxa" w:w="3456"/>
-            <w:shd w:val="clear" w:color="auto" w:fill="F5F5F5"/>
-          </w:tcPr>
-          <w:p>
-            <w:r>
-              <w:rPr>
-                <w:color w:val="1A1A2E"/>
-                <w:sz w:val="19"/>
-              </w:rPr>
-              <w:t>Gmail App Password</w:t>
-            </w:r>
-          </w:p>
-        </w:tc>
-        <w:tc>
-          <w:tcPr>
-            <w:tcW w:type="dxa" w:w="6048"/>
-            <w:shd w:val="clear" w:color="auto" w:fill="F5F5F5"/>
-          </w:tcPr>
-          <w:p>
-            <w:r>
-              <w:rPr>
-                <w:color w:val="1A1A2E"/>
-                <w:sz w:val="19"/>
-              </w:rPr>
-              <w:t>✅ lndd vvui bmfx zsyg — set as Secret Manager version 3</w:t>
-            </w:r>
-          </w:p>
-        </w:tc>
-      </w:tr>
-      <w:tr>
-        <w:tc>
-          <w:tcPr>
-            <w:tcW w:type="dxa" w:w="3456"/>
-            <w:shd w:val="clear" w:color="auto" w:fill="FFFFFF"/>
-          </w:tcPr>
-          <w:p>
-            <w:r>
-              <w:rPr>
-                <w:color w:val="1A1A2E"/>
-                <w:sz w:val="19"/>
-              </w:rPr>
-              <w:t>functions/.env</w:t>
-            </w:r>
-          </w:p>
-        </w:tc>
-        <w:tc>
-          <w:tcPr>
-            <w:tcW w:type="dxa" w:w="6048"/>
-            <w:shd w:val="clear" w:color="auto" w:fill="FFFFFF"/>
-          </w:tcPr>
-          <w:p>
-            <w:r>
-              <w:rPr>
-                <w:color w:val="1A1A2E"/>
-                <w:sz w:val="19"/>
-              </w:rPr>
-              <w:t>✅ EMAIL_USER + ADMIN_EMAIL = krishnamaurya2204@gmail.com</w:t>
-            </w:r>
-          </w:p>
-        </w:tc>
-      </w:tr>
-      <w:tr>
-        <w:tc>
-          <w:tcPr>
-            <w:tcW w:type="dxa" w:w="3456"/>
-            <w:shd w:val="clear" w:color="auto" w:fill="F5F5F5"/>
-          </w:tcPr>
-          <w:p>
-            <w:r>
-              <w:rPr>
-                <w:color w:val="1A1A2E"/>
-                <w:sz w:val="19"/>
-              </w:rPr>
-              <w:t>HTML email template</w:t>
-            </w:r>
-          </w:p>
-        </w:tc>
-        <w:tc>
-          <w:tcPr>
-            <w:tcW w:type="dxa" w:w="6048"/>
-            <w:shd w:val="clear" w:color="auto" w:fill="F5F5F5"/>
-          </w:tcPr>
-          <w:p>
-            <w:r>
-              <w:rPr>
-                <w:color w:val="1A1A2E"/>
-                <w:sz w:val="19"/>
-              </w:rPr>
-              <w:t>✅ Dark-themed, clickable phone/email, Admin Panel + WhatsApp CTAs</w:t>
-            </w:r>
-          </w:p>
-        </w:tc>
-      </w:tr>
-      <w:tr>
-        <w:tc>
-          <w:tcPr>
-            <w:tcW w:type="dxa" w:w="3456"/>
-            <w:shd w:val="clear" w:color="auto" w:fill="FFFFFF"/>
-          </w:tcPr>
-          <w:p>
-            <w:r>
-              <w:rPr>
-                <w:color w:val="1A1A2E"/>
-                <w:sz w:val="19"/>
-              </w:rPr>
-              <w:t>Blog link in Navbar</w:t>
-            </w:r>
-          </w:p>
-        </w:tc>
-        <w:tc>
-          <w:tcPr>
-            <w:tcW w:type="dxa" w:w="6048"/>
-            <w:shd w:val="clear" w:color="auto" w:fill="FFFFFF"/>
-          </w:tcPr>
-          <w:p>
-            <w:r>
-              <w:rPr>
-                <w:color w:val="1A1A2E"/>
-                <w:sz w:val="19"/>
-              </w:rPr>
-              <w:t>✅ Desktop + mobile — path-based Link (not scroll button)</w:t>
-            </w:r>
-          </w:p>
-        </w:tc>
-      </w:tr>
-      <w:tr>
-        <w:tc>
-          <w:tcPr>
-            <w:tcW w:type="dxa" w:w="3456"/>
-            <w:shd w:val="clear" w:color="auto" w:fill="F5F5F5"/>
-          </w:tcPr>
-          <w:p>
-            <w:r>
-              <w:rPr>
-                <w:color w:val="1A1A2E"/>
-                <w:sz w:val="19"/>
-              </w:rPr>
-              <w:t>Lazy-loaded Blog chunks</w:t>
-            </w:r>
-          </w:p>
-        </w:tc>
-        <w:tc>
-          <w:tcPr>
-            <w:tcW w:type="dxa" w:w="6048"/>
-            <w:shd w:val="clear" w:color="auto" w:fill="F5F5F5"/>
-          </w:tcPr>
-          <w:p>
-            <w:r>
-              <w:rPr>
-                <w:color w:val="1A1A2E"/>
-                <w:sz w:val="19"/>
-              </w:rPr>
-              <w:t>✅ Blog 2.4 KB · BlogPost 38.5 KB — on-demand async chunks</w:t>
-            </w:r>
-          </w:p>
-        </w:tc>
-      </w:tr>
-      <w:tr>
-        <w:tc>
-          <w:tcPr>
-            <w:tcW w:type="dxa" w:w="3456"/>
-            <w:shd w:val="clear" w:color="auto" w:fill="FFFFFF"/>
-          </w:tcPr>
-          <w:p>
-            <w:r>
-              <w:rPr>
-                <w:color w:val="1A1A2E"/>
-                <w:sz w:val="19"/>
-              </w:rPr>
-              <w:t>Merge upstream conflict</w:t>
-            </w:r>
-          </w:p>
-        </w:tc>
-        <w:tc>
-          <w:tcPr>
-            <w:tcW w:type="dxa" w:w="6048"/>
-            <w:shd w:val="clear" w:color="auto" w:fill="FFFFFF"/>
-          </w:tcPr>
-          <w:p>
-            <w:r>
-              <w:rPr>
-                <w:color w:val="1A1A2E"/>
-                <w:sz w:val="19"/>
-              </w:rPr>
-              <w:t>✅ Resolved Admin.tsx conflict — all 7 tabs from both branches kept</w:t>
+              <w:t>✅ Sticky sub-navigation targeting specific anchor sections (#pricing, #mistakes, etc.)</w:t>
             </w:r>
           </w:p>
         </w:tc>
@@ -2982,7 +1711,7 @@
           <w:color w:val="FFFFFF"/>
           <w:sz w:val="40"/>
         </w:rPr>
-        <w:t>2 · Architecture Overview</w:t>
+        <w:t>3 · Architecture &amp; Tech Stack</w:t>
       </w:r>
     </w:p>
     <w:tbl>
@@ -3074,7 +1803,7 @@
                 <w:color w:val="1A1A2E"/>
                 <w:sz w:val="19"/>
               </w:rPr>
-              <w:t>Build tool</w:t>
+              <w:t>UI &amp; Styling</w:t>
             </w:r>
           </w:p>
         </w:tc>
@@ -3089,71 +1818,7 @@
                 <w:color w:val="1A1A2E"/>
                 <w:sz w:val="19"/>
               </w:rPr>
-              <w:t>Vite 5.4 with @vitejs/plugin-react-swc (SWC compiler)</w:t>
-            </w:r>
-          </w:p>
-        </w:tc>
-      </w:tr>
-      <w:tr>
-        <w:tc>
-          <w:tcPr>
-            <w:tcW w:type="dxa" w:w="3456"/>
-            <w:shd w:val="clear" w:color="auto" w:fill="F5F5F5"/>
-          </w:tcPr>
-          <w:p>
-            <w:r>
-              <w:rPr>
-                <w:color w:val="1A1A2E"/>
-                <w:sz w:val="19"/>
-              </w:rPr>
-              <w:t>Styling</w:t>
-            </w:r>
-          </w:p>
-        </w:tc>
-        <w:tc>
-          <w:tcPr>
-            <w:tcW w:type="dxa" w:w="6048"/>
-            <w:shd w:val="clear" w:color="auto" w:fill="F5F5F5"/>
-          </w:tcPr>
-          <w:p>
-            <w:r>
-              <w:rPr>
-                <w:color w:val="1A1A2E"/>
-                <w:sz w:val="19"/>
-              </w:rPr>
-              <w:t>Tailwind CSS 3.4 + CSS HSL design tokens + shadcn/ui + @tailwindcss/typography</w:t>
-            </w:r>
-          </w:p>
-        </w:tc>
-      </w:tr>
-      <w:tr>
-        <w:tc>
-          <w:tcPr>
-            <w:tcW w:type="dxa" w:w="3456"/>
-            <w:shd w:val="clear" w:color="auto" w:fill="FFFFFF"/>
-          </w:tcPr>
-          <w:p>
-            <w:r>
-              <w:rPr>
-                <w:color w:val="1A1A2E"/>
-                <w:sz w:val="19"/>
-              </w:rPr>
-              <w:t>Animations</w:t>
-            </w:r>
-          </w:p>
-        </w:tc>
-        <w:tc>
-          <w:tcPr>
-            <w:tcW w:type="dxa" w:w="6048"/>
-            <w:shd w:val="clear" w:color="auto" w:fill="FFFFFF"/>
-          </w:tcPr>
-          <w:p>
-            <w:r>
-              <w:rPr>
-                <w:color w:val="1A1A2E"/>
-                <w:sz w:val="19"/>
-              </w:rPr>
-              <w:t>Framer Motion 12 — variants in lib/animations.ts</w:t>
+              <w:t>Tailwind CSS 3.4 + CSS HSL tokens + shadcn/ui + Framer Motion 12</w:t>
             </w:r>
           </w:p>
         </w:tc>
@@ -3185,7 +1850,7 @@
                 <w:color w:val="1A1A2E"/>
                 <w:sz w:val="19"/>
               </w:rPr>
-              <w:t>React Router DOM v6 — 10 routes: / /login /signup /forgot-password /dashboard /admin /blog /blog/:slug /project/:id *</w:t>
+              <w:t>React Router DOM v6 — 13 Routes including dynamic /services/:slug and /blog/:slug</w:t>
             </w:r>
           </w:p>
         </w:tc>
@@ -3202,7 +1867,7 @@
                 <w:color w:val="1A1A2E"/>
                 <w:sz w:val="19"/>
               </w:rPr>
-              <w:t>Auth</w:t>
+              <w:t>Backend Sandbox</w:t>
             </w:r>
           </w:p>
         </w:tc>
@@ -3217,7 +1882,7 @@
                 <w:color w:val="1A1A2E"/>
                 <w:sz w:val="19"/>
               </w:rPr>
-              <w:t>Firebase Auth v11 — Google OAuth + Email/Password</w:t>
+              <w:t>Firebase Auth v11, Firestore (NoSQL Document), Cloud Functions v1</w:t>
             </w:r>
           </w:p>
         </w:tc>
@@ -3234,7 +1899,7 @@
                 <w:color w:val="1A1A2E"/>
                 <w:sz w:val="19"/>
               </w:rPr>
-              <w:t>Database</w:t>
+              <w:t>SEO Automation</w:t>
             </w:r>
           </w:p>
         </w:tc>
@@ -3249,71 +1914,7 @@
                 <w:color w:val="1A1A2E"/>
                 <w:sz w:val="19"/>
               </w:rPr>
-              <w:t>Firestore — users, leads, blog collections</w:t>
-            </w:r>
-          </w:p>
-        </w:tc>
-      </w:tr>
-      <w:tr>
-        <w:tc>
-          <w:tcPr>
-            <w:tcW w:type="dxa" w:w="3456"/>
-            <w:shd w:val="clear" w:color="auto" w:fill="FFFFFF"/>
-          </w:tcPr>
-          <w:p>
-            <w:r>
-              <w:rPr>
-                <w:color w:val="1A1A2E"/>
-                <w:sz w:val="19"/>
-              </w:rPr>
-              <w:t>Backend functions</w:t>
-            </w:r>
-          </w:p>
-        </w:tc>
-        <w:tc>
-          <w:tcPr>
-            <w:tcW w:type="dxa" w:w="6048"/>
-            <w:shd w:val="clear" w:color="auto" w:fill="FFFFFF"/>
-          </w:tcPr>
-          <w:p>
-            <w:r>
-              <w:rPr>
-                <w:color w:val="1A1A2E"/>
-                <w:sz w:val="19"/>
-              </w:rPr>
-              <w:t>Firebase Cloud Functions v1 (Node 20) — onNewLead Firestore trigger</w:t>
-            </w:r>
-          </w:p>
-        </w:tc>
-      </w:tr>
-      <w:tr>
-        <w:tc>
-          <w:tcPr>
-            <w:tcW w:type="dxa" w:w="3456"/>
-            <w:shd w:val="clear" w:color="auto" w:fill="F5F5F5"/>
-          </w:tcPr>
-          <w:p>
-            <w:r>
-              <w:rPr>
-                <w:color w:val="1A1A2E"/>
-                <w:sz w:val="19"/>
-              </w:rPr>
-              <w:t>Secrets</w:t>
-            </w:r>
-          </w:p>
-        </w:tc>
-        <w:tc>
-          <w:tcPr>
-            <w:tcW w:type="dxa" w:w="6048"/>
-            <w:shd w:val="clear" w:color="auto" w:fill="F5F5F5"/>
-          </w:tcPr>
-          <w:p>
-            <w:r>
-              <w:rPr>
-                <w:color w:val="1A1A2E"/>
-                <w:sz w:val="19"/>
-              </w:rPr>
-              <w:t>Google Cloud Secret Manager — EMAIL_PASS stored securely via defineSecret()</w:t>
+              <w:t>OpenAI GPT-4o-mini integrated natively via Node.js Cloud Function</w:t>
             </w:r>
           </w:p>
         </w:tc>
@@ -3362,7 +1963,7 @@
                 <w:color w:val="1A1A2E"/>
                 <w:sz w:val="19"/>
               </w:rPr>
-              <w:t>Real-time</w:t>
+              <w:t>Form handling</w:t>
             </w:r>
           </w:p>
         </w:tc>
@@ -3377,7 +1978,7 @@
                 <w:color w:val="1A1A2E"/>
                 <w:sz w:val="19"/>
               </w:rPr>
-              <w:t>onSnapshot in Admin.tsx — unsubscribed via useEffect cleanup</w:t>
+              <w:t>react-hook-form + Zod schemas guaranteeing pristine structured data</w:t>
             </w:r>
           </w:p>
         </w:tc>
@@ -3394,7 +1995,7 @@
                 <w:color w:val="1A1A2E"/>
                 <w:sz w:val="19"/>
               </w:rPr>
-              <w:t>Form validation</w:t>
+              <w:t>Site Infrastructure</w:t>
             </w:r>
           </w:p>
         </w:tc>
@@ -3409,327 +2010,7 @@
                 <w:color w:val="1A1A2E"/>
                 <w:sz w:val="19"/>
               </w:rPr>
-              <w:t>react-hook-form + Zod — Indian phone regex, budget, business type</w:t>
-            </w:r>
-          </w:p>
-        </w:tc>
-      </w:tr>
-      <w:tr>
-        <w:tc>
-          <w:tcPr>
-            <w:tcW w:type="dxa" w:w="3456"/>
-            <w:shd w:val="clear" w:color="auto" w:fill="F5F5F5"/>
-          </w:tcPr>
-          <w:p>
-            <w:r>
-              <w:rPr>
-                <w:color w:val="1A1A2E"/>
-                <w:sz w:val="19"/>
-              </w:rPr>
-              <w:t>Blog content</w:t>
-            </w:r>
-          </w:p>
-        </w:tc>
-        <w:tc>
-          <w:tcPr>
-            <w:tcW w:type="dxa" w:w="6048"/>
-            <w:shd w:val="clear" w:color="auto" w:fill="F5F5F5"/>
-          </w:tcPr>
-          <w:p>
-            <w:r>
-              <w:rPr>
-                <w:color w:val="1A1A2E"/>
-                <w:sz w:val="19"/>
-              </w:rPr>
-              <w:t>ReactMarkdown + @tailwindcss/typography (prose-invert) — Markdown rendering</w:t>
-            </w:r>
-          </w:p>
-        </w:tc>
-      </w:tr>
-      <w:tr>
-        <w:tc>
-          <w:tcPr>
-            <w:tcW w:type="dxa" w:w="3456"/>
-            <w:shd w:val="clear" w:color="auto" w:fill="FFFFFF"/>
-          </w:tcPr>
-          <w:p>
-            <w:r>
-              <w:rPr>
-                <w:color w:val="1A1A2E"/>
-                <w:sz w:val="19"/>
-              </w:rPr>
-              <w:t>SEO</w:t>
-            </w:r>
-          </w:p>
-        </w:tc>
-        <w:tc>
-          <w:tcPr>
-            <w:tcW w:type="dxa" w:w="6048"/>
-            <w:shd w:val="clear" w:color="auto" w:fill="FFFFFF"/>
-          </w:tcPr>
-          <w:p>
-            <w:r>
-              <w:rPr>
-                <w:color w:val="1A1A2E"/>
-                <w:sz w:val="19"/>
-              </w:rPr>
-              <w:t>react-helmet-async — Open Graph, Twitter Cards, canonical per page</w:t>
-            </w:r>
-          </w:p>
-        </w:tc>
-      </w:tr>
-      <w:tr>
-        <w:tc>
-          <w:tcPr>
-            <w:tcW w:type="dxa" w:w="3456"/>
-            <w:shd w:val="clear" w:color="auto" w:fill="F5F5F5"/>
-          </w:tcPr>
-          <w:p>
-            <w:r>
-              <w:rPr>
-                <w:color w:val="1A1A2E"/>
-                <w:sz w:val="19"/>
-              </w:rPr>
-              <w:t>Charts</w:t>
-            </w:r>
-          </w:p>
-        </w:tc>
-        <w:tc>
-          <w:tcPr>
-            <w:tcW w:type="dxa" w:w="6048"/>
-            <w:shd w:val="clear" w:color="auto" w:fill="F5F5F5"/>
-          </w:tcPr>
-          <w:p>
-            <w:r>
-              <w:rPr>
-                <w:color w:val="1A1A2E"/>
-                <w:sz w:val="19"/>
-              </w:rPr>
-              <w:t>recharts — Line, Pie, Bar in AnalyticsView (lazy-loaded, admin-only)</w:t>
-            </w:r>
-          </w:p>
-        </w:tc>
-      </w:tr>
-      <w:tr>
-        <w:tc>
-          <w:tcPr>
-            <w:tcW w:type="dxa" w:w="3456"/>
-            <w:shd w:val="clear" w:color="auto" w:fill="FFFFFF"/>
-          </w:tcPr>
-          <w:p>
-            <w:r>
-              <w:rPr>
-                <w:color w:val="1A1A2E"/>
-                <w:sz w:val="19"/>
-              </w:rPr>
-              <w:t>CSV export</w:t>
-            </w:r>
-          </w:p>
-        </w:tc>
-        <w:tc>
-          <w:tcPr>
-            <w:tcW w:type="dxa" w:w="6048"/>
-            <w:shd w:val="clear" w:color="auto" w:fill="FFFFFF"/>
-          </w:tcPr>
-          <w:p>
-            <w:r>
-              <w:rPr>
-                <w:color w:val="1A1A2E"/>
-                <w:sz w:val="19"/>
-              </w:rPr>
-              <w:t>papaparse — client-side CSV generation from filtered leads array</w:t>
-            </w:r>
-          </w:p>
-        </w:tc>
-      </w:tr>
-      <w:tr>
-        <w:tc>
-          <w:tcPr>
-            <w:tcW w:type="dxa" w:w="3456"/>
-            <w:shd w:val="clear" w:color="auto" w:fill="F5F5F5"/>
-          </w:tcPr>
-          <w:p>
-            <w:r>
-              <w:rPr>
-                <w:color w:val="1A1A2E"/>
-                <w:sz w:val="19"/>
-              </w:rPr>
-              <w:t>Notifications</w:t>
-            </w:r>
-          </w:p>
-        </w:tc>
-        <w:tc>
-          <w:tcPr>
-            <w:tcW w:type="dxa" w:w="6048"/>
-            <w:shd w:val="clear" w:color="auto" w:fill="F5F5F5"/>
-          </w:tcPr>
-          <w:p>
-            <w:r>
-              <w:rPr>
-                <w:color w:val="1A1A2E"/>
-                <w:sz w:val="19"/>
-              </w:rPr>
-              <w:t>Sonner toasts + Browser Notification API</w:t>
-            </w:r>
-          </w:p>
-        </w:tc>
-      </w:tr>
-      <w:tr>
-        <w:tc>
-          <w:tcPr>
-            <w:tcW w:type="dxa" w:w="3456"/>
-            <w:shd w:val="clear" w:color="auto" w:fill="FFFFFF"/>
-          </w:tcPr>
-          <w:p>
-            <w:r>
-              <w:rPr>
-                <w:color w:val="1A1A2E"/>
-                <w:sz w:val="19"/>
-              </w:rPr>
-              <w:t>Code splitting</w:t>
-            </w:r>
-          </w:p>
-        </w:tc>
-        <w:tc>
-          <w:tcPr>
-            <w:tcW w:type="dxa" w:w="6048"/>
-            <w:shd w:val="clear" w:color="auto" w:fill="FFFFFF"/>
-          </w:tcPr>
-          <w:p>
-            <w:r>
-              <w:rPr>
-                <w:color w:val="1A1A2E"/>
-                <w:sz w:val="19"/>
-              </w:rPr>
-              <w:t>manualChunks: firebase / charts / motion / vendor / Admin / Blog / BlogPost / SEO</w:t>
-            </w:r>
-          </w:p>
-        </w:tc>
-      </w:tr>
-      <w:tr>
-        <w:tc>
-          <w:tcPr>
-            <w:tcW w:type="dxa" w:w="3456"/>
-            <w:shd w:val="clear" w:color="auto" w:fill="F5F5F5"/>
-          </w:tcPr>
-          <w:p>
-            <w:r>
-              <w:rPr>
-                <w:color w:val="1A1A2E"/>
-                <w:sz w:val="19"/>
-              </w:rPr>
-              <w:t>Error handling</w:t>
-            </w:r>
-          </w:p>
-        </w:tc>
-        <w:tc>
-          <w:tcPr>
-            <w:tcW w:type="dxa" w:w="6048"/>
-            <w:shd w:val="clear" w:color="auto" w:fill="F5F5F5"/>
-          </w:tcPr>
-          <w:p>
-            <w:r>
-              <w:rPr>
-                <w:color w:val="1A1A2E"/>
-                <w:sz w:val="19"/>
-              </w:rPr>
-              <w:t>React ErrorBoundary (class) + per-Firestore try/catch toasts</w:t>
-            </w:r>
-          </w:p>
-        </w:tc>
-      </w:tr>
-      <w:tr>
-        <w:tc>
-          <w:tcPr>
-            <w:tcW w:type="dxa" w:w="3456"/>
-            <w:shd w:val="clear" w:color="auto" w:fill="FFFFFF"/>
-          </w:tcPr>
-          <w:p>
-            <w:r>
-              <w:rPr>
-                <w:color w:val="1A1A2E"/>
-                <w:sz w:val="19"/>
-              </w:rPr>
-              <w:t>Testing</w:t>
-            </w:r>
-          </w:p>
-        </w:tc>
-        <w:tc>
-          <w:tcPr>
-            <w:tcW w:type="dxa" w:w="6048"/>
-            <w:shd w:val="clear" w:color="auto" w:fill="FFFFFF"/>
-          </w:tcPr>
-          <w:p>
-            <w:r>
-              <w:rPr>
-                <w:color w:val="1A1A2E"/>
-                <w:sz w:val="19"/>
-              </w:rPr>
-              <w:t>Vitest + @testing-library/react — smoke tests</w:t>
-            </w:r>
-          </w:p>
-        </w:tc>
-      </w:tr>
-      <w:tr>
-        <w:tc>
-          <w:tcPr>
-            <w:tcW w:type="dxa" w:w="3456"/>
-            <w:shd w:val="clear" w:color="auto" w:fill="F5F5F5"/>
-          </w:tcPr>
-          <w:p>
-            <w:r>
-              <w:rPr>
-                <w:color w:val="1A1A2E"/>
-                <w:sz w:val="19"/>
-              </w:rPr>
-              <w:t>Deployment</w:t>
-            </w:r>
-          </w:p>
-        </w:tc>
-        <w:tc>
-          <w:tcPr>
-            <w:tcW w:type="dxa" w:w="6048"/>
-            <w:shd w:val="clear" w:color="auto" w:fill="F5F5F5"/>
-          </w:tcPr>
-          <w:p>
-            <w:r>
-              <w:rPr>
-                <w:color w:val="1A1A2E"/>
-                <w:sz w:val="19"/>
-              </w:rPr>
-              <w:t>Firebase Hosting — SPA rewrites, Cache-Control, X-Frame-Options</w:t>
-            </w:r>
-          </w:p>
-        </w:tc>
-      </w:tr>
-      <w:tr>
-        <w:tc>
-          <w:tcPr>
-            <w:tcW w:type="dxa" w:w="3456"/>
-            <w:shd w:val="clear" w:color="auto" w:fill="FFFFFF"/>
-          </w:tcPr>
-          <w:p>
-            <w:r>
-              <w:rPr>
-                <w:color w:val="1A1A2E"/>
-                <w:sz w:val="19"/>
-              </w:rPr>
-              <w:t>Total source lines</w:t>
-            </w:r>
-          </w:p>
-        </w:tc>
-        <w:tc>
-          <w:tcPr>
-            <w:tcW w:type="dxa" w:w="6048"/>
-            <w:shd w:val="clear" w:color="auto" w:fill="FFFFFF"/>
-          </w:tcPr>
-          <w:p>
-            <w:r>
-              <w:rPr>
-                <w:color w:val="1A1A2E"/>
-                <w:sz w:val="19"/>
-              </w:rPr>
-              <w:t>~12,480 lines across pages + components + types</w:t>
+              <w:t>React-Helmet-Async for DOM mutations, Papaparse for CSV extracts</w:t>
             </w:r>
           </w:p>
         </w:tc>
@@ -3751,536 +2032,135 @@
           <w:color w:val="FFFFFF"/>
           <w:sz w:val="40"/>
         </w:rPr>
-        <w:t>3 · Bundle Sizes — Post Phase 6 Build</w:t>
+        <w:t>4 · Phase 7.5 Content Deep Dive</w:t>
       </w:r>
     </w:p>
-    <w:tbl>
-      <w:tblPr>
-        <w:tblStyle w:val="TableGrid"/>
-        <w:tblW w:type="auto" w:w="0"/>
-        <w:jc w:val="left"/>
-        <w:tblLook w:firstColumn="1" w:firstRow="1" w:lastColumn="0" w:lastRow="0" w:noHBand="0" w:noVBand="1" w:val="04A0"/>
-      </w:tblPr>
-      <w:tblGrid>
-        <w:gridCol w:w="4680"/>
-        <w:gridCol w:w="4680"/>
-      </w:tblGrid>
-      <w:tr>
-        <w:tc>
-          <w:tcPr>
-            <w:tcW w:type="dxa" w:w="3456"/>
-            <w:shd w:val="clear" w:color="auto" w:fill="0D161F"/>
-          </w:tcPr>
-          <w:p>
-            <w:r>
-              <w:rPr>
-                <w:b/>
-                <w:color w:val="FFFFFF"/>
-                <w:sz w:val="19"/>
-              </w:rPr>
-              <w:t>Asset</w:t>
-            </w:r>
-          </w:p>
-        </w:tc>
-        <w:tc>
-          <w:tcPr>
-            <w:tcW w:type="dxa" w:w="6048"/>
-            <w:shd w:val="clear" w:color="auto" w:fill="0D161F"/>
-          </w:tcPr>
-          <w:p>
-            <w:r>
-              <w:rPr>
-                <w:b/>
-                <w:color w:val="FFFFFF"/>
-                <w:sz w:val="19"/>
-              </w:rPr>
-              <w:t>Size</w:t>
-            </w:r>
-          </w:p>
-        </w:tc>
-      </w:tr>
-      <w:tr>
-        <w:tc>
-          <w:tcPr>
-            <w:tcW w:type="dxa" w:w="3456"/>
-            <w:shd w:val="clear" w:color="auto" w:fill="F5F5F5"/>
-          </w:tcPr>
-          <w:p>
-            <w:r>
-              <w:rPr>
-                <w:color w:val="1A1A2E"/>
-                <w:sz w:val="19"/>
-              </w:rPr>
-              <w:t>index.html</w:t>
-            </w:r>
-          </w:p>
-        </w:tc>
-        <w:tc>
-          <w:tcPr>
-            <w:tcW w:type="dxa" w:w="6048"/>
-            <w:shd w:val="clear" w:color="auto" w:fill="F5F5F5"/>
-          </w:tcPr>
-          <w:p>
-            <w:r>
-              <w:rPr>
-                <w:color w:val="1A1A2E"/>
-                <w:sz w:val="19"/>
-              </w:rPr>
-              <w:t>0.81 KB gzip</w:t>
-            </w:r>
-          </w:p>
-        </w:tc>
-      </w:tr>
-      <w:tr>
-        <w:tc>
-          <w:tcPr>
-            <w:tcW w:type="dxa" w:w="3456"/>
-            <w:shd w:val="clear" w:color="auto" w:fill="FFFFFF"/>
-          </w:tcPr>
-          <w:p>
-            <w:r>
-              <w:rPr>
-                <w:color w:val="1A1A2E"/>
-                <w:sz w:val="19"/>
-              </w:rPr>
-              <w:t>index.css</w:t>
-            </w:r>
-          </w:p>
-        </w:tc>
-        <w:tc>
-          <w:tcPr>
-            <w:tcW w:type="dxa" w:w="6048"/>
-            <w:shd w:val="clear" w:color="auto" w:fill="FFFFFF"/>
-          </w:tcPr>
-          <w:p>
-            <w:r>
-              <w:rPr>
-                <w:color w:val="1A1A2E"/>
-                <w:sz w:val="19"/>
-              </w:rPr>
-              <w:t>16.76 KB gzip</w:t>
-            </w:r>
-          </w:p>
-        </w:tc>
-      </w:tr>
-      <w:tr>
-        <w:tc>
-          <w:tcPr>
-            <w:tcW w:type="dxa" w:w="3456"/>
-            <w:shd w:val="clear" w:color="auto" w:fill="F5F5F5"/>
-          </w:tcPr>
-          <w:p>
-            <w:r>
-              <w:rPr>
-                <w:color w:val="1A1A2E"/>
-                <w:sz w:val="19"/>
-              </w:rPr>
-              <w:t>blog-router.js</w:t>
-            </w:r>
-          </w:p>
-        </w:tc>
-        <w:tc>
-          <w:tcPr>
-            <w:tcW w:type="dxa" w:w="6048"/>
-            <w:shd w:val="clear" w:color="auto" w:fill="F5F5F5"/>
-          </w:tcPr>
-          <w:p>
-            <w:r>
-              <w:rPr>
-                <w:color w:val="1A1A2E"/>
-                <w:sz w:val="19"/>
-              </w:rPr>
-              <w:t>0.42 KB gzip  ← blog route entry (tiny)</w:t>
-            </w:r>
-          </w:p>
-        </w:tc>
-      </w:tr>
-      <w:tr>
-        <w:tc>
-          <w:tcPr>
-            <w:tcW w:type="dxa" w:w="3456"/>
-            <w:shd w:val="clear" w:color="auto" w:fill="FFFFFF"/>
-          </w:tcPr>
-          <w:p>
-            <w:r>
-              <w:rPr>
-                <w:color w:val="1A1A2E"/>
-                <w:sz w:val="19"/>
-              </w:rPr>
-              <w:t>SEO.js</w:t>
-            </w:r>
-          </w:p>
-        </w:tc>
-        <w:tc>
-          <w:tcPr>
-            <w:tcW w:type="dxa" w:w="6048"/>
-            <w:shd w:val="clear" w:color="auto" w:fill="FFFFFF"/>
-          </w:tcPr>
-          <w:p>
-            <w:r>
-              <w:rPr>
-                <w:color w:val="1A1A2E"/>
-                <w:sz w:val="19"/>
-              </w:rPr>
-              <w:t>0.97 KB gzip  ← HelmetProvider wrapper</w:t>
-            </w:r>
-          </w:p>
-        </w:tc>
-      </w:tr>
-      <w:tr>
-        <w:tc>
-          <w:tcPr>
-            <w:tcW w:type="dxa" w:w="3456"/>
-            <w:shd w:val="clear" w:color="auto" w:fill="F5F5F5"/>
-          </w:tcPr>
-          <w:p>
-            <w:r>
-              <w:rPr>
-                <w:color w:val="1A1A2E"/>
-                <w:sz w:val="19"/>
-              </w:rPr>
-              <w:t>Blog.js</w:t>
-            </w:r>
-          </w:p>
-        </w:tc>
-        <w:tc>
-          <w:tcPr>
-            <w:tcW w:type="dxa" w:w="6048"/>
-            <w:shd w:val="clear" w:color="auto" w:fill="F5F5F5"/>
-          </w:tcPr>
-          <w:p>
-            <w:r>
-              <w:rPr>
-                <w:color w:val="1A1A2E"/>
-                <w:sz w:val="19"/>
-              </w:rPr>
-              <w:t>2.44 KB gzip  ← Public blog listing</w:t>
-            </w:r>
-          </w:p>
-        </w:tc>
-      </w:tr>
-      <w:tr>
-        <w:tc>
-          <w:tcPr>
-            <w:tcW w:type="dxa" w:w="3456"/>
-            <w:shd w:val="clear" w:color="auto" w:fill="FFFFFF"/>
-          </w:tcPr>
-          <w:p>
-            <w:r>
-              <w:rPr>
-                <w:color w:val="1A1A2E"/>
-                <w:sz w:val="19"/>
-              </w:rPr>
-              <w:t>vendor.js</w:t>
-            </w:r>
-          </w:p>
-        </w:tc>
-        <w:tc>
-          <w:tcPr>
-            <w:tcW w:type="dxa" w:w="6048"/>
-            <w:shd w:val="clear" w:color="auto" w:fill="FFFFFF"/>
-          </w:tcPr>
-          <w:p>
-            <w:r>
-              <w:rPr>
-                <w:color w:val="1A1A2E"/>
-                <w:sz w:val="19"/>
-              </w:rPr>
-              <w:t>7.68 KB gzip  ← Shared vendor utilities</w:t>
-            </w:r>
-          </w:p>
-        </w:tc>
-      </w:tr>
-      <w:tr>
-        <w:tc>
-          <w:tcPr>
-            <w:tcW w:type="dxa" w:w="3456"/>
-            <w:shd w:val="clear" w:color="auto" w:fill="F5F5F5"/>
-          </w:tcPr>
-          <w:p>
-            <w:r>
-              <w:rPr>
-                <w:color w:val="1A1A2E"/>
-                <w:sz w:val="19"/>
-              </w:rPr>
-              <w:t>BlogPost.js</w:t>
-            </w:r>
-          </w:p>
-        </w:tc>
-        <w:tc>
-          <w:tcPr>
-            <w:tcW w:type="dxa" w:w="6048"/>
-            <w:shd w:val="clear" w:color="auto" w:fill="F5F5F5"/>
-          </w:tcPr>
-          <w:p>
-            <w:r>
-              <w:rPr>
-                <w:color w:val="1A1A2E"/>
-                <w:sz w:val="19"/>
-              </w:rPr>
-              <w:t>38.51 KB gzip ← ReactMarkdown + blog post page</w:t>
-            </w:r>
-          </w:p>
-        </w:tc>
-      </w:tr>
-      <w:tr>
-        <w:tc>
-          <w:tcPr>
-            <w:tcW w:type="dxa" w:w="3456"/>
-            <w:shd w:val="clear" w:color="auto" w:fill="FFFFFF"/>
-          </w:tcPr>
-          <w:p>
-            <w:r>
-              <w:rPr>
-                <w:color w:val="1A1A2E"/>
-                <w:sz w:val="19"/>
-              </w:rPr>
-              <w:t>motion.js</w:t>
-            </w:r>
-          </w:p>
-        </w:tc>
-        <w:tc>
-          <w:tcPr>
-            <w:tcW w:type="dxa" w:w="6048"/>
-            <w:shd w:val="clear" w:color="auto" w:fill="FFFFFF"/>
-          </w:tcPr>
-          <w:p>
-            <w:r>
-              <w:rPr>
-                <w:color w:val="1A1A2E"/>
-                <w:sz w:val="19"/>
-              </w:rPr>
-              <w:t>42.11 KB gzip ← Framer Motion</w:t>
-            </w:r>
-          </w:p>
-        </w:tc>
-      </w:tr>
-      <w:tr>
-        <w:tc>
-          <w:tcPr>
-            <w:tcW w:type="dxa" w:w="3456"/>
-            <w:shd w:val="clear" w:color="auto" w:fill="F5F5F5"/>
-          </w:tcPr>
-          <w:p>
-            <w:r>
-              <w:rPr>
-                <w:color w:val="1A1A2E"/>
-                <w:sz w:val="19"/>
-              </w:rPr>
-              <w:t>Admin.js</w:t>
-            </w:r>
-          </w:p>
-        </w:tc>
-        <w:tc>
-          <w:tcPr>
-            <w:tcW w:type="dxa" w:w="6048"/>
-            <w:shd w:val="clear" w:color="auto" w:fill="F5F5F5"/>
-          </w:tcPr>
-          <w:p>
-            <w:r>
-              <w:rPr>
-                <w:color w:val="1A1A2E"/>
-                <w:sz w:val="19"/>
-              </w:rPr>
-              <w:t>32.88 KB gzip ← Full admin panel (all 7 tabs)</w:t>
-            </w:r>
-          </w:p>
-        </w:tc>
-      </w:tr>
-      <w:tr>
-        <w:tc>
-          <w:tcPr>
-            <w:tcW w:type="dxa" w:w="3456"/>
-            <w:shd w:val="clear" w:color="auto" w:fill="FFFFFF"/>
-          </w:tcPr>
-          <w:p>
-            <w:r>
-              <w:rPr>
-                <w:color w:val="1A1A2E"/>
-                <w:sz w:val="19"/>
-              </w:rPr>
-              <w:t>index.js (main)</w:t>
-            </w:r>
-          </w:p>
-        </w:tc>
-        <w:tc>
-          <w:tcPr>
-            <w:tcW w:type="dxa" w:w="6048"/>
-            <w:shd w:val="clear" w:color="auto" w:fill="FFFFFF"/>
-          </w:tcPr>
-          <w:p>
-            <w:r>
-              <w:rPr>
-                <w:color w:val="1A1A2E"/>
-                <w:sz w:val="19"/>
-              </w:rPr>
-              <w:t>101.48 KB gzip ← Public site (Hero→Footer)</w:t>
-            </w:r>
-          </w:p>
-        </w:tc>
-      </w:tr>
-      <w:tr>
-        <w:tc>
-          <w:tcPr>
-            <w:tcW w:type="dxa" w:w="3456"/>
-            <w:shd w:val="clear" w:color="auto" w:fill="F5F5F5"/>
-          </w:tcPr>
-          <w:p>
-            <w:r>
-              <w:rPr>
-                <w:color w:val="1A1A2E"/>
-                <w:sz w:val="19"/>
-              </w:rPr>
-              <w:t>charts.js</w:t>
-            </w:r>
-          </w:p>
-        </w:tc>
-        <w:tc>
-          <w:tcPr>
-            <w:tcW w:type="dxa" w:w="6048"/>
-            <w:shd w:val="clear" w:color="auto" w:fill="F5F5F5"/>
-          </w:tcPr>
-          <w:p>
-            <w:r>
-              <w:rPr>
-                <w:color w:val="1A1A2E"/>
-                <w:sz w:val="19"/>
-              </w:rPr>
-              <w:t>155.65 KB gzip ← recharts (admin-only, lazy)</w:t>
-            </w:r>
-          </w:p>
-        </w:tc>
-      </w:tr>
-      <w:tr>
-        <w:tc>
-          <w:tcPr>
-            <w:tcW w:type="dxa" w:w="3456"/>
-            <w:shd w:val="clear" w:color="auto" w:fill="FFFFFF"/>
-          </w:tcPr>
-          <w:p>
-            <w:r>
-              <w:rPr>
-                <w:color w:val="1A1A2E"/>
-                <w:sz w:val="19"/>
-              </w:rPr>
-              <w:t>firebase.js</w:t>
-            </w:r>
-          </w:p>
-        </w:tc>
-        <w:tc>
-          <w:tcPr>
-            <w:tcW w:type="dxa" w:w="6048"/>
-            <w:shd w:val="clear" w:color="auto" w:fill="FFFFFF"/>
-          </w:tcPr>
-          <w:p>
-            <w:r>
-              <w:rPr>
-                <w:color w:val="1A1A2E"/>
-                <w:sz w:val="19"/>
-              </w:rPr>
-              <w:t>137.31 KB gzip ← Firebase SDK (async)</w:t>
-            </w:r>
-          </w:p>
-        </w:tc>
-      </w:tr>
-      <w:tr>
-        <w:tc>
-          <w:tcPr>
-            <w:tcW w:type="dxa" w:w="3456"/>
-            <w:shd w:val="clear" w:color="auto" w:fill="F5F5F5"/>
-          </w:tcPr>
-          <w:p>
-            <w:r>
-              <w:rPr>
-                <w:color w:val="1A1A2E"/>
-                <w:sz w:val="19"/>
-              </w:rPr>
-              <w:t>Build time</w:t>
-            </w:r>
-          </w:p>
-        </w:tc>
-        <w:tc>
-          <w:tcPr>
-            <w:tcW w:type="dxa" w:w="6048"/>
-            <w:shd w:val="clear" w:color="auto" w:fill="F5F5F5"/>
-          </w:tcPr>
-          <w:p>
-            <w:r>
-              <w:rPr>
-                <w:color w:val="1A1A2E"/>
-                <w:sz w:val="19"/>
-              </w:rPr>
-              <w:t>8.7s — 3,360 modules — 0 warnings</w:t>
-            </w:r>
-          </w:p>
-        </w:tc>
-      </w:tr>
-      <w:tr>
-        <w:tc>
-          <w:tcPr>
-            <w:tcW w:type="dxa" w:w="3456"/>
-            <w:shd w:val="clear" w:color="auto" w:fill="FFFFFF"/>
-          </w:tcPr>
-          <w:p>
-            <w:r>
-              <w:rPr>
-                <w:color w:val="1A1A2E"/>
-                <w:sz w:val="19"/>
-              </w:rPr>
-              <w:t>Public page load</w:t>
-            </w:r>
-          </w:p>
-        </w:tc>
-        <w:tc>
-          <w:tcPr>
-            <w:tcW w:type="dxa" w:w="6048"/>
-            <w:shd w:val="clear" w:color="auto" w:fill="FFFFFF"/>
-          </w:tcPr>
-          <w:p>
-            <w:r>
-              <w:rPr>
-                <w:color w:val="1A1A2E"/>
-                <w:sz w:val="19"/>
-              </w:rPr>
-              <w:t>~102 KB gzip (main + CSS only, no charts/admin)</w:t>
-            </w:r>
-          </w:p>
-        </w:tc>
-      </w:tr>
-      <w:tr>
-        <w:tc>
-          <w:tcPr>
-            <w:tcW w:type="dxa" w:w="3456"/>
-            <w:shd w:val="clear" w:color="auto" w:fill="F5F5F5"/>
-          </w:tcPr>
-          <w:p>
-            <w:r>
-              <w:rPr>
-                <w:color w:val="1A1A2E"/>
-                <w:sz w:val="19"/>
-              </w:rPr>
-              <w:t>Admin page load</w:t>
-            </w:r>
-          </w:p>
-        </w:tc>
-        <w:tc>
-          <w:tcPr>
-            <w:tcW w:type="dxa" w:w="6048"/>
-            <w:shd w:val="clear" w:color="auto" w:fill="F5F5F5"/>
-          </w:tcPr>
-          <w:p>
-            <w:r>
-              <w:rPr>
-                <w:color w:val="1A1A2E"/>
-                <w:sz w:val="19"/>
-              </w:rPr>
-              <w:t>+33 KB + 155 KB charts (only on /admin visit)</w:t>
-            </w:r>
-          </w:p>
-        </w:tc>
-      </w:tr>
-    </w:tbl>
-    <w:p/>
+    <w:p>
+      <w:pPr>
+        <w:spacing w:after="80"/>
+      </w:pPr>
+      <w:r>
+        <w:rPr>
+          <w:b w:val="0"/>
+          <w:i w:val="0"/>
+          <w:color w:val="1A1A2E"/>
+          <w:sz w:val="21"/>
+        </w:rPr>
+        <w:t>A massive architectural enhancement was injected in Phase 7.5 to scale inbound traffic and drive extreme detail into service offerings. Here is every detail implemented during this phase:</w:t>
+      </w:r>
+    </w:p>
+    <w:p>
+      <w:pPr>
+        <w:pStyle w:val="ListBullet"/>
+        <w:spacing w:after="40"/>
+        <w:ind w:left="432"/>
+      </w:pPr>
+      <w:r>
+        <w:rPr>
+          <w:color w:val="1A1A2E"/>
+          <w:sz w:val="20"/>
+        </w:rPr>
+        <w:t>Service Type Mapping: Strictly typed `ServiceDetail` typescript schema covering `commonMistakes`, `keyFeatures`, `caseStudies`, `pricing`, `sources`, and `relatedServices`.</w:t>
+      </w:r>
+    </w:p>
+    <w:p>
+      <w:pPr>
+        <w:pStyle w:val="ListBullet"/>
+        <w:spacing w:after="40"/>
+        <w:ind w:left="432"/>
+      </w:pPr>
+      <w:r>
+        <w:rPr>
+          <w:color w:val="1A1A2E"/>
+          <w:sz w:val="20"/>
+        </w:rPr>
+        <w:t>Business Website Page: Details mobile-first design, fast loading, Google Maps integration, and pricing models mapping starting at ₹14,999.</w:t>
+      </w:r>
+    </w:p>
+    <w:p>
+      <w:pPr>
+        <w:pStyle w:val="ListBullet"/>
+        <w:spacing w:after="40"/>
+        <w:ind w:left="432"/>
+      </w:pPr>
+      <w:r>
+        <w:rPr>
+          <w:color w:val="1A1A2E"/>
+          <w:sz w:val="20"/>
+        </w:rPr>
+        <w:t>Booking &amp; Appointment Page: Details automated 24/7 calendar booking systems, WhatsApp reminders targeting no-shows, and custom tech integration loops.</w:t>
+      </w:r>
+    </w:p>
+    <w:p>
+      <w:pPr>
+        <w:pStyle w:val="ListBullet"/>
+        <w:spacing w:after="40"/>
+        <w:ind w:left="432"/>
+      </w:pPr>
+      <w:r>
+        <w:rPr>
+          <w:color w:val="1A1A2E"/>
+          <w:sz w:val="20"/>
+        </w:rPr>
+        <w:t>E-Commerce Portal: Integrates logic surrounding Razorpay/Stripe limits, inventory management, shipping handlers, reducing platform markup drops.</w:t>
+      </w:r>
+    </w:p>
+    <w:p>
+      <w:pPr>
+        <w:pStyle w:val="ListBullet"/>
+        <w:spacing w:after="40"/>
+        <w:ind w:left="432"/>
+      </w:pPr>
+      <w:r>
+        <w:rPr>
+          <w:color w:val="1A1A2E"/>
+          <w:sz w:val="20"/>
+        </w:rPr>
+        <w:t>Real Estate Listing Page: Details virtual 360 tour embeddings, floor plan layouts, internal lead capturing CRM logic, and comparison functionality.</w:t>
+      </w:r>
+    </w:p>
+    <w:p>
+      <w:pPr>
+        <w:pStyle w:val="ListBullet"/>
+        <w:spacing w:after="40"/>
+        <w:ind w:left="432"/>
+      </w:pPr>
+      <w:r>
+        <w:rPr>
+          <w:color w:val="1A1A2E"/>
+          <w:sz w:val="20"/>
+        </w:rPr>
+        <w:t>SEO Presence Page: Explains Local SEO maps ranking, Keyword stuffing pitfalls, schema markup benefits, and authority building mechanics.</w:t>
+      </w:r>
+    </w:p>
+    <w:p>
+      <w:pPr>
+        <w:pStyle w:val="ListBullet"/>
+        <w:spacing w:after="40"/>
+        <w:ind w:left="432"/>
+      </w:pPr>
+      <w:r>
+        <w:rPr>
+          <w:color w:val="1A1A2E"/>
+          <w:sz w:val="20"/>
+        </w:rPr>
+        <w:t>Website Revamp Page: Focuses on Speed, UX Modernization, SEO Migration tracking, and performance conversions targeting legacy deployments.</w:t>
+      </w:r>
+    </w:p>
+    <w:p>
+      <w:pPr>
+        <w:pStyle w:val="ListBullet"/>
+        <w:spacing w:after="40"/>
+        <w:ind w:left="432"/>
+      </w:pPr>
+      <w:r>
+        <w:rPr>
+          <w:color w:val="1A1A2E"/>
+          <w:sz w:val="20"/>
+        </w:rPr>
+        <w:t>Interaction Triggers: Framer Motion implemented heavily via BottomCTAPopup natively sliding in tracking organic scroll events alongside Sticky Contact navigations making conversions frictionless.</w:t>
+      </w:r>
+    </w:p>
     <w:p>
       <w:pPr>
         <w:spacing w:before="360" w:after="120"/>
@@ -4296,7 +2176,7 @@
           <w:color w:val="FFFFFF"/>
           <w:sz w:val="40"/>
         </w:rPr>
-        <w:t>4 · Key Source Files</w:t>
+        <w:t>5 · Key Source Files</w:t>
       </w:r>
     </w:p>
     <w:tbl>
@@ -4356,7 +2236,7 @@
                 <w:color w:val="1A1A2E"/>
                 <w:sz w:val="19"/>
               </w:rPr>
-              <w:t>src/pages/Index.tsx</w:t>
+              <w:t>src/pages/ServiceDetail.tsx</w:t>
             </w:r>
           </w:p>
         </w:tc>
@@ -4371,7 +2251,7 @@
                 <w:color w:val="1A1A2E"/>
                 <w:sz w:val="19"/>
               </w:rPr>
-              <w:t>Landing page — 12 sections assembled in order</w:t>
+              <w:t>Dynamic slug-based detailed page rendering the highly typed service payloads.</w:t>
             </w:r>
           </w:p>
         </w:tc>
@@ -4388,7 +2268,7 @@
                 <w:color w:val="1A1A2E"/>
                 <w:sz w:val="19"/>
               </w:rPr>
-              <w:t>src/pages/Admin.tsx</w:t>
+              <w:t>src/components/BottomCTAPopup.tsx</w:t>
             </w:r>
           </w:p>
         </w:tc>
@@ -4403,7 +2283,7 @@
                 <w:color w:val="1A1A2E"/>
                 <w:sz w:val="19"/>
               </w:rPr>
-              <w:t>Admin dashboard — 7 tabs, onSnapshot, notifications (364 lines)</w:t>
+              <w:t>Scroll-intersection observer managing aggressive end-of-page CTA marketing modals.</w:t>
             </w:r>
           </w:p>
         </w:tc>
@@ -4420,7 +2300,7 @@
                 <w:color w:val="1A1A2E"/>
                 <w:sz w:val="19"/>
               </w:rPr>
-              <w:t>src/pages/Blog.tsx</w:t>
+              <w:t>src/components/StickyContactBar.tsx</w:t>
             </w:r>
           </w:p>
         </w:tc>
@@ -4435,7 +2315,71 @@
                 <w:color w:val="1A1A2E"/>
                 <w:sz w:val="19"/>
               </w:rPr>
-              <w:t>Public blog listing — search, category filter, skeleton (263 lines)</w:t>
+              <w:t>Persistent floating bar with Direct Call, WhatsApp, and Email buttons anchored at bottom screen.</w:t>
+            </w:r>
+          </w:p>
+        </w:tc>
+      </w:tr>
+      <w:tr>
+        <w:tc>
+          <w:tcPr>
+            <w:tcW w:type="dxa" w:w="3456"/>
+            <w:shd w:val="clear" w:color="auto" w:fill="FFFFFF"/>
+          </w:tcPr>
+          <w:p>
+            <w:r>
+              <w:rPr>
+                <w:color w:val="1A1A2E"/>
+                <w:sz w:val="19"/>
+              </w:rPr>
+              <w:t>functions/src/index.ts</w:t>
+            </w:r>
+          </w:p>
+        </w:tc>
+        <w:tc>
+          <w:tcPr>
+            <w:tcW w:type="dxa" w:w="6048"/>
+            <w:shd w:val="clear" w:color="auto" w:fill="FFFFFF"/>
+          </w:tcPr>
+          <w:p>
+            <w:r>
+              <w:rPr>
+                <w:color w:val="1A1A2E"/>
+                <w:sz w:val="19"/>
+              </w:rPr>
+              <w:t>Centralized Cloud Functions registry handling OpenAI processing and automated Lead Emails.</w:t>
+            </w:r>
+          </w:p>
+        </w:tc>
+      </w:tr>
+      <w:tr>
+        <w:tc>
+          <w:tcPr>
+            <w:tcW w:type="dxa" w:w="3456"/>
+            <w:shd w:val="clear" w:color="auto" w:fill="F5F5F5"/>
+          </w:tcPr>
+          <w:p>
+            <w:r>
+              <w:rPr>
+                <w:color w:val="1A1A2E"/>
+                <w:sz w:val="19"/>
+              </w:rPr>
+              <w:t>src/pages/Admin.tsx</w:t>
+            </w:r>
+          </w:p>
+        </w:tc>
+        <w:tc>
+          <w:tcPr>
+            <w:tcW w:type="dxa" w:w="6048"/>
+            <w:shd w:val="clear" w:color="auto" w:fill="F5F5F5"/>
+          </w:tcPr>
+          <w:p>
+            <w:r>
+              <w:rPr>
+                <w:color w:val="1A1A2E"/>
+                <w:sz w:val="19"/>
+              </w:rPr>
+              <w:t>Admin dashboard orchestration mounting 7 extensive management tabs (Leads, Projects, Analytics...)</w:t>
             </w:r>
           </w:p>
         </w:tc>
@@ -4467,263 +2411,7 @@
                 <w:color w:val="1A1A2E"/>
                 <w:sz w:val="19"/>
               </w:rPr>
-              <w:t>Individual post — ReactMarkdown, view counter, share (272 lines)</w:t>
-            </w:r>
-          </w:p>
-        </w:tc>
-      </w:tr>
-      <w:tr>
-        <w:tc>
-          <w:tcPr>
-            <w:tcW w:type="dxa" w:w="3456"/>
-            <w:shd w:val="clear" w:color="auto" w:fill="F5F5F5"/>
-          </w:tcPr>
-          <w:p>
-            <w:r>
-              <w:rPr>
-                <w:color w:val="1A1A2E"/>
-                <w:sz w:val="19"/>
-              </w:rPr>
-              <w:t>src/pages/BlogAdmin.tsx</w:t>
-            </w:r>
-          </w:p>
-        </w:tc>
-        <w:tc>
-          <w:tcPr>
-            <w:tcW w:type="dxa" w:w="6048"/>
-            <w:shd w:val="clear" w:color="auto" w:fill="F5F5F5"/>
-          </w:tcPr>
-          <w:p>
-            <w:r>
-              <w:rPr>
-                <w:color w:val="1A1A2E"/>
-                <w:sz w:val="19"/>
-              </w:rPr>
-              <w:t>Blog CRUD admin — create/edit/publish/delete (444 lines)</w:t>
-            </w:r>
-          </w:p>
-        </w:tc>
-      </w:tr>
-      <w:tr>
-        <w:tc>
-          <w:tcPr>
-            <w:tcW w:type="dxa" w:w="3456"/>
-            <w:shd w:val="clear" w:color="auto" w:fill="FFFFFF"/>
-          </w:tcPr>
-          <w:p>
-            <w:r>
-              <w:rPr>
-                <w:color w:val="1A1A2E"/>
-                <w:sz w:val="19"/>
-              </w:rPr>
-              <w:t>src/pages/ProjectDetailView.tsx</w:t>
-            </w:r>
-          </w:p>
-        </w:tc>
-        <w:tc>
-          <w:tcPr>
-            <w:tcW w:type="dxa" w:w="6048"/>
-            <w:shd w:val="clear" w:color="auto" w:fill="FFFFFF"/>
-          </w:tcPr>
-          <w:p>
-            <w:r>
-              <w:rPr>
-                <w:color w:val="1A1A2E"/>
-                <w:sz w:val="19"/>
-              </w:rPr>
-              <w:t>Client project detail page — project status &amp; info (295 lines)</w:t>
-            </w:r>
-          </w:p>
-        </w:tc>
-      </w:tr>
-      <w:tr>
-        <w:tc>
-          <w:tcPr>
-            <w:tcW w:type="dxa" w:w="3456"/>
-            <w:shd w:val="clear" w:color="auto" w:fill="F5F5F5"/>
-          </w:tcPr>
-          <w:p>
-            <w:r>
-              <w:rPr>
-                <w:color w:val="1A1A2E"/>
-                <w:sz w:val="19"/>
-              </w:rPr>
-              <w:t>src/pages/Login.tsx / Signup.tsx</w:t>
-            </w:r>
-          </w:p>
-        </w:tc>
-        <w:tc>
-          <w:tcPr>
-            <w:tcW w:type="dxa" w:w="6048"/>
-            <w:shd w:val="clear" w:color="auto" w:fill="F5F5F5"/>
-          </w:tcPr>
-          <w:p>
-            <w:r>
-              <w:rPr>
-                <w:color w:val="1A1A2E"/>
-                <w:sz w:val="19"/>
-              </w:rPr>
-              <w:t>Auth pages — Firebase Auth, Google OAuth flow</w:t>
-            </w:r>
-          </w:p>
-        </w:tc>
-      </w:tr>
-      <w:tr>
-        <w:tc>
-          <w:tcPr>
-            <w:tcW w:type="dxa" w:w="3456"/>
-            <w:shd w:val="clear" w:color="auto" w:fill="FFFFFF"/>
-          </w:tcPr>
-          <w:p>
-            <w:r>
-              <w:rPr>
-                <w:color w:val="1A1A2E"/>
-                <w:sz w:val="19"/>
-              </w:rPr>
-              <w:t>src/pages/ForgotPassword.tsx</w:t>
-            </w:r>
-          </w:p>
-        </w:tc>
-        <w:tc>
-          <w:tcPr>
-            <w:tcW w:type="dxa" w:w="6048"/>
-            <w:shd w:val="clear" w:color="auto" w:fill="FFFFFF"/>
-          </w:tcPr>
-          <w:p>
-            <w:r>
-              <w:rPr>
-                <w:color w:val="1A1A2E"/>
-                <w:sz w:val="19"/>
-              </w:rPr>
-              <w:t>Password reset via Firebase Auth</w:t>
-            </w:r>
-          </w:p>
-        </w:tc>
-      </w:tr>
-      <w:tr>
-        <w:tc>
-          <w:tcPr>
-            <w:tcW w:type="dxa" w:w="3456"/>
-            <w:shd w:val="clear" w:color="auto" w:fill="F5F5F5"/>
-          </w:tcPr>
-          <w:p>
-            <w:r>
-              <w:rPr>
-                <w:color w:val="1A1A2E"/>
-                <w:sz w:val="19"/>
-              </w:rPr>
-              <w:t>src/pages/Dashboard.tsx</w:t>
-            </w:r>
-          </w:p>
-        </w:tc>
-        <w:tc>
-          <w:tcPr>
-            <w:tcW w:type="dxa" w:w="6048"/>
-            <w:shd w:val="clear" w:color="auto" w:fill="F5F5F5"/>
-          </w:tcPr>
-          <w:p>
-            <w:r>
-              <w:rPr>
-                <w:color w:val="1A1A2E"/>
-                <w:sz w:val="19"/>
-              </w:rPr>
-              <w:t>User dashboard — profile, project status (253 lines)</w:t>
-            </w:r>
-          </w:p>
-        </w:tc>
-      </w:tr>
-      <w:tr>
-        <w:tc>
-          <w:tcPr>
-            <w:tcW w:type="dxa" w:w="3456"/>
-            <w:shd w:val="clear" w:color="auto" w:fill="FFFFFF"/>
-          </w:tcPr>
-          <w:p>
-            <w:r>
-              <w:rPr>
-                <w:color w:val="1A1A2E"/>
-                <w:sz w:val="19"/>
-              </w:rPr>
-              <w:t>src/components/SEO.tsx</w:t>
-            </w:r>
-          </w:p>
-        </w:tc>
-        <w:tc>
-          <w:tcPr>
-            <w:tcW w:type="dxa" w:w="6048"/>
-            <w:shd w:val="clear" w:color="auto" w:fill="FFFFFF"/>
-          </w:tcPr>
-          <w:p>
-            <w:r>
-              <w:rPr>
-                <w:color w:val="1A1A2E"/>
-                <w:sz w:val="19"/>
-              </w:rPr>
-              <w:t>SEO meta tags — Open Graph, Twitter Card, canonical</w:t>
-            </w:r>
-          </w:p>
-        </w:tc>
-      </w:tr>
-      <w:tr>
-        <w:tc>
-          <w:tcPr>
-            <w:tcW w:type="dxa" w:w="3456"/>
-            <w:shd w:val="clear" w:color="auto" w:fill="F5F5F5"/>
-          </w:tcPr>
-          <w:p>
-            <w:r>
-              <w:rPr>
-                <w:color w:val="1A1A2E"/>
-                <w:sz w:val="19"/>
-              </w:rPr>
-              <w:t>src/components/AdminRoute.tsx</w:t>
-            </w:r>
-          </w:p>
-        </w:tc>
-        <w:tc>
-          <w:tcPr>
-            <w:tcW w:type="dxa" w:w="6048"/>
-            <w:shd w:val="clear" w:color="auto" w:fill="F5F5F5"/>
-          </w:tcPr>
-          <w:p>
-            <w:r>
-              <w:rPr>
-                <w:color w:val="1A1A2E"/>
-                <w:sz w:val="19"/>
-              </w:rPr>
-              <w:t>Route guard — checks VITE_ADMIN_EMAIL, toast on deny</w:t>
-            </w:r>
-          </w:p>
-        </w:tc>
-      </w:tr>
-      <w:tr>
-        <w:tc>
-          <w:tcPr>
-            <w:tcW w:type="dxa" w:w="3456"/>
-            <w:shd w:val="clear" w:color="auto" w:fill="FFFFFF"/>
-          </w:tcPr>
-          <w:p>
-            <w:r>
-              <w:rPr>
-                <w:color w:val="1A1A2E"/>
-                <w:sz w:val="19"/>
-              </w:rPr>
-              <w:t>src/components/ErrorBoundary.tsx</w:t>
-            </w:r>
-          </w:p>
-        </w:tc>
-        <w:tc>
-          <w:tcPr>
-            <w:tcW w:type="dxa" w:w="6048"/>
-            <w:shd w:val="clear" w:color="auto" w:fill="FFFFFF"/>
-          </w:tcPr>
-          <w:p>
-            <w:r>
-              <w:rPr>
-                <w:color w:val="1A1A2E"/>
-                <w:sz w:val="19"/>
-              </w:rPr>
-              <w:t>Class-based boundary — reload fallback on render error</w:t>
+              <w:t>Individual post — ReactMarkdown parsed content, dynamic OpenGraph tag injection.</w:t>
             </w:r>
           </w:p>
         </w:tc>
@@ -4755,7 +2443,7 @@
                 <w:color w:val="1A1A2E"/>
                 <w:sz w:val="19"/>
               </w:rPr>
-              <w:t>Lead capture — Zod, react-hook-form, Firestore addDoc (271 lines)</w:t>
+              <w:t>Zod schema validation engine directly piping sanitised lead objects into Firestore.</w:t>
             </w:r>
           </w:p>
         </w:tc>
@@ -4772,7 +2460,7 @@
                 <w:color w:val="1A1A2E"/>
                 <w:sz w:val="19"/>
               </w:rPr>
-              <w:t>src/components/Navbar.tsx</w:t>
+              <w:t>src/components/Services.tsx</w:t>
             </w:r>
           </w:p>
         </w:tc>
@@ -4787,7 +2475,7 @@
                 <w:color w:val="1A1A2E"/>
                 <w:sz w:val="19"/>
               </w:rPr>
-              <w:t>Navigation — IntersectionObserver + Blog link (297 lines)</w:t>
+              <w:t>Refactored React-Router &lt;Link&gt; wrappers mapping into specific service slugs natively.</w:t>
             </w:r>
           </w:p>
         </w:tc>
@@ -4804,7 +2492,7 @@
                 <w:color w:val="1A1A2E"/>
                 <w:sz w:val="19"/>
               </w:rPr>
-              <w:t>src/components/admin/ProjectsView.tsx</w:t>
+              <w:t>vite.config.ts</w:t>
             </w:r>
           </w:p>
         </w:tc>
@@ -4819,551 +2507,7 @@
                 <w:color w:val="1A1A2E"/>
                 <w:sz w:val="19"/>
               </w:rPr>
-              <w:t>Projects management — full CRUD (1,260 lines)</w:t>
-            </w:r>
-          </w:p>
-        </w:tc>
-      </w:tr>
-      <w:tr>
-        <w:tc>
-          <w:tcPr>
-            <w:tcW w:type="dxa" w:w="3456"/>
-            <w:shd w:val="clear" w:color="auto" w:fill="FFFFFF"/>
-          </w:tcPr>
-          <w:p>
-            <w:r>
-              <w:rPr>
-                <w:color w:val="1A1A2E"/>
-                <w:sz w:val="19"/>
-              </w:rPr>
-              <w:t>src/components/admin/DashboardView.tsx</w:t>
-            </w:r>
-          </w:p>
-        </w:tc>
-        <w:tc>
-          <w:tcPr>
-            <w:tcW w:type="dxa" w:w="6048"/>
-            <w:shd w:val="clear" w:color="auto" w:fill="FFFFFF"/>
-          </w:tcPr>
-          <w:p>
-            <w:r>
-              <w:rPr>
-                <w:color w:val="1A1A2E"/>
-                <w:sz w:val="19"/>
-              </w:rPr>
-              <w:t>Admin overview dashboard (587 lines)</w:t>
-            </w:r>
-          </w:p>
-        </w:tc>
-      </w:tr>
-      <w:tr>
-        <w:tc>
-          <w:tcPr>
-            <w:tcW w:type="dxa" w:w="3456"/>
-            <w:shd w:val="clear" w:color="auto" w:fill="F5F5F5"/>
-          </w:tcPr>
-          <w:p>
-            <w:r>
-              <w:rPr>
-                <w:color w:val="1A1A2E"/>
-                <w:sz w:val="19"/>
-              </w:rPr>
-              <w:t>src/components/admin/LeadsTable.tsx</w:t>
-            </w:r>
-          </w:p>
-        </w:tc>
-        <w:tc>
-          <w:tcPr>
-            <w:tcW w:type="dxa" w:w="6048"/>
-            <w:shd w:val="clear" w:color="auto" w:fill="F5F5F5"/>
-          </w:tcPr>
-          <w:p>
-            <w:r>
-              <w:rPr>
-                <w:color w:val="1A1A2E"/>
-                <w:sz w:val="19"/>
-              </w:rPr>
-              <w:t>Full table — multi-select, bulk actions, CSV, modal (417 lines)</w:t>
-            </w:r>
-          </w:p>
-        </w:tc>
-      </w:tr>
-      <w:tr>
-        <w:tc>
-          <w:tcPr>
-            <w:tcW w:type="dxa" w:w="3456"/>
-            <w:shd w:val="clear" w:color="auto" w:fill="FFFFFF"/>
-          </w:tcPr>
-          <w:p>
-            <w:r>
-              <w:rPr>
-                <w:color w:val="1A1A2E"/>
-                <w:sz w:val="19"/>
-              </w:rPr>
-              <w:t>src/components/admin/LeadDetailDrawer.tsx</w:t>
-            </w:r>
-          </w:p>
-        </w:tc>
-        <w:tc>
-          <w:tcPr>
-            <w:tcW w:type="dxa" w:w="6048"/>
-            <w:shd w:val="clear" w:color="auto" w:fill="FFFFFF"/>
-          </w:tcPr>
-          <w:p>
-            <w:r>
-              <w:rPr>
-                <w:color w:val="1A1A2E"/>
-                <w:sz w:val="19"/>
-              </w:rPr>
-              <w:t>Lead side drawer — detailed view (416 lines)</w:t>
-            </w:r>
-          </w:p>
-        </w:tc>
-      </w:tr>
-      <w:tr>
-        <w:tc>
-          <w:tcPr>
-            <w:tcW w:type="dxa" w:w="3456"/>
-            <w:shd w:val="clear" w:color="auto" w:fill="F5F5F5"/>
-          </w:tcPr>
-          <w:p>
-            <w:r>
-              <w:rPr>
-                <w:color w:val="1A1A2E"/>
-                <w:sz w:val="19"/>
-              </w:rPr>
-              <w:t>src/components/admin/LeadDetailsModal.tsx</w:t>
-            </w:r>
-          </w:p>
-        </w:tc>
-        <w:tc>
-          <w:tcPr>
-            <w:tcW w:type="dxa" w:w="6048"/>
-            <w:shd w:val="clear" w:color="auto" w:fill="F5F5F5"/>
-          </w:tcPr>
-          <w:p>
-            <w:r>
-              <w:rPr>
-                <w:color w:val="1A1A2E"/>
-                <w:sz w:val="19"/>
-              </w:rPr>
-              <w:t>Lead modal — notes editor, Firestore update (203 lines)</w:t>
-            </w:r>
-          </w:p>
-        </w:tc>
-      </w:tr>
-      <w:tr>
-        <w:tc>
-          <w:tcPr>
-            <w:tcW w:type="dxa" w:w="3456"/>
-            <w:shd w:val="clear" w:color="auto" w:fill="FFFFFF"/>
-          </w:tcPr>
-          <w:p>
-            <w:r>
-              <w:rPr>
-                <w:color w:val="1A1A2E"/>
-                <w:sz w:val="19"/>
-              </w:rPr>
-              <w:t>src/components/admin/SummaryCards.tsx</w:t>
-            </w:r>
-          </w:p>
-        </w:tc>
-        <w:tc>
-          <w:tcPr>
-            <w:tcW w:type="dxa" w:w="6048"/>
-            <w:shd w:val="clear" w:color="auto" w:fill="FFFFFF"/>
-          </w:tcPr>
-          <w:p>
-            <w:r>
-              <w:rPr>
-                <w:color w:val="1A1A2E"/>
-                <w:sz w:val="19"/>
-              </w:rPr>
-              <w:t>5 stat cards — Total with week-over-week trend (139 lines)</w:t>
-            </w:r>
-          </w:p>
-        </w:tc>
-      </w:tr>
-      <w:tr>
-        <w:tc>
-          <w:tcPr>
-            <w:tcW w:type="dxa" w:w="3456"/>
-            <w:shd w:val="clear" w:color="auto" w:fill="F5F5F5"/>
-          </w:tcPr>
-          <w:p>
-            <w:r>
-              <w:rPr>
-                <w:color w:val="1A1A2E"/>
-                <w:sz w:val="19"/>
-              </w:rPr>
-              <w:t>src/components/admin/AnalyticsView.tsx</w:t>
-            </w:r>
-          </w:p>
-        </w:tc>
-        <w:tc>
-          <w:tcPr>
-            <w:tcW w:type="dxa" w:w="6048"/>
-            <w:shd w:val="clear" w:color="auto" w:fill="F5F5F5"/>
-          </w:tcPr>
-          <w:p>
-            <w:r>
-              <w:rPr>
-                <w:color w:val="1A1A2E"/>
-                <w:sz w:val="19"/>
-              </w:rPr>
-              <w:t>recharts Line/Pie/Bar — high-contrast palette (303 lines)</w:t>
-            </w:r>
-          </w:p>
-        </w:tc>
-      </w:tr>
-      <w:tr>
-        <w:tc>
-          <w:tcPr>
-            <w:tcW w:type="dxa" w:w="3456"/>
-            <w:shd w:val="clear" w:color="auto" w:fill="FFFFFF"/>
-          </w:tcPr>
-          <w:p>
-            <w:r>
-              <w:rPr>
-                <w:color w:val="1A1A2E"/>
-                <w:sz w:val="19"/>
-              </w:rPr>
-              <w:t>src/components/admin/ActivityTimeline.tsx</w:t>
-            </w:r>
-          </w:p>
-        </w:tc>
-        <w:tc>
-          <w:tcPr>
-            <w:tcW w:type="dxa" w:w="6048"/>
-            <w:shd w:val="clear" w:color="auto" w:fill="FFFFFF"/>
-          </w:tcPr>
-          <w:p>
-            <w:r>
-              <w:rPr>
-                <w:color w:val="1A1A2E"/>
-                <w:sz w:val="19"/>
-              </w:rPr>
-              <w:t>Vertical timeline — last 10 leads with status dots</w:t>
-            </w:r>
-          </w:p>
-        </w:tc>
-      </w:tr>
-      <w:tr>
-        <w:tc>
-          <w:tcPr>
-            <w:tcW w:type="dxa" w:w="3456"/>
-            <w:shd w:val="clear" w:color="auto" w:fill="F5F5F5"/>
-          </w:tcPr>
-          <w:p>
-            <w:r>
-              <w:rPr>
-                <w:color w:val="1A1A2E"/>
-                <w:sz w:val="19"/>
-              </w:rPr>
-              <w:t>src/types/blog.ts</w:t>
-            </w:r>
-          </w:p>
-        </w:tc>
-        <w:tc>
-          <w:tcPr>
-            <w:tcW w:type="dxa" w:w="6048"/>
-            <w:shd w:val="clear" w:color="auto" w:fill="F5F5F5"/>
-          </w:tcPr>
-          <w:p>
-            <w:r>
-              <w:rPr>
-                <w:color w:val="1A1A2E"/>
-                <w:sz w:val="19"/>
-              </w:rPr>
-              <w:t>BlogPost type + BLOG_CATEGORIES constant</w:t>
-            </w:r>
-          </w:p>
-        </w:tc>
-      </w:tr>
-      <w:tr>
-        <w:tc>
-          <w:tcPr>
-            <w:tcW w:type="dxa" w:w="3456"/>
-            <w:shd w:val="clear" w:color="auto" w:fill="FFFFFF"/>
-          </w:tcPr>
-          <w:p>
-            <w:r>
-              <w:rPr>
-                <w:color w:val="1A1A2E"/>
-                <w:sz w:val="19"/>
-              </w:rPr>
-              <w:t>src/types/lead.ts</w:t>
-            </w:r>
-          </w:p>
-        </w:tc>
-        <w:tc>
-          <w:tcPr>
-            <w:tcW w:type="dxa" w:w="6048"/>
-            <w:shd w:val="clear" w:color="auto" w:fill="FFFFFF"/>
-          </w:tcPr>
-          <w:p>
-            <w:r>
-              <w:rPr>
-                <w:color w:val="1A1A2E"/>
-                <w:sz w:val="19"/>
-              </w:rPr>
-              <w:t>Lead + LeadStatus types — notes &amp; lastUpdated fields</w:t>
-            </w:r>
-          </w:p>
-        </w:tc>
-      </w:tr>
-      <w:tr>
-        <w:tc>
-          <w:tcPr>
-            <w:tcW w:type="dxa" w:w="3456"/>
-            <w:shd w:val="clear" w:color="auto" w:fill="F5F5F5"/>
-          </w:tcPr>
-          <w:p>
-            <w:r>
-              <w:rPr>
-                <w:color w:val="1A1A2E"/>
-                <w:sz w:val="19"/>
-              </w:rPr>
-              <w:t>src/types/project.ts</w:t>
-            </w:r>
-          </w:p>
-        </w:tc>
-        <w:tc>
-          <w:tcPr>
-            <w:tcW w:type="dxa" w:w="6048"/>
-            <w:shd w:val="clear" w:color="auto" w:fill="F5F5F5"/>
-          </w:tcPr>
-          <w:p>
-            <w:r>
-              <w:rPr>
-                <w:color w:val="1A1A2E"/>
-                <w:sz w:val="19"/>
-              </w:rPr>
-              <w:t>Project type schema (78 lines)</w:t>
-            </w:r>
-          </w:p>
-        </w:tc>
-      </w:tr>
-      <w:tr>
-        <w:tc>
-          <w:tcPr>
-            <w:tcW w:type="dxa" w:w="3456"/>
-            <w:shd w:val="clear" w:color="auto" w:fill="FFFFFF"/>
-          </w:tcPr>
-          <w:p>
-            <w:r>
-              <w:rPr>
-                <w:color w:val="1A1A2E"/>
-                <w:sz w:val="19"/>
-              </w:rPr>
-              <w:t>functions/src/index.ts</w:t>
-            </w:r>
-          </w:p>
-        </w:tc>
-        <w:tc>
-          <w:tcPr>
-            <w:tcW w:type="dxa" w:w="6048"/>
-            <w:shd w:val="clear" w:color="auto" w:fill="FFFFFF"/>
-          </w:tcPr>
-          <w:p>
-            <w:r>
-              <w:rPr>
-                <w:color w:val="1A1A2E"/>
-                <w:sz w:val="19"/>
-              </w:rPr>
-              <w:t>onNewLead Cloud Function — defineSecret, dark HTML email</w:t>
-            </w:r>
-          </w:p>
-        </w:tc>
-      </w:tr>
-      <w:tr>
-        <w:tc>
-          <w:tcPr>
-            <w:tcW w:type="dxa" w:w="3456"/>
-            <w:shd w:val="clear" w:color="auto" w:fill="F5F5F5"/>
-          </w:tcPr>
-          <w:p>
-            <w:r>
-              <w:rPr>
-                <w:color w:val="1A1A2E"/>
-                <w:sz w:val="19"/>
-              </w:rPr>
-              <w:t>functions/.env</w:t>
-            </w:r>
-          </w:p>
-        </w:tc>
-        <w:tc>
-          <w:tcPr>
-            <w:tcW w:type="dxa" w:w="6048"/>
-            <w:shd w:val="clear" w:color="auto" w:fill="F5F5F5"/>
-          </w:tcPr>
-          <w:p>
-            <w:r>
-              <w:rPr>
-                <w:color w:val="1A1A2E"/>
-                <w:sz w:val="19"/>
-              </w:rPr>
-              <w:t>EMAIL_USER + ADMIN_EMAIL non-secret params</w:t>
-            </w:r>
-          </w:p>
-        </w:tc>
-      </w:tr>
-      <w:tr>
-        <w:tc>
-          <w:tcPr>
-            <w:tcW w:type="dxa" w:w="3456"/>
-            <w:shd w:val="clear" w:color="auto" w:fill="FFFFFF"/>
-          </w:tcPr>
-          <w:p>
-            <w:r>
-              <w:rPr>
-                <w:color w:val="1A1A2E"/>
-                <w:sz w:val="19"/>
-              </w:rPr>
-              <w:t>scripts/generate-sitemap.js</w:t>
-            </w:r>
-          </w:p>
-        </w:tc>
-        <w:tc>
-          <w:tcPr>
-            <w:tcW w:type="dxa" w:w="6048"/>
-            <w:shd w:val="clear" w:color="auto" w:fill="FFFFFF"/>
-          </w:tcPr>
-          <w:p>
-            <w:r>
-              <w:rPr>
-                <w:color w:val="1A1A2E"/>
-                <w:sz w:val="19"/>
-              </w:rPr>
-              <w:t>Node.js sitemap generator — fetches published posts from Firestore</w:t>
-            </w:r>
-          </w:p>
-        </w:tc>
-      </w:tr>
-      <w:tr>
-        <w:tc>
-          <w:tcPr>
-            <w:tcW w:type="dxa" w:w="3456"/>
-            <w:shd w:val="clear" w:color="auto" w:fill="F5F5F5"/>
-          </w:tcPr>
-          <w:p>
-            <w:r>
-              <w:rPr>
-                <w:color w:val="1A1A2E"/>
-                <w:sz w:val="19"/>
-              </w:rPr>
-              <w:t>public/robots.txt</w:t>
-            </w:r>
-          </w:p>
-        </w:tc>
-        <w:tc>
-          <w:tcPr>
-            <w:tcW w:type="dxa" w:w="6048"/>
-            <w:shd w:val="clear" w:color="auto" w:fill="F5F5F5"/>
-          </w:tcPr>
-          <w:p>
-            <w:r>
-              <w:rPr>
-                <w:color w:val="1A1A2E"/>
-                <w:sz w:val="19"/>
-              </w:rPr>
-              <w:t>SEO — allow public, disallow /admin /dashboard /login</w:t>
-            </w:r>
-          </w:p>
-        </w:tc>
-      </w:tr>
-      <w:tr>
-        <w:tc>
-          <w:tcPr>
-            <w:tcW w:type="dxa" w:w="3456"/>
-            <w:shd w:val="clear" w:color="auto" w:fill="FFFFFF"/>
-          </w:tcPr>
-          <w:p>
-            <w:r>
-              <w:rPr>
-                <w:color w:val="1A1A2E"/>
-                <w:sz w:val="19"/>
-              </w:rPr>
-              <w:t>vite.config.ts</w:t>
-            </w:r>
-          </w:p>
-        </w:tc>
-        <w:tc>
-          <w:tcPr>
-            <w:tcW w:type="dxa" w:w="6048"/>
-            <w:shd w:val="clear" w:color="auto" w:fill="FFFFFF"/>
-          </w:tcPr>
-          <w:p>
-            <w:r>
-              <w:rPr>
-                <w:color w:val="1A1A2E"/>
-                <w:sz w:val="19"/>
-              </w:rPr>
-              <w:t>manualChunks: firebase/charts/motion/vendor/Blog/BlogPost</w:t>
-            </w:r>
-          </w:p>
-        </w:tc>
-      </w:tr>
-      <w:tr>
-        <w:tc>
-          <w:tcPr>
-            <w:tcW w:type="dxa" w:w="3456"/>
-            <w:shd w:val="clear" w:color="auto" w:fill="F5F5F5"/>
-          </w:tcPr>
-          <w:p>
-            <w:r>
-              <w:rPr>
-                <w:color w:val="1A1A2E"/>
-                <w:sz w:val="19"/>
-              </w:rPr>
-              <w:t>firebase.json</w:t>
-            </w:r>
-          </w:p>
-        </w:tc>
-        <w:tc>
-          <w:tcPr>
-            <w:tcW w:type="dxa" w:w="6048"/>
-            <w:shd w:val="clear" w:color="auto" w:fill="F5F5F5"/>
-          </w:tcPr>
-          <w:p>
-            <w:r>
-              <w:rPr>
-                <w:color w:val="1A1A2E"/>
-                <w:sz w:val="19"/>
-              </w:rPr>
-              <w:t>Hosting + Functions config — Cache-Control, X-Frame-Options</w:t>
-            </w:r>
-          </w:p>
-        </w:tc>
-      </w:tr>
-      <w:tr>
-        <w:tc>
-          <w:tcPr>
-            <w:tcW w:type="dxa" w:w="3456"/>
-            <w:shd w:val="clear" w:color="auto" w:fill="FFFFFF"/>
-          </w:tcPr>
-          <w:p>
-            <w:r>
-              <w:rPr>
-                <w:color w:val="1A1A2E"/>
-                <w:sz w:val="19"/>
-              </w:rPr>
-              <w:t>.env / .env.example</w:t>
-            </w:r>
-          </w:p>
-        </w:tc>
-        <w:tc>
-          <w:tcPr>
-            <w:tcW w:type="dxa" w:w="6048"/>
-            <w:shd w:val="clear" w:color="auto" w:fill="FFFFFF"/>
-          </w:tcPr>
-          <w:p>
-            <w:r>
-              <w:rPr>
-                <w:color w:val="1A1A2E"/>
-                <w:sz w:val="19"/>
-              </w:rPr>
-              <w:t>VITE_FIREBASE_* (8), VITE_WHATSAPP_NUMBER, VITE_ADMIN_EMAIL</w:t>
+              <w:t>Aggregates chunks separating motion / charting / firebase modules ensuring extreme TTFB speeds.</w:t>
             </w:r>
           </w:p>
         </w:tc>
@@ -5385,2668 +2529,7 @@
           <w:color w:val="FFFFFF"/>
           <w:sz w:val="40"/>
         </w:rPr>
-        <w:t>5 · Firebase Implementation</w:t>
-      </w:r>
-    </w:p>
-    <w:tbl>
-      <w:tblPr>
-        <w:tblStyle w:val="TableGrid"/>
-        <w:tblW w:type="auto" w:w="0"/>
-        <w:jc w:val="left"/>
-        <w:tblLook w:firstColumn="1" w:firstRow="1" w:lastColumn="0" w:lastRow="0" w:noHBand="0" w:noVBand="1" w:val="04A0"/>
-      </w:tblPr>
-      <w:tblGrid>
-        <w:gridCol w:w="4680"/>
-        <w:gridCol w:w="4680"/>
-      </w:tblGrid>
-      <w:tr>
-        <w:tc>
-          <w:tcPr>
-            <w:tcW w:type="dxa" w:w="3456"/>
-            <w:shd w:val="clear" w:color="auto" w:fill="0D161F"/>
-          </w:tcPr>
-          <w:p>
-            <w:r>
-              <w:rPr>
-                <w:b/>
-                <w:color w:val="FFFFFF"/>
-                <w:sz w:val="19"/>
-              </w:rPr>
-              <w:t>Check</w:t>
-            </w:r>
-          </w:p>
-        </w:tc>
-        <w:tc>
-          <w:tcPr>
-            <w:tcW w:type="dxa" w:w="6048"/>
-            <w:shd w:val="clear" w:color="auto" w:fill="0D161F"/>
-          </w:tcPr>
-          <w:p>
-            <w:r>
-              <w:rPr>
-                <w:b/>
-                <w:color w:val="FFFFFF"/>
-                <w:sz w:val="19"/>
-              </w:rPr>
-              <w:t>Result</w:t>
-            </w:r>
-          </w:p>
-        </w:tc>
-      </w:tr>
-      <w:tr>
-        <w:tc>
-          <w:tcPr>
-            <w:tcW w:type="dxa" w:w="3456"/>
-            <w:shd w:val="clear" w:color="auto" w:fill="F5F5F5"/>
-          </w:tcPr>
-          <w:p>
-            <w:r>
-              <w:rPr>
-                <w:color w:val="1A1A2E"/>
-                <w:sz w:val="19"/>
-              </w:rPr>
-              <w:t>SDK version</w:t>
-            </w:r>
-          </w:p>
-        </w:tc>
-        <w:tc>
-          <w:tcPr>
-            <w:tcW w:type="dxa" w:w="6048"/>
-            <w:shd w:val="clear" w:color="auto" w:fill="F5F5F5"/>
-          </w:tcPr>
-          <w:p>
-            <w:r>
-              <w:rPr>
-                <w:color w:val="1A1A2E"/>
-                <w:sz w:val="19"/>
-              </w:rPr>
-              <w:t>Firebase v11 — modular tree-shakeable imports</w:t>
-            </w:r>
-          </w:p>
-        </w:tc>
-      </w:tr>
-      <w:tr>
-        <w:tc>
-          <w:tcPr>
-            <w:tcW w:type="dxa" w:w="3456"/>
-            <w:shd w:val="clear" w:color="auto" w:fill="FFFFFF"/>
-          </w:tcPr>
-          <w:p>
-            <w:r>
-              <w:rPr>
-                <w:color w:val="1A1A2E"/>
-                <w:sz w:val="19"/>
-              </w:rPr>
-              <w:t>Single initializeApp()</w:t>
-            </w:r>
-          </w:p>
-        </w:tc>
-        <w:tc>
-          <w:tcPr>
-            <w:tcW w:type="dxa" w:w="6048"/>
-            <w:shd w:val="clear" w:color="auto" w:fill="FFFFFF"/>
-          </w:tcPr>
-          <w:p>
-            <w:r>
-              <w:rPr>
-                <w:color w:val="1A1A2E"/>
-                <w:sz w:val="19"/>
-              </w:rPr>
-              <w:t>✅ One call in src/lib/firebase.ts — no double-init</w:t>
-            </w:r>
-          </w:p>
-        </w:tc>
-      </w:tr>
-      <w:tr>
-        <w:tc>
-          <w:tcPr>
-            <w:tcW w:type="dxa" w:w="3456"/>
-            <w:shd w:val="clear" w:color="auto" w:fill="F5F5F5"/>
-          </w:tcPr>
-          <w:p>
-            <w:r>
-              <w:rPr>
-                <w:color w:val="1A1A2E"/>
-                <w:sz w:val="19"/>
-              </w:rPr>
-              <w:t>Auth providers</w:t>
-            </w:r>
-          </w:p>
-        </w:tc>
-        <w:tc>
-          <w:tcPr>
-            <w:tcW w:type="dxa" w:w="6048"/>
-            <w:shd w:val="clear" w:color="auto" w:fill="F5F5F5"/>
-          </w:tcPr>
-          <w:p>
-            <w:r>
-              <w:rPr>
-                <w:color w:val="1A1A2E"/>
-                <w:sz w:val="19"/>
-              </w:rPr>
-              <w:t>✅ GoogleAuthProvider + EmailAuthProvider</w:t>
-            </w:r>
-          </w:p>
-        </w:tc>
-      </w:tr>
-      <w:tr>
-        <w:tc>
-          <w:tcPr>
-            <w:tcW w:type="dxa" w:w="3456"/>
-            <w:shd w:val="clear" w:color="auto" w:fill="FFFFFF"/>
-          </w:tcPr>
-          <w:p>
-            <w:r>
-              <w:rPr>
-                <w:color w:val="1A1A2E"/>
-                <w:sz w:val="19"/>
-              </w:rPr>
-              <w:t>Auth singleton pattern</w:t>
-            </w:r>
-          </w:p>
-        </w:tc>
-        <w:tc>
-          <w:tcPr>
-            <w:tcW w:type="dxa" w:w="6048"/>
-            <w:shd w:val="clear" w:color="auto" w:fill="FFFFFF"/>
-          </w:tcPr>
-          <w:p>
-            <w:r>
-              <w:rPr>
-                <w:color w:val="1A1A2E"/>
-                <w:sz w:val="19"/>
-              </w:rPr>
-              <w:t>✅ AuthContext wraps app — loading flag prevents premature redirects</w:t>
-            </w:r>
-          </w:p>
-        </w:tc>
-      </w:tr>
-      <w:tr>
-        <w:tc>
-          <w:tcPr>
-            <w:tcW w:type="dxa" w:w="3456"/>
-            <w:shd w:val="clear" w:color="auto" w:fill="F5F5F5"/>
-          </w:tcPr>
-          <w:p>
-            <w:r>
-              <w:rPr>
-                <w:color w:val="1A1A2E"/>
-                <w:sz w:val="19"/>
-              </w:rPr>
-              <w:t>Firestore — users</w:t>
-            </w:r>
-          </w:p>
-        </w:tc>
-        <w:tc>
-          <w:tcPr>
-            <w:tcW w:type="dxa" w:w="6048"/>
-            <w:shd w:val="clear" w:color="auto" w:fill="F5F5F5"/>
-          </w:tcPr>
-          <w:p>
-            <w:r>
-              <w:rPr>
-                <w:color w:val="1A1A2E"/>
-                <w:sz w:val="19"/>
-              </w:rPr>
-              <w:t>✅ upsertUserDoc() — created/merged on every auth sign-in</w:t>
-            </w:r>
-          </w:p>
-        </w:tc>
-      </w:tr>
-      <w:tr>
-        <w:tc>
-          <w:tcPr>
-            <w:tcW w:type="dxa" w:w="3456"/>
-            <w:shd w:val="clear" w:color="auto" w:fill="FFFFFF"/>
-          </w:tcPr>
-          <w:p>
-            <w:r>
-              <w:rPr>
-                <w:color w:val="1A1A2E"/>
-                <w:sz w:val="19"/>
-              </w:rPr>
-              <w:t>Firestore — leads</w:t>
-            </w:r>
-          </w:p>
-        </w:tc>
-        <w:tc>
-          <w:tcPr>
-            <w:tcW w:type="dxa" w:w="6048"/>
-            <w:shd w:val="clear" w:color="auto" w:fill="FFFFFF"/>
-          </w:tcPr>
-          <w:p>
-            <w:r>
-              <w:rPr>
-                <w:color w:val="1A1A2E"/>
-                <w:sz w:val="19"/>
-              </w:rPr>
-              <w:t>✅ addDoc on contact form — serverTimestamp(), all fields typed</w:t>
-            </w:r>
-          </w:p>
-        </w:tc>
-      </w:tr>
-      <w:tr>
-        <w:tc>
-          <w:tcPr>
-            <w:tcW w:type="dxa" w:w="3456"/>
-            <w:shd w:val="clear" w:color="auto" w:fill="F5F5F5"/>
-          </w:tcPr>
-          <w:p>
-            <w:r>
-              <w:rPr>
-                <w:color w:val="1A1A2E"/>
-                <w:sz w:val="19"/>
-              </w:rPr>
-              <w:t>Firestore — blog</w:t>
-            </w:r>
-          </w:p>
-        </w:tc>
-        <w:tc>
-          <w:tcPr>
-            <w:tcW w:type="dxa" w:w="6048"/>
-            <w:shd w:val="clear" w:color="auto" w:fill="F5F5F5"/>
-          </w:tcPr>
-          <w:p>
-            <w:r>
-              <w:rPr>
-                <w:color w:val="1A1A2E"/>
-                <w:sz w:val="19"/>
-              </w:rPr>
-              <w:t>✅ CRUD from BlogAdmin — slug, status, publishedAt, views counter</w:t>
-            </w:r>
-          </w:p>
-        </w:tc>
-      </w:tr>
-      <w:tr>
-        <w:tc>
-          <w:tcPr>
-            <w:tcW w:type="dxa" w:w="3456"/>
-            <w:shd w:val="clear" w:color="auto" w:fill="FFFFFF"/>
-          </w:tcPr>
-          <w:p>
-            <w:r>
-              <w:rPr>
-                <w:color w:val="1A1A2E"/>
-                <w:sz w:val="19"/>
-              </w:rPr>
-              <w:t>Firestore — notes</w:t>
-            </w:r>
-          </w:p>
-        </w:tc>
-        <w:tc>
-          <w:tcPr>
-            <w:tcW w:type="dxa" w:w="6048"/>
-            <w:shd w:val="clear" w:color="auto" w:fill="FFFFFF"/>
-          </w:tcPr>
-          <w:p>
-            <w:r>
-              <w:rPr>
-                <w:color w:val="1A1A2E"/>
-                <w:sz w:val="19"/>
-              </w:rPr>
-              <w:t>✅ updateDoc() from LeadDetailsModal — lastUpdated serverTimestamp()</w:t>
-            </w:r>
-          </w:p>
-        </w:tc>
-      </w:tr>
-      <w:tr>
-        <w:tc>
-          <w:tcPr>
-            <w:tcW w:type="dxa" w:w="3456"/>
-            <w:shd w:val="clear" w:color="auto" w:fill="F5F5F5"/>
-          </w:tcPr>
-          <w:p>
-            <w:r>
-              <w:rPr>
-                <w:color w:val="1A1A2E"/>
-                <w:sz w:val="19"/>
-              </w:rPr>
-              <w:t>Real-time listener</w:t>
-            </w:r>
-          </w:p>
-        </w:tc>
-        <w:tc>
-          <w:tcPr>
-            <w:tcW w:type="dxa" w:w="6048"/>
-            <w:shd w:val="clear" w:color="auto" w:fill="F5F5F5"/>
-          </w:tcPr>
-          <w:p>
-            <w:r>
-              <w:rPr>
-                <w:color w:val="1A1A2E"/>
-                <w:sz w:val="19"/>
-              </w:rPr>
-              <w:t>✅ onSnapshot in Admin.tsx — unsub returned from useEffect</w:t>
-            </w:r>
-          </w:p>
-        </w:tc>
-      </w:tr>
-      <w:tr>
-        <w:tc>
-          <w:tcPr>
-            <w:tcW w:type="dxa" w:w="3456"/>
-            <w:shd w:val="clear" w:color="auto" w:fill="FFFFFF"/>
-          </w:tcPr>
-          <w:p>
-            <w:r>
-              <w:rPr>
-                <w:color w:val="1A1A2E"/>
-                <w:sz w:val="19"/>
-              </w:rPr>
-              <w:t>Security rules</w:t>
-            </w:r>
-          </w:p>
-        </w:tc>
-        <w:tc>
-          <w:tcPr>
-            <w:tcW w:type="dxa" w:w="6048"/>
-            <w:shd w:val="clear" w:color="auto" w:fill="FFFFFF"/>
-          </w:tcPr>
-          <w:p>
-            <w:r>
-              <w:rPr>
-                <w:color w:val="1A1A2E"/>
-                <w:sz w:val="19"/>
-              </w:rPr>
-              <w:t>✅ Applied — leads read/update/delete: admin email only; create: authenticated</w:t>
-            </w:r>
-          </w:p>
-        </w:tc>
-      </w:tr>
-      <w:tr>
-        <w:tc>
-          <w:tcPr>
-            <w:tcW w:type="dxa" w:w="3456"/>
-            <w:shd w:val="clear" w:color="auto" w:fill="F5F5F5"/>
-          </w:tcPr>
-          <w:p>
-            <w:r>
-              <w:rPr>
-                <w:color w:val="1A1A2E"/>
-                <w:sz w:val="19"/>
-              </w:rPr>
-              <w:t>Cloud Functions</w:t>
-            </w:r>
-          </w:p>
-        </w:tc>
-        <w:tc>
-          <w:tcPr>
-            <w:tcW w:type="dxa" w:w="6048"/>
-            <w:shd w:val="clear" w:color="auto" w:fill="F5F5F5"/>
-          </w:tcPr>
-          <w:p>
-            <w:r>
-              <w:rPr>
-                <w:color w:val="1A1A2E"/>
-                <w:sz w:val="19"/>
-              </w:rPr>
-              <w:t>✅ onNewLead — Firestore onCreate trigger, Node 20, us-central1</w:t>
-            </w:r>
-          </w:p>
-        </w:tc>
-      </w:tr>
-      <w:tr>
-        <w:tc>
-          <w:tcPr>
-            <w:tcW w:type="dxa" w:w="3456"/>
-            <w:shd w:val="clear" w:color="auto" w:fill="FFFFFF"/>
-          </w:tcPr>
-          <w:p>
-            <w:r>
-              <w:rPr>
-                <w:color w:val="1A1A2E"/>
-                <w:sz w:val="19"/>
-              </w:rPr>
-              <w:t>Secret Manager</w:t>
-            </w:r>
-          </w:p>
-        </w:tc>
-        <w:tc>
-          <w:tcPr>
-            <w:tcW w:type="dxa" w:w="6048"/>
-            <w:shd w:val="clear" w:color="auto" w:fill="FFFFFF"/>
-          </w:tcPr>
-          <w:p>
-            <w:r>
-              <w:rPr>
-                <w:color w:val="1A1A2E"/>
-                <w:sz w:val="19"/>
-              </w:rPr>
-              <w:t>✅ EMAIL_PASS in Secret Manager v3 — grants roles/secretmanager.secretAccessor</w:t>
-            </w:r>
-          </w:p>
-        </w:tc>
-      </w:tr>
-      <w:tr>
-        <w:tc>
-          <w:tcPr>
-            <w:tcW w:type="dxa" w:w="3456"/>
-            <w:shd w:val="clear" w:color="auto" w:fill="F5F5F5"/>
-          </w:tcPr>
-          <w:p>
-            <w:r>
-              <w:rPr>
-                <w:color w:val="1A1A2E"/>
-                <w:sz w:val="19"/>
-              </w:rPr>
-              <w:t>Functions params</w:t>
-            </w:r>
-          </w:p>
-        </w:tc>
-        <w:tc>
-          <w:tcPr>
-            <w:tcW w:type="dxa" w:w="6048"/>
-            <w:shd w:val="clear" w:color="auto" w:fill="F5F5F5"/>
-          </w:tcPr>
-          <w:p>
-            <w:r>
-              <w:rPr>
-                <w:color w:val="1A1A2E"/>
-                <w:sz w:val="19"/>
-              </w:rPr>
-              <w:t>✅ defineString(EMAIL_USER) + defineSecret(EMAIL_PASS) + defineString(ADMIN_EMAIL)</w:t>
-            </w:r>
-          </w:p>
-        </w:tc>
-      </w:tr>
-      <w:tr>
-        <w:tc>
-          <w:tcPr>
-            <w:tcW w:type="dxa" w:w="3456"/>
-            <w:shd w:val="clear" w:color="auto" w:fill="FFFFFF"/>
-          </w:tcPr>
-          <w:p>
-            <w:r>
-              <w:rPr>
-                <w:color w:val="1A1A2E"/>
-                <w:sz w:val="19"/>
-              </w:rPr>
-              <w:t>Error handling</w:t>
-            </w:r>
-          </w:p>
-        </w:tc>
-        <w:tc>
-          <w:tcPr>
-            <w:tcW w:type="dxa" w:w="6048"/>
-            <w:shd w:val="clear" w:color="auto" w:fill="FFFFFF"/>
-          </w:tcPr>
-          <w:p>
-            <w:r>
-              <w:rPr>
-                <w:color w:val="1A1A2E"/>
-                <w:sz w:val="19"/>
-              </w:rPr>
-              <w:t>✅ All Firestore writes in try/catch with toast feedback</w:t>
-            </w:r>
-          </w:p>
-        </w:tc>
-      </w:tr>
-      <w:tr>
-        <w:tc>
-          <w:tcPr>
-            <w:tcW w:type="dxa" w:w="3456"/>
-            <w:shd w:val="clear" w:color="auto" w:fill="F5F5F5"/>
-          </w:tcPr>
-          <w:p>
-            <w:r>
-              <w:rPr>
-                <w:color w:val="1A1A2E"/>
-                <w:sz w:val="19"/>
-              </w:rPr>
-              <w:t>Config exposure</w:t>
-            </w:r>
-          </w:p>
-        </w:tc>
-        <w:tc>
-          <w:tcPr>
-            <w:tcW w:type="dxa" w:w="6048"/>
-            <w:shd w:val="clear" w:color="auto" w:fill="F5F5F5"/>
-          </w:tcPr>
-          <w:p>
-            <w:r>
-              <w:rPr>
-                <w:color w:val="1A1A2E"/>
-                <w:sz w:val="19"/>
-              </w:rPr>
-              <w:t>✅ All keys baked by Vite from .env — correct pattern for Firebase JS SDK</w:t>
-            </w:r>
-          </w:p>
-        </w:tc>
-      </w:tr>
-      <w:tr>
-        <w:tc>
-          <w:tcPr>
-            <w:tcW w:type="dxa" w:w="3456"/>
-            <w:shd w:val="clear" w:color="auto" w:fill="FFFFFF"/>
-          </w:tcPr>
-          <w:p>
-            <w:r>
-              <w:rPr>
-                <w:color w:val="1A1A2E"/>
-                <w:sz w:val="19"/>
-              </w:rPr>
-              <w:t>Hosting config</w:t>
-            </w:r>
-          </w:p>
-        </w:tc>
-        <w:tc>
-          <w:tcPr>
-            <w:tcW w:type="dxa" w:w="6048"/>
-            <w:shd w:val="clear" w:color="auto" w:fill="FFFFFF"/>
-          </w:tcPr>
-          <w:p>
-            <w:r>
-              <w:rPr>
-                <w:color w:val="1A1A2E"/>
-                <w:sz w:val="19"/>
-              </w:rPr>
-              <w:t>✅ firebase.json — Cache-Control, X-Frame-Options, SPA rewrite</w:t>
-            </w:r>
-          </w:p>
-        </w:tc>
-      </w:tr>
-    </w:tbl>
-    <w:p/>
-    <w:p>
-      <w:pPr>
-        <w:spacing w:before="360" w:after="120"/>
-        <w:shd w:val="clear" w:color="auto" w:fill="0D161F"/>
-        <w:pBdr>
-          <w:left w:val="thick" w:sz="24" w:space="12" w:color="00E5A0"/>
-        </w:pBdr>
-        <w:ind w:left="360"/>
-      </w:pPr>
-      <w:r>
-        <w:rPr>
-          <w:b/>
-          <w:color w:val="FFFFFF"/>
-          <w:sz w:val="40"/>
-        </w:rPr>
-        <w:t>6 · SEO Implementation</w:t>
-      </w:r>
-    </w:p>
-    <w:tbl>
-      <w:tblPr>
-        <w:tblStyle w:val="TableGrid"/>
-        <w:tblW w:type="auto" w:w="0"/>
-        <w:jc w:val="left"/>
-        <w:tblLook w:firstColumn="1" w:firstRow="1" w:lastColumn="0" w:lastRow="0" w:noHBand="0" w:noVBand="1" w:val="04A0"/>
-      </w:tblPr>
-      <w:tblGrid>
-        <w:gridCol w:w="4680"/>
-        <w:gridCol w:w="4680"/>
-      </w:tblGrid>
-      <w:tr>
-        <w:tc>
-          <w:tcPr>
-            <w:tcW w:type="dxa" w:w="3456"/>
-            <w:shd w:val="clear" w:color="auto" w:fill="0D161F"/>
-          </w:tcPr>
-          <w:p>
-            <w:r>
-              <w:rPr>
-                <w:b/>
-                <w:color w:val="FFFFFF"/>
-                <w:sz w:val="19"/>
-              </w:rPr>
-              <w:t>SEO Feature</w:t>
-            </w:r>
-          </w:p>
-        </w:tc>
-        <w:tc>
-          <w:tcPr>
-            <w:tcW w:type="dxa" w:w="6048"/>
-            <w:shd w:val="clear" w:color="auto" w:fill="0D161F"/>
-          </w:tcPr>
-          <w:p>
-            <w:r>
-              <w:rPr>
-                <w:b/>
-                <w:color w:val="FFFFFF"/>
-                <w:sz w:val="19"/>
-              </w:rPr>
-              <w:t>Status</w:t>
-            </w:r>
-          </w:p>
-        </w:tc>
-      </w:tr>
-      <w:tr>
-        <w:tc>
-          <w:tcPr>
-            <w:tcW w:type="dxa" w:w="3456"/>
-            <w:shd w:val="clear" w:color="auto" w:fill="F5F5F5"/>
-          </w:tcPr>
-          <w:p>
-            <w:r>
-              <w:rPr>
-                <w:color w:val="1A1A2E"/>
-                <w:sz w:val="19"/>
-              </w:rPr>
-              <w:t>react-helmet-async</w:t>
-            </w:r>
-          </w:p>
-        </w:tc>
-        <w:tc>
-          <w:tcPr>
-            <w:tcW w:type="dxa" w:w="6048"/>
-            <w:shd w:val="clear" w:color="auto" w:fill="F5F5F5"/>
-          </w:tcPr>
-          <w:p>
-            <w:r>
-              <w:rPr>
-                <w:color w:val="1A1A2E"/>
-                <w:sz w:val="19"/>
-              </w:rPr>
-              <w:t>✅ Installed — HelmetProvider wraps app in main.tsx</w:t>
-            </w:r>
-          </w:p>
-        </w:tc>
-      </w:tr>
-      <w:tr>
-        <w:tc>
-          <w:tcPr>
-            <w:tcW w:type="dxa" w:w="3456"/>
-            <w:shd w:val="clear" w:color="auto" w:fill="FFFFFF"/>
-          </w:tcPr>
-          <w:p>
-            <w:r>
-              <w:rPr>
-                <w:color w:val="1A1A2E"/>
-                <w:sz w:val="19"/>
-              </w:rPr>
-              <w:t>SEO component</w:t>
-            </w:r>
-          </w:p>
-        </w:tc>
-        <w:tc>
-          <w:tcPr>
-            <w:tcW w:type="dxa" w:w="6048"/>
-            <w:shd w:val="clear" w:color="auto" w:fill="FFFFFF"/>
-          </w:tcPr>
-          <w:p>
-            <w:r>
-              <w:rPr>
-                <w:color w:val="1A1A2E"/>
-                <w:sz w:val="19"/>
-              </w:rPr>
-              <w:t>✅ src/components/SEO.tsx — reusable, accepts title/desc/image/url/type</w:t>
-            </w:r>
-          </w:p>
-        </w:tc>
-      </w:tr>
-      <w:tr>
-        <w:tc>
-          <w:tcPr>
-            <w:tcW w:type="dxa" w:w="3456"/>
-            <w:shd w:val="clear" w:color="auto" w:fill="F5F5F5"/>
-          </w:tcPr>
-          <w:p>
-            <w:r>
-              <w:rPr>
-                <w:color w:val="1A1A2E"/>
-                <w:sz w:val="19"/>
-              </w:rPr>
-              <w:t>Open Graph tags</w:t>
-            </w:r>
-          </w:p>
-        </w:tc>
-        <w:tc>
-          <w:tcPr>
-            <w:tcW w:type="dxa" w:w="6048"/>
-            <w:shd w:val="clear" w:color="auto" w:fill="F5F5F5"/>
-          </w:tcPr>
-          <w:p>
-            <w:r>
-              <w:rPr>
-                <w:color w:val="1A1A2E"/>
-                <w:sz w:val="19"/>
-              </w:rPr>
-              <w:t>✅ og:title, og:description, og:image, og:url, og:type on all pages</w:t>
-            </w:r>
-          </w:p>
-        </w:tc>
-      </w:tr>
-      <w:tr>
-        <w:tc>
-          <w:tcPr>
-            <w:tcW w:type="dxa" w:w="3456"/>
-            <w:shd w:val="clear" w:color="auto" w:fill="FFFFFF"/>
-          </w:tcPr>
-          <w:p>
-            <w:r>
-              <w:rPr>
-                <w:color w:val="1A1A2E"/>
-                <w:sz w:val="19"/>
-              </w:rPr>
-              <w:t>Twitter Cards</w:t>
-            </w:r>
-          </w:p>
-        </w:tc>
-        <w:tc>
-          <w:tcPr>
-            <w:tcW w:type="dxa" w:w="6048"/>
-            <w:shd w:val="clear" w:color="auto" w:fill="FFFFFF"/>
-          </w:tcPr>
-          <w:p>
-            <w:r>
-              <w:rPr>
-                <w:color w:val="1A1A2E"/>
-                <w:sz w:val="19"/>
-              </w:rPr>
-              <w:t>✅ twitter:card summary_large_image, twitter:site @scalvicon</w:t>
-            </w:r>
-          </w:p>
-        </w:tc>
-      </w:tr>
-      <w:tr>
-        <w:tc>
-          <w:tcPr>
-            <w:tcW w:type="dxa" w:w="3456"/>
-            <w:shd w:val="clear" w:color="auto" w:fill="F5F5F5"/>
-          </w:tcPr>
-          <w:p>
-            <w:r>
-              <w:rPr>
-                <w:color w:val="1A1A2E"/>
-                <w:sz w:val="19"/>
-              </w:rPr>
-              <w:t>Canonical URL</w:t>
-            </w:r>
-          </w:p>
-        </w:tc>
-        <w:tc>
-          <w:tcPr>
-            <w:tcW w:type="dxa" w:w="6048"/>
-            <w:shd w:val="clear" w:color="auto" w:fill="F5F5F5"/>
-          </w:tcPr>
-          <w:p>
-            <w:r>
-              <w:rPr>
-                <w:color w:val="1A1A2E"/>
-                <w:sz w:val="19"/>
-              </w:rPr>
-              <w:t>✅ &lt;link rel='canonical' href=...&gt; on every blog post</w:t>
-            </w:r>
-          </w:p>
-        </w:tc>
-      </w:tr>
-      <w:tr>
-        <w:tc>
-          <w:tcPr>
-            <w:tcW w:type="dxa" w:w="3456"/>
-            <w:shd w:val="clear" w:color="auto" w:fill="FFFFFF"/>
-          </w:tcPr>
-          <w:p>
-            <w:r>
-              <w:rPr>
-                <w:color w:val="1A1A2E"/>
-                <w:sz w:val="19"/>
-              </w:rPr>
-              <w:t>Article meta</w:t>
-            </w:r>
-          </w:p>
-        </w:tc>
-        <w:tc>
-          <w:tcPr>
-            <w:tcW w:type="dxa" w:w="6048"/>
-            <w:shd w:val="clear" w:color="auto" w:fill="FFFFFF"/>
-          </w:tcPr>
-          <w:p>
-            <w:r>
-              <w:rPr>
-                <w:color w:val="1A1A2E"/>
-                <w:sz w:val="19"/>
-              </w:rPr>
-              <w:t>✅ article:published_time, article:author, article:section on blog posts</w:t>
-            </w:r>
-          </w:p>
-        </w:tc>
-      </w:tr>
-      <w:tr>
-        <w:tc>
-          <w:tcPr>
-            <w:tcW w:type="dxa" w:w="3456"/>
-            <w:shd w:val="clear" w:color="auto" w:fill="F5F5F5"/>
-          </w:tcPr>
-          <w:p>
-            <w:r>
-              <w:rPr>
-                <w:color w:val="1A1A2E"/>
-                <w:sz w:val="19"/>
-              </w:rPr>
-              <w:t>robots.txt</w:t>
-            </w:r>
-          </w:p>
-        </w:tc>
-        <w:tc>
-          <w:tcPr>
-            <w:tcW w:type="dxa" w:w="6048"/>
-            <w:shd w:val="clear" w:color="auto" w:fill="F5F5F5"/>
-          </w:tcPr>
-          <w:p>
-            <w:r>
-              <w:rPr>
-                <w:color w:val="1A1A2E"/>
-                <w:sz w:val="19"/>
-              </w:rPr>
-              <w:t>✅ public/robots.txt — User-agent: * | Allow: / /blog | Disallow: /admin /login</w:t>
-            </w:r>
-          </w:p>
-        </w:tc>
-      </w:tr>
-      <w:tr>
-        <w:tc>
-          <w:tcPr>
-            <w:tcW w:type="dxa" w:w="3456"/>
-            <w:shd w:val="clear" w:color="auto" w:fill="FFFFFF"/>
-          </w:tcPr>
-          <w:p>
-            <w:r>
-              <w:rPr>
-                <w:color w:val="1A1A2E"/>
-                <w:sz w:val="19"/>
-              </w:rPr>
-              <w:t>Sitemap script</w:t>
-            </w:r>
-          </w:p>
-        </w:tc>
-        <w:tc>
-          <w:tcPr>
-            <w:tcW w:type="dxa" w:w="6048"/>
-            <w:shd w:val="clear" w:color="auto" w:fill="FFFFFF"/>
-          </w:tcPr>
-          <w:p>
-            <w:r>
-              <w:rPr>
-                <w:color w:val="1A1A2E"/>
-                <w:sz w:val="19"/>
-              </w:rPr>
-              <w:t>✅ scripts/generate-sitemap.js — npm run generate:sitemap</w:t>
-            </w:r>
-          </w:p>
-        </w:tc>
-      </w:tr>
-      <w:tr>
-        <w:tc>
-          <w:tcPr>
-            <w:tcW w:type="dxa" w:w="3456"/>
-            <w:shd w:val="clear" w:color="auto" w:fill="F5F5F5"/>
-          </w:tcPr>
-          <w:p>
-            <w:r>
-              <w:rPr>
-                <w:color w:val="1A1A2E"/>
-                <w:sz w:val="19"/>
-              </w:rPr>
-              <w:t>Sitemap content</w:t>
-            </w:r>
-          </w:p>
-        </w:tc>
-        <w:tc>
-          <w:tcPr>
-            <w:tcW w:type="dxa" w:w="6048"/>
-            <w:shd w:val="clear" w:color="auto" w:fill="F5F5F5"/>
-          </w:tcPr>
-          <w:p>
-            <w:r>
-              <w:rPr>
-                <w:color w:val="1A1A2E"/>
-                <w:sz w:val="19"/>
-              </w:rPr>
-              <w:t>✅ Static pages (/ + /blog) + all published blog posts from Firestore</w:t>
-            </w:r>
-          </w:p>
-        </w:tc>
-      </w:tr>
-      <w:tr>
-        <w:tc>
-          <w:tcPr>
-            <w:tcW w:type="dxa" w:w="3456"/>
-            <w:shd w:val="clear" w:color="auto" w:fill="FFFFFF"/>
-          </w:tcPr>
-          <w:p>
-            <w:r>
-              <w:rPr>
-                <w:color w:val="1A1A2E"/>
-                <w:sz w:val="19"/>
-              </w:rPr>
-              <w:t>Blog URL structure</w:t>
-            </w:r>
-          </w:p>
-        </w:tc>
-        <w:tc>
-          <w:tcPr>
-            <w:tcW w:type="dxa" w:w="6048"/>
-            <w:shd w:val="clear" w:color="auto" w:fill="FFFFFF"/>
-          </w:tcPr>
-          <w:p>
-            <w:r>
-              <w:rPr>
-                <w:color w:val="1A1A2E"/>
-                <w:sz w:val="19"/>
-              </w:rPr>
-              <w:t>✅ /blog/[slug] — SEO-friendly slug-based URLs</w:t>
-            </w:r>
-          </w:p>
-        </w:tc>
-      </w:tr>
-      <w:tr>
-        <w:tc>
-          <w:tcPr>
-            <w:tcW w:type="dxa" w:w="3456"/>
-            <w:shd w:val="clear" w:color="auto" w:fill="F5F5F5"/>
-          </w:tcPr>
-          <w:p>
-            <w:r>
-              <w:rPr>
-                <w:color w:val="1A1A2E"/>
-                <w:sz w:val="19"/>
-              </w:rPr>
-              <w:t>Semantic HTML</w:t>
-            </w:r>
-          </w:p>
-        </w:tc>
-        <w:tc>
-          <w:tcPr>
-            <w:tcW w:type="dxa" w:w="6048"/>
-            <w:shd w:val="clear" w:color="auto" w:fill="F5F5F5"/>
-          </w:tcPr>
-          <w:p>
-            <w:r>
-              <w:rPr>
-                <w:color w:val="1A1A2E"/>
-                <w:sz w:val="19"/>
-              </w:rPr>
-              <w:t>✅ Proper h1/h2 hierarchy, article, section, nav elements</w:t>
-            </w:r>
-          </w:p>
-        </w:tc>
-      </w:tr>
-      <w:tr>
-        <w:tc>
-          <w:tcPr>
-            <w:tcW w:type="dxa" w:w="3456"/>
-            <w:shd w:val="clear" w:color="auto" w:fill="FFFFFF"/>
-          </w:tcPr>
-          <w:p>
-            <w:r>
-              <w:rPr>
-                <w:color w:val="1A1A2E"/>
-                <w:sz w:val="19"/>
-              </w:rPr>
-              <w:t>Page titles</w:t>
-            </w:r>
-          </w:p>
-        </w:tc>
-        <w:tc>
-          <w:tcPr>
-            <w:tcW w:type="dxa" w:w="6048"/>
-            <w:shd w:val="clear" w:color="auto" w:fill="FFFFFF"/>
-          </w:tcPr>
-          <w:p>
-            <w:r>
-              <w:rPr>
-                <w:color w:val="1A1A2E"/>
-                <w:sz w:val="19"/>
-              </w:rPr>
-              <w:t>✅ Unique descriptive title per page via SEO component</w:t>
-            </w:r>
-          </w:p>
-        </w:tc>
-      </w:tr>
-    </w:tbl>
-    <w:p/>
-    <w:p>
-      <w:pPr>
-        <w:spacing w:before="360" w:after="120"/>
-        <w:shd w:val="clear" w:color="auto" w:fill="0D161F"/>
-        <w:pBdr>
-          <w:left w:val="thick" w:sz="24" w:space="12" w:color="00E5A0"/>
-        </w:pBdr>
-        <w:ind w:left="360"/>
-      </w:pPr>
-      <w:r>
-        <w:rPr>
-          <w:b/>
-          <w:color w:val="FFFFFF"/>
-          <w:sz w:val="40"/>
-        </w:rPr>
-        <w:t>7 · Security Audit</w:t>
-      </w:r>
-    </w:p>
-    <w:tbl>
-      <w:tblPr>
-        <w:tblStyle w:val="TableGrid"/>
-        <w:tblW w:type="auto" w:w="0"/>
-        <w:jc w:val="left"/>
-        <w:tblLook w:firstColumn="1" w:firstRow="1" w:lastColumn="0" w:lastRow="0" w:noHBand="0" w:noVBand="1" w:val="04A0"/>
-      </w:tblPr>
-      <w:tblGrid>
-        <w:gridCol w:w="4680"/>
-        <w:gridCol w:w="4680"/>
-      </w:tblGrid>
-      <w:tr>
-        <w:tc>
-          <w:tcPr>
-            <w:tcW w:type="dxa" w:w="3456"/>
-            <w:shd w:val="clear" w:color="auto" w:fill="0D161F"/>
-          </w:tcPr>
-          <w:p>
-            <w:r>
-              <w:rPr>
-                <w:b/>
-                <w:color w:val="FFFFFF"/>
-                <w:sz w:val="19"/>
-              </w:rPr>
-              <w:t>Check</w:t>
-            </w:r>
-          </w:p>
-        </w:tc>
-        <w:tc>
-          <w:tcPr>
-            <w:tcW w:type="dxa" w:w="6048"/>
-            <w:shd w:val="clear" w:color="auto" w:fill="0D161F"/>
-          </w:tcPr>
-          <w:p>
-            <w:r>
-              <w:rPr>
-                <w:b/>
-                <w:color w:val="FFFFFF"/>
-                <w:sz w:val="19"/>
-              </w:rPr>
-              <w:t>Status</w:t>
-            </w:r>
-          </w:p>
-        </w:tc>
-      </w:tr>
-      <w:tr>
-        <w:tc>
-          <w:tcPr>
-            <w:tcW w:type="dxa" w:w="3456"/>
-            <w:shd w:val="clear" w:color="auto" w:fill="F5F5F5"/>
-          </w:tcPr>
-          <w:p>
-            <w:r>
-              <w:rPr>
-                <w:color w:val="1A1A2E"/>
-                <w:sz w:val="19"/>
-              </w:rPr>
-              <w:t>Firestore rules</w:t>
-            </w:r>
-          </w:p>
-        </w:tc>
-        <w:tc>
-          <w:tcPr>
-            <w:tcW w:type="dxa" w:w="6048"/>
-            <w:shd w:val="clear" w:color="auto" w:fill="F5F5F5"/>
-          </w:tcPr>
-          <w:p>
-            <w:r>
-              <w:rPr>
-                <w:color w:val="1A1A2E"/>
-                <w:sz w:val="19"/>
-              </w:rPr>
-              <w:t>✅ Active — leads restricted to admin email at database layer</w:t>
-            </w:r>
-          </w:p>
-        </w:tc>
-      </w:tr>
-      <w:tr>
-        <w:tc>
-          <w:tcPr>
-            <w:tcW w:type="dxa" w:w="3456"/>
-            <w:shd w:val="clear" w:color="auto" w:fill="FFFFFF"/>
-          </w:tcPr>
-          <w:p>
-            <w:r>
-              <w:rPr>
-                <w:color w:val="1A1A2E"/>
-                <w:sz w:val="19"/>
-              </w:rPr>
-              <w:t>AdminRoute client guard</w:t>
-            </w:r>
-          </w:p>
-        </w:tc>
-        <w:tc>
-          <w:tcPr>
-            <w:tcW w:type="dxa" w:w="6048"/>
-            <w:shd w:val="clear" w:color="auto" w:fill="FFFFFF"/>
-          </w:tcPr>
-          <w:p>
-            <w:r>
-              <w:rPr>
-                <w:color w:val="1A1A2E"/>
-                <w:sz w:val="19"/>
-              </w:rPr>
-              <w:t>✅ VITE_ADMIN_EMAIL check — redirects with toast</w:t>
-            </w:r>
-          </w:p>
-        </w:tc>
-      </w:tr>
-      <w:tr>
-        <w:tc>
-          <w:tcPr>
-            <w:tcW w:type="dxa" w:w="3456"/>
-            <w:shd w:val="clear" w:color="auto" w:fill="F5F5F5"/>
-          </w:tcPr>
-          <w:p>
-            <w:r>
-              <w:rPr>
-                <w:color w:val="1A1A2E"/>
-                <w:sz w:val="19"/>
-              </w:rPr>
-              <w:t>Defense in depth</w:t>
-            </w:r>
-          </w:p>
-        </w:tc>
-        <w:tc>
-          <w:tcPr>
-            <w:tcW w:type="dxa" w:w="6048"/>
-            <w:shd w:val="clear" w:color="auto" w:fill="F5F5F5"/>
-          </w:tcPr>
-          <w:p>
-            <w:r>
-              <w:rPr>
-                <w:color w:val="1A1A2E"/>
-                <w:sz w:val="19"/>
-              </w:rPr>
-              <w:t>✅ Both client-side email check AND Firestore server-side rule applied</w:t>
-            </w:r>
-          </w:p>
-        </w:tc>
-      </w:tr>
-      <w:tr>
-        <w:tc>
-          <w:tcPr>
-            <w:tcW w:type="dxa" w:w="3456"/>
-            <w:shd w:val="clear" w:color="auto" w:fill="FFFFFF"/>
-          </w:tcPr>
-          <w:p>
-            <w:r>
-              <w:rPr>
-                <w:color w:val="1A1A2E"/>
-                <w:sz w:val="19"/>
-              </w:rPr>
-              <w:t>HTTPS</w:t>
-            </w:r>
-          </w:p>
-        </w:tc>
-        <w:tc>
-          <w:tcPr>
-            <w:tcW w:type="dxa" w:w="6048"/>
-            <w:shd w:val="clear" w:color="auto" w:fill="FFFFFF"/>
-          </w:tcPr>
-          <w:p>
-            <w:r>
-              <w:rPr>
-                <w:color w:val="1A1A2E"/>
-                <w:sz w:val="19"/>
-              </w:rPr>
-              <w:t>✅ Firebase Hosting enforces HTTPS automatically</w:t>
-            </w:r>
-          </w:p>
-        </w:tc>
-      </w:tr>
-      <w:tr>
-        <w:tc>
-          <w:tcPr>
-            <w:tcW w:type="dxa" w:w="3456"/>
-            <w:shd w:val="clear" w:color="auto" w:fill="F5F5F5"/>
-          </w:tcPr>
-          <w:p>
-            <w:r>
-              <w:rPr>
-                <w:color w:val="1A1A2E"/>
-                <w:sz w:val="19"/>
-              </w:rPr>
-              <w:t>X-Frame-Options</w:t>
-            </w:r>
-          </w:p>
-        </w:tc>
-        <w:tc>
-          <w:tcPr>
-            <w:tcW w:type="dxa" w:w="6048"/>
-            <w:shd w:val="clear" w:color="auto" w:fill="F5F5F5"/>
-          </w:tcPr>
-          <w:p>
-            <w:r>
-              <w:rPr>
-                <w:color w:val="1A1A2E"/>
-                <w:sz w:val="19"/>
-              </w:rPr>
-              <w:t>✅ SAMEORIGIN — prevents clickjacking</w:t>
-            </w:r>
-          </w:p>
-        </w:tc>
-      </w:tr>
-      <w:tr>
-        <w:tc>
-          <w:tcPr>
-            <w:tcW w:type="dxa" w:w="3456"/>
-            <w:shd w:val="clear" w:color="auto" w:fill="FFFFFF"/>
-          </w:tcPr>
-          <w:p>
-            <w:r>
-              <w:rPr>
-                <w:color w:val="1A1A2E"/>
-                <w:sz w:val="19"/>
-              </w:rPr>
-              <w:t>XSS risk</w:t>
-            </w:r>
-          </w:p>
-        </w:tc>
-        <w:tc>
-          <w:tcPr>
-            <w:tcW w:type="dxa" w:w="6048"/>
-            <w:shd w:val="clear" w:color="auto" w:fill="FFFFFF"/>
-          </w:tcPr>
-          <w:p>
-            <w:r>
-              <w:rPr>
-                <w:color w:val="1A1A2E"/>
-                <w:sz w:val="19"/>
-              </w:rPr>
-              <w:t>Low — no dangerouslySetInnerHTML; all content via React's virtual DOM</w:t>
-            </w:r>
-          </w:p>
-        </w:tc>
-      </w:tr>
-      <w:tr>
-        <w:tc>
-          <w:tcPr>
-            <w:tcW w:type="dxa" w:w="3456"/>
-            <w:shd w:val="clear" w:color="auto" w:fill="F5F5F5"/>
-          </w:tcPr>
-          <w:p>
-            <w:r>
-              <w:rPr>
-                <w:color w:val="1A1A2E"/>
-                <w:sz w:val="19"/>
-              </w:rPr>
-              <w:t>Auth loading state</w:t>
-            </w:r>
-          </w:p>
-        </w:tc>
-        <w:tc>
-          <w:tcPr>
-            <w:tcW w:type="dxa" w:w="6048"/>
-            <w:shd w:val="clear" w:color="auto" w:fill="F5F5F5"/>
-          </w:tcPr>
-          <w:p>
-            <w:r>
-              <w:rPr>
-                <w:color w:val="1A1A2E"/>
-                <w:sz w:val="19"/>
-              </w:rPr>
-              <w:t>✅ loading flag prevents route flash before auth state resolves</w:t>
-            </w:r>
-          </w:p>
-        </w:tc>
-      </w:tr>
-      <w:tr>
-        <w:tc>
-          <w:tcPr>
-            <w:tcW w:type="dxa" w:w="3456"/>
-            <w:shd w:val="clear" w:color="auto" w:fill="FFFFFF"/>
-          </w:tcPr>
-          <w:p>
-            <w:r>
-              <w:rPr>
-                <w:color w:val="1A1A2E"/>
-                <w:sz w:val="19"/>
-              </w:rPr>
-              <w:t>ProtectedRoute</w:t>
-            </w:r>
-          </w:p>
-        </w:tc>
-        <w:tc>
-          <w:tcPr>
-            <w:tcW w:type="dxa" w:w="6048"/>
-            <w:shd w:val="clear" w:color="auto" w:fill="FFFFFF"/>
-          </w:tcPr>
-          <w:p>
-            <w:r>
-              <w:rPr>
-                <w:color w:val="1A1A2E"/>
-                <w:sz w:val="19"/>
-              </w:rPr>
-              <w:t>✅ /dashboard requires any authenticated user</w:t>
-            </w:r>
-          </w:p>
-        </w:tc>
-      </w:tr>
-      <w:tr>
-        <w:tc>
-          <w:tcPr>
-            <w:tcW w:type="dxa" w:w="3456"/>
-            <w:shd w:val="clear" w:color="auto" w:fill="F5F5F5"/>
-          </w:tcPr>
-          <w:p>
-            <w:r>
-              <w:rPr>
-                <w:color w:val="1A1A2E"/>
-                <w:sz w:val="19"/>
-              </w:rPr>
-              <w:t>AdminRoute</w:t>
-            </w:r>
-          </w:p>
-        </w:tc>
-        <w:tc>
-          <w:tcPr>
-            <w:tcW w:type="dxa" w:w="6048"/>
-            <w:shd w:val="clear" w:color="auto" w:fill="F5F5F5"/>
-          </w:tcPr>
-          <w:p>
-            <w:r>
-              <w:rPr>
-                <w:color w:val="1A1A2E"/>
-                <w:sz w:val="19"/>
-              </w:rPr>
-              <w:t>✅ /admin requires specific email match</w:t>
-            </w:r>
-          </w:p>
-        </w:tc>
-      </w:tr>
-      <w:tr>
-        <w:tc>
-          <w:tcPr>
-            <w:tcW w:type="dxa" w:w="3456"/>
-            <w:shd w:val="clear" w:color="auto" w:fill="FFFFFF"/>
-          </w:tcPr>
-          <w:p>
-            <w:r>
-              <w:rPr>
-                <w:color w:val="1A1A2E"/>
-                <w:sz w:val="19"/>
-              </w:rPr>
-              <w:t>Secret security</w:t>
-            </w:r>
-          </w:p>
-        </w:tc>
-        <w:tc>
-          <w:tcPr>
-            <w:tcW w:type="dxa" w:w="6048"/>
-            <w:shd w:val="clear" w:color="auto" w:fill="FFFFFF"/>
-          </w:tcPr>
-          <w:p>
-            <w:r>
-              <w:rPr>
-                <w:color w:val="1A1A2E"/>
-                <w:sz w:val="19"/>
-              </w:rPr>
-              <w:t>✅ EMAIL_PASS in Google Cloud Secret Manager — NOT in code or env files</w:t>
-            </w:r>
-          </w:p>
-        </w:tc>
-      </w:tr>
-      <w:tr>
-        <w:tc>
-          <w:tcPr>
-            <w:tcW w:type="dxa" w:w="3456"/>
-            <w:shd w:val="clear" w:color="auto" w:fill="F5F5F5"/>
-          </w:tcPr>
-          <w:p>
-            <w:r>
-              <w:rPr>
-                <w:color w:val="1A1A2E"/>
-                <w:sz w:val="19"/>
-              </w:rPr>
-              <w:t>serviceAccountKey.json</w:t>
-            </w:r>
-          </w:p>
-        </w:tc>
-        <w:tc>
-          <w:tcPr>
-            <w:tcW w:type="dxa" w:w="6048"/>
-            <w:shd w:val="clear" w:color="auto" w:fill="F5F5F5"/>
-          </w:tcPr>
-          <w:p>
-            <w:r>
-              <w:rPr>
-                <w:color w:val="1A1A2E"/>
-                <w:sz w:val="19"/>
-              </w:rPr>
-              <w:t>✅ Added to .gitignore — never committed</w:t>
-            </w:r>
-          </w:p>
-        </w:tc>
-      </w:tr>
-      <w:tr>
-        <w:tc>
-          <w:tcPr>
-            <w:tcW w:type="dxa" w:w="3456"/>
-            <w:shd w:val="clear" w:color="auto" w:fill="FFFFFF"/>
-          </w:tcPr>
-          <w:p>
-            <w:r>
-              <w:rPr>
-                <w:color w:val="1A1A2E"/>
-                <w:sz w:val="19"/>
-              </w:rPr>
-              <w:t>App Password</w:t>
-            </w:r>
-          </w:p>
-        </w:tc>
-        <w:tc>
-          <w:tcPr>
-            <w:tcW w:type="dxa" w:w="6048"/>
-            <w:shd w:val="clear" w:color="auto" w:fill="FFFFFF"/>
-          </w:tcPr>
-          <w:p>
-            <w:r>
-              <w:rPr>
-                <w:color w:val="1A1A2E"/>
-                <w:sz w:val="19"/>
-              </w:rPr>
-              <w:t>✅ Gmail 16-char App Password used (not regular Gmail password)</w:t>
-            </w:r>
-          </w:p>
-        </w:tc>
-      </w:tr>
-      <w:tr>
-        <w:tc>
-          <w:tcPr>
-            <w:tcW w:type="dxa" w:w="3456"/>
-            <w:shd w:val="clear" w:color="auto" w:fill="F5F5F5"/>
-          </w:tcPr>
-          <w:p>
-            <w:r>
-              <w:rPr>
-                <w:color w:val="1A1A2E"/>
-                <w:sz w:val="19"/>
-              </w:rPr>
-              <w:t>VITE_ADMIN_EMAIL in bundle</w:t>
-            </w:r>
-          </w:p>
-        </w:tc>
-        <w:tc>
-          <w:tcPr>
-            <w:tcW w:type="dxa" w:w="6048"/>
-            <w:shd w:val="clear" w:color="auto" w:fill="F5F5F5"/>
-          </w:tcPr>
-          <w:p>
-            <w:r>
-              <w:rPr>
-                <w:color w:val="1A1A2E"/>
-                <w:sz w:val="19"/>
-              </w:rPr>
-              <w:t>ℹ️  Visible in compiled JS — mitigated by Firestore server-side rule</w:t>
-            </w:r>
-          </w:p>
-        </w:tc>
-      </w:tr>
-      <w:tr>
-        <w:tc>
-          <w:tcPr>
-            <w:tcW w:type="dxa" w:w="3456"/>
-            <w:shd w:val="clear" w:color="auto" w:fill="FFFFFF"/>
-          </w:tcPr>
-          <w:p>
-            <w:r>
-              <w:rPr>
-                <w:color w:val="1A1A2E"/>
-                <w:sz w:val="19"/>
-              </w:rPr>
-              <w:t>Environment variables</w:t>
-            </w:r>
-          </w:p>
-        </w:tc>
-        <w:tc>
-          <w:tcPr>
-            <w:tcW w:type="dxa" w:w="6048"/>
-            <w:shd w:val="clear" w:color="auto" w:fill="FFFFFF"/>
-          </w:tcPr>
-          <w:p>
-            <w:r>
-              <w:rPr>
-                <w:color w:val="1A1A2E"/>
-                <w:sz w:val="19"/>
-              </w:rPr>
-              <w:t>✅ .env gitignored; .env.example committed with placeholder values</w:t>
-            </w:r>
-          </w:p>
-        </w:tc>
-      </w:tr>
-      <w:tr>
-        <w:tc>
-          <w:tcPr>
-            <w:tcW w:type="dxa" w:w="3456"/>
-            <w:shd w:val="clear" w:color="auto" w:fill="F5F5F5"/>
-          </w:tcPr>
-          <w:p>
-            <w:r>
-              <w:rPr>
-                <w:color w:val="1A1A2E"/>
-                <w:sz w:val="19"/>
-              </w:rPr>
-              <w:t>No admin SDK exposed</w:t>
-            </w:r>
-          </w:p>
-        </w:tc>
-        <w:tc>
-          <w:tcPr>
-            <w:tcW w:type="dxa" w:w="6048"/>
-            <w:shd w:val="clear" w:color="auto" w:fill="F5F5F5"/>
-          </w:tcPr>
-          <w:p>
-            <w:r>
-              <w:rPr>
-                <w:color w:val="1A1A2E"/>
-                <w:sz w:val="19"/>
-              </w:rPr>
-              <w:t>✅ Client SDK only — Admin SDK used only in Cloud Functions</w:t>
-            </w:r>
-          </w:p>
-        </w:tc>
-      </w:tr>
-    </w:tbl>
-    <w:p/>
-    <w:p>
-      <w:pPr>
-        <w:spacing w:before="360" w:after="120"/>
-        <w:shd w:val="clear" w:color="auto" w:fill="0D161F"/>
-        <w:pBdr>
-          <w:left w:val="thick" w:sz="24" w:space="12" w:color="00E5A0"/>
-        </w:pBdr>
-        <w:ind w:left="360"/>
-      </w:pPr>
-      <w:r>
-        <w:rPr>
-          <w:b/>
-          <w:color w:val="FFFFFF"/>
-          <w:sz w:val="40"/>
-        </w:rPr>
-        <w:t>8 · Blog System Details</w:t>
-      </w:r>
-    </w:p>
-    <w:tbl>
-      <w:tblPr>
-        <w:tblStyle w:val="TableGrid"/>
-        <w:tblW w:type="auto" w:w="0"/>
-        <w:jc w:val="left"/>
-        <w:tblLook w:firstColumn="1" w:firstRow="1" w:lastColumn="0" w:lastRow="0" w:noHBand="0" w:noVBand="1" w:val="04A0"/>
-      </w:tblPr>
-      <w:tblGrid>
-        <w:gridCol w:w="4680"/>
-        <w:gridCol w:w="4680"/>
-      </w:tblGrid>
-      <w:tr>
-        <w:tc>
-          <w:tcPr>
-            <w:tcW w:type="dxa" w:w="3456"/>
-            <w:shd w:val="clear" w:color="auto" w:fill="0D161F"/>
-          </w:tcPr>
-          <w:p>
-            <w:r>
-              <w:rPr>
-                <w:b/>
-                <w:color w:val="FFFFFF"/>
-                <w:sz w:val="19"/>
-              </w:rPr>
-              <w:t>Feature</w:t>
-            </w:r>
-          </w:p>
-        </w:tc>
-        <w:tc>
-          <w:tcPr>
-            <w:tcW w:type="dxa" w:w="6048"/>
-            <w:shd w:val="clear" w:color="auto" w:fill="0D161F"/>
-          </w:tcPr>
-          <w:p>
-            <w:r>
-              <w:rPr>
-                <w:b/>
-                <w:color w:val="FFFFFF"/>
-                <w:sz w:val="19"/>
-              </w:rPr>
-              <w:t>Detail</w:t>
-            </w:r>
-          </w:p>
-        </w:tc>
-      </w:tr>
-      <w:tr>
-        <w:tc>
-          <w:tcPr>
-            <w:tcW w:type="dxa" w:w="3456"/>
-            <w:shd w:val="clear" w:color="auto" w:fill="F5F5F5"/>
-          </w:tcPr>
-          <w:p>
-            <w:r>
-              <w:rPr>
-                <w:color w:val="1A1A2E"/>
-                <w:sz w:val="19"/>
-              </w:rPr>
-              <w:t>Firestore collection</w:t>
-            </w:r>
-          </w:p>
-        </w:tc>
-        <w:tc>
-          <w:tcPr>
-            <w:tcW w:type="dxa" w:w="6048"/>
-            <w:shd w:val="clear" w:color="auto" w:fill="F5F5F5"/>
-          </w:tcPr>
-          <w:p>
-            <w:r>
-              <w:rPr>
-                <w:color w:val="1A1A2E"/>
-                <w:sz w:val="19"/>
-              </w:rPr>
-              <w:t>'blog' collection — fields: id, title, slug, excerpt, content, category, tags, status, author, publishedAt, views, coverImage</w:t>
-            </w:r>
-          </w:p>
-        </w:tc>
-      </w:tr>
-      <w:tr>
-        <w:tc>
-          <w:tcPr>
-            <w:tcW w:type="dxa" w:w="3456"/>
-            <w:shd w:val="clear" w:color="auto" w:fill="FFFFFF"/>
-          </w:tcPr>
-          <w:p>
-            <w:r>
-              <w:rPr>
-                <w:color w:val="1A1A2E"/>
-                <w:sz w:val="19"/>
-              </w:rPr>
-              <w:t>Status workflow</w:t>
-            </w:r>
-          </w:p>
-        </w:tc>
-        <w:tc>
-          <w:tcPr>
-            <w:tcW w:type="dxa" w:w="6048"/>
-            <w:shd w:val="clear" w:color="auto" w:fill="FFFFFF"/>
-          </w:tcPr>
-          <w:p>
-            <w:r>
-              <w:rPr>
-                <w:color w:val="1A1A2E"/>
-                <w:sz w:val="19"/>
-              </w:rPr>
-              <w:t>draft → published (toggle in BlogAdmin — one click)</w:t>
-            </w:r>
-          </w:p>
-        </w:tc>
-      </w:tr>
-      <w:tr>
-        <w:tc>
-          <w:tcPr>
-            <w:tcW w:type="dxa" w:w="3456"/>
-            <w:shd w:val="clear" w:color="auto" w:fill="F5F5F5"/>
-          </w:tcPr>
-          <w:p>
-            <w:r>
-              <w:rPr>
-                <w:color w:val="1A1A2E"/>
-                <w:sz w:val="19"/>
-              </w:rPr>
-              <w:t>Public listing (/blog)</w:t>
-            </w:r>
-          </w:p>
-        </w:tc>
-        <w:tc>
-          <w:tcPr>
-            <w:tcW w:type="dxa" w:w="6048"/>
-            <w:shd w:val="clear" w:color="auto" w:fill="F5F5F5"/>
-          </w:tcPr>
-          <w:p>
-            <w:r>
-              <w:rPr>
-                <w:color w:val="1A1A2E"/>
-                <w:sz w:val="19"/>
-              </w:rPr>
-              <w:t>Real-time onSnapshot, search by title/excerpt/tags, category filter</w:t>
-            </w:r>
-          </w:p>
-        </w:tc>
-      </w:tr>
-      <w:tr>
-        <w:tc>
-          <w:tcPr>
-            <w:tcW w:type="dxa" w:w="3456"/>
-            <w:shd w:val="clear" w:color="auto" w:fill="FFFFFF"/>
-          </w:tcPr>
-          <w:p>
-            <w:r>
-              <w:rPr>
-                <w:color w:val="1A1A2E"/>
-                <w:sz w:val="19"/>
-              </w:rPr>
-              <w:t>Individual post (/blog/:slug)</w:t>
-            </w:r>
-          </w:p>
-        </w:tc>
-        <w:tc>
-          <w:tcPr>
-            <w:tcW w:type="dxa" w:w="6048"/>
-            <w:shd w:val="clear" w:color="auto" w:fill="FFFFFF"/>
-          </w:tcPr>
-          <w:p>
-            <w:r>
-              <w:rPr>
-                <w:color w:val="1A1A2E"/>
-                <w:sz w:val="19"/>
-              </w:rPr>
-              <w:t>Slug lookup in Firestore, Markdown rendered with prose-invert styling</w:t>
-            </w:r>
-          </w:p>
-        </w:tc>
-      </w:tr>
-      <w:tr>
-        <w:tc>
-          <w:tcPr>
-            <w:tcW w:type="dxa" w:w="3456"/>
-            <w:shd w:val="clear" w:color="auto" w:fill="F5F5F5"/>
-          </w:tcPr>
-          <w:p>
-            <w:r>
-              <w:rPr>
-                <w:color w:val="1A1A2E"/>
-                <w:sz w:val="19"/>
-              </w:rPr>
-              <w:t>View counter</w:t>
-            </w:r>
-          </w:p>
-        </w:tc>
-        <w:tc>
-          <w:tcPr>
-            <w:tcW w:type="dxa" w:w="6048"/>
-            <w:shd w:val="clear" w:color="auto" w:fill="F5F5F5"/>
-          </w:tcPr>
-          <w:p>
-            <w:r>
-              <w:rPr>
-                <w:color w:val="1A1A2E"/>
-                <w:sz w:val="19"/>
-              </w:rPr>
-              <w:t>Atomic increment on each blog post page view (Firestore updateDoc)</w:t>
-            </w:r>
-          </w:p>
-        </w:tc>
-      </w:tr>
-      <w:tr>
-        <w:tc>
-          <w:tcPr>
-            <w:tcW w:type="dxa" w:w="3456"/>
-            <w:shd w:val="clear" w:color="auto" w:fill="FFFFFF"/>
-          </w:tcPr>
-          <w:p>
-            <w:r>
-              <w:rPr>
-                <w:color w:val="1A1A2E"/>
-                <w:sz w:val="19"/>
-              </w:rPr>
-              <w:t>Share button</w:t>
-            </w:r>
-          </w:p>
-        </w:tc>
-        <w:tc>
-          <w:tcPr>
-            <w:tcW w:type="dxa" w:w="6048"/>
-            <w:shd w:val="clear" w:color="auto" w:fill="FFFFFF"/>
-          </w:tcPr>
-          <w:p>
-            <w:r>
-              <w:rPr>
-                <w:color w:val="1A1A2E"/>
-                <w:sz w:val="19"/>
-              </w:rPr>
-              <w:t>Native Web Share API with clipboard fallback</w:t>
-            </w:r>
-          </w:p>
-        </w:tc>
-      </w:tr>
-      <w:tr>
-        <w:tc>
-          <w:tcPr>
-            <w:tcW w:type="dxa" w:w="3456"/>
-            <w:shd w:val="clear" w:color="auto" w:fill="F5F5F5"/>
-          </w:tcPr>
-          <w:p>
-            <w:r>
-              <w:rPr>
-                <w:color w:val="1A1A2E"/>
-                <w:sz w:val="19"/>
-              </w:rPr>
-              <w:t>Estimated read time</w:t>
-            </w:r>
-          </w:p>
-        </w:tc>
-        <w:tc>
-          <w:tcPr>
-            <w:tcW w:type="dxa" w:w="6048"/>
-            <w:shd w:val="clear" w:color="auto" w:fill="F5F5F5"/>
-          </w:tcPr>
-          <w:p>
-            <w:r>
-              <w:rPr>
-                <w:color w:val="1A1A2E"/>
-                <w:sz w:val="19"/>
-              </w:rPr>
-              <w:t>Calculated from word count (words / 200 wpm)</w:t>
-            </w:r>
-          </w:p>
-        </w:tc>
-      </w:tr>
-      <w:tr>
-        <w:tc>
-          <w:tcPr>
-            <w:tcW w:type="dxa" w:w="3456"/>
-            <w:shd w:val="clear" w:color="auto" w:fill="FFFFFF"/>
-          </w:tcPr>
-          <w:p>
-            <w:r>
-              <w:rPr>
-                <w:color w:val="1A1A2E"/>
-                <w:sz w:val="19"/>
-              </w:rPr>
-              <w:t>Skeleton loading</w:t>
-            </w:r>
-          </w:p>
-        </w:tc>
-        <w:tc>
-          <w:tcPr>
-            <w:tcW w:type="dxa" w:w="6048"/>
-            <w:shd w:val="clear" w:color="auto" w:fill="FFFFFF"/>
-          </w:tcPr>
-          <w:p>
-            <w:r>
-              <w:rPr>
-                <w:color w:val="1A1A2E"/>
-                <w:sz w:val="19"/>
-              </w:rPr>
-              <w:t>CardSkeleton shown while posts load from Firestore</w:t>
-            </w:r>
-          </w:p>
-        </w:tc>
-      </w:tr>
-      <w:tr>
-        <w:tc>
-          <w:tcPr>
-            <w:tcW w:type="dxa" w:w="3456"/>
-            <w:shd w:val="clear" w:color="auto" w:fill="F5F5F5"/>
-          </w:tcPr>
-          <w:p>
-            <w:r>
-              <w:rPr>
-                <w:color w:val="1A1A2E"/>
-                <w:sz w:val="19"/>
-              </w:rPr>
-              <w:t>Cover image fallback</w:t>
-            </w:r>
-          </w:p>
-        </w:tc>
-        <w:tc>
-          <w:tcPr>
-            <w:tcW w:type="dxa" w:w="6048"/>
-            <w:shd w:val="clear" w:color="auto" w:fill="F5F5F5"/>
-          </w:tcPr>
-          <w:p>
-            <w:r>
-              <w:rPr>
-                <w:color w:val="1A1A2E"/>
-                <w:sz w:val="19"/>
-              </w:rPr>
-              <w:t>BookOpen icon rendered when no coverImage URL provided</w:t>
-            </w:r>
-          </w:p>
-        </w:tc>
-      </w:tr>
-      <w:tr>
-        <w:tc>
-          <w:tcPr>
-            <w:tcW w:type="dxa" w:w="3456"/>
-            <w:shd w:val="clear" w:color="auto" w:fill="FFFFFF"/>
-          </w:tcPr>
-          <w:p>
-            <w:r>
-              <w:rPr>
-                <w:color w:val="1A1A2E"/>
-                <w:sz w:val="19"/>
-              </w:rPr>
-              <w:t>CTA at post bottom</w:t>
-            </w:r>
-          </w:p>
-        </w:tc>
-        <w:tc>
-          <w:tcPr>
-            <w:tcW w:type="dxa" w:w="6048"/>
-            <w:shd w:val="clear" w:color="auto" w:fill="FFFFFF"/>
-          </w:tcPr>
-          <w:p>
-            <w:r>
-              <w:rPr>
-                <w:color w:val="1A1A2E"/>
-                <w:sz w:val="19"/>
-              </w:rPr>
-              <w:t>'Ready to Build Your Website?' section links back to homepage contact</w:t>
-            </w:r>
-          </w:p>
-        </w:tc>
-      </w:tr>
-      <w:tr>
-        <w:tc>
-          <w:tcPr>
-            <w:tcW w:type="dxa" w:w="3456"/>
-            <w:shd w:val="clear" w:color="auto" w:fill="F5F5F5"/>
-          </w:tcPr>
-          <w:p>
-            <w:r>
-              <w:rPr>
-                <w:color w:val="1A1A2E"/>
-                <w:sz w:val="19"/>
-              </w:rPr>
-              <w:t>Blog admin access</w:t>
-            </w:r>
-          </w:p>
-        </w:tc>
-        <w:tc>
-          <w:tcPr>
-            <w:tcW w:type="dxa" w:w="6048"/>
-            <w:shd w:val="clear" w:color="auto" w:fill="F5F5F5"/>
-          </w:tcPr>
-          <w:p>
-            <w:r>
-              <w:rPr>
-                <w:color w:val="1A1A2E"/>
-                <w:sz w:val="19"/>
-              </w:rPr>
-              <w:t>Only accessible inside /admin panel — admin-only route</w:t>
-            </w:r>
-          </w:p>
-        </w:tc>
-      </w:tr>
-      <w:tr>
-        <w:tc>
-          <w:tcPr>
-            <w:tcW w:type="dxa" w:w="3456"/>
-            <w:shd w:val="clear" w:color="auto" w:fill="FFFFFF"/>
-          </w:tcPr>
-          <w:p>
-            <w:r>
-              <w:rPr>
-                <w:color w:val="1A1A2E"/>
-                <w:sz w:val="19"/>
-              </w:rPr>
-              <w:t>SEO per post</w:t>
-            </w:r>
-          </w:p>
-        </w:tc>
-        <w:tc>
-          <w:tcPr>
-            <w:tcW w:type="dxa" w:w="6048"/>
-            <w:shd w:val="clear" w:color="auto" w:fill="FFFFFF"/>
-          </w:tcPr>
-          <w:p>
-            <w:r>
-              <w:rPr>
-                <w:color w:val="1A1A2E"/>
-                <w:sz w:val="19"/>
-              </w:rPr>
-              <w:t>Unique title, description, og:image, canonical, article meta tags</w:t>
-            </w:r>
-          </w:p>
-        </w:tc>
-      </w:tr>
-      <w:tr>
-        <w:tc>
-          <w:tcPr>
-            <w:tcW w:type="dxa" w:w="3456"/>
-            <w:shd w:val="clear" w:color="auto" w:fill="F5F5F5"/>
-          </w:tcPr>
-          <w:p>
-            <w:r>
-              <w:rPr>
-                <w:color w:val="1A1A2E"/>
-                <w:sz w:val="19"/>
-              </w:rPr>
-              <w:t>Category filter</w:t>
-            </w:r>
-          </w:p>
-        </w:tc>
-        <w:tc>
-          <w:tcPr>
-            <w:tcW w:type="dxa" w:w="6048"/>
-            <w:shd w:val="clear" w:color="auto" w:fill="F5F5F5"/>
-          </w:tcPr>
-          <w:p>
-            <w:r>
-              <w:rPr>
-                <w:color w:val="1A1A2E"/>
-                <w:sz w:val="19"/>
-              </w:rPr>
-              <w:t>All + Business Website + E-commerce + Booking System + Portfolio + SEO + Social Media + Custom</w:t>
-            </w:r>
-          </w:p>
-        </w:tc>
-      </w:tr>
-      <w:tr>
-        <w:tc>
-          <w:tcPr>
-            <w:tcW w:type="dxa" w:w="3456"/>
-            <w:shd w:val="clear" w:color="auto" w:fill="FFFFFF"/>
-          </w:tcPr>
-          <w:p>
-            <w:r>
-              <w:rPr>
-                <w:color w:val="1A1A2E"/>
-                <w:sz w:val="19"/>
-              </w:rPr>
-              <w:t>Tags support</w:t>
-            </w:r>
-          </w:p>
-        </w:tc>
-        <w:tc>
-          <w:tcPr>
-            <w:tcW w:type="dxa" w:w="6048"/>
-            <w:shd w:val="clear" w:color="auto" w:fill="FFFFFF"/>
-          </w:tcPr>
-          <w:p>
-            <w:r>
-              <w:rPr>
-                <w:color w:val="1A1A2E"/>
-                <w:sz w:val="19"/>
-              </w:rPr>
-              <w:t>Comma-separated tags stored as string array in Firestore</w:t>
-            </w:r>
-          </w:p>
-        </w:tc>
-      </w:tr>
-    </w:tbl>
-    <w:p/>
-    <w:p>
-      <w:pPr>
-        <w:spacing w:before="360" w:after="120"/>
-        <w:shd w:val="clear" w:color="auto" w:fill="0D161F"/>
-        <w:pBdr>
-          <w:left w:val="thick" w:sz="24" w:space="12" w:color="00E5A0"/>
-        </w:pBdr>
-        <w:ind w:left="360"/>
-      </w:pPr>
-      <w:r>
-        <w:rPr>
-          <w:b/>
-          <w:color w:val="FFFFFF"/>
-          <w:sz w:val="40"/>
-        </w:rPr>
-        <w:t>9 · Email Notification System</w:t>
-      </w:r>
-    </w:p>
-    <w:tbl>
-      <w:tblPr>
-        <w:tblStyle w:val="TableGrid"/>
-        <w:tblW w:type="auto" w:w="0"/>
-        <w:jc w:val="left"/>
-        <w:tblLook w:firstColumn="1" w:firstRow="1" w:lastColumn="0" w:lastRow="0" w:noHBand="0" w:noVBand="1" w:val="04A0"/>
-      </w:tblPr>
-      <w:tblGrid>
-        <w:gridCol w:w="4680"/>
-        <w:gridCol w:w="4680"/>
-      </w:tblGrid>
-      <w:tr>
-        <w:tc>
-          <w:tcPr>
-            <w:tcW w:type="dxa" w:w="3456"/>
-            <w:shd w:val="clear" w:color="auto" w:fill="0D161F"/>
-          </w:tcPr>
-          <w:p>
-            <w:r>
-              <w:rPr>
-                <w:b/>
-                <w:color w:val="FFFFFF"/>
-                <w:sz w:val="19"/>
-              </w:rPr>
-              <w:t>Property</w:t>
-            </w:r>
-          </w:p>
-        </w:tc>
-        <w:tc>
-          <w:tcPr>
-            <w:tcW w:type="dxa" w:w="6048"/>
-            <w:shd w:val="clear" w:color="auto" w:fill="0D161F"/>
-          </w:tcPr>
-          <w:p>
-            <w:r>
-              <w:rPr>
-                <w:b/>
-                <w:color w:val="FFFFFF"/>
-                <w:sz w:val="19"/>
-              </w:rPr>
-              <w:t>Detail</w:t>
-            </w:r>
-          </w:p>
-        </w:tc>
-      </w:tr>
-      <w:tr>
-        <w:tc>
-          <w:tcPr>
-            <w:tcW w:type="dxa" w:w="3456"/>
-            <w:shd w:val="clear" w:color="auto" w:fill="F5F5F5"/>
-          </w:tcPr>
-          <w:p>
-            <w:r>
-              <w:rPr>
-                <w:color w:val="1A1A2E"/>
-                <w:sz w:val="19"/>
-              </w:rPr>
-              <w:t>Function name</w:t>
-            </w:r>
-          </w:p>
-        </w:tc>
-        <w:tc>
-          <w:tcPr>
-            <w:tcW w:type="dxa" w:w="6048"/>
-            <w:shd w:val="clear" w:color="auto" w:fill="F5F5F5"/>
-          </w:tcPr>
-          <w:p>
-            <w:r>
-              <w:rPr>
-                <w:color w:val="1A1A2E"/>
-                <w:sz w:val="19"/>
-              </w:rPr>
-              <w:t>onNewLead — Firebase Cloud Function v1</w:t>
-            </w:r>
-          </w:p>
-        </w:tc>
-      </w:tr>
-      <w:tr>
-        <w:tc>
-          <w:tcPr>
-            <w:tcW w:type="dxa" w:w="3456"/>
-            <w:shd w:val="clear" w:color="auto" w:fill="FFFFFF"/>
-          </w:tcPr>
-          <w:p>
-            <w:r>
-              <w:rPr>
-                <w:color w:val="1A1A2E"/>
-                <w:sz w:val="19"/>
-              </w:rPr>
-              <w:t>Trigger</w:t>
-            </w:r>
-          </w:p>
-        </w:tc>
-        <w:tc>
-          <w:tcPr>
-            <w:tcW w:type="dxa" w:w="6048"/>
-            <w:shd w:val="clear" w:color="auto" w:fill="FFFFFF"/>
-          </w:tcPr>
-          <w:p>
-            <w:r>
-              <w:rPr>
-                <w:color w:val="1A1A2E"/>
-                <w:sz w:val="19"/>
-              </w:rPr>
-              <w:t>Firestore onCreate — fires on every new document in 'leads' collection</w:t>
-            </w:r>
-          </w:p>
-        </w:tc>
-      </w:tr>
-      <w:tr>
-        <w:tc>
-          <w:tcPr>
-            <w:tcW w:type="dxa" w:w="3456"/>
-            <w:shd w:val="clear" w:color="auto" w:fill="F5F5F5"/>
-          </w:tcPr>
-          <w:p>
-            <w:r>
-              <w:rPr>
-                <w:color w:val="1A1A2E"/>
-                <w:sz w:val="19"/>
-              </w:rPr>
-              <w:t>Region</w:t>
-            </w:r>
-          </w:p>
-        </w:tc>
-        <w:tc>
-          <w:tcPr>
-            <w:tcW w:type="dxa" w:w="6048"/>
-            <w:shd w:val="clear" w:color="auto" w:fill="F5F5F5"/>
-          </w:tcPr>
-          <w:p>
-            <w:r>
-              <w:rPr>
-                <w:color w:val="1A1A2E"/>
-                <w:sz w:val="19"/>
-              </w:rPr>
-              <w:t>us-central1</w:t>
-            </w:r>
-          </w:p>
-        </w:tc>
-      </w:tr>
-      <w:tr>
-        <w:tc>
-          <w:tcPr>
-            <w:tcW w:type="dxa" w:w="3456"/>
-            <w:shd w:val="clear" w:color="auto" w:fill="FFFFFF"/>
-          </w:tcPr>
-          <w:p>
-            <w:r>
-              <w:rPr>
-                <w:color w:val="1A1A2E"/>
-                <w:sz w:val="19"/>
-              </w:rPr>
-              <w:t>Runtime</w:t>
-            </w:r>
-          </w:p>
-        </w:tc>
-        <w:tc>
-          <w:tcPr>
-            <w:tcW w:type="dxa" w:w="6048"/>
-            <w:shd w:val="clear" w:color="auto" w:fill="FFFFFF"/>
-          </w:tcPr>
-          <w:p>
-            <w:r>
-              <w:rPr>
-                <w:color w:val="1A1A2E"/>
-                <w:sz w:val="19"/>
-              </w:rPr>
-              <w:t>Node.js 20</w:t>
-            </w:r>
-          </w:p>
-        </w:tc>
-      </w:tr>
-      <w:tr>
-        <w:tc>
-          <w:tcPr>
-            <w:tcW w:type="dxa" w:w="3456"/>
-            <w:shd w:val="clear" w:color="auto" w:fill="F5F5F5"/>
-          </w:tcPr>
-          <w:p>
-            <w:r>
-              <w:rPr>
-                <w:color w:val="1A1A2E"/>
-                <w:sz w:val="19"/>
-              </w:rPr>
-              <w:t>Email library</w:t>
-            </w:r>
-          </w:p>
-        </w:tc>
-        <w:tc>
-          <w:tcPr>
-            <w:tcW w:type="dxa" w:w="6048"/>
-            <w:shd w:val="clear" w:color="auto" w:fill="F5F5F5"/>
-          </w:tcPr>
-          <w:p>
-            <w:r>
-              <w:rPr>
-                <w:color w:val="1A1A2E"/>
-                <w:sz w:val="19"/>
-              </w:rPr>
-              <w:t>Nodemailer v6 — Gmail SMTP transport</w:t>
-            </w:r>
-          </w:p>
-        </w:tc>
-      </w:tr>
-      <w:tr>
-        <w:tc>
-          <w:tcPr>
-            <w:tcW w:type="dxa" w:w="3456"/>
-            <w:shd w:val="clear" w:color="auto" w:fill="FFFFFF"/>
-          </w:tcPr>
-          <w:p>
-            <w:r>
-              <w:rPr>
-                <w:color w:val="1A1A2E"/>
-                <w:sz w:val="19"/>
-              </w:rPr>
-              <w:t>From address</w:t>
-            </w:r>
-          </w:p>
-        </w:tc>
-        <w:tc>
-          <w:tcPr>
-            <w:tcW w:type="dxa" w:w="6048"/>
-            <w:shd w:val="clear" w:color="auto" w:fill="FFFFFF"/>
-          </w:tcPr>
-          <w:p>
-            <w:r>
-              <w:rPr>
-                <w:color w:val="1A1A2E"/>
-                <w:sz w:val="19"/>
-              </w:rPr>
-              <w:t>krishnamaurya2204@gmail.com (Scalvicon Alerts)</w:t>
-            </w:r>
-          </w:p>
-        </w:tc>
-      </w:tr>
-      <w:tr>
-        <w:tc>
-          <w:tcPr>
-            <w:tcW w:type="dxa" w:w="3456"/>
-            <w:shd w:val="clear" w:color="auto" w:fill="F5F5F5"/>
-          </w:tcPr>
-          <w:p>
-            <w:r>
-              <w:rPr>
-                <w:color w:val="1A1A2E"/>
-                <w:sz w:val="19"/>
-              </w:rPr>
-              <w:t>To address</w:t>
-            </w:r>
-          </w:p>
-        </w:tc>
-        <w:tc>
-          <w:tcPr>
-            <w:tcW w:type="dxa" w:w="6048"/>
-            <w:shd w:val="clear" w:color="auto" w:fill="F5F5F5"/>
-          </w:tcPr>
-          <w:p>
-            <w:r>
-              <w:rPr>
-                <w:color w:val="1A1A2E"/>
-                <w:sz w:val="19"/>
-              </w:rPr>
-              <w:t>ADMIN_EMAIL param — krishnamaurya2204@gmail.com</w:t>
-            </w:r>
-          </w:p>
-        </w:tc>
-      </w:tr>
-      <w:tr>
-        <w:tc>
-          <w:tcPr>
-            <w:tcW w:type="dxa" w:w="3456"/>
-            <w:shd w:val="clear" w:color="auto" w:fill="FFFFFF"/>
-          </w:tcPr>
-          <w:p>
-            <w:r>
-              <w:rPr>
-                <w:color w:val="1A1A2E"/>
-                <w:sz w:val="19"/>
-              </w:rPr>
-              <w:t>Authentication</w:t>
-            </w:r>
-          </w:p>
-        </w:tc>
-        <w:tc>
-          <w:tcPr>
-            <w:tcW w:type="dxa" w:w="6048"/>
-            <w:shd w:val="clear" w:color="auto" w:fill="FFFFFF"/>
-          </w:tcPr>
-          <w:p>
-            <w:r>
-              <w:rPr>
-                <w:color w:val="1A1A2E"/>
-                <w:sz w:val="19"/>
-              </w:rPr>
-              <w:t>Gmail App Password: lndd vvui bmfx zsyg (16-char)</w:t>
-            </w:r>
-          </w:p>
-        </w:tc>
-      </w:tr>
-      <w:tr>
-        <w:tc>
-          <w:tcPr>
-            <w:tcW w:type="dxa" w:w="3456"/>
-            <w:shd w:val="clear" w:color="auto" w:fill="F5F5F5"/>
-          </w:tcPr>
-          <w:p>
-            <w:r>
-              <w:rPr>
-                <w:color w:val="1A1A2E"/>
-                <w:sz w:val="19"/>
-              </w:rPr>
-              <w:t>Secret storage</w:t>
-            </w:r>
-          </w:p>
-        </w:tc>
-        <w:tc>
-          <w:tcPr>
-            <w:tcW w:type="dxa" w:w="6048"/>
-            <w:shd w:val="clear" w:color="auto" w:fill="F5F5F5"/>
-          </w:tcPr>
-          <w:p>
-            <w:r>
-              <w:rPr>
-                <w:color w:val="1A1A2E"/>
-                <w:sz w:val="19"/>
-              </w:rPr>
-              <w:t>Google Cloud Secret Manager — EMAIL_PASS/versions/3</w:t>
-            </w:r>
-          </w:p>
-        </w:tc>
-      </w:tr>
-      <w:tr>
-        <w:tc>
-          <w:tcPr>
-            <w:tcW w:type="dxa" w:w="3456"/>
-            <w:shd w:val="clear" w:color="auto" w:fill="FFFFFF"/>
-          </w:tcPr>
-          <w:p>
-            <w:r>
-              <w:rPr>
-                <w:color w:val="1A1A2E"/>
-                <w:sz w:val="19"/>
-              </w:rPr>
-              <w:t>Secret access</w:t>
-            </w:r>
-          </w:p>
-        </w:tc>
-        <w:tc>
-          <w:tcPr>
-            <w:tcW w:type="dxa" w:w="6048"/>
-            <w:shd w:val="clear" w:color="auto" w:fill="FFFFFF"/>
-          </w:tcPr>
-          <w:p>
-            <w:r>
-              <w:rPr>
-                <w:color w:val="1A1A2E"/>
-                <w:sz w:val="19"/>
-              </w:rPr>
-              <w:t>defineSecret('EMAIL_PASS') + runWith({ secrets: ['EMAIL_PASS'] })</w:t>
-            </w:r>
-          </w:p>
-        </w:tc>
-      </w:tr>
-      <w:tr>
-        <w:tc>
-          <w:tcPr>
-            <w:tcW w:type="dxa" w:w="3456"/>
-            <w:shd w:val="clear" w:color="auto" w:fill="F5F5F5"/>
-          </w:tcPr>
-          <w:p>
-            <w:r>
-              <w:rPr>
-                <w:color w:val="1A1A2E"/>
-                <w:sz w:val="19"/>
-              </w:rPr>
-              <w:t>Email template</w:t>
-            </w:r>
-          </w:p>
-        </w:tc>
-        <w:tc>
-          <w:tcPr>
-            <w:tcW w:type="dxa" w:w="6048"/>
-            <w:shd w:val="clear" w:color="auto" w:fill="F5F5F5"/>
-          </w:tcPr>
-          <w:p>
-            <w:r>
-              <w:rPr>
-                <w:color w:val="1A1A2E"/>
-                <w:sz w:val="19"/>
-              </w:rPr>
-              <w:t>Dark-themed HTML — lead details table, IST timestamp, clickable phone/email</w:t>
-            </w:r>
-          </w:p>
-        </w:tc>
-      </w:tr>
-      <w:tr>
-        <w:tc>
-          <w:tcPr>
-            <w:tcW w:type="dxa" w:w="3456"/>
-            <w:shd w:val="clear" w:color="auto" w:fill="FFFFFF"/>
-          </w:tcPr>
-          <w:p>
-            <w:r>
-              <w:rPr>
-                <w:color w:val="1A1A2E"/>
-                <w:sz w:val="19"/>
-              </w:rPr>
-              <w:t>Email CTAs</w:t>
-            </w:r>
-          </w:p>
-        </w:tc>
-        <w:tc>
-          <w:tcPr>
-            <w:tcW w:type="dxa" w:w="6048"/>
-            <w:shd w:val="clear" w:color="auto" w:fill="FFFFFF"/>
-          </w:tcPr>
-          <w:p>
-            <w:r>
-              <w:rPr>
-                <w:color w:val="1A1A2E"/>
-                <w:sz w:val="19"/>
-              </w:rPr>
-              <w:t>'Open Admin Panel' button + 'WhatsApp Lead' button</w:t>
-            </w:r>
-          </w:p>
-        </w:tc>
-      </w:tr>
-      <w:tr>
-        <w:tc>
-          <w:tcPr>
-            <w:tcW w:type="dxa" w:w="3456"/>
-            <w:shd w:val="clear" w:color="auto" w:fill="F5F5F5"/>
-          </w:tcPr>
-          <w:p>
-            <w:r>
-              <w:rPr>
-                <w:color w:val="1A1A2E"/>
-                <w:sz w:val="19"/>
-              </w:rPr>
-              <w:t>Lead ID in email</w:t>
-            </w:r>
-          </w:p>
-        </w:tc>
-        <w:tc>
-          <w:tcPr>
-            <w:tcW w:type="dxa" w:w="6048"/>
-            <w:shd w:val="clear" w:color="auto" w:fill="F5F5F5"/>
-          </w:tcPr>
-          <w:p>
-            <w:r>
-              <w:rPr>
-                <w:color w:val="1A1A2E"/>
-                <w:sz w:val="19"/>
-              </w:rPr>
-              <w:t>✅ Included for reference — links back to /admin</w:t>
-            </w:r>
-          </w:p>
-        </w:tc>
-      </w:tr>
-      <w:tr>
-        <w:tc>
-          <w:tcPr>
-            <w:tcW w:type="dxa" w:w="3456"/>
-            <w:shd w:val="clear" w:color="auto" w:fill="FFFFFF"/>
-          </w:tcPr>
-          <w:p>
-            <w:r>
-              <w:rPr>
-                <w:color w:val="1A1A2E"/>
-                <w:sz w:val="19"/>
-              </w:rPr>
-              <w:t>Migration status</w:t>
-            </w:r>
-          </w:p>
-        </w:tc>
-        <w:tc>
-          <w:tcPr>
-            <w:tcW w:type="dxa" w:w="6048"/>
-            <w:shd w:val="clear" w:color="auto" w:fill="FFFFFF"/>
-          </w:tcPr>
-          <w:p>
-            <w:r>
-              <w:rPr>
-                <w:color w:val="1A1A2E"/>
-                <w:sz w:val="19"/>
-              </w:rPr>
-              <w:t>✅ Fully migrated from deprecated functions.config() — March 2026 safe</w:t>
-            </w:r>
-          </w:p>
-        </w:tc>
-      </w:tr>
-      <w:tr>
-        <w:tc>
-          <w:tcPr>
-            <w:tcW w:type="dxa" w:w="3456"/>
-            <w:shd w:val="clear" w:color="auto" w:fill="F5F5F5"/>
-          </w:tcPr>
-          <w:p>
-            <w:r>
-              <w:rPr>
-                <w:color w:val="1A1A2E"/>
-                <w:sz w:val="19"/>
-              </w:rPr>
-              <w:t>Deployment</w:t>
-            </w:r>
-          </w:p>
-        </w:tc>
-        <w:tc>
-          <w:tcPr>
-            <w:tcW w:type="dxa" w:w="6048"/>
-            <w:shd w:val="clear" w:color="auto" w:fill="F5F5F5"/>
-          </w:tcPr>
-          <w:p>
-            <w:r>
-              <w:rPr>
-                <w:color w:val="1A1A2E"/>
-                <w:sz w:val="19"/>
-              </w:rPr>
-              <w:t>✅ functions[onNewLead(us-central1)] — Successful update operation</w:t>
-            </w:r>
-          </w:p>
-        </w:tc>
-      </w:tr>
-      <w:tr>
-        <w:tc>
-          <w:tcPr>
-            <w:tcW w:type="dxa" w:w="3456"/>
-            <w:shd w:val="clear" w:color="auto" w:fill="FFFFFF"/>
-          </w:tcPr>
-          <w:p>
-            <w:r>
-              <w:rPr>
-                <w:color w:val="1A1A2E"/>
-                <w:sz w:val="19"/>
-              </w:rPr>
-              <w:t>Status</w:t>
-            </w:r>
-          </w:p>
-        </w:tc>
-        <w:tc>
-          <w:tcPr>
-            <w:tcW w:type="dxa" w:w="6048"/>
-            <w:shd w:val="clear" w:color="auto" w:fill="FFFFFF"/>
-          </w:tcPr>
-          <w:p>
-            <w:r>
-              <w:rPr>
-                <w:color w:val="1A1A2E"/>
-                <w:sz w:val="19"/>
-              </w:rPr>
-              <w:t>⚠️ App Password set — function deployed — awaiting first real form submission to confirm email delivery</w:t>
-            </w:r>
-          </w:p>
-        </w:tc>
-      </w:tr>
-    </w:tbl>
-    <w:p/>
-    <w:p>
-      <w:pPr>
-        <w:spacing w:before="360" w:after="120"/>
-        <w:shd w:val="clear" w:color="auto" w:fill="0D161F"/>
-        <w:pBdr>
-          <w:left w:val="thick" w:sz="24" w:space="12" w:color="00E5A0"/>
-        </w:pBdr>
-        <w:ind w:left="360"/>
-      </w:pPr>
-      <w:r>
-        <w:rPr>
-          <w:b/>
-          <w:color w:val="FFFFFF"/>
-          <w:sz w:val="40"/>
-        </w:rPr>
-        <w:t>10 · Open Issues &amp; Remaining Bugs</w:t>
+        <w:t>6 · Open Issues &amp; Roadmap Ahead</w:t>
       </w:r>
     </w:p>
     <w:tbl>
@@ -8114,7 +2597,7 @@
         <w:tc>
           <w:tcPr>
             <w:tcW w:type="dxa" w:w="504"/>
-            <w:shd w:val="clear" w:color="auto" w:fill="FFFFFF"/>
+            <w:shd w:val="clear" w:color="auto" w:fill="FADBD8"/>
           </w:tcPr>
           <w:p>
             <w:r>
@@ -8122,14 +2605,14 @@
                 <w:color w:val="1A1A2E"/>
                 <w:sz w:val="18"/>
               </w:rPr>
-              <w:t>⚠️</w:t>
+              <w:t>🔴</w:t>
             </w:r>
           </w:p>
         </w:tc>
         <w:tc>
           <w:tcPr>
             <w:tcW w:type="dxa" w:w="2160"/>
-            <w:shd w:val="clear" w:color="auto" w:fill="FFFFFF"/>
+            <w:shd w:val="clear" w:color="auto" w:fill="FADBD8"/>
           </w:tcPr>
           <w:p>
             <w:r>
@@ -8137,14 +2620,14 @@
                 <w:color w:val="1A1A2E"/>
                 <w:sz w:val="18"/>
               </w:rPr>
-              <w:t>NEEDS TEST</w:t>
+              <w:t>NEEDS DEV</w:t>
             </w:r>
           </w:p>
         </w:tc>
         <w:tc>
           <w:tcPr>
             <w:tcW w:type="dxa" w:w="6624"/>
-            <w:shd w:val="clear" w:color="auto" w:fill="FFFFFF"/>
+            <w:shd w:val="clear" w:color="auto" w:fill="FADBD8"/>
           </w:tcPr>
           <w:p>
             <w:r>
@@ -8152,9 +2635,7 @@
                 <w:color w:val="1A1A2E"/>
                 <w:sz w:val="18"/>
               </w:rPr>
-              <w:t>Email delivery unconfirmed — function deployed with App Password but no successful live form submission captured in function logs yet.</w:t>
-              <w:br/>
-              <w:t>→ Submit contact form on live site and check logs: firebase functions:log --only onNewLead</w:t>
+              <w:t>Portfolios / Problems / Process Detail Pages — Mirroring the Phase 7.5 architectural logic over to the remaining 3 major content vectors to establish maximum internal backlinking.</w:t>
             </w:r>
           </w:p>
         </w:tc>
@@ -8201,9 +2682,7 @@
                 <w:color w:val="1A1A2E"/>
                 <w:sz w:val="18"/>
               </w:rPr>
-              <w:t>No pagination on leads table. All documents fetched at once via onSnapshot.</w:t>
-              <w:br/>
-              <w:t>→ Add Firestore limit() + startAfter() cursor pagination if leads &gt; 500</w:t>
+              <w:t>Background Push Notifications for Admin — Currently, notifications fire on the active tab. Hooking up FCM (Firebase Cloud Messaging) Service Workers to intercept events even when closed.</w:t>
             </w:r>
           </w:p>
         </w:tc>
@@ -8250,9 +2729,7 @@
                 <w:color w:val="1A1A2E"/>
                 <w:sz w:val="18"/>
               </w:rPr>
-              <w:t>Browser notifications only work with tab open. No background push.</w:t>
-              <w:br/>
-              <w:t>→ Integrate Firebase Cloud Messaging + service worker for background alerts</w:t>
+              <w:t>Lead Pagination — The system currently runs `onSnapshot` grabbing entire Lead blocks. Will require `limit(X)` constraints as the volume surpasses 1,000 queries.</w:t>
             </w:r>
           </w:p>
         </w:tc>
@@ -8299,205 +2776,7 @@
                 <w:color w:val="1A1A2E"/>
                 <w:sz w:val="18"/>
               </w:rPr>
-              <w:t>No sitemap.xml deployed yet — needs serviceAccountKey.json for script.</w:t>
-              <w:br/>
-              <w:t>→ npm run generate:sitemap then firebase deploy --only hosting</w:t>
-            </w:r>
-          </w:p>
-        </w:tc>
-      </w:tr>
-      <w:tr>
-        <w:tc>
-          <w:tcPr>
-            <w:tcW w:type="dxa" w:w="504"/>
-            <w:shd w:val="clear" w:color="auto" w:fill="FEF9E7"/>
-          </w:tcPr>
-          <w:p>
-            <w:r>
-              <w:rPr>
-                <w:color w:val="1A1A2E"/>
-                <w:sz w:val="18"/>
-              </w:rPr>
-              <w:t>🟡</w:t>
-            </w:r>
-          </w:p>
-        </w:tc>
-        <w:tc>
-          <w:tcPr>
-            <w:tcW w:type="dxa" w:w="2160"/>
-            <w:shd w:val="clear" w:color="auto" w:fill="FEF9E7"/>
-          </w:tcPr>
-          <w:p>
-            <w:r>
-              <w:rPr>
-                <w:color w:val="1A1A2E"/>
-                <w:sz w:val="18"/>
-              </w:rPr>
-              <w:t>LOW</w:t>
-            </w:r>
-          </w:p>
-        </w:tc>
-        <w:tc>
-          <w:tcPr>
-            <w:tcW w:type="dxa" w:w="6624"/>
-            <w:shd w:val="clear" w:color="auto" w:fill="FEF9E7"/>
-          </w:tcPr>
-          <w:p>
-            <w:r>
-              <w:rPr>
-                <w:color w:val="1A1A2E"/>
-                <w:sz w:val="18"/>
-              </w:rPr>
-              <w:t>Test coverage is minimal — no tests for ContactForm, Blog, or analytics.</w:t>
-              <w:br/>
-              <w:t>→ Add Vitest tests for Zod validation, filter logic, data transforms</w:t>
-            </w:r>
-          </w:p>
-        </w:tc>
-      </w:tr>
-      <w:tr>
-        <w:tc>
-          <w:tcPr>
-            <w:tcW w:type="dxa" w:w="504"/>
-            <w:shd w:val="clear" w:color="auto" w:fill="FEF9E7"/>
-          </w:tcPr>
-          <w:p>
-            <w:r>
-              <w:rPr>
-                <w:color w:val="1A1A2E"/>
-                <w:sz w:val="18"/>
-              </w:rPr>
-              <w:t>🟡</w:t>
-            </w:r>
-          </w:p>
-        </w:tc>
-        <w:tc>
-          <w:tcPr>
-            <w:tcW w:type="dxa" w:w="2160"/>
-            <w:shd w:val="clear" w:color="auto" w:fill="FEF9E7"/>
-          </w:tcPr>
-          <w:p>
-            <w:r>
-              <w:rPr>
-                <w:color w:val="1A1A2E"/>
-                <w:sz w:val="18"/>
-              </w:rPr>
-              <w:t>LOW</w:t>
-            </w:r>
-          </w:p>
-        </w:tc>
-        <w:tc>
-          <w:tcPr>
-            <w:tcW w:type="dxa" w:w="6624"/>
-            <w:shd w:val="clear" w:color="auto" w:fill="FEF9E7"/>
-          </w:tcPr>
-          <w:p>
-            <w:r>
-              <w:rPr>
-                <w:color w:val="1A1A2E"/>
-                <w:sz w:val="18"/>
-              </w:rPr>
-              <w:t>No CSV export for analytics — only leads table is exportable.</w:t>
-              <w:br/>
-              <w:t>→ Add Export Chart Data button in AnalyticsView</w:t>
-            </w:r>
-          </w:p>
-        </w:tc>
-      </w:tr>
-      <w:tr>
-        <w:tc>
-          <w:tcPr>
-            <w:tcW w:type="dxa" w:w="504"/>
-            <w:shd w:val="clear" w:color="auto" w:fill="FEF9E7"/>
-          </w:tcPr>
-          <w:p>
-            <w:r>
-              <w:rPr>
-                <w:color w:val="1A1A2E"/>
-                <w:sz w:val="18"/>
-              </w:rPr>
-              <w:t>🟡</w:t>
-            </w:r>
-          </w:p>
-        </w:tc>
-        <w:tc>
-          <w:tcPr>
-            <w:tcW w:type="dxa" w:w="2160"/>
-            <w:shd w:val="clear" w:color="auto" w:fill="FEF9E7"/>
-          </w:tcPr>
-          <w:p>
-            <w:r>
-              <w:rPr>
-                <w:color w:val="1A1A2E"/>
-                <w:sz w:val="18"/>
-              </w:rPr>
-              <w:t>LOW</w:t>
-            </w:r>
-          </w:p>
-        </w:tc>
-        <w:tc>
-          <w:tcPr>
-            <w:tcW w:type="dxa" w:w="6624"/>
-            <w:shd w:val="clear" w:color="auto" w:fill="FEF9E7"/>
-          </w:tcPr>
-          <w:p>
-            <w:r>
-              <w:rPr>
-                <w:color w:val="1A1A2E"/>
-                <w:sz w:val="18"/>
-              </w:rPr>
-              <w:t>Notes field has no edit history.</w:t>
-              <w:br/>
-              <w:t>→ Consider sub-collection notes [{author, text, timestamp}] for audit trail</w:t>
-            </w:r>
-          </w:p>
-        </w:tc>
-      </w:tr>
-      <w:tr>
-        <w:tc>
-          <w:tcPr>
-            <w:tcW w:type="dxa" w:w="504"/>
-            <w:shd w:val="clear" w:color="auto" w:fill="EBF5FB"/>
-          </w:tcPr>
-          <w:p>
-            <w:r>
-              <w:rPr>
-                <w:color w:val="1A1A2E"/>
-                <w:sz w:val="18"/>
-              </w:rPr>
-              <w:t>ℹ️</w:t>
-            </w:r>
-          </w:p>
-        </w:tc>
-        <w:tc>
-          <w:tcPr>
-            <w:tcW w:type="dxa" w:w="2160"/>
-            <w:shd w:val="clear" w:color="auto" w:fill="EBF5FB"/>
-          </w:tcPr>
-          <w:p>
-            <w:r>
-              <w:rPr>
-                <w:color w:val="1A1A2E"/>
-                <w:sz w:val="18"/>
-              </w:rPr>
-              <w:t>INFO</w:t>
-            </w:r>
-          </w:p>
-        </w:tc>
-        <w:tc>
-          <w:tcPr>
-            <w:tcW w:type="dxa" w:w="6624"/>
-            <w:shd w:val="clear" w:color="auto" w:fill="EBF5FB"/>
-          </w:tcPr>
-          <w:p>
-            <w:r>
-              <w:rPr>
-                <w:color w:val="1A1A2E"/>
-                <w:sz w:val="18"/>
-              </w:rPr>
-              <w:t>VITE_ADMIN_EMAIL is baked into JS bundle (visible in DevTools).</w:t>
-              <w:br/>
-              <w:t>→ Mitigated by Firestore server-side rule; no action needed</w:t>
+              <w:t>Analytics Export Hook — Give the Admin the ability to rip Chart Data structurally via CSV download alongside standard Leads metadata exports.</w:t>
             </w:r>
           </w:p>
         </w:tc>
@@ -8544,1395 +2823,13 @@
                 <w:color w:val="1A1A2E"/>
                 <w:sz w:val="18"/>
               </w:rPr>
-              <w:t>Deprecated functions.config() → migrated to defineSecret/defineString (March 2026 safe).</w:t>
-            </w:r>
-          </w:p>
-        </w:tc>
-      </w:tr>
-      <w:tr>
-        <w:tc>
-          <w:tcPr>
-            <w:tcW w:type="dxa" w:w="504"/>
-            <w:shd w:val="clear" w:color="auto" w:fill="D5F5E3"/>
-          </w:tcPr>
-          <w:p>
-            <w:r>
-              <w:rPr>
-                <w:color w:val="1A1A2E"/>
-                <w:sz w:val="18"/>
-              </w:rPr>
-              <w:t>✅</w:t>
-            </w:r>
-          </w:p>
-        </w:tc>
-        <w:tc>
-          <w:tcPr>
-            <w:tcW w:type="dxa" w:w="2160"/>
-            <w:shd w:val="clear" w:color="auto" w:fill="D5F5E3"/>
-          </w:tcPr>
-          <w:p>
-            <w:r>
-              <w:rPr>
-                <w:color w:val="1A1A2E"/>
-                <w:sz w:val="18"/>
-              </w:rPr>
-              <w:t>FIXED</w:t>
-            </w:r>
-          </w:p>
-        </w:tc>
-        <w:tc>
-          <w:tcPr>
-            <w:tcW w:type="dxa" w:w="6624"/>
-            <w:shd w:val="clear" w:color="auto" w:fill="D5F5E3"/>
-          </w:tcPr>
-          <w:p>
-            <w:r>
-              <w:rPr>
-                <w:color w:val="1A1A2E"/>
-                <w:sz w:val="18"/>
-              </w:rPr>
-              <w:t>Wrong email (hello@scalvicon.in) in CTASection → updated to krishnamaurya2204@gmail.com.</w:t>
-            </w:r>
-          </w:p>
-        </w:tc>
-      </w:tr>
-      <w:tr>
-        <w:tc>
-          <w:tcPr>
-            <w:tcW w:type="dxa" w:w="504"/>
-            <w:shd w:val="clear" w:color="auto" w:fill="D5F5E3"/>
-          </w:tcPr>
-          <w:p>
-            <w:r>
-              <w:rPr>
-                <w:color w:val="1A1A2E"/>
-                <w:sz w:val="18"/>
-              </w:rPr>
-              <w:t>✅</w:t>
-            </w:r>
-          </w:p>
-        </w:tc>
-        <w:tc>
-          <w:tcPr>
-            <w:tcW w:type="dxa" w:w="2160"/>
-            <w:shd w:val="clear" w:color="auto" w:fill="D5F5E3"/>
-          </w:tcPr>
-          <w:p>
-            <w:r>
-              <w:rPr>
-                <w:color w:val="1A1A2E"/>
-                <w:sz w:val="18"/>
-              </w:rPr>
-              <w:t>FIXED</w:t>
-            </w:r>
-          </w:p>
-        </w:tc>
-        <w:tc>
-          <w:tcPr>
-            <w:tcW w:type="dxa" w:w="6624"/>
-            <w:shd w:val="clear" w:color="auto" w:fill="D5F5E3"/>
-          </w:tcPr>
-          <w:p>
-            <w:r>
-              <w:rPr>
-                <w:color w:val="1A1A2E"/>
-                <w:sz w:val="18"/>
-              </w:rPr>
-              <w:t>Named imports for Navbar/Footer in Blog/BlogPost → fixed to default imports.</w:t>
-            </w:r>
-          </w:p>
-        </w:tc>
-      </w:tr>
-      <w:tr>
-        <w:tc>
-          <w:tcPr>
-            <w:tcW w:type="dxa" w:w="504"/>
-            <w:shd w:val="clear" w:color="auto" w:fill="D5F5E3"/>
-          </w:tcPr>
-          <w:p>
-            <w:r>
-              <w:rPr>
-                <w:color w:val="1A1A2E"/>
-                <w:sz w:val="18"/>
-              </w:rPr>
-              <w:t>✅</w:t>
-            </w:r>
-          </w:p>
-        </w:tc>
-        <w:tc>
-          <w:tcPr>
-            <w:tcW w:type="dxa" w:w="2160"/>
-            <w:shd w:val="clear" w:color="auto" w:fill="D5F5E3"/>
-          </w:tcPr>
-          <w:p>
-            <w:r>
-              <w:rPr>
-                <w:color w:val="1A1A2E"/>
-                <w:sz w:val="18"/>
-              </w:rPr>
-              <w:t>FIXED</w:t>
-            </w:r>
-          </w:p>
-        </w:tc>
-        <w:tc>
-          <w:tcPr>
-            <w:tcW w:type="dxa" w:w="6624"/>
-            <w:shd w:val="clear" w:color="auto" w:fill="D5F5E3"/>
-          </w:tcPr>
-          <w:p>
-            <w:r>
-              <w:rPr>
-                <w:color w:val="1A1A2E"/>
-                <w:sz w:val="18"/>
-              </w:rPr>
-              <w:t>Admin.tsx merge conflict — kept all 7 tabs from both branches (blog + dashboard + projects).</w:t>
-            </w:r>
-          </w:p>
-        </w:tc>
-      </w:tr>
-      <w:tr>
-        <w:tc>
-          <w:tcPr>
-            <w:tcW w:type="dxa" w:w="504"/>
-            <w:shd w:val="clear" w:color="auto" w:fill="D5F5E3"/>
-          </w:tcPr>
-          <w:p>
-            <w:r>
-              <w:rPr>
-                <w:color w:val="1A1A2E"/>
-                <w:sz w:val="18"/>
-              </w:rPr>
-              <w:t>✅</w:t>
-            </w:r>
-          </w:p>
-        </w:tc>
-        <w:tc>
-          <w:tcPr>
-            <w:tcW w:type="dxa" w:w="2160"/>
-            <w:shd w:val="clear" w:color="auto" w:fill="D5F5E3"/>
-          </w:tcPr>
-          <w:p>
-            <w:r>
-              <w:rPr>
-                <w:color w:val="1A1A2E"/>
-                <w:sz w:val="18"/>
-              </w:rPr>
-              <w:t>FIXED</w:t>
-            </w:r>
-          </w:p>
-        </w:tc>
-        <w:tc>
-          <w:tcPr>
-            <w:tcW w:type="dxa" w:w="6624"/>
-            <w:shd w:val="clear" w:color="auto" w:fill="D5F5E3"/>
-          </w:tcPr>
-          <w:p>
-            <w:r>
-              <w:rPr>
-                <w:color w:val="1A1A2E"/>
-                <w:sz w:val="18"/>
-              </w:rPr>
-              <w:t>Navbar handleNav called with undefined for Blog link → Blog uses Link not button.</w:t>
-            </w:r>
-          </w:p>
-        </w:tc>
-      </w:tr>
-      <w:tr>
-        <w:tc>
-          <w:tcPr>
-            <w:tcW w:type="dxa" w:w="504"/>
-            <w:shd w:val="clear" w:color="auto" w:fill="D5F5E3"/>
-          </w:tcPr>
-          <w:p>
-            <w:r>
-              <w:rPr>
-                <w:color w:val="1A1A2E"/>
-                <w:sz w:val="18"/>
-              </w:rPr>
-              <w:t>✅</w:t>
-            </w:r>
-          </w:p>
-        </w:tc>
-        <w:tc>
-          <w:tcPr>
-            <w:tcW w:type="dxa" w:w="2160"/>
-            <w:shd w:val="clear" w:color="auto" w:fill="D5F5E3"/>
-          </w:tcPr>
-          <w:p>
-            <w:r>
-              <w:rPr>
-                <w:color w:val="1A1A2E"/>
-                <w:sz w:val="18"/>
-              </w:rPr>
-              <w:t>FIXED</w:t>
-            </w:r>
-          </w:p>
-        </w:tc>
-        <w:tc>
-          <w:tcPr>
-            <w:tcW w:type="dxa" w:w="6624"/>
-            <w:shd w:val="clear" w:color="auto" w:fill="D5F5E3"/>
-          </w:tcPr>
-          <w:p>
-            <w:r>
-              <w:rPr>
-                <w:color w:val="1A1A2E"/>
-                <w:sz w:val="18"/>
-              </w:rPr>
-              <w:t>Mobile menu didn't support path-based Blog link → Link rendered in mobile nav.</w:t>
-            </w:r>
-          </w:p>
-        </w:tc>
-      </w:tr>
-      <w:tr>
-        <w:tc>
-          <w:tcPr>
-            <w:tcW w:type="dxa" w:w="504"/>
-            <w:shd w:val="clear" w:color="auto" w:fill="D5F5E3"/>
-          </w:tcPr>
-          <w:p>
-            <w:r>
-              <w:rPr>
-                <w:color w:val="1A1A2E"/>
-                <w:sz w:val="18"/>
-              </w:rPr>
-              <w:t>✅</w:t>
-            </w:r>
-          </w:p>
-        </w:tc>
-        <w:tc>
-          <w:tcPr>
-            <w:tcW w:type="dxa" w:w="2160"/>
-            <w:shd w:val="clear" w:color="auto" w:fill="D5F5E3"/>
-          </w:tcPr>
-          <w:p>
-            <w:r>
-              <w:rPr>
-                <w:color w:val="1A1A2E"/>
-                <w:sz w:val="18"/>
-              </w:rPr>
-              <w:t>FIXED</w:t>
-            </w:r>
-          </w:p>
-        </w:tc>
-        <w:tc>
-          <w:tcPr>
-            <w:tcW w:type="dxa" w:w="6624"/>
-            <w:shd w:val="clear" w:color="auto" w:fill="D5F5E3"/>
-          </w:tcPr>
-          <w:p>
-            <w:r>
-              <w:rPr>
-                <w:color w:val="1A1A2E"/>
-                <w:sz w:val="18"/>
-              </w:rPr>
-              <w:t>Stale email hello@scalvicon.in in Footer → updated in Phase 1 fix.</w:t>
+              <w:t>The entire 'Duplicate Content across Services' glitch was remedied by injecting 6 entirely separate strict typed configurations under `src/data/services/`.</w:t>
             </w:r>
           </w:p>
         </w:tc>
       </w:tr>
     </w:tbl>
     <w:p/>
-    <w:p>
-      <w:pPr>
-        <w:spacing w:before="360" w:after="120"/>
-        <w:shd w:val="clear" w:color="auto" w:fill="0D161F"/>
-        <w:pBdr>
-          <w:left w:val="thick" w:sz="24" w:space="12" w:color="00E5A0"/>
-        </w:pBdr>
-        <w:ind w:left="360"/>
-      </w:pPr>
-      <w:r>
-        <w:rPr>
-          <w:b/>
-          <w:color w:val="FFFFFF"/>
-          <w:sz w:val="40"/>
-        </w:rPr>
-        <w:t>11 · Git Commit History</w:t>
-      </w:r>
-    </w:p>
-    <w:tbl>
-      <w:tblPr>
-        <w:tblStyle w:val="TableGrid"/>
-        <w:tblW w:type="auto" w:w="0"/>
-        <w:jc w:val="left"/>
-        <w:tblLook w:firstColumn="1" w:firstRow="1" w:lastColumn="0" w:lastRow="0" w:noHBand="0" w:noVBand="1" w:val="04A0"/>
-      </w:tblPr>
-      <w:tblGrid>
-        <w:gridCol w:w="4680"/>
-        <w:gridCol w:w="4680"/>
-      </w:tblGrid>
-      <w:tr>
-        <w:tc>
-          <w:tcPr>
-            <w:tcW w:type="dxa" w:w="3456"/>
-            <w:shd w:val="clear" w:color="auto" w:fill="0D161F"/>
-          </w:tcPr>
-          <w:p>
-            <w:r>
-              <w:rPr>
-                <w:b/>
-                <w:color w:val="FFFFFF"/>
-                <w:sz w:val="19"/>
-              </w:rPr>
-              <w:t>Commit</w:t>
-            </w:r>
-          </w:p>
-        </w:tc>
-        <w:tc>
-          <w:tcPr>
-            <w:tcW w:type="dxa" w:w="6048"/>
-            <w:shd w:val="clear" w:color="auto" w:fill="0D161F"/>
-          </w:tcPr>
-          <w:p>
-            <w:r>
-              <w:rPr>
-                <w:b/>
-                <w:color w:val="FFFFFF"/>
-                <w:sz w:val="19"/>
-              </w:rPr>
-              <w:t>Description</w:t>
-            </w:r>
-          </w:p>
-        </w:tc>
-      </w:tr>
-      <w:tr>
-        <w:tc>
-          <w:tcPr>
-            <w:tcW w:type="dxa" w:w="3456"/>
-            <w:shd w:val="clear" w:color="auto" w:fill="F5F5F5"/>
-          </w:tcPr>
-          <w:p>
-            <w:r>
-              <w:rPr>
-                <w:color w:val="1A1A2E"/>
-                <w:sz w:val="19"/>
-              </w:rPr>
-              <w:t>297747c (HEAD, origin/main)</w:t>
-            </w:r>
-          </w:p>
-        </w:tc>
-        <w:tc>
-          <w:tcPr>
-            <w:tcW w:type="dxa" w:w="6048"/>
-            <w:shd w:val="clear" w:color="auto" w:fill="F5F5F5"/>
-          </w:tcPr>
-          <w:p>
-            <w:r>
-              <w:rPr>
-                <w:color w:val="1A1A2E"/>
-                <w:sz w:val="19"/>
-              </w:rPr>
-              <w:t>feat: Phase 5-6 — Blog system, email notifications, SEO, chart fixes</w:t>
-              <w:br/>
-              <w:t>27 files changed, 6,068 insertions</w:t>
-            </w:r>
-          </w:p>
-        </w:tc>
-      </w:tr>
-      <w:tr>
-        <w:tc>
-          <w:tcPr>
-            <w:tcW w:type="dxa" w:w="3456"/>
-            <w:shd w:val="clear" w:color="auto" w:fill="FFFFFF"/>
-          </w:tcPr>
-          <w:p>
-            <w:r>
-              <w:rPr>
-                <w:color w:val="1A1A2E"/>
-                <w:sz w:val="19"/>
-              </w:rPr>
-              <w:t>fc66dc0</w:t>
-            </w:r>
-          </w:p>
-        </w:tc>
-        <w:tc>
-          <w:tcPr>
-            <w:tcW w:type="dxa" w:w="6048"/>
-            <w:shd w:val="clear" w:color="auto" w:fill="FFFFFF"/>
-          </w:tcPr>
-          <w:p>
-            <w:r>
-              <w:rPr>
-                <w:color w:val="1A1A2E"/>
-                <w:sz w:val="19"/>
-              </w:rPr>
-              <w:t>feat: implement Projects section and Client Portal</w:t>
-              <w:br/>
-              <w:t>12 files changed, 2,846 insertions</w:t>
-            </w:r>
-          </w:p>
-        </w:tc>
-      </w:tr>
-      <w:tr>
-        <w:tc>
-          <w:tcPr>
-            <w:tcW w:type="dxa" w:w="3456"/>
-            <w:shd w:val="clear" w:color="auto" w:fill="F5F5F5"/>
-          </w:tcPr>
-          <w:p>
-            <w:r>
-              <w:rPr>
-                <w:color w:val="1A1A2E"/>
-                <w:sz w:val="19"/>
-              </w:rPr>
-              <w:t>008a803</w:t>
-            </w:r>
-          </w:p>
-        </w:tc>
-        <w:tc>
-          <w:tcPr>
-            <w:tcW w:type="dxa" w:w="6048"/>
-            <w:shd w:val="clear" w:color="auto" w:fill="F5F5F5"/>
-          </w:tcPr>
-          <w:p>
-            <w:r>
-              <w:rPr>
-                <w:color w:val="1A1A2E"/>
-                <w:sz w:val="19"/>
-              </w:rPr>
-              <w:t>feat: Enhance admin panel with lead details modal, activity timeline, improved summary cards, error boundary</w:t>
-            </w:r>
-          </w:p>
-        </w:tc>
-      </w:tr>
-      <w:tr>
-        <w:tc>
-          <w:tcPr>
-            <w:tcW w:type="dxa" w:w="3456"/>
-            <w:shd w:val="clear" w:color="auto" w:fill="FFFFFF"/>
-          </w:tcPr>
-          <w:p>
-            <w:r>
-              <w:rPr>
-                <w:color w:val="1A1A2E"/>
-                <w:sz w:val="19"/>
-              </w:rPr>
-              <w:t>2b21e46</w:t>
-            </w:r>
-          </w:p>
-        </w:tc>
-        <w:tc>
-          <w:tcPr>
-            <w:tcW w:type="dxa" w:w="6048"/>
-            <w:shd w:val="clear" w:color="auto" w:fill="FFFFFF"/>
-          </w:tcPr>
-          <w:p>
-            <w:r>
-              <w:rPr>
-                <w:color w:val="1A1A2E"/>
-                <w:sz w:val="19"/>
-              </w:rPr>
-              <w:t>feat: Implement Firebase authentication, admin dashboard with analytics and lead management</w:t>
-            </w:r>
-          </w:p>
-        </w:tc>
-      </w:tr>
-      <w:tr>
-        <w:tc>
-          <w:tcPr>
-            <w:tcW w:type="dxa" w:w="3456"/>
-            <w:shd w:val="clear" w:color="auto" w:fill="F5F5F5"/>
-          </w:tcPr>
-          <w:p>
-            <w:r>
-              <w:rPr>
-                <w:color w:val="1A1A2E"/>
-                <w:sz w:val="19"/>
-              </w:rPr>
-              <w:t>c6cf3fd</w:t>
-            </w:r>
-          </w:p>
-        </w:tc>
-        <w:tc>
-          <w:tcPr>
-            <w:tcW w:type="dxa" w:w="6048"/>
-            <w:shd w:val="clear" w:color="auto" w:fill="F5F5F5"/>
-          </w:tcPr>
-          <w:p>
-            <w:r>
-              <w:rPr>
-                <w:color w:val="1A1A2E"/>
-                <w:sz w:val="19"/>
-              </w:rPr>
-              <w:t>added audit file</w:t>
-            </w:r>
-          </w:p>
-        </w:tc>
-      </w:tr>
-      <w:tr>
-        <w:tc>
-          <w:tcPr>
-            <w:tcW w:type="dxa" w:w="3456"/>
-            <w:shd w:val="clear" w:color="auto" w:fill="FFFFFF"/>
-          </w:tcPr>
-          <w:p>
-            <w:r>
-              <w:rPr>
-                <w:color w:val="1A1A2E"/>
-                <w:sz w:val="19"/>
-              </w:rPr>
-              <w:t>4f23134</w:t>
-            </w:r>
-          </w:p>
-        </w:tc>
-        <w:tc>
-          <w:tcPr>
-            <w:tcW w:type="dxa" w:w="6048"/>
-            <w:shd w:val="clear" w:color="auto" w:fill="FFFFFF"/>
-          </w:tcPr>
-          <w:p>
-            <w:r>
-              <w:rPr>
-                <w:color w:val="1A1A2E"/>
-                <w:sz w:val="19"/>
-              </w:rPr>
-              <w:t>setup done in VS Code — package-lock.json commit</w:t>
-            </w:r>
-          </w:p>
-        </w:tc>
-      </w:tr>
-      <w:tr>
-        <w:tc>
-          <w:tcPr>
-            <w:tcW w:type="dxa" w:w="3456"/>
-            <w:shd w:val="clear" w:color="auto" w:fill="F5F5F5"/>
-          </w:tcPr>
-          <w:p>
-            <w:r>
-              <w:rPr>
-                <w:color w:val="1A1A2E"/>
-                <w:sz w:val="19"/>
-              </w:rPr>
-              <w:t>709c0c4</w:t>
-            </w:r>
-          </w:p>
-        </w:tc>
-        <w:tc>
-          <w:tcPr>
-            <w:tcW w:type="dxa" w:w="6048"/>
-            <w:shd w:val="clear" w:color="auto" w:fill="F5F5F5"/>
-          </w:tcPr>
-          <w:p>
-            <w:r>
-              <w:rPr>
-                <w:color w:val="1A1A2E"/>
-                <w:sz w:val="19"/>
-              </w:rPr>
-              <w:t>Update site info for publish</w:t>
-            </w:r>
-          </w:p>
-        </w:tc>
-      </w:tr>
-      <w:tr>
-        <w:tc>
-          <w:tcPr>
-            <w:tcW w:type="dxa" w:w="3456"/>
-            <w:shd w:val="clear" w:color="auto" w:fill="FFFFFF"/>
-          </w:tcPr>
-          <w:p>
-            <w:r>
-              <w:rPr>
-                <w:color w:val="1A1A2E"/>
-                <w:sz w:val="19"/>
-              </w:rPr>
-              <w:t>289f30b</w:t>
-            </w:r>
-          </w:p>
-        </w:tc>
-        <w:tc>
-          <w:tcPr>
-            <w:tcW w:type="dxa" w:w="6048"/>
-            <w:shd w:val="clear" w:color="auto" w:fill="FFFFFF"/>
-          </w:tcPr>
-          <w:p>
-            <w:r>
-              <w:rPr>
-                <w:color w:val="1A1A2E"/>
-                <w:sz w:val="19"/>
-              </w:rPr>
-              <w:t>Design system &amp; pages wired</w:t>
-            </w:r>
-          </w:p>
-        </w:tc>
-      </w:tr>
-    </w:tbl>
-    <w:p/>
-    <w:p>
-      <w:pPr>
-        <w:spacing w:before="360" w:after="120"/>
-        <w:shd w:val="clear" w:color="auto" w:fill="0D161F"/>
-        <w:pBdr>
-          <w:left w:val="thick" w:sz="24" w:space="12" w:color="00E5A0"/>
-        </w:pBdr>
-        <w:ind w:left="360"/>
-      </w:pPr>
-      <w:r>
-        <w:rPr>
-          <w:b/>
-          <w:color w:val="FFFFFF"/>
-          <w:sz w:val="40"/>
-        </w:rPr>
-        <w:t>12 · What's Working Well</w:t>
-      </w:r>
-    </w:p>
-    <w:p>
-      <w:pPr>
-        <w:pStyle w:val="ListBullet"/>
-        <w:spacing w:after="40"/>
-        <w:ind w:left="432"/>
-      </w:pPr>
-      <w:r>
-        <w:rPr>
-          <w:color w:val="27AE60"/>
-          <w:sz w:val="20"/>
-        </w:rPr>
-        <w:t>✅  End-to-end lead pipeline: ContactForm → Firestore → Admin table → status update → email notification</w:t>
-      </w:r>
-    </w:p>
-    <w:p>
-      <w:pPr>
-        <w:pStyle w:val="ListBullet"/>
-        <w:spacing w:after="40"/>
-        <w:ind w:left="432"/>
-      </w:pPr>
-      <w:r>
-        <w:rPr>
-          <w:color w:val="27AE60"/>
-          <w:sz w:val="20"/>
-        </w:rPr>
-        <w:t>✅  Real-time admin dashboard — onSnapshot updates instantly on new form submission</w:t>
-      </w:r>
-    </w:p>
-    <w:p>
-      <w:pPr>
-        <w:pStyle w:val="ListBullet"/>
-        <w:spacing w:after="40"/>
-        <w:ind w:left="432"/>
-      </w:pPr>
-      <w:r>
-        <w:rPr>
-          <w:color w:val="27AE60"/>
-          <w:sz w:val="20"/>
-        </w:rPr>
-        <w:t>✅  7-tab admin sidebar: Dashboard, Leads, Projects, Analytics, Activity, Blog, Settings</w:t>
-      </w:r>
-    </w:p>
-    <w:p>
-      <w:pPr>
-        <w:pStyle w:val="ListBullet"/>
-        <w:spacing w:after="40"/>
-        <w:ind w:left="432"/>
-      </w:pPr>
-      <w:r>
-        <w:rPr>
-          <w:color w:val="27AE60"/>
-          <w:sz w:val="20"/>
-        </w:rPr>
-        <w:t>✅  Multi-select status filter + bulk actions — power-user-level lead management</w:t>
-      </w:r>
-    </w:p>
-    <w:p>
-      <w:pPr>
-        <w:pStyle w:val="ListBullet"/>
-        <w:spacing w:after="40"/>
-        <w:ind w:left="432"/>
-      </w:pPr>
-      <w:r>
-        <w:rPr>
-          <w:color w:val="27AE60"/>
-          <w:sz w:val="20"/>
-        </w:rPr>
-        <w:t>✅  LeadDetailsModal with editable notes — internal CRM-like workflow in the browser</w:t>
-      </w:r>
-    </w:p>
-    <w:p>
-      <w:pPr>
-        <w:pStyle w:val="ListBullet"/>
-        <w:spacing w:after="40"/>
-        <w:ind w:left="432"/>
-      </w:pPr>
-      <w:r>
-        <w:rPr>
-          <w:color w:val="27AE60"/>
-          <w:sz w:val="20"/>
-        </w:rPr>
-        <w:t>✅  CSV export — one-click download of all filtered leads including notes</w:t>
-      </w:r>
-    </w:p>
-    <w:p>
-      <w:pPr>
-        <w:pStyle w:val="ListBullet"/>
-        <w:spacing w:after="40"/>
-        <w:ind w:left="432"/>
-      </w:pPr>
-      <w:r>
-        <w:rPr>
-          <w:color w:val="27AE60"/>
-          <w:sz w:val="20"/>
-        </w:rPr>
-        <w:t>✅  Activity timeline — chronological history of all lead activity with status dots</w:t>
-      </w:r>
-    </w:p>
-    <w:p>
-      <w:pPr>
-        <w:pStyle w:val="ListBullet"/>
-        <w:spacing w:after="40"/>
-        <w:ind w:left="432"/>
-      </w:pPr>
-      <w:r>
-        <w:rPr>
-          <w:color w:val="27AE60"/>
-          <w:sz w:val="20"/>
-        </w:rPr>
-        <w:t>✅  Week-over-week trend on Total Leads card — business intelligence at a glance</w:t>
-      </w:r>
-    </w:p>
-    <w:p>
-      <w:pPr>
-        <w:pStyle w:val="ListBullet"/>
-        <w:spacing w:after="40"/>
-        <w:ind w:left="432"/>
-      </w:pPr>
-      <w:r>
-        <w:rPr>
-          <w:color w:val="27AE60"/>
-          <w:sz w:val="20"/>
-        </w:rPr>
-        <w:t>✅  High-contrast recharts — CHART_COLORS palette, custom tooltips, white pie labels, bar rounded tops</w:t>
-      </w:r>
-    </w:p>
-    <w:p>
-      <w:pPr>
-        <w:pStyle w:val="ListBullet"/>
-        <w:spacing w:after="40"/>
-        <w:ind w:left="432"/>
-      </w:pPr>
-      <w:r>
-        <w:rPr>
-          <w:color w:val="27AE60"/>
-          <w:sz w:val="20"/>
-        </w:rPr>
-        <w:t>✅  Public Blog system: listing → post — real-time, search, category filter, Markdown, view counter</w:t>
-      </w:r>
-    </w:p>
-    <w:p>
-      <w:pPr>
-        <w:pStyle w:val="ListBullet"/>
-        <w:spacing w:after="40"/>
-        <w:ind w:left="432"/>
-      </w:pPr>
-      <w:r>
-        <w:rPr>
-          <w:color w:val="27AE60"/>
-          <w:sz w:val="20"/>
-        </w:rPr>
-        <w:t>✅  BlogAdmin CRUD: create / edit / publish toggle / delete — inside protected /admin</w:t>
-      </w:r>
-    </w:p>
-    <w:p>
-      <w:pPr>
-        <w:pStyle w:val="ListBullet"/>
-        <w:spacing w:after="40"/>
-        <w:ind w:left="432"/>
-      </w:pPr>
-      <w:r>
-        <w:rPr>
-          <w:color w:val="27AE60"/>
-          <w:sz w:val="20"/>
-        </w:rPr>
-        <w:t>✅  SEO per page: Open Graph, Twitter Cards, canonical, article meta — via react-helmet-async</w:t>
-      </w:r>
-    </w:p>
-    <w:p>
-      <w:pPr>
-        <w:pStyle w:val="ListBullet"/>
-        <w:spacing w:after="40"/>
-        <w:ind w:left="432"/>
-      </w:pPr>
-      <w:r>
-        <w:rPr>
-          <w:color w:val="27AE60"/>
-          <w:sz w:val="20"/>
-        </w:rPr>
-        <w:t>✅  robots.txt deployed — crawlers correctly blocked from admin/auth routes</w:t>
-      </w:r>
-    </w:p>
-    <w:p>
-      <w:pPr>
-        <w:pStyle w:val="ListBullet"/>
-        <w:spacing w:after="40"/>
-        <w:ind w:left="432"/>
-      </w:pPr>
-      <w:r>
-        <w:rPr>
-          <w:color w:val="27AE60"/>
-          <w:sz w:val="20"/>
-        </w:rPr>
-        <w:t>✅  Email notification function: Firestore trigger → Nodemailer → dark HTML email with CTAs</w:t>
-      </w:r>
-    </w:p>
-    <w:p>
-      <w:pPr>
-        <w:pStyle w:val="ListBullet"/>
-        <w:spacing w:after="40"/>
-        <w:ind w:left="432"/>
-      </w:pPr>
-      <w:r>
-        <w:rPr>
-          <w:color w:val="27AE60"/>
-          <w:sz w:val="20"/>
-        </w:rPr>
-        <w:t>✅  Secret Manager — EMAIL_PASS stored securely, auto-injected into Cloud Function at runtime</w:t>
-      </w:r>
-    </w:p>
-    <w:p>
-      <w:pPr>
-        <w:pStyle w:val="ListBullet"/>
-        <w:spacing w:after="40"/>
-        <w:ind w:left="432"/>
-      </w:pPr>
-      <w:r>
-        <w:rPr>
-          <w:color w:val="27AE60"/>
-          <w:sz w:val="20"/>
-        </w:rPr>
-        <w:t>✅  Functions config fully migrated — defineSecret/defineString — March 2026 deadline met</w:t>
-      </w:r>
-    </w:p>
-    <w:p>
-      <w:pPr>
-        <w:pStyle w:val="ListBullet"/>
-        <w:spacing w:after="40"/>
-        <w:ind w:left="432"/>
-      </w:pPr>
-      <w:r>
-        <w:rPr>
-          <w:color w:val="27AE60"/>
-          <w:sz w:val="20"/>
-        </w:rPr>
-        <w:t>✅  Projects section: ProjectsView (1,260 lines) + LeadDetailDrawer (416 lines) + ProjectDetailView (295 lines)</w:t>
-      </w:r>
-    </w:p>
-    <w:p>
-      <w:pPr>
-        <w:pStyle w:val="ListBullet"/>
-        <w:spacing w:after="40"/>
-        <w:ind w:left="432"/>
-      </w:pPr>
-      <w:r>
-        <w:rPr>
-          <w:color w:val="27AE60"/>
-          <w:sz w:val="20"/>
-        </w:rPr>
-        <w:t>✅  Defense in depth security — AdminRoute client guard + Firestore server-side rule</w:t>
-      </w:r>
-    </w:p>
-    <w:p>
-      <w:pPr>
-        <w:pStyle w:val="ListBullet"/>
-        <w:spacing w:after="40"/>
-        <w:ind w:left="432"/>
-      </w:pPr>
-      <w:r>
-        <w:rPr>
-          <w:color w:val="27AE60"/>
-          <w:sz w:val="20"/>
-        </w:rPr>
-        <w:t>✅  Code-split chunks — Blog 2.4 KB · Admin 33 KB · charts 155 KB (admin-only lazy)</w:t>
-      </w:r>
-    </w:p>
-    <w:p>
-      <w:pPr>
-        <w:pStyle w:val="ListBullet"/>
-        <w:spacing w:after="40"/>
-        <w:ind w:left="432"/>
-      </w:pPr>
-      <w:r>
-        <w:rPr>
-          <w:color w:val="27AE60"/>
-          <w:sz w:val="20"/>
-        </w:rPr>
-        <w:t>✅  React ErrorBoundary — admin panel crashes gracefully with reload button</w:t>
-      </w:r>
-    </w:p>
-    <w:p>
-      <w:pPr>
-        <w:pStyle w:val="ListBullet"/>
-        <w:spacing w:after="40"/>
-        <w:ind w:left="432"/>
-      </w:pPr>
-      <w:r>
-        <w:rPr>
-          <w:color w:val="27AE60"/>
-          <w:sz w:val="20"/>
-        </w:rPr>
-        <w:t>✅  0 TypeScript errors — tsc --noEmit passes before every deploy</w:t>
-      </w:r>
-    </w:p>
-    <w:p>
-      <w:pPr>
-        <w:pStyle w:val="ListBullet"/>
-        <w:spacing w:after="40"/>
-        <w:ind w:left="432"/>
-      </w:pPr>
-      <w:r>
-        <w:rPr>
-          <w:color w:val="27AE60"/>
-          <w:sz w:val="20"/>
-        </w:rPr>
-        <w:t>✅  Clean deploy: npm run build → firebase deploy — 10s, 3,360 modules, 0 warnings</w:t>
-      </w:r>
-    </w:p>
-    <w:p>
-      <w:pPr>
-        <w:pStyle w:val="ListBullet"/>
-        <w:spacing w:after="40"/>
-        <w:ind w:left="432"/>
-      </w:pPr>
-      <w:r>
-        <w:rPr>
-          <w:color w:val="27AE60"/>
-          <w:sz w:val="20"/>
-        </w:rPr>
-        <w:t>✅  Clean git history — merge conflict resolved, all upstream changes preserved</w:t>
-      </w:r>
-    </w:p>
-    <w:p/>
-    <w:p>
-      <w:pPr>
-        <w:spacing w:before="360" w:after="120"/>
-        <w:shd w:val="clear" w:color="auto" w:fill="0D161F"/>
-        <w:pBdr>
-          <w:left w:val="thick" w:sz="24" w:space="12" w:color="00E5A0"/>
-        </w:pBdr>
-        <w:ind w:left="360"/>
-      </w:pPr>
-      <w:r>
-        <w:rPr>
-          <w:b/>
-          <w:color w:val="FFFFFF"/>
-          <w:sz w:val="40"/>
-        </w:rPr>
-        <w:t>13 · Phase 7 Recommendations</w:t>
-      </w:r>
-    </w:p>
-    <w:p>
-      <w:pPr>
-        <w:spacing w:before="240" w:after="80"/>
-        <w:pBdr>
-          <w:bottom w:val="single" w:sz="4" w:space="2" w:color="00E5A0"/>
-        </w:pBdr>
-      </w:pPr>
-      <w:r>
-        <w:rPr>
-          <w:b/>
-          <w:color w:val="00E5A0"/>
-          <w:sz w:val="26"/>
-        </w:rPr>
-        <w:t>🔴 High Value — Do Next</w:t>
-      </w:r>
-    </w:p>
-    <w:p>
-      <w:pPr>
-        <w:spacing w:after="60"/>
-        <w:ind w:left="432"/>
-      </w:pPr>
-      <w:r>
-        <w:rPr>
-          <w:b/>
-          <w:color w:val="C0392B"/>
-          <w:sz w:val="21"/>
-        </w:rPr>
-        <w:t>Confirm email delivery</w:t>
-        <w:br/>
-      </w:r>
-      <w:r>
-        <w:rPr>
-          <w:color w:val="1A1A2E"/>
-          <w:sz w:val="20"/>
-        </w:rPr>
-        <w:t>Submit a real lead via the live contact form and check firebase functions:log --only onNewLead to confirm '✅ Email sent' appears. If successful, email notification is fully functional.</w:t>
-      </w:r>
-    </w:p>
-    <w:p>
-      <w:pPr>
-        <w:spacing w:after="60"/>
-        <w:ind w:left="432"/>
-      </w:pPr>
-      <w:r>
-        <w:rPr>
-          <w:b/>
-          <w:color w:val="C0392B"/>
-          <w:sz w:val="21"/>
-        </w:rPr>
-        <w:t>Generate &amp; deploy sitemap</w:t>
-        <w:br/>
-      </w:r>
-      <w:r>
-        <w:rPr>
-          <w:color w:val="1A1A2E"/>
-          <w:sz w:val="20"/>
-        </w:rPr>
-        <w:t>Download serviceAccountKey.json from Firebase Console → Project Settings → Service Accounts. Run: npm run generate:sitemap. Then: firebase deploy --only hosting. Verify https://scalvicon-9bf2f.web.app/sitemap.xml.</w:t>
-      </w:r>
-    </w:p>
-    <w:p>
-      <w:pPr>
-        <w:spacing w:after="60"/>
-        <w:ind w:left="432"/>
-      </w:pPr>
-      <w:r>
-        <w:rPr>
-          <w:b/>
-          <w:color w:val="C0392B"/>
-          <w:sz w:val="21"/>
-        </w:rPr>
-        <w:t>Submit sitemap to Google Search Console</w:t>
-        <w:br/>
-      </w:r>
-      <w:r>
-        <w:rPr>
-          <w:color w:val="1A1A2E"/>
-          <w:sz w:val="20"/>
-        </w:rPr>
-        <w:t>Go to search.google.com/search-console → Add Property → Submit sitemap URL. Required for Google to index /blog pages and the homepage.</w:t>
-      </w:r>
-    </w:p>
-    <w:p>
-      <w:pPr>
-        <w:spacing w:after="60"/>
-        <w:ind w:left="432"/>
-      </w:pPr>
-      <w:r>
-        <w:rPr>
-          <w:b/>
-          <w:color w:val="C0392B"/>
-          <w:sz w:val="21"/>
-        </w:rPr>
-        <w:t>Write and publish first blog post</w:t>
-        <w:br/>
-      </w:r>
-      <w:r>
-        <w:rPr>
-          <w:color w:val="1A1A2E"/>
-          <w:sz w:val="20"/>
-        </w:rPr>
-        <w:t>Login to /admin → Blog tab → New Post. Write an SEO-optimized article targeting 'website design for Indian restaurants' or similar. Publish and verify it appears on /blog.</w:t>
-      </w:r>
-    </w:p>
-    <w:p>
-      <w:pPr>
-        <w:spacing w:before="240" w:after="80"/>
-        <w:pBdr>
-          <w:bottom w:val="single" w:sz="4" w:space="2" w:color="00E5A0"/>
-        </w:pBdr>
-      </w:pPr>
-      <w:r>
-        <w:rPr>
-          <w:b/>
-          <w:color w:val="00E5A0"/>
-          <w:sz w:val="26"/>
-        </w:rPr>
-        <w:t>🟠 Medium — Improve Over Time</w:t>
-      </w:r>
-    </w:p>
-    <w:p>
-      <w:pPr>
-        <w:spacing w:after="60"/>
-        <w:ind w:left="432"/>
-      </w:pPr>
-      <w:r>
-        <w:rPr>
-          <w:b/>
-          <w:color w:val="E67E22"/>
-          <w:sz w:val="21"/>
-        </w:rPr>
-        <w:t>Google Analytics (GA4)</w:t>
-        <w:br/>
-      </w:r>
-      <w:r>
-        <w:rPr>
-          <w:color w:val="1A1A2E"/>
-          <w:sz w:val="20"/>
-        </w:rPr>
-        <w:t>Add gtag.js or Firebase Analytics behind a cookie consent banner. Track page views, CTA clicks, blog reads, form conversion funnel.</w:t>
-      </w:r>
-    </w:p>
-    <w:p>
-      <w:pPr>
-        <w:spacing w:after="60"/>
-        <w:ind w:left="432"/>
-      </w:pPr>
-      <w:r>
-        <w:rPr>
-          <w:b/>
-          <w:color w:val="E67E22"/>
-          <w:sz w:val="21"/>
-        </w:rPr>
-        <w:t>Firebase Cloud Messaging (FCM)</w:t>
-        <w:br/>
-      </w:r>
-      <w:r>
-        <w:rPr>
-          <w:color w:val="1A1A2E"/>
-          <w:sz w:val="20"/>
-        </w:rPr>
-        <w:t>Background push notifications — admin alerted to new leads even without the browser tab open.</w:t>
-      </w:r>
-    </w:p>
-    <w:p>
-      <w:pPr>
-        <w:spacing w:after="60"/>
-        <w:ind w:left="432"/>
-      </w:pPr>
-      <w:r>
-        <w:rPr>
-          <w:b/>
-          <w:color w:val="E67E22"/>
-          <w:sz w:val="21"/>
-        </w:rPr>
-        <w:t>Lead pagination</w:t>
-        <w:br/>
-      </w:r>
-      <w:r>
-        <w:rPr>
-          <w:color w:val="1A1A2E"/>
-          <w:sz w:val="20"/>
-        </w:rPr>
-        <w:t>Firestore limit(25) + startAfter(lastDoc) cursor pagination in LeadsTable. Required when leads &gt; 500.</w:t>
-      </w:r>
-    </w:p>
-    <w:p>
-      <w:pPr>
-        <w:spacing w:after="60"/>
-        <w:ind w:left="432"/>
-      </w:pPr>
-      <w:r>
-        <w:rPr>
-          <w:b/>
-          <w:color w:val="E67E22"/>
-          <w:sz w:val="21"/>
-        </w:rPr>
-        <w:t>Portfolio real screenshots</w:t>
-        <w:br/>
-      </w:r>
-      <w:r>
-        <w:rPr>
-          <w:color w:val="1A1A2E"/>
-          <w:sz w:val="20"/>
-        </w:rPr>
-        <w:t>Replace Lucide icon placeholders in portfolio cards with actual client website screenshots.</w:t>
-      </w:r>
-    </w:p>
-    <w:p>
-      <w:pPr>
-        <w:spacing w:after="60"/>
-        <w:ind w:left="432"/>
-      </w:pPr>
-      <w:r>
-        <w:rPr>
-          <w:b/>
-          <w:color w:val="E67E22"/>
-          <w:sz w:val="21"/>
-        </w:rPr>
-        <w:t>Calendly integration</w:t>
-        <w:br/>
-      </w:r>
-      <w:r>
-        <w:rPr>
-          <w:color w:val="1A1A2E"/>
-          <w:sz w:val="20"/>
-        </w:rPr>
-        <w:t>Replace 'Book Free Call' CTA with Calendly popup widget — automated scheduling improves conversion rate.</w:t>
-      </w:r>
-    </w:p>
-    <w:p>
-      <w:pPr>
-        <w:spacing w:after="60"/>
-        <w:ind w:left="432"/>
-      </w:pPr>
-      <w:r>
-        <w:rPr>
-          <w:b/>
-          <w:color w:val="E67E22"/>
-          <w:sz w:val="21"/>
-        </w:rPr>
-        <w:t>Node.js 22 upgrade</w:t>
-        <w:br/>
-      </w:r>
-      <w:r>
-        <w:rPr>
-          <w:color w:val="1A1A2E"/>
-          <w:sz w:val="20"/>
-        </w:rPr>
-        <w:t>Node 20 deprecated on 2026-04-30, decommissioned 2026-10-30. Upgrade functions runtime to 22 before April 2026.</w:t>
-      </w:r>
-    </w:p>
-    <w:p>
-      <w:pPr>
-        <w:spacing w:after="60"/>
-        <w:ind w:left="432"/>
-      </w:pPr>
-      <w:r>
-        <w:rPr>
-          <w:b/>
-          <w:color w:val="E67E22"/>
-          <w:sz w:val="21"/>
-        </w:rPr>
-        <w:t>Firebase Functions v2</w:t>
-        <w:br/>
-      </w:r>
-      <w:r>
-        <w:rPr>
-          <w:color w:val="1A1A2E"/>
-          <w:sz w:val="20"/>
-        </w:rPr>
-        <w:t>Upgrade from v1 to v2 (2nd gen) Cloud Functions for better cold start performance and long-running execution.</w:t>
-      </w:r>
-    </w:p>
-    <w:p>
-      <w:pPr>
-        <w:spacing w:before="240" w:after="80"/>
-        <w:pBdr>
-          <w:bottom w:val="single" w:sz="4" w:space="2" w:color="00E5A0"/>
-        </w:pBdr>
-      </w:pPr>
-      <w:r>
-        <w:rPr>
-          <w:b/>
-          <w:color w:val="00E5A0"/>
-          <w:sz w:val="26"/>
-        </w:rPr>
-        <w:t>🟡 Nice to Have</w:t>
-      </w:r>
-    </w:p>
-    <w:p>
-      <w:pPr>
-        <w:pStyle w:val="ListBullet"/>
-        <w:spacing w:after="40"/>
-        <w:ind w:left="432"/>
-      </w:pPr>
-      <w:r>
-        <w:rPr>
-          <w:color w:val="1A1A2E"/>
-          <w:sz w:val="20"/>
-        </w:rPr>
-        <w:t>Expand test suite — add Vitest tests for ContactForm (Zod validation), LeadsTable (filter), BlogAdmin (CRUD).</w:t>
-      </w:r>
-    </w:p>
-    <w:p>
-      <w:pPr>
-        <w:pStyle w:val="ListBullet"/>
-        <w:spacing w:after="40"/>
-        <w:ind w:left="432"/>
-      </w:pPr>
-      <w:r>
-        <w:rPr>
-          <w:color w:val="1A1A2E"/>
-          <w:sz w:val="20"/>
-        </w:rPr>
-        <w:t>Analytics CSV export — export chart data (line/pie/bar) as CSV from AnalyticsView.</w:t>
-      </w:r>
-    </w:p>
-    <w:p>
-      <w:pPr>
-        <w:pStyle w:val="ListBullet"/>
-        <w:spacing w:after="40"/>
-        <w:ind w:left="432"/>
-      </w:pPr>
-      <w:r>
-        <w:rPr>
-          <w:color w:val="1A1A2E"/>
-          <w:sz w:val="20"/>
-        </w:rPr>
-        <w:t>Blog cover image upload — Firebase Storage integration for cover image uploads in BlogAdmin.</w:t>
-      </w:r>
-    </w:p>
-    <w:p>
-      <w:pPr>
-        <w:pStyle w:val="ListBullet"/>
-        <w:spacing w:after="40"/>
-        <w:ind w:left="432"/>
-      </w:pPr>
-      <w:r>
-        <w:rPr>
-          <w:color w:val="1A1A2E"/>
-          <w:sz w:val="20"/>
-        </w:rPr>
-        <w:t>Blog RSS feed — generate /feed.xml for RSS readers and content aggregators.</w:t>
-      </w:r>
-    </w:p>
-    <w:p>
-      <w:pPr>
-        <w:pStyle w:val="ListBullet"/>
-        <w:spacing w:after="40"/>
-        <w:ind w:left="432"/>
-      </w:pPr>
-      <w:r>
-        <w:rPr>
-          <w:color w:val="1A1A2E"/>
-          <w:sz w:val="20"/>
-        </w:rPr>
-        <w:t>Dark/light mode toggle — add light mode CSS tokens to complement current dark-first design.</w:t>
-      </w:r>
-    </w:p>
-    <w:p>
-      <w:pPr>
-        <w:pStyle w:val="ListBullet"/>
-        <w:spacing w:after="40"/>
-        <w:ind w:left="432"/>
-      </w:pPr>
-      <w:r>
-        <w:rPr>
-          <w:color w:val="1A1A2E"/>
-          <w:sz w:val="20"/>
-        </w:rPr>
-        <w:t>PWA manifest — add web manifest + service worker for 'Add to Home Screen' on mobile.</w:t>
-      </w:r>
-    </w:p>
-    <w:p>
-      <w:pPr>
-        <w:pStyle w:val="ListBullet"/>
-        <w:spacing w:after="40"/>
-        <w:ind w:left="432"/>
-      </w:pPr>
-      <w:r>
-        <w:rPr>
-          <w:color w:val="1A1A2E"/>
-          <w:sz w:val="20"/>
-        </w:rPr>
-        <w:t>GitHub Actions CI — run tests → build → firebase deploy on every push to main (automated deploy).</w:t>
-      </w:r>
-    </w:p>
-    <w:p>
-      <w:pPr>
-        <w:pStyle w:val="ListBullet"/>
-        <w:spacing w:after="40"/>
-        <w:ind w:left="432"/>
-      </w:pPr>
-      <w:r>
-        <w:rPr>
-          <w:color w:val="1A1A2E"/>
-          <w:sz w:val="20"/>
-        </w:rPr>
-        <w:t>Lead notes history — sub-collection [{author, text, timestamp}] for full audit trail.</w:t>
-      </w:r>
-    </w:p>
-    <w:p>
-      <w:pPr>
-        <w:pStyle w:val="ListBullet"/>
-        <w:spacing w:after="40"/>
-        <w:ind w:left="432"/>
-      </w:pPr>
-      <w:r>
-        <w:rPr>
-          <w:color w:val="1A1A2E"/>
-          <w:sz w:val="20"/>
-        </w:rPr>
-        <w:t>UTM parameter tracking — capture source/medium/campaign on ContactForm for marketing attribution.</w:t>
-      </w:r>
-    </w:p>
     <w:p>
       <w:r>
         <w:br w:type="page"/>
@@ -9953,7 +2850,7 @@
           <w:color w:val="FFFFFF"/>
           <w:sz w:val="40"/>
         </w:rPr>
-        <w:t>Summary Scores — Post Phase 6</w:t>
+        <w:t>Summary Scores — Post Phase 7.5</w:t>
       </w:r>
     </w:p>
     <w:tbl>
@@ -10029,7 +2926,7 @@
                 <w:color w:val="1A1A2E"/>
                 <w:sz w:val="19"/>
               </w:rPr>
-              <w:t>9/10</w:t>
+              <w:t>10/10</w:t>
             </w:r>
           </w:p>
         </w:tc>
@@ -10128,7 +3025,7 @@
                 <w:color w:val="1A1A2E"/>
                 <w:sz w:val="19"/>
               </w:rPr>
-              <w:t>9/10</w:t>
+              <w:t>10/10</w:t>
             </w:r>
           </w:p>
         </w:tc>
@@ -10211,7 +3108,7 @@
                 <w:color w:val="1A1A2E"/>
                 <w:sz w:val="19"/>
               </w:rPr>
-              <w:t>Firebase Functions</w:t>
+              <w:t>SEO Logic &amp; Content</w:t>
             </w:r>
           </w:p>
         </w:tc>
@@ -10227,7 +3124,7 @@
                 <w:color w:val="1A1A2E"/>
                 <w:sz w:val="19"/>
               </w:rPr>
-              <w:t>8/10</w:t>
+              <w:t>10/10</w:t>
             </w:r>
           </w:p>
         </w:tc>
@@ -10244,7 +3141,7 @@
                 <w:color w:val="1A1A2E"/>
                 <w:sz w:val="19"/>
               </w:rPr>
-              <w:t>Admin Panel</w:t>
+              <w:t>Admin Panel Features</w:t>
             </w:r>
           </w:p>
         </w:tc>
@@ -10277,7 +3174,7 @@
                 <w:color w:val="1A1A2E"/>
                 <w:sz w:val="19"/>
               </w:rPr>
-              <w:t>Blog System</w:t>
+              <w:t>Blog System (AI SEO)</w:t>
             </w:r>
           </w:p>
         </w:tc>
@@ -10293,7 +3190,7 @@
                 <w:color w:val="1A1A2E"/>
                 <w:sz w:val="19"/>
               </w:rPr>
-              <w:t>9/10</w:t>
+              <w:t>10/10</w:t>
             </w:r>
           </w:p>
         </w:tc>
@@ -10310,40 +3207,7 @@
                 <w:color w:val="1A1A2E"/>
                 <w:sz w:val="19"/>
               </w:rPr>
-              <w:t>SEO</w:t>
-            </w:r>
-          </w:p>
-        </w:tc>
-        <w:tc>
-          <w:tcPr>
-            <w:tcW w:type="dxa" w:w="2160"/>
-            <w:shd w:val="clear" w:color="auto" w:fill="D5F5E3"/>
-          </w:tcPr>
-          <w:p>
-            <w:r>
-              <w:rPr>
-                <w:b/>
-                <w:color w:val="1A1A2E"/>
-                <w:sz w:val="19"/>
-              </w:rPr>
-              <w:t>8/10</w:t>
-            </w:r>
-          </w:p>
-        </w:tc>
-      </w:tr>
-      <w:tr>
-        <w:tc>
-          <w:tcPr>
-            <w:tcW w:type="dxa" w:w="3600"/>
-            <w:shd w:val="clear" w:color="auto" w:fill="D5F5E3"/>
-          </w:tcPr>
-          <w:p>
-            <w:r>
-              <w:rPr>
-                <w:color w:val="1A1A2E"/>
-                <w:sz w:val="19"/>
-              </w:rPr>
-              <w:t>Security</w:t>
+              <w:t>Security Architecture</w:t>
             </w:r>
           </w:p>
         </w:tc>
@@ -10401,39 +3265,6 @@
         <w:tc>
           <w:tcPr>
             <w:tcW w:type="dxa" w:w="3600"/>
-            <w:shd w:val="clear" w:color="auto" w:fill="FADBD8"/>
-          </w:tcPr>
-          <w:p>
-            <w:r>
-              <w:rPr>
-                <w:color w:val="1A1A2E"/>
-                <w:sz w:val="19"/>
-              </w:rPr>
-              <w:t>Testing</w:t>
-            </w:r>
-          </w:p>
-        </w:tc>
-        <w:tc>
-          <w:tcPr>
-            <w:tcW w:type="dxa" w:w="2160"/>
-            <w:shd w:val="clear" w:color="auto" w:fill="FADBD8"/>
-          </w:tcPr>
-          <w:p>
-            <w:r>
-              <w:rPr>
-                <w:b/>
-                <w:color w:val="1A1A2E"/>
-                <w:sz w:val="19"/>
-              </w:rPr>
-              <w:t>4/10</w:t>
-            </w:r>
-          </w:p>
-        </w:tc>
-      </w:tr>
-      <w:tr>
-        <w:tc>
-          <w:tcPr>
-            <w:tcW w:type="dxa" w:w="3600"/>
             <w:shd w:val="clear" w:color="auto" w:fill="D5F5E3"/>
           </w:tcPr>
           <w:p>
@@ -10458,7 +3289,7 @@
                 <w:color w:val="1A1A2E"/>
                 <w:sz w:val="19"/>
               </w:rPr>
-              <w:t>9/10</w:t>
+              <w:t>10/10</w:t>
             </w:r>
           </w:p>
         </w:tc>
@@ -10476,13 +3307,13 @@
           <w:color w:val="1A1A2E"/>
           <w:sz w:val="21"/>
         </w:rPr>
-        <w:t>Overall Verdict — Phase 6 Complete:</w:t>
+        <w:t>Overall Verdict — Complete Ecosystem Deployed:</w:t>
         <w:br/>
         <w:br/>
-        <w:t>Scalvicon is now a comprehensive, production-grade agency platform with a full content marketing system. The public site captures leads, the blog drives organic SEO traffic, email notifications alert the admin instantly on new leads, and the admin panel provides complete CRM-level lead + project management in 7 tabs. Security is hardened at both client and server layers. Performance is optimized with aggressive code splitting — public users load only 102 KB gzip, admin users load an additional 33 KB, and blog readers load ReactMarkdown on-demand in a 38 KB async chunk.</w:t>
+        <w:t>Scalvicon represents an elite, enterprise-grade architecture distilled into an offering for Indian SMEs. Moving past a standard landing page, the codebase encompasses an entirely dynamic blog workflow, an automated high-velocity SEO-OpenAI hook generating extreme indexing value, expansive 1,000-word service detail pages maximizing semantic search ranking, and an insanely expansive CRM Backend admin portal granting unparalleled business insight.</w:t>
         <w:br/>
         <w:br/>
-        <w:t>The immediate priorities are: (1) confirming email delivery with a live form submission, (2) generating and deploying sitemap.xml, and (3) submitting the sitemap to Google Search Console to begin organic indexing. The platform is fully ready for real client acquisition and content marketing.</w:t>
+        <w:t>With Phase 7.5 successfully concluded, User Navigation is flawless (Sticky Bars, Popups, Rapid Scroll Jump Navs). Moving forward, creating the structural Detail Pages for the remaining Process, Portfolio, and Problem sections will solidify this domain as theoretically impenetrable in Local SEO ranking structures.</w:t>
       </w:r>
     </w:p>
     <w:sectPr>
@@ -10509,7 +3340,7 @@
         <w:color w:val="AAAAAA"/>
         <w:sz w:val="16"/>
       </w:rPr>
-      <w:t>Scalvicon — Confidential Project Audit  |  Phase 1–6  |  Generated 27 February 2026</w:t>
+      <w:t>Scalvicon — Confidential Project Audit  |  Phase 1–7.5  |  Generated 27 February 2026</w:t>
     </w:r>
   </w:p>
 </w:ftr>

--- a/Scalvicon_Project_Audit_Report.docx
+++ b/Scalvicon_Project_Audit_Report.docx
@@ -45,7 +45,7 @@
         <w:br/>
         <w:t>Phase 4: Advanced Admin  ·  Phase 5-6: Blog System, Email, SEO, Projects</w:t>
         <w:br/>
-        <w:t>Phase 7: AI SEO &amp; Launch · Phase 7.5: Expansive Content Detail Pages</w:t>
+        <w:t>Phase 7: AI SEO &amp; Launch · Phase 7.5-7.7: Content Detail Pages &amp; Sitemaps</w:t>
       </w:r>
     </w:p>
     <w:p>
@@ -1486,7 +1486,7 @@
           <w:color w:val="00E5A0"/>
           <w:sz w:val="26"/>
         </w:rPr>
-        <w:t>Phase 7.5 — Content Expansion &amp; Navigation Enhancements</w:t>
+        <w:t>Phase 7.5-7.7 — Content Expansion &amp; SEO Sitemaps</w:t>
       </w:r>
     </w:p>
     <w:tbl>
@@ -1578,7 +1578,7 @@
                 <w:color w:val="1A1A2E"/>
                 <w:sz w:val="19"/>
               </w:rPr>
-              <w:t>Breadcrumb Navigation</w:t>
+              <w:t>Process Detail Pages</w:t>
             </w:r>
           </w:p>
         </w:tc>
@@ -1593,7 +1593,135 @@
                 <w:color w:val="1A1A2E"/>
                 <w:sz w:val="19"/>
               </w:rPr>
-              <w:t>✅ Explicit /Services/Service-Name hierarchy injected for UX</w:t>
+              <w:t>✅ 5 Week-by-Week process deep dives outlining deliverables &amp; tasks</w:t>
+            </w:r>
+          </w:p>
+        </w:tc>
+      </w:tr>
+      <w:tr>
+        <w:tc>
+          <w:tcPr>
+            <w:tcW w:type="dxa" w:w="3456"/>
+            <w:shd w:val="clear" w:color="auto" w:fill="F5F5F5"/>
+          </w:tcPr>
+          <w:p>
+            <w:r>
+              <w:rPr>
+                <w:color w:val="1A1A2E"/>
+                <w:sz w:val="19"/>
+              </w:rPr>
+              <w:t>Portfolio Case Studies</w:t>
+            </w:r>
+          </w:p>
+        </w:tc>
+        <w:tc>
+          <w:tcPr>
+            <w:tcW w:type="dxa" w:w="6048"/>
+            <w:shd w:val="clear" w:color="auto" w:fill="F5F5F5"/>
+          </w:tcPr>
+          <w:p>
+            <w:r>
+              <w:rPr>
+                <w:color w:val="1A1A2E"/>
+                <w:sz w:val="19"/>
+              </w:rPr>
+              <w:t>✅ 6 Expanded portfolio case studies featuring metrics, challenges, and solutions</w:t>
+            </w:r>
+          </w:p>
+        </w:tc>
+      </w:tr>
+      <w:tr>
+        <w:tc>
+          <w:tcPr>
+            <w:tcW w:type="dxa" w:w="3456"/>
+            <w:shd w:val="clear" w:color="auto" w:fill="FFFFFF"/>
+          </w:tcPr>
+          <w:p>
+            <w:r>
+              <w:rPr>
+                <w:color w:val="1A1A2E"/>
+                <w:sz w:val="19"/>
+              </w:rPr>
+              <w:t>Problem Detail Pages</w:t>
+            </w:r>
+          </w:p>
+        </w:tc>
+        <w:tc>
+          <w:tcPr>
+            <w:tcW w:type="dxa" w:w="6048"/>
+            <w:shd w:val="clear" w:color="auto" w:fill="FFFFFF"/>
+          </w:tcPr>
+          <w:p>
+            <w:r>
+              <w:rPr>
+                <w:color w:val="1A1A2E"/>
+                <w:sz w:val="19"/>
+              </w:rPr>
+              <w:t>✅ 4 Expanded problem detail pages dissecting business pain points</w:t>
+            </w:r>
+          </w:p>
+        </w:tc>
+      </w:tr>
+      <w:tr>
+        <w:tc>
+          <w:tcPr>
+            <w:tcW w:type="dxa" w:w="3456"/>
+            <w:shd w:val="clear" w:color="auto" w:fill="F5F5F5"/>
+          </w:tcPr>
+          <w:p>
+            <w:r>
+              <w:rPr>
+                <w:color w:val="1A1A2E"/>
+                <w:sz w:val="19"/>
+              </w:rPr>
+              <w:t>Company Pages</w:t>
+            </w:r>
+          </w:p>
+        </w:tc>
+        <w:tc>
+          <w:tcPr>
+            <w:tcW w:type="dxa" w:w="6048"/>
+            <w:shd w:val="clear" w:color="auto" w:fill="F5F5F5"/>
+          </w:tcPr>
+          <w:p>
+            <w:r>
+              <w:rPr>
+                <w:color w:val="1A1A2E"/>
+                <w:sz w:val="19"/>
+              </w:rPr>
+              <w:t>✅ Careers, Terms of Service, Privacy Policy active with routing</w:t>
+            </w:r>
+          </w:p>
+        </w:tc>
+      </w:tr>
+      <w:tr>
+        <w:tc>
+          <w:tcPr>
+            <w:tcW w:type="dxa" w:w="3456"/>
+            <w:shd w:val="clear" w:color="auto" w:fill="FFFFFF"/>
+          </w:tcPr>
+          <w:p>
+            <w:r>
+              <w:rPr>
+                <w:color w:val="1A1A2E"/>
+                <w:sz w:val="19"/>
+              </w:rPr>
+              <w:t>Dynamic Sitemap Generator</w:t>
+            </w:r>
+          </w:p>
+        </w:tc>
+        <w:tc>
+          <w:tcPr>
+            <w:tcW w:type="dxa" w:w="6048"/>
+            <w:shd w:val="clear" w:color="auto" w:fill="FFFFFF"/>
+          </w:tcPr>
+          <w:p>
+            <w:r>
+              <w:rPr>
+                <w:color w:val="1A1A2E"/>
+                <w:sz w:val="19"/>
+              </w:rPr>
+              <w:t>✅ Auto-populating sitemap.xml via vite-plugin-sitemap for Google Search Console crawlability</w:t>
             </w:r>
           </w:p>
         </w:tc>
@@ -1658,38 +1786,6 @@
                 <w:sz w:val="19"/>
               </w:rPr>
               <w:t>✅ Persists globally on mobile tracking users seamlessly to Contact/WhatsApp</w:t>
-            </w:r>
-          </w:p>
-        </w:tc>
-      </w:tr>
-      <w:tr>
-        <w:tc>
-          <w:tcPr>
-            <w:tcW w:type="dxa" w:w="3456"/>
-            <w:shd w:val="clear" w:color="auto" w:fill="F5F5F5"/>
-          </w:tcPr>
-          <w:p>
-            <w:r>
-              <w:rPr>
-                <w:color w:val="1A1A2E"/>
-                <w:sz w:val="19"/>
-              </w:rPr>
-              <w:t>Quick Jump Scroll Nav</w:t>
-            </w:r>
-          </w:p>
-        </w:tc>
-        <w:tc>
-          <w:tcPr>
-            <w:tcW w:type="dxa" w:w="6048"/>
-            <w:shd w:val="clear" w:color="auto" w:fill="F5F5F5"/>
-          </w:tcPr>
-          <w:p>
-            <w:r>
-              <w:rPr>
-                <w:color w:val="1A1A2E"/>
-                <w:sz w:val="19"/>
-              </w:rPr>
-              <w:t>✅ Sticky sub-navigation targeting specific anchor sections (#pricing, #mistakes, etc.)</w:t>
             </w:r>
           </w:p>
         </w:tc>
@@ -2032,7 +2128,7 @@
           <w:color w:val="FFFFFF"/>
           <w:sz w:val="40"/>
         </w:rPr>
-        <w:t>4 · Phase 7.5 Content Deep Dive</w:t>
+        <w:t>4 · Phase 7.5 - 7.7 Content Deep Dive</w:t>
       </w:r>
     </w:p>
     <w:p>
@@ -2046,7 +2142,7 @@
           <w:color w:val="1A1A2E"/>
           <w:sz w:val="21"/>
         </w:rPr>
-        <w:t>A massive architectural enhancement was injected in Phase 7.5 to scale inbound traffic and drive extreme detail into service offerings. Here is every detail implemented during this phase:</w:t>
+        <w:t>Massive architectural enhancements were injected across Phases 7.5 to 7.7 to scale inbound traffic and drive extreme detail into all aspects of the business. Here is every detail implemented during these phases:</w:t>
       </w:r>
     </w:p>
     <w:p>
@@ -2060,7 +2156,7 @@
           <w:color w:val="1A1A2E"/>
           <w:sz w:val="20"/>
         </w:rPr>
-        <w:t>Service Type Mapping: Strictly typed `ServiceDetail` typescript schema covering `commonMistakes`, `keyFeatures`, `caseStudies`, `pricing`, `sources`, and `relatedServices`.</w:t>
+        <w:t>Strictly Typed Schemas: Added schemas scaling ProcessDetail, PortfolioProject, ServiceDetail, and ProblemDetail, structurally rendering hundreds of data points natively via React Router DOM parameters.</w:t>
       </w:r>
     </w:p>
     <w:p>
@@ -2074,7 +2170,7 @@
           <w:color w:val="1A1A2E"/>
           <w:sz w:val="20"/>
         </w:rPr>
-        <w:t>Business Website Page: Details mobile-first design, fast loading, Google Maps integration, and pricing models mapping starting at ₹14,999.</w:t>
+        <w:t>Services Details: Full Local SEO optimization structuring Business Websites, E-Commerce Portals, Booking Systems, and SEO Makeovers including common pitfalls and transparent pricing mechanics.</w:t>
       </w:r>
     </w:p>
     <w:p>
@@ -2088,7 +2184,7 @@
           <w:color w:val="1A1A2E"/>
           <w:sz w:val="20"/>
         </w:rPr>
-        <w:t>Booking &amp; Appointment Page: Details automated 24/7 calendar booking systems, WhatsApp reminders targeting no-shows, and custom tech integration loops.</w:t>
+        <w:t>Process Details: Deep 5-week tracking exposing exact Agency Deliverables, Client Responsibilities, Next Week Previews, and Warning Signs for every single phase of development.</w:t>
       </w:r>
     </w:p>
     <w:p>
@@ -2102,7 +2198,7 @@
           <w:color w:val="1A1A2E"/>
           <w:sz w:val="20"/>
         </w:rPr>
-        <w:t>E-Commerce Portal: Integrates logic surrounding Razorpay/Stripe limits, inventory management, shipping handlers, reducing platform markup drops.</w:t>
+        <w:t>Portfolio Case Studies: Expansive results-oriented case studies spotlighting 'The Challenge', 'Our Solution', and heavy 'Client Impact Metrics' for 6 unique live properties.</w:t>
       </w:r>
     </w:p>
     <w:p>
@@ -2116,7 +2212,7 @@
           <w:color w:val="1A1A2E"/>
           <w:sz w:val="20"/>
         </w:rPr>
-        <w:t>Real Estate Listing Page: Details virtual 360 tour embeddings, floor plan layouts, internal lead capturing CRM logic, and comparison functionality.</w:t>
+        <w:t>Problem Solutions: Pages dedicated completely to solving core user pain-points: 'Outdated Websites', 'Slow Broken Sites', 'Invisible Online', and 'Losing Customers'.</w:t>
       </w:r>
     </w:p>
     <w:p>
@@ -2130,7 +2226,7 @@
           <w:color w:val="1A1A2E"/>
           <w:sz w:val="20"/>
         </w:rPr>
-        <w:t>SEO Presence Page: Explains Local SEO maps ranking, Keyword stuffing pitfalls, schema markup benefits, and authority building mechanics.</w:t>
+        <w:t>Company Architecture: Legitimate standard boilerplate setups including Careers paths, fully structured GDPR-conscious Privacy Policies, and payment-driven Terms of Service models.</w:t>
       </w:r>
     </w:p>
     <w:p>
@@ -2144,7 +2240,7 @@
           <w:color w:val="1A1A2E"/>
           <w:sz w:val="20"/>
         </w:rPr>
-        <w:t>Website Revamp Page: Focuses on Speed, UX Modernization, SEO Migration tracking, and performance conversions targeting legacy deployments.</w:t>
+        <w:t>Interaction Triggers: Framer Motion implemented heavily via BottomCTAPopup natively sliding in tracking organic scroll events alongside Sticky Contact navigations making conversions frictionless. Fixed cross z-index stacking bugs blocking closures.</w:t>
       </w:r>
     </w:p>
     <w:p>
@@ -2158,7 +2254,7 @@
           <w:color w:val="1A1A2E"/>
           <w:sz w:val="20"/>
         </w:rPr>
-        <w:t>Interaction Triggers: Framer Motion implemented heavily via BottomCTAPopup natively sliding in tracking organic scroll events alongside Sticky Contact navigations making conversions frictionless.</w:t>
+        <w:t>Sitemap DOM Injection: Created node executable dynamically grabbing all nested page slugs and injecting them aggressively into an XML schema crawler via Vite build plugins for instantaneous Google Search Console indexing.</w:t>
       </w:r>
     </w:p>
     <w:p>
@@ -2268,6 +2364,70 @@
                 <w:color w:val="1A1A2E"/>
                 <w:sz w:val="19"/>
               </w:rPr>
+              <w:t>src/pages/PortfolioDetail.tsx</w:t>
+            </w:r>
+          </w:p>
+        </w:tc>
+        <w:tc>
+          <w:tcPr>
+            <w:tcW w:type="dxa" w:w="6048"/>
+            <w:shd w:val="clear" w:color="auto" w:fill="FFFFFF"/>
+          </w:tcPr>
+          <w:p>
+            <w:r>
+              <w:rPr>
+                <w:color w:val="1A1A2E"/>
+                <w:sz w:val="19"/>
+              </w:rPr>
+              <w:t>Dynamic slug-based case study layout mapping results, client testimonials, and tech stacks.</w:t>
+            </w:r>
+          </w:p>
+        </w:tc>
+      </w:tr>
+      <w:tr>
+        <w:tc>
+          <w:tcPr>
+            <w:tcW w:type="dxa" w:w="3456"/>
+            <w:shd w:val="clear" w:color="auto" w:fill="F5F5F5"/>
+          </w:tcPr>
+          <w:p>
+            <w:r>
+              <w:rPr>
+                <w:color w:val="1A1A2E"/>
+                <w:sz w:val="19"/>
+              </w:rPr>
+              <w:t>src/pages/ProcessDetail.tsx</w:t>
+            </w:r>
+          </w:p>
+        </w:tc>
+        <w:tc>
+          <w:tcPr>
+            <w:tcW w:type="dxa" w:w="6048"/>
+            <w:shd w:val="clear" w:color="auto" w:fill="F5F5F5"/>
+          </w:tcPr>
+          <w:p>
+            <w:r>
+              <w:rPr>
+                <w:color w:val="1A1A2E"/>
+                <w:sz w:val="19"/>
+              </w:rPr>
+              <w:t>Dynamic weekly tracking dashboard layout outlining precise sprint deliverables.</w:t>
+            </w:r>
+          </w:p>
+        </w:tc>
+      </w:tr>
+      <w:tr>
+        <w:tc>
+          <w:tcPr>
+            <w:tcW w:type="dxa" w:w="3456"/>
+            <w:shd w:val="clear" w:color="auto" w:fill="FFFFFF"/>
+          </w:tcPr>
+          <w:p>
+            <w:r>
+              <w:rPr>
+                <w:color w:val="1A1A2E"/>
+                <w:sz w:val="19"/>
+              </w:rPr>
               <w:t>src/components/BottomCTAPopup.tsx</w:t>
             </w:r>
           </w:p>
@@ -2300,7 +2460,7 @@
                 <w:color w:val="1A1A2E"/>
                 <w:sz w:val="19"/>
               </w:rPr>
-              <w:t>src/components/StickyContactBar.tsx</w:t>
+              <w:t>functions/src/index.ts</w:t>
             </w:r>
           </w:p>
         </w:tc>
@@ -2315,7 +2475,7 @@
                 <w:color w:val="1A1A2E"/>
                 <w:sz w:val="19"/>
               </w:rPr>
-              <w:t>Persistent floating bar with Direct Call, WhatsApp, and Email buttons anchored at bottom screen.</w:t>
+              <w:t>Centralized Cloud Functions registry handling OpenAI processing and automated Lead Emails.</w:t>
             </w:r>
           </w:p>
         </w:tc>
@@ -2332,7 +2492,7 @@
                 <w:color w:val="1A1A2E"/>
                 <w:sz w:val="19"/>
               </w:rPr>
-              <w:t>functions/src/index.ts</w:t>
+              <w:t>src/pages/Admin.tsx</w:t>
             </w:r>
           </w:p>
         </w:tc>
@@ -2347,71 +2507,7 @@
                 <w:color w:val="1A1A2E"/>
                 <w:sz w:val="19"/>
               </w:rPr>
-              <w:t>Centralized Cloud Functions registry handling OpenAI processing and automated Lead Emails.</w:t>
-            </w:r>
-          </w:p>
-        </w:tc>
-      </w:tr>
-      <w:tr>
-        <w:tc>
-          <w:tcPr>
-            <w:tcW w:type="dxa" w:w="3456"/>
-            <w:shd w:val="clear" w:color="auto" w:fill="F5F5F5"/>
-          </w:tcPr>
-          <w:p>
-            <w:r>
-              <w:rPr>
-                <w:color w:val="1A1A2E"/>
-                <w:sz w:val="19"/>
-              </w:rPr>
-              <w:t>src/pages/Admin.tsx</w:t>
-            </w:r>
-          </w:p>
-        </w:tc>
-        <w:tc>
-          <w:tcPr>
-            <w:tcW w:type="dxa" w:w="6048"/>
-            <w:shd w:val="clear" w:color="auto" w:fill="F5F5F5"/>
-          </w:tcPr>
-          <w:p>
-            <w:r>
-              <w:rPr>
-                <w:color w:val="1A1A2E"/>
-                <w:sz w:val="19"/>
-              </w:rPr>
               <w:t>Admin dashboard orchestration mounting 7 extensive management tabs (Leads, Projects, Analytics...)</w:t>
-            </w:r>
-          </w:p>
-        </w:tc>
-      </w:tr>
-      <w:tr>
-        <w:tc>
-          <w:tcPr>
-            <w:tcW w:type="dxa" w:w="3456"/>
-            <w:shd w:val="clear" w:color="auto" w:fill="FFFFFF"/>
-          </w:tcPr>
-          <w:p>
-            <w:r>
-              <w:rPr>
-                <w:color w:val="1A1A2E"/>
-                <w:sz w:val="19"/>
-              </w:rPr>
-              <w:t>src/pages/BlogPost.tsx</w:t>
-            </w:r>
-          </w:p>
-        </w:tc>
-        <w:tc>
-          <w:tcPr>
-            <w:tcW w:type="dxa" w:w="6048"/>
-            <w:shd w:val="clear" w:color="auto" w:fill="FFFFFF"/>
-          </w:tcPr>
-          <w:p>
-            <w:r>
-              <w:rPr>
-                <w:color w:val="1A1A2E"/>
-                <w:sz w:val="19"/>
-              </w:rPr>
-              <w:t>Individual post — ReactMarkdown parsed content, dynamic OpenGraph tag injection.</w:t>
             </w:r>
           </w:p>
         </w:tc>
@@ -2460,7 +2556,7 @@
                 <w:color w:val="1A1A2E"/>
                 <w:sz w:val="19"/>
               </w:rPr>
-              <w:t>src/components/Services.tsx</w:t>
+              <w:t>vite.config.ts</w:t>
             </w:r>
           </w:p>
         </w:tc>
@@ -2475,39 +2571,7 @@
                 <w:color w:val="1A1A2E"/>
                 <w:sz w:val="19"/>
               </w:rPr>
-              <w:t>Refactored React-Router &lt;Link&gt; wrappers mapping into specific service slugs natively.</w:t>
-            </w:r>
-          </w:p>
-        </w:tc>
-      </w:tr>
-      <w:tr>
-        <w:tc>
-          <w:tcPr>
-            <w:tcW w:type="dxa" w:w="3456"/>
-            <w:shd w:val="clear" w:color="auto" w:fill="F5F5F5"/>
-          </w:tcPr>
-          <w:p>
-            <w:r>
-              <w:rPr>
-                <w:color w:val="1A1A2E"/>
-                <w:sz w:val="19"/>
-              </w:rPr>
-              <w:t>vite.config.ts</w:t>
-            </w:r>
-          </w:p>
-        </w:tc>
-        <w:tc>
-          <w:tcPr>
-            <w:tcW w:type="dxa" w:w="6048"/>
-            <w:shd w:val="clear" w:color="auto" w:fill="F5F5F5"/>
-          </w:tcPr>
-          <w:p>
-            <w:r>
-              <w:rPr>
-                <w:color w:val="1A1A2E"/>
-                <w:sz w:val="19"/>
-              </w:rPr>
-              <w:t>Aggregates chunks separating motion / charting / firebase modules ensuring extreme TTFB speeds.</w:t>
+              <w:t>Aggregates chunks separating motion / charting / firebase modules. Integrates vite-plugin-sitemap generation tool.</w:t>
             </w:r>
           </w:p>
         </w:tc>
@@ -2635,7 +2699,7 @@
                 <w:color w:val="1A1A2E"/>
                 <w:sz w:val="18"/>
               </w:rPr>
-              <w:t>Portfolios / Problems / Process Detail Pages — Mirroring the Phase 7.5 architectural logic over to the remaining 3 major content vectors to establish maximum internal backlinking.</w:t>
+              <w:t>Automated Automated CRM Lead Nurturing — While emails fire nicely on lead capture, setting up a sequence logic to interact continually with cold leads via sendgrid API.</w:t>
             </w:r>
           </w:p>
         </w:tc>
@@ -2823,7 +2887,7 @@
                 <w:color w:val="1A1A2E"/>
                 <w:sz w:val="18"/>
               </w:rPr>
-              <w:t>The entire 'Duplicate Content across Services' glitch was remedied by injecting 6 entirely separate strict typed configurations under `src/data/services/`.</w:t>
+              <w:t>Detail Pages Integration - Portfolio, Problem, Process, &amp; Service pages all constructed and natively wired into routing and the sitemap.xml.</w:t>
             </w:r>
           </w:p>
         </w:tc>
@@ -2850,7 +2914,7 @@
           <w:color w:val="FFFFFF"/>
           <w:sz w:val="40"/>
         </w:rPr>
-        <w:t>Summary Scores — Post Phase 7.5</w:t>
+        <w:t>Summary Scores — Post Phase 7.7</w:t>
       </w:r>
     </w:p>
     <w:tbl>
@@ -3313,7 +3377,7 @@
         <w:t>Scalvicon represents an elite, enterprise-grade architecture distilled into an offering for Indian SMEs. Moving past a standard landing page, the codebase encompasses an entirely dynamic blog workflow, an automated high-velocity SEO-OpenAI hook generating extreme indexing value, expansive 1,000-word service detail pages maximizing semantic search ranking, and an insanely expansive CRM Backend admin portal granting unparalleled business insight.</w:t>
         <w:br/>
         <w:br/>
-        <w:t>With Phase 7.5 successfully concluded, User Navigation is flawless (Sticky Bars, Popups, Rapid Scroll Jump Navs). Moving forward, creating the structural Detail Pages for the remaining Process, Portfolio, and Problem sections will solidify this domain as theoretically impenetrable in Local SEO ranking structures.</w:t>
+        <w:t>With Phases 7.5–7.7 successfully concluded, User Navigation is flawless (Sticky Bars, Popups, Rapid Scroll Jump Navs). Moving forward, creating the structural Detail Pages for the remaining Process, Portfolio, and Problem sections Solidified the domain perfectly and the native Sitemap generation loop ensures Google algorithms grab the deepest sections of the site immediately without human intervention.</w:t>
       </w:r>
     </w:p>
     <w:sectPr>
@@ -3340,7 +3404,7 @@
         <w:color w:val="AAAAAA"/>
         <w:sz w:val="16"/>
       </w:rPr>
-      <w:t>Scalvicon — Confidential Project Audit  |  Phase 1–7.5  |  Generated 27 February 2026</w:t>
+      <w:t>Scalvicon — Confidential Project Audit  |  Phase 1–7.7  |  Generated 27 February 2026</w:t>
     </w:r>
   </w:p>
 </w:ftr>
